--- a/revised/CAIE_main_revised.docx
+++ b/revised/CAIE_main_revised.docx
@@ -60,13 +60,13 @@
           <w:i/>
           <w:iCs/>
         </w:rPr>
-        <w:t xml:space="preserve">Keywords:</w:t>
-      </w:r>
-      <w:r>
-        <w:t xml:space="preserve"> </w:t>
-      </w:r>
-      <w:r>
-        <w:t xml:space="preserve">Real options ; Stage-gate screening ; Regulatory ambiguity ; Group decision support ; CCUS investment</w:t>
+        <w:t xml:space="preserve">Keywords.</w:t>
+      </w:r>
+      <w:r>
+        <w:t xml:space="preserve"> </w:t>
+      </w:r>
+      <w:r>
+        <w:t xml:space="preserve">Real options, Stage-gate screening, Regulatory ambiguity, Group decision support, CCUS investment</w:t>
       </w:r>
     </w:p>
     <w:bookmarkStart w:id="9" w:name="introduction"/>
@@ -100,7 +100,7 @@
         <w:pStyle w:val="BodyText"/>
       </w:pPr>
       <w:r>
-        <w:t xml:space="preserve">Committee members may receive the same engineering, cost, and policy evidence and still place different weights on adverse regulatory scenarios. A single trigger can conceal these differences. A conventional real-options analysis returns one project-level trigger, usually under a representative ambiguity attitude. Member-level dispersion therefore disappears at the modeling stage. Committee decision-support procedures may retain individual assessments but aggregate them into a score, a ranking, or a vote before reporting. In both cases, the assessments are compressed before anyone checks whether their implied classifications agree. The resulting summary does not show whether aggregation preserves the member-level screening outcomes.</w:t>
+        <w:t xml:space="preserve">Committee members may receive the same engineering, cost, and policy evidence and still place different weights on adverse regulatory scenarios. A single trigger can conceal these differences. A conventional real-options analysis returns one project-level trigger, usually under a representative ambiguity attitude. Member-level dispersion therefore disappears at the modeling stage. Committee decision-support procedures may retain individual assessments but aggregate them into a score, a ranking, or a vote before reporting. In both cases, the assessments are compressed before anyone checks whether their implied classifications agree.</w:t>
       </w:r>
     </w:p>
     <w:p>
@@ -116,7 +116,32 @@
         <w:pStyle w:val="BodyText"/>
       </w:pPr>
       <w:r>
-        <w:t xml:space="preserve">This paper examined when member heterogeneity changes the current gate classification. It also examined how this information can be reported without aggregating member thresholds in advance. Both questions are posed with an ordered ambiguity set common to all members. Members differ only in their recorded weights on the adverse endpoint of this set. Member triggers follow a closed-form affine rule, which approximates a separately optimized benchmark. The two rules can therefore classify the same price differently. We also determined the conditions under which the affine report may be released alone, and the computation required at a gate outside these conditions.</w:t>
+        <w:t xml:space="preserve">This paper examined when member heterogeneity changes the current gate classification. It also examined how this information can be reported without aggregating member thresholds in advance. Both questions are posed with an ordered ambiguity set common to all members. Members differ only in their recorded weights on the adverse endpoint of this set. Member triggers follow a closed-form affine endpoint rule. Its accuracy is measured against the</w:t>
+      </w:r>
+      <w:r>
+        <w:t xml:space="preserve"> </w:t>
+      </w:r>
+      <m:oMath>
+        <m:r>
+          <m:t>α</m:t>
+        </m:r>
+      </m:oMath>
+      <w:r>
+        <w:t xml:space="preserve">-maxmin expected utility (</w:t>
+      </w:r>
+      <m:oMath>
+        <m:r>
+          <m:t>α</m:t>
+        </m:r>
+        <m:r>
+          <m:rPr>
+            <m:nor/>
+          </m:rPr>
+          <m:t>-MEU</m:t>
+        </m:r>
+      </m:oMath>
+      <w:r>
+        <w:t xml:space="preserve">) optimum under the same model inputs. The two rules can classify the same price differently. We therefore also determined the conditions under which the affine report may be released alone, and the computation required at other gates.</w:t>
       </w:r>
     </w:p>
     <w:p>
@@ -132,32 +157,88 @@
         <w:pStyle w:val="BodyText"/>
       </w:pPr>
       <w:r>
-        <w:t xml:space="preserve">An affine endpoint rule maps each recorded weight to a member trigger. The rule is stipulated as a reporting convention. Its accuracy is measured against the</w:t>
+        <w:t xml:space="preserve">The running example is a committee screening a carbon capture, utilization, and storage (CCUS) retrofit of a coal-fired power plant. The retrofit costs</w:t>
       </w:r>
       <w:r>
         <w:t xml:space="preserve"> </w:t>
       </w:r>
       <m:oMath>
         <m:r>
-          <m:t>α</m:t>
-        </m:r>
+          <m:t>1.585</m:t>
+        </m:r>
+        <m:r>
+          <m:rPr>
+            <m:sty m:val="p"/>
+          </m:rPr>
+          <m:t>×</m:t>
+        </m:r>
+        <m:sSup>
+          <m:e>
+            <m:r>
+              <m:t>10</m:t>
+            </m:r>
+          </m:e>
+          <m:sup>
+            <m:r>
+              <m:t>9</m:t>
+            </m:r>
+          </m:sup>
+        </m:sSup>
       </m:oMath>
       <w:r>
-        <w:t xml:space="preserve">-maxmin expected utility (</w:t>
+        <w:t xml:space="preserve"> CNY and captures</w:t>
+      </w:r>
+      <w:r>
+        <w:t xml:space="preserve"> </w:t>
       </w:r>
       <m:oMath>
         <m:r>
-          <m:t>α</m:t>
-        </m:r>
-        <m:r>
-          <m:rPr>
-            <m:nor/>
-          </m:rPr>
-          <m:t>-MEU</m:t>
-        </m:r>
+          <m:t>1.69</m:t>
+        </m:r>
+        <m:r>
+          <m:rPr>
+            <m:sty m:val="p"/>
+          </m:rPr>
+          <m:t>×</m:t>
+        </m:r>
+        <m:sSup>
+          <m:e>
+            <m:r>
+              <m:t>10</m:t>
+            </m:r>
+          </m:e>
+          <m:sup>
+            <m:r>
+              <m:t>6</m:t>
+            </m:r>
+          </m:sup>
+        </m:sSup>
       </m:oMath>
       <w:r>
-        <w:t xml:space="preserve">) optimum under the same model inputs.</w:t>
+        <w:t xml:space="preserve"> </w:t>
+      </w:r>
+      <w:r>
+        <w:t xml:space="preserve">tonnes of CO</w:t>
+      </w:r>
+      <m:oMath>
+        <m:sSub>
+          <m:e>
+            <m:r>
+              <m:t>​</m:t>
+            </m:r>
+          </m:e>
+          <m:sub>
+            <m:r>
+              <m:t>2</m:t>
+            </m:r>
+          </m:sub>
+        </m:sSub>
+      </m:oMath>
+      <w:r>
+        <w:t xml:space="preserve"> </w:t>
+      </w:r>
+      <w:r>
+        <w:t xml:space="preserve">per year (Sun et al., 2024). Project cash flows track an observable carbon price. The member triggers therefore become marginal carbon-price thresholds in Chinese Yuan per tonne (CNY/t). The smallest and largest thresholds bound the contested-price interval.</w:t>
       </w:r>
     </w:p>
     <w:p>
@@ -165,88 +246,39 @@
         <w:pStyle w:val="BodyText"/>
       </w:pPr>
       <w:r>
-        <w:t xml:space="preserve">The running example is a committee screening a carbon capture, utilization, and storage (CCUS) retrofit of a coal-fired power plant. The retrofit costs</w:t>
+        <w:t xml:space="preserve">The same construction identifies whether each member trigger lies above or below the no-ambiguity anchor. The trigger is strictly increasing in volatility, so the two endpoint triggers differ. Exactly one weight in</w:t>
       </w:r>
       <w:r>
         <w:t xml:space="preserve"> </w:t>
       </w:r>
       <m:oMath>
         <m:r>
-          <m:t>1.585</m:t>
-        </m:r>
-        <m:r>
-          <m:rPr>
-            <m:sty m:val="p"/>
-          </m:rPr>
-          <m:t>×</m:t>
-        </m:r>
-        <m:sSup>
-          <m:e>
-            <m:r>
-              <m:t>10</m:t>
-            </m:r>
-          </m:e>
-          <m:sup>
-            <m:r>
-              <m:t>9</m:t>
-            </m:r>
-          </m:sup>
-        </m:sSup>
+          <m:rPr>
+            <m:sty m:val="p"/>
+          </m:rPr>
+          <m:t>[</m:t>
+        </m:r>
+        <m:r>
+          <m:t>0</m:t>
+        </m:r>
+        <m:r>
+          <m:rPr>
+            <m:sty m:val="p"/>
+          </m:rPr>
+          <m:t>,</m:t>
+        </m:r>
+        <m:r>
+          <m:t>1</m:t>
+        </m:r>
+        <m:r>
+          <m:rPr>
+            <m:sty m:val="p"/>
+          </m:rPr>
+          <m:t>]</m:t>
+        </m:r>
       </m:oMath>
       <w:r>
-        <w:t xml:space="preserve"> CNY and captures</w:t>
-      </w:r>
-      <w:r>
-        <w:t xml:space="preserve"> </w:t>
-      </w:r>
-      <m:oMath>
-        <m:r>
-          <m:t>1.69</m:t>
-        </m:r>
-        <m:r>
-          <m:rPr>
-            <m:sty m:val="p"/>
-          </m:rPr>
-          <m:t>×</m:t>
-        </m:r>
-        <m:sSup>
-          <m:e>
-            <m:r>
-              <m:t>10</m:t>
-            </m:r>
-          </m:e>
-          <m:sup>
-            <m:r>
-              <m:t>6</m:t>
-            </m:r>
-          </m:sup>
-        </m:sSup>
-      </m:oMath>
-      <w:r>
-        <w:t xml:space="preserve"> </w:t>
-      </w:r>
-      <w:r>
-        <w:t xml:space="preserve">tonnes of CO</w:t>
-      </w:r>
-      <m:oMath>
-        <m:sSub>
-          <m:e>
-            <m:r>
-              <m:t>​</m:t>
-            </m:r>
-          </m:e>
-          <m:sub>
-            <m:r>
-              <m:t>2</m:t>
-            </m:r>
-          </m:sub>
-        </m:sSub>
-      </m:oMath>
-      <w:r>
-        <w:t xml:space="preserve"> </w:t>
-      </w:r>
-      <w:r>
-        <w:t xml:space="preserve">per year (Sun et al., 2024). Project cash flows track an observable carbon price. The member triggers therefore become marginal carbon-price thresholds in Chinese Yuan per tonne (CNY/t). The smallest and largest thresholds bound the contested-price interval. Outside this interval, one classification suffices at the current gate. The thresholds still remain distinct, and the price may fall between them at a later gate.</w:t>
+        <w:t xml:space="preserve">, the critical weight, places a member trigger at the anchor. This weight splits the members into two groups around the anchor, and the split carries over to the price thresholds. One half is the weight at which the two endpoint triggers count equally.</w:t>
       </w:r>
     </w:p>
     <w:p>
@@ -254,39 +286,7 @@
         <w:pStyle w:val="BodyText"/>
       </w:pPr>
       <w:r>
-        <w:t xml:space="preserve">The same construction identifies whether each member trigger lies above or below the no-ambiguity anchor. The trigger is strictly increasing in volatility, so the two endpoint triggers differ. Exactly one weight in</w:t>
-      </w:r>
-      <w:r>
-        <w:t xml:space="preserve"> </w:t>
-      </w:r>
-      <m:oMath>
-        <m:r>
-          <m:rPr>
-            <m:sty m:val="p"/>
-          </m:rPr>
-          <m:t>[</m:t>
-        </m:r>
-        <m:r>
-          <m:t>0</m:t>
-        </m:r>
-        <m:r>
-          <m:rPr>
-            <m:sty m:val="p"/>
-          </m:rPr>
-          <m:t>,</m:t>
-        </m:r>
-        <m:r>
-          <m:t>1</m:t>
-        </m:r>
-        <m:r>
-          <m:rPr>
-            <m:sty m:val="p"/>
-          </m:rPr>
-          <m:t>]</m:t>
-        </m:r>
-      </m:oMath>
-      <w:r>
-        <w:t xml:space="preserve">, the critical weight, places a member trigger at the anchor. This weight splits the members into two groups around the anchor, and the split carries over to the price thresholds. One half is the weight at which the two endpoint triggers count equally. Strict convexity determines the side of one half on which the critical weight falls. This side depends on the coordinate in which the committee declares its ambiguity set.</w:t>
+        <w:t xml:space="preserve">In the application, the ambiguity radii of the gates come from a policy-text series. Its document identifiers and dates are recorded, so a reader with database access can retrieve the same documents.</w:t>
       </w:r>
     </w:p>
     <w:p>
@@ -294,7 +294,30 @@
         <w:pStyle w:val="BodyText"/>
       </w:pPr>
       <w:r>
-        <w:t xml:space="preserve">In the application, the ambiguity radii of the gates come from a policy-text series. Its document identifiers and dates are recorded, so a reader with database access can retrieve the same documents. This series is a scenario input specific to the application. Any other nonnegative series satisfying the same admissibility condition could replace it.</w:t>
+        <w:t xml:space="preserve">The application produced two main results. The first concerned unanimity. Under the reference configuration, every archived price stayed below the contemporaneous lower interval edge. Unanimity was still configuration-dependent. In 15 of the 32 sensitivity configurations, the highest archived price reached or exceeded the lower edge. The second result concerned the common inputs, which moved the interval edges further than member disagreement did. A 10% reduction in the cost-to-volume ratio</w:t>
+      </w:r>
+      <w:r>
+        <w:t xml:space="preserve"> </w:t>
+      </w:r>
+      <m:oMath>
+        <m:r>
+          <m:t>I</m:t>
+        </m:r>
+        <m:r>
+          <m:rPr>
+            <m:sty m:val="p"/>
+          </m:rPr>
+          <m:t>/</m:t>
+        </m:r>
+        <m:r>
+          <m:t>Q</m:t>
+        </m:r>
+      </m:oMath>
+      <w:r>
+        <w:t xml:space="preserve"> </w:t>
+      </w:r>
+      <w:r>
+        <w:t xml:space="preserve">moved the lower edge by 11.34 CNY/t. The widest interval produced by the reference profile along the reconstructed path was 6.63 CNY/t.</w:t>
       </w:r>
     </w:p>
     <w:p>
@@ -302,30 +325,7 @@
         <w:pStyle w:val="BodyText"/>
       </w:pPr>
       <w:r>
-        <w:t xml:space="preserve">The application produced two findings. The first concerned unanimity. Under the reference configuration, every archived price stayed below the contemporaneous lower interval edge. Unanimity was still configuration-dependent. In 15 of the 32 sensitivity configurations, the highest archived price reached or exceeded the lower edge. The second finding concerned the common inputs, which moved the interval edges further than member disagreement did. A 10% reduction in the cost-to-volume ratio</w:t>
-      </w:r>
-      <w:r>
-        <w:t xml:space="preserve"> </w:t>
-      </w:r>
-      <m:oMath>
-        <m:r>
-          <m:t>I</m:t>
-        </m:r>
-        <m:r>
-          <m:rPr>
-            <m:sty m:val="p"/>
-          </m:rPr>
-          <m:t>/</m:t>
-        </m:r>
-        <m:r>
-          <m:t>Q</m:t>
-        </m:r>
-      </m:oMath>
-      <w:r>
-        <w:t xml:space="preserve"> </w:t>
-      </w:r>
-      <w:r>
-        <w:t xml:space="preserve">moved the lower edge by 11.34 CNY/t. The widest interval produced by the reference profile along the reconstructed path was 6.63 CNY/t.</w:t>
+        <w:t xml:space="preserve">The paper makes two contributions. The first is an analytical characterization of the critical weight. Its uniqueness follows from the strict monotonicity of the affine rule, and trigger curvature locates it relative to one half. This curvature changes sign between the standard-deviation and variance coordinates. The direction of each member’s shift is therefore a property of the declared coordinate. The second contribution is a member-indexed reporting design. The member-threshold vector and the contested-price interval bounded by its extremes show whether the prevailing price receives the same classification under every member assessment. Benchmark comparisons and a classification-fidelity analysis quantify the accuracy of this report in price units. In this analysis, small trigger errors could still change the invest-or-wait outcome. A finite-registry safeguard converts these limits into a release rule. Conditioning release on registered configurations may make each release auditable after the fact.</w:t>
       </w:r>
     </w:p>
     <w:p>
@@ -333,35 +333,7 @@
         <w:pStyle w:val="BodyText"/>
       </w:pPr>
       <w:r>
-        <w:t xml:space="preserve">The paper makes two contributions. The first is an analytical result on the critical weight. Strict monotonicity of the affine rule makes the critical weight unique. Trigger curvature in volatility determines its position relative to one half, and this curvature changes sign between the standard-deviation and variance coordinates. The direction of each member’s shift relative to the anchor is therefore a property of the declared coordinate. The second contribution is a member-indexed reporting design. The member-threshold vector and the contested-price interval bounded by its extremes show whether the prevailing price receives the same classification under every member assessment. A pre-commitment</w:t>
-      </w:r>
-      <w:r>
-        <w:t xml:space="preserve"> </w:t>
-      </w:r>
-      <m:oMath>
-        <m:r>
-          <m:t>α</m:t>
-        </m:r>
-        <m:r>
-          <m:rPr>
-            <m:nor/>
-          </m:rPr>
-          <m:t>-MEU</m:t>
-        </m:r>
-      </m:oMath>
-      <w:r>
-        <w:t xml:space="preserve"> </w:t>
-      </w:r>
-      <w:r>
-        <w:t xml:space="preserve">benchmark, solved at each recorded weight, provides the accuracy reference for the stipulated affine rule. A classification-fidelity analysis restates this accuracy in the units a gate reports. In this analysis, small trigger errors could still change the invest-or-wait outcome. A finite-registry safeguard converts these limits into a release rule. Conditioning release on registered configurations makes each decision auditable.</w:t>
-      </w:r>
-    </w:p>
-    <w:p>
-      <w:pPr>
-        <w:pStyle w:val="BodyText"/>
-      </w:pPr>
-      <w:r>
-        <w:t xml:space="preserve">In sum, the study moves the gate report from one screening trigger to a vector of member thresholds and a contested-price interval. It also attaches explicit release conditions to this report. The design draws on three bodies of work. Ambiguity-aware real options supply the trigger analysis, and committee decision support supplies the reporting context. Text-based uncertainty measures supply one input of the application. The position of the design within these literatures clarifies the reporting gap it addresses.</w:t>
+        <w:t xml:space="preserve">The study therefore treats disagreement among committee members as a reported quantity with stated accuracy limits. Existing work on real options and on committee decision support mostly reports project-level objects. The reporting gap addressed here lies between these two literatures.</w:t>
       </w:r>
     </w:p>
     <w:p>
@@ -2439,21 +2411,7 @@
               </m:r>
             </m:oMath>
             <w:r>
-              <w:t xml:space="preserve">, strictly positive at a positive radius (Proposition 3). Distinct from the weight distance</w:t>
-            </w:r>
-            <w:r>
-              <w:t xml:space="preserve"> </w:t>
-            </w:r>
-            <m:oMath>
-              <m:r>
-                <m:t>d</m:t>
-              </m:r>
-            </m:oMath>
-            <w:r>
-              <w:t xml:space="preserve"> </w:t>
-            </w:r>
-            <w:r>
-              <w:t xml:space="preserve">of the elicitation-precision target</w:t>
+              <w:t xml:space="preserve">, strictly positive at a positive radius (Proposition 3)</w:t>
             </w:r>
           </w:p>
         </w:tc>
@@ -4493,7 +4451,7 @@
         <w:pStyle w:val="FirstParagraph"/>
       </w:pPr>
       <w:r>
-        <w:t xml:space="preserve">The introduction framed the gate report as a vector of member thresholds with a price-axis interval. Three research streams bear on this object. Ambiguity-aware real options provide the trigger analysis. Committee decision support provides the reporting context, and text-based uncertainty measures provide one application input. Each stream is reviewed for the object it returns to a review gate. The review also examines whether member-specific thresholds reach the reporting stage.</w:t>
+        <w:t xml:space="preserve">A gate report built from member thresholds and a price-axis interval relates to three research streams. Ambiguity-aware real options provide the trigger analysis. Committee decision support provides the reporting context, and text-based uncertainty measures provide one application input. Each stream returns a different object to a review gate.</w:t>
       </w:r>
     </w:p>
     <w:bookmarkStart w:id="10" w:name="Xafdd522c35ec54f136b9563d9da3db4c6861f8b"/>
@@ -4651,7 +4609,7 @@
         </m:r>
       </m:oMath>
       <w:r>
-        <w:t xml:space="preserve">-expectation calculus of Peng (2019) gives this band a coherent dynamic form, and Epstein and Ji (2013) carried the construction into asset pricing. Formulations concerned with how an agent should act return a policy. Matoussi et al. (2015) solved robust utility maximization in nondominated models through second-order backward stochastic differential equations. Källblad et al. (2018) obtained dynamically consistent investment criteria under model uncertainty through robust forward preferences. Formulations concerned with stopping return a stopping region. Multiple-prior and time-consistent stopping treatments return this region or an equilibrium policy (Riedel, 2009; Huang and Yu, 2021). Formulations concerned with commitment return a single robust decision. Recursive multiple priors (Chen and Epstein, 2002; Epstein and Schneider, 2003), robust control (Hansen and Sargent, 2001), and distributionally robust optimization (Mohajerin Esfahani and Kuhn, 2018) belong to this group. They evaluate uncertainty at the level of the decision problem and return one decision robust over the whole set. A robust recursion returns the same type of object. A rectangularity condition preserves the structure of the Bellman recursion (Iyengar, 2005). The ambiguity set may also be a confidence region estimated from observed data (Wiesemann et al., 2013). The reported output remains one worst-case policy. Under smooth ambiguity (Klibanoff et al., 2005), Mazzon and Tankov (2024) reduced a coal-plant divestment problem with learning to a family of standard stopping problems. Their output is still the policy of a single decision maker. Values, policies, regions, and robust decisions are all indexed by the problem. None of these project-level formulations returns the price range over which members disagree.</w:t>
+        <w:t xml:space="preserve">-expectation calculus of Peng (2019) gives this band a coherent dynamic form, and Epstein and Ji (2013) carried the construction into asset pricing. Formulations concerned with how an agent should act return a policy. Matoussi et al. (2015) solved robust utility maximization in nondominated models through second-order backward stochastic differential equations. Källblad et al. (2018) obtained dynamically consistent investment criteria under model uncertainty through robust forward preferences. Formulations concerned with stopping return a stopping region. Multiple-prior and time-consistent stopping treatments return this region or an equilibrium policy (Riedel, 2009; Huang and Yu, 2021). Formulations concerned with commitment return a single robust decision. Recursive multiple priors belong to this group (Chen and Epstein, 2002; Epstein and Schneider, 2003). So do robust control (Hansen and Sargent, 2001) and distributionally robust optimization (Mohajerin Esfahani and Kuhn, 2018). They evaluate uncertainty at the level of the decision problem and return one decision robust over the whole set. A robust recursion returns the same type of object. A rectangularity condition preserves the structure of the Bellman recursion (Iyengar, 2005). The ambiguity set may also be a confidence region estimated from observed data (Wiesemann et al., 2013). The reported output remains one worst-case policy. Mazzon and Tankov (2024) worked under smooth ambiguity (Klibanoff et al., 2005). They reduced a coal-plant divestment problem with learning to a family of standard stopping problems. Their output is still the policy of a single decision maker. Values, policies, regions, and robust decisions are all indexed by the problem. None of the reviewed formulations returns the price range over which members disagree.</w:t>
       </w:r>
     </w:p>
     <w:p>
@@ -4659,7 +4617,7 @@
         <w:pStyle w:val="BodyText"/>
       </w:pPr>
       <w:r>
-        <w:t xml:space="preserve">One strand of the ambiguity literature works with sets of valuations. In the Knightian decision theory of Bewley (2002), incomplete preferences represent ambiguity. One act ranks above another only if its expected utility is higher under every prior in the set. Some pairs remain unranked. An inertia assumption resolves them in favor of the status quo. An alternative is then adopted only when it dominates the status quo unanimously. Rigotti and Shannon (2005) carried this structure into general equilibrium, where incomplete preferences induce a set of valuations. The unanimity principle of Bewley suggests an analogous reporting logic for stage-gate screening, because deferral is the incumbent option at a gate. A unanimous invest classification here records agreement among the recorded member rules at the prevailing price. Where unanimity fails, aggregation is one possible downstream step. Axiomatic treatments of this step exist for heterogeneous beliefs and ambiguity attitudes. Gilboa et al. (2004) restricted the Pareto principle to choices under identical beliefs. Crès et al. (2011) aggregated maxmin experts sharing a utility function. Danan et al. (2016) applied the Pareto criterion only to comparisons robust to belief imprecision. Each of these studies characterized a social criterion. The member-threshold vector precedes the aggregation step, and any aggregation is a declared downstream procedure.</w:t>
+        <w:t xml:space="preserve">One strand of the ambiguity literature works with sets of valuations. In the Knightian decision theory of Bewley (2002), incomplete preferences represent ambiguity. One act ranks above another only if its expected utility is higher under every prior in the set. Some pairs remain unranked. An inertia assumption resolves them in favor of the status quo. An alternative is then adopted only when it dominates the status quo unanimously. Rigotti and Shannon (2005) carried this structure into general equilibrium, where incomplete preferences induce a set of valuations. The unanimity principle of Bewley (2002) suggests an analogous reporting logic for stage-gate screening, because deferral is the incumbent option at a gate. A unanimous invest classification here records agreement among the recorded member rules at the prevailing price. Where unanimity fails, aggregation is one possible downstream step. Axiomatic treatments of this step exist for heterogeneous beliefs and ambiguity attitudes. Gilboa et al. (2004) restricted the Pareto principle to choices under identical beliefs. Crès et al. (2011) aggregated maxmin experts sharing a utility function. Danan et al. (2016) applied the Pareto criterion only to comparisons robust to belief imprecision. Each of these studies characterized a social criterion. The member-threshold vector precedes the aggregation step, and any aggregation is a declared downstream procedure.</w:t>
       </w:r>
     </w:p>
     <w:p>
@@ -4667,7 +4625,7 @@
         <w:pStyle w:val="BodyText"/>
       </w:pPr>
       <w:r>
-        <w:t xml:space="preserve">These strands characterize values, policies, stopping regions, or collective choice rules. The present method reports a vector of member triggers indexed by recorded weights before the collective choice. The contested-price interval is computed from this vector. A project-level formulation can supply such a vector only after an explicit member-indexing step. For the pre-commitment objective, this step solves the same scalar problem at each recorded weight. A time-consistent formulation yields scalar thresholds only under one condition. The equilibrium stopping region of every member must have a unique boundary in the same ordered state variable. The volatility set used here meets this condition.</w:t>
+        <w:t xml:space="preserve">The present method reports a vector of member triggers indexed by recorded weights before the collective choice. The contested-price interval is computed from this vector. A project-level formulation can supply such a vector only after an explicit member-indexing step. For the pre-commitment objective, this step solves the same scalar problem at each recorded weight. A time-consistent formulation yields scalar thresholds only under one condition. The equilibrium stopping region of every member must have a unique boundary in the same ordered state variable. The volatility set used here meets this condition.</w:t>
       </w:r>
     </w:p>
     <w:p>
@@ -4695,7 +4653,7 @@
         <w:t xml:space="preserve"> </w:t>
       </w:r>
       <w:r>
-        <w:t xml:space="preserve">storage. Fan et al. (2023) and Li et al. (2026) examined the retrofit timing of coal-fired plants, and Sun et al. (2024) examined incentive design. Colombe et al. (2024) worked at the system level and derived a deployment plan through two-stage stochastic programming. These studies produced project-level or system-level decisions. The member-specific thresholds of the individuals screening the project remained outside their scope.</w:t>
+        <w:t xml:space="preserve">storage. Fan et al. (2023) and Li et al. (2026) examined the retrofit timing of coal-fired plants, and Sun et al. (2024) examined incentive design. Colombe et al. (2024) worked at the system level and derived a deployment plan through two-stage stochastic programming. These studies produced project-level or system-level decisions.</w:t>
       </w:r>
     </w:p>
     <w:p>
@@ -4723,7 +4681,7 @@
         <w:t xml:space="preserve"> </w:t>
       </w:r>
       <w:r>
-        <w:t xml:space="preserve">recycling. Their compound option structure carries technical and market risk. This tool values the project. The present method examines whether the individuals screening a project would classify the prevailing price alike.</w:t>
+        <w:t xml:space="preserve">recycling. Their compound option structure carries technical and market risk and values the project.</w:t>
       </w:r>
     </w:p>
     <w:bookmarkEnd w:id="10"/>
@@ -4758,7 +4716,7 @@
         <w:pStyle w:val="BodyText"/>
       </w:pPr>
       <w:r>
-        <w:t xml:space="preserve">A separate operational-research tradition treats disagreement as an output of the analysis. Phillips (1984) built the decision model jointly with the problem owners. The model counted as requisite once further sensitivity analysis generated no new intuitions. Franco and Montibeller (2010) developed this stance into facilitated modeling for groups. The present method offers a quantitative device for this tradition in one setting. It quantifies the threshold implications of recorded weights without a further aggregation step. Aggregation procedures, and procedures deciding above the individual member, both operate downstream of this report. Dong et al. (2026) integrated information across attributes and periods to produce superiority-probability comparisons and probabilistic rankings. Song and Li (2026) represented numerical and linguistic preference relations and aggregated them at the subgroup level. They then solved minimum-adjustment consensus models under limited compromise. Marques et al. (2022), Shen and Li (2023), Saiz et al. (2024), Shen et al. (2025), and Shavazipour and Stewart (2026) kept the decision above the individual member, at the portfolio or multi-stage level. Robust and adaptive designs use an uncertainty set to select one policy with acceptable performance across the set. These studies address what the organization should commit to. The present method examines whether the individuals screening one project currently agree, and by how much in carbon-price units. For each member, it reports the signed margin, defined as the member threshold minus the prevailing price. The margin is positive under a wait classification. At the committee level, the method reports the interval edges. Aggregating the edges away at the gate would leave a single number without a record of the member behind it. The member-threshold vector and the interval are therefore upstream deliverables. A consensus model, a ranking, or a portfolio selection could use them at a later stage. It would need a stated rule for how member thresholds enter its objectives and constraints.</w:t>
+        <w:t xml:space="preserve">A separate operational-research tradition treats disagreement as an output of the analysis. Phillips (1984) built the decision model jointly with the problem owners. The model counted as requisite once further sensitivity analysis generated no new intuitions. Franco and Montibeller (2010) developed this stance into facilitated modeling for groups. The present method offers a quantitative device for this tradition in one setting. It quantifies the threshold implications of recorded weights without a further aggregation step. Aggregation procedures, and procedures deciding above the individual member, both operate downstream of this report. Dong et al. (2026) integrated information across attributes and periods to produce superiority-probability comparisons and probabilistic rankings. Song and Li (2026) represented numerical and linguistic preference relations and aggregated them at the subgroup level. They then solved minimum-adjustment consensus models under limited compromise. Portfolio-selection studies kept the decision above the individual member (Marques et al., 2022; Shen and Li, 2023). Later portfolio models did the same (Saiz et al., 2024; Shen et al., 2025). A multi-stage design did the same (Shavazipour and Stewart, 2026). Robust and adaptive designs use an uncertainty set to select one policy with acceptable performance across the set. These studies address what the organization should commit to. The present method examines whether the individuals screening one project currently agree, and by how much in carbon-price units. For each member, it reports the signed margin, defined as the member threshold minus the prevailing price. The margin is positive under a wait classification. At the committee level, the method reports the interval edges. Aggregating the edges away at the gate would leave a single number without a record of the member behind it. A consensus model, a ranking, or a portfolio selection could use them at a later stage. It would need a stated rule for how member thresholds enter its objectives and constraints.</w:t>
       </w:r>
     </w:p>
     <w:p>
@@ -4766,7 +4724,7 @@
         <w:pStyle w:val="BodyText"/>
       </w:pPr>
       <w:r>
-        <w:t xml:space="preserve">Recording these weights requires an elicitation step. The method removes only the subsequent aggregation. An elicitation instrument must meet three requirements. It returns a number in</w:t>
+        <w:t xml:space="preserve">Recording these weights requires an elicitation step. An elicitation instrument must meet three requirements. It returns a number in</w:t>
       </w:r>
       <w:r>
         <w:t xml:space="preserve"> </w:t>
@@ -4828,7 +4786,7 @@
         <w:pStyle w:val="FirstParagraph"/>
       </w:pPr>
       <w:r>
-        <w:t xml:space="preserve">In the application, only one gate input, the ambiguity radius, comes from policy text. The literature reviewed here is background to this input.</w:t>
+        <w:t xml:space="preserve">In the application, only one gate input, the ambiguity radius, comes from policy text.</w:t>
       </w:r>
     </w:p>
     <w:p>
@@ -4844,7 +4802,7 @@
         <w:pStyle w:val="BodyText"/>
       </w:pPr>
       <w:r>
-        <w:t xml:space="preserve">Table 1 summarizes the relation of the three streams to the contested-price interval. The review points to a common pattern. Ambiguity-aware real options return values, policies, stopping regions, or single robust decisions. Committee decision support returns scores, rankings, or consensus measures. Both streams compress member heterogeneity before a gate can see whether members classify the prevailing price alike. Text-based measures supply candidate inputs, and none of them links these inputs to member-level screening rules. The missing object is therefore a member-indexed threshold vector on the price axis, with a stated accuracy standard and explicit release conditions. Its construction starts from a precise statement of the gate decision and of the inputs shared by all members.</w:t>
+        <w:t xml:space="preserve">Table 1 summarizes the relation of the three streams to the contested-price interval. The reviewed real-options formulations return project-level objects. Committee decision support returns aggregated scores, rankings, or consensus measures. Neither stream reports member-level classifications at the prevailing price. Text-based measures supply candidate inputs, and none of the reviewed measures links them to member-level screening rules. A member-indexed threshold vector on the price axis, with a stated accuracy standard and explicit release conditions, may fill this gap. Its construction starts from a precise statement of the gate decision and of the inputs shared by all members.</w:t>
       </w:r>
     </w:p>
     <w:p>
@@ -5114,7 +5072,7 @@
         <w:pStyle w:val="FirstParagraph"/>
       </w:pPr>
       <w:r>
-        <w:t xml:space="preserve">The literature review identified a missing reporting object, a vector of member thresholds computed before any vote. Defining this object requires a precise gate decision. It also requires a clear split between the inputs members share and the single input varying across members.</w:t>
+        <w:t xml:space="preserve">The gate decision and its inputs come first, because every reported threshold depends on them. Some inputs are shared by all members, and one input varies across members.</w:t>
       </w:r>
     </w:p>
     <w:bookmarkStart w:id="17" w:name="the-gate-level-decision-problem"/>
@@ -5611,7 +5569,7 @@
         <w:t xml:space="preserve"> </w:t>
       </w:r>
       <w:r>
-        <w:t xml:space="preserve">in the application, from a policy-text corpus through the dispersion index</w:t>
+        <w:t xml:space="preserve">in the application. It runs from a policy-text corpus through the dispersion index</w:t>
       </w:r>
       <w:r>
         <w:t xml:space="preserve"> </w:t>
@@ -5760,7 +5718,7 @@
         </m:r>
       </m:oMath>
       <w:r>
-        <w:t xml:space="preserve">. The reporting convention is the affine endpoint rule, which defines the member triggers. The application-side input is the ambiguity radius. The model takes this radius as given, and its construction depends on the deployment setting. The common information set and the recorded weights remain fixed within a gate, and each member is classified separately. The weights are reporting inputs registered in advance.</w:t>
+        <w:t xml:space="preserve">. The reporting convention is the affine endpoint rule, which defines the member triggers. The application-side input is the ambiguity radius. The common information set and the recorded weights remain fixed within a gate, and each member is classified separately. The weights are reporting inputs registered in advance.</w:t>
       </w:r>
     </w:p>
     <w:p>
@@ -5791,7 +5749,7 @@
         <w:t xml:space="preserve"> </w:t>
       </w:r>
       <w:r>
-        <w:t xml:space="preserve">stays fixed. The available record left the scale of this mapping unsettled, so the signal-to-radius map is treated as a convention. Forward volatility enters as a single parameter. The choice of standard deviation over variance fixes the coordinate for evaluating trigger curvature. This choice therefore also fixes the sign of the critical-weight displacement.</w:t>
+        <w:t xml:space="preserve">stays fixed. The available record left the scale of this mapping unsettled, so the signal-to-radius map is treated as a convention. Forward volatility enters as a single parameter. Declaring the ambiguity set in standard-deviation units fixes the coordinate for evaluating trigger curvature. This declaration therefore also fixes the sign of the critical-weight displacement.</w:t>
       </w:r>
     </w:p>
     <w:p>
@@ -6196,30 +6154,7 @@
         </m:sSub>
       </m:oMath>
       <w:r>
-        <w:t xml:space="preserve">. Every numerical result is evaluated on a finite grid, and its scope is stated with the result. The primary radius range covers relative radii up to 22%. The extended range adds a 33% stress radius. The method requires only a registered radius</w:t>
-      </w:r>
-      <w:r>
-        <w:t xml:space="preserve"> </w:t>
-      </w:r>
-      <m:oMath>
-        <m:sSub>
-          <m:e>
-            <m:r>
-              <m:t>h</m:t>
-            </m:r>
-          </m:e>
-          <m:sub>
-            <m:r>
-              <m:t>t</m:t>
-            </m:r>
-          </m:sub>
-        </m:sSub>
-      </m:oMath>
-      <w:r>
-        <w:t xml:space="preserve"> </w:t>
-      </w:r>
-      <w:r>
-        <w:t xml:space="preserve">satisfying the cap. A committee may declare this radius directly or derive it from an auxiliary series, as in the application.</w:t>
+        <w:t xml:space="preserve">. Every numerical result is evaluated on a finite grid, and its scope is stated with the result. The primary radius range covers relative radii up to 22%. The extended range adds a 33% stress radius. A committee may declare this radius directly or derive it from an auxiliary series, as in the application.</w:t>
       </w:r>
     </w:p>
     <w:p>
@@ -6227,7 +6162,7 @@
         <w:pStyle w:val="BodyText"/>
       </w:pPr>
       <w:r>
-        <w:t xml:space="preserve">These definitions fix the setting of the report. The committee shares the calibration, the project inputs, the ambiguity set, and the prevailing price. Members differ only in one recorded weight. Every member-level difference in the report therefore traces back to this weight. The remaining task is analytical. It maps each weight to a trigger, converts the triggers into prices, and states when the resulting report may be released.</w:t>
+        <w:t xml:space="preserve">These definitions fix the setting of the report. The committee shares the calibration, the project inputs, the ambiguity set, and the prevailing price. Members differ only in one recorded weight. The remaining task is analytical. It maps each weight to a trigger, converts the triggers into prices, and states when the resulting report may be released.</w:t>
       </w:r>
     </w:p>
     <w:bookmarkEnd w:id="18"/>
@@ -6255,7 +6190,7 @@
         <w:pStyle w:val="FirstParagraph"/>
       </w:pPr>
       <w:r>
-        <w:t xml:space="preserve">The shared inputs and the member weights define the information available at a gate. The model turns these inputs into the reported objects in the order a gate would compute them. It starts from the single trigger of a conventional analysis and ends with a release rule for the member-threshold vector.</w:t>
+        <w:t xml:space="preserve">The shared inputs and the member weights define the information available at a gate. The model turns these inputs into reported objects, from the single trigger of a conventional analysis to a release rule for the member-threshold vector.</w:t>
       </w:r>
     </w:p>
     <w:bookmarkStart w:id="21" w:name="baseline-screening-trigger"/>
@@ -6476,7 +6411,7 @@
         <w:t xml:space="preserve"> </w:t>
       </w:r>
       <w:r>
-        <w:t xml:space="preserve">is the investment cost and</w:t>
+        <w:t xml:space="preserve">is the investment cost. The exponent</w:t>
       </w:r>
       <w:r>
         <w:t xml:space="preserve"> </w:t>
@@ -8216,30 +8151,7 @@
         </m:r>
       </m:oMath>
       <w:r>
-        <w:t xml:space="preserve">. In this GBM timing problem, the adverse endpoint is the low-volatility endpoint. Lower volatility reduces the value of the option to wait (Dixit and Pindyck, 1994). More weight on this endpoint therefore lowers the member trigger and the corresponding member threshold. Here</w:t>
-      </w:r>
-      <w:r>
-        <w:t xml:space="preserve"> </w:t>
-      </w:r>
-      <m:oMath>
-        <m:sSub>
-          <m:e>
-            <m:r>
-              <m:t>α</m:t>
-            </m:r>
-          </m:e>
-          <m:sub>
-            <m:r>
-              <m:t>i</m:t>
-            </m:r>
-          </m:sub>
-        </m:sSub>
-      </m:oMath>
-      <w:r>
-        <w:t xml:space="preserve"> </w:t>
-      </w:r>
-      <w:r>
-        <w:t xml:space="preserve">enters only as the recorded weight of the member. The affine endpoint rule defines the member trigger as a convex combination of the two endpoint triggers:</w:t>
+        <w:t xml:space="preserve">. In this GBM timing problem, the adverse endpoint is the low-volatility endpoint. Lower volatility reduces the value of the option to wait (Dixit and Pindyck, 1994). More weight on this endpoint therefore lowers the member trigger and the corresponding member threshold. The affine endpoint rule defines the member trigger as a convex combination of the two endpoint triggers:</w:t>
       </w:r>
     </w:p>
     <w:p>
@@ -8567,7 +8479,7 @@
         <w:pStyle w:val="BodyText"/>
       </w:pPr>
       <w:r>
-        <w:t xml:space="preserve">Three properties motivate the affine choice. First, it preserves a monotone correspondence between recorded weights and member thresholds. A larger adverse-endpoint weight yields a lower threshold, so the member-threshold vector stays interpretable. Second, it has a closed form, which keeps the critical-weight derivation transparent. Third, it reproduces both endpoint triggers without an arbitrary reference project value. The pre-commitment benchmark requires such a value. A nonlinear reporting rule would need its own member-trigger map and critical-weight derivation. One such alternative is a one-parameter family of rules with a smaller trigger error against the benchmark. This family loses the above-one-half location of the critical weight. It also needs a radius-specific fit to align the directional labels, and it adds one item to the registered configuration.</w:t>
+        <w:t xml:space="preserve">Three properties motivate the affine choice. First, it preserves a monotone correspondence between recorded weights and member thresholds, which keeps the member-threshold vector interpretable. Second, it has a closed form, which keeps the critical-weight derivation transparent. Third, it reproduces both endpoint triggers without an arbitrary reference project value. The pre-commitment benchmark requires such a value. A one-parameter nonlinear family of rules reduced the trigger error against the benchmark. It lost the above-one-half location of the critical weight and needed a radius-specific fit to align the directional labels. It also added one item to the registered configuration.</w:t>
       </w:r>
     </w:p>
     <w:p>
@@ -8603,7 +8515,7 @@
         <w:t xml:space="preserve"> </w:t>
       </w:r>
       <w:r>
-        <w:t xml:space="preserve">as a gate input, elicited or configured institutionally. A smooth-ambiguity member map (Klibanoff et al., 2005) would also index each member by a second-order belief over priors and an ambiguity-aversion function. A review gate records neither input. These preferences remain in active use, and Chen et al. (2025) derived optimal payoffs under them in a one-period market. The present design requires one recorded weight per member.</w:t>
+        <w:t xml:space="preserve">as a gate input, elicited or configured institutionally. A smooth-ambiguity member map would also index each member by a second-order belief over priors (Klibanoff et al., 2005; Chen et al., 2025). It would also need an ambiguity-aversion function. The present design needs one recorded weight per member.</w:t>
       </w:r>
     </w:p>
     <w:p>
@@ -8611,7 +8523,7 @@
         <w:pStyle w:val="BodyText"/>
       </w:pPr>
       <w:r>
-        <w:t xml:space="preserve">The rule also supports a directional reading of each member trigger. At a positive radius, a member trigger below the anchor is acceleration-oriented, and a trigger above the anchor is delay-oriented. These directional labels differ from the invest-or-wait classifications. Their direction can be checked against the drift-ambiguity literature. Nishimura and Ozaki (2007) placed ambiguity on drift. At</w:t>
+        <w:t xml:space="preserve">The rule also supports a directional reading of each member trigger. At a positive radius, a member trigger below the anchor is acceleration-oriented, and a trigger above the anchor is delay-oriented. These directional labels complement the invest-or-wait classifications. Their direction can be checked against the drift-ambiguity literature. Nishimura and Ozaki (2007) placed ambiguity on drift. At</w:t>
       </w:r>
       <w:r>
         <w:t xml:space="preserve"> </w:t>
@@ -11383,7 +11295,7 @@
         </m:r>
       </m:oMath>
       <w:r>
-        <w:t xml:space="preserve">. Convexity and the affine form therefore deliver the above-one-half result, with no role for ambiguity aversion. A vanishing Jensen gap places the critical weight exactly at one half.</w:t>
+        <w:t xml:space="preserve">. The above-one-half result therefore rests on convexity and the affine form alone. A vanishing Jensen gap places the critical weight exactly at one half.</w:t>
       </w:r>
     </w:p>
     <w:p>
@@ -11528,7 +11440,7 @@
         <w:t xml:space="preserve"> </w:t>
       </w:r>
       <w:r>
-        <w:t xml:space="preserve">at its own critical weight, and the dispersion of the ratio widens with the radius. At a 10% relative radius, the critical weight was 0.517 in standard-deviation units and 0.496 in variance units. The gap between the two grew with the radius. At a matched relative radius, the two coordinates select different pairs of endpoint volatilities. They therefore describe two different ambiguity sets. The choice between them is a modeling declaration, fixed by the second model assumption. The committee declares the ambiguity set in the units of its scenarios, and the directional labels are read against this declaration.</w:t>
+        <w:t xml:space="preserve">at its own critical weight, and the dispersion of the ratio widens with the radius. At a 10% relative radius, the critical weight was 0.517 in standard-deviation units and 0.496 in variance units. The gap between the two grew with the radius. At a matched relative radius, the two coordinates select different pairs of endpoint volatilities. They therefore describe two different ambiguity sets. The second model assumption fixes this declaration. The committee declares the ambiguity set in the units of its scenarios, and the directional labels are read against this declaration.</w:t>
       </w:r>
     </w:p>
     <w:p>
@@ -11702,7 +11614,7 @@
         </m:sSubSup>
       </m:oMath>
       <w:r>
-        <w:t xml:space="preserve">, so the critical weight lies above one half in panel (a) and below one half in panel (b).</w:t>
+        <w:t xml:space="preserve">. The critical weight therefore lies above one half in panel (a) and below one half in panel (b).</w:t>
       </w:r>
     </w:p>
     <w:bookmarkEnd w:id="29"/>
@@ -11994,7 +11906,7 @@
         <w:t xml:space="preserve"> </w:t>
       </w:r>
       <w:r>
-        <w:t xml:space="preserve">denotes annual captured emissions, equal to the annual CO</w:t>
+        <w:t xml:space="preserve">denotes annual captured emissions. It equals the annual CO</w:t>
       </w:r>
       <m:oMath>
         <m:sSub>
@@ -12997,7 +12909,7 @@
         </m:r>
       </m:oMath>
       <w:r>
-        <w:t xml:space="preserve">, the width is zero, and no price produces a mixed classification. At a positive radius, the smallest and largest recorded weights set the two edges. A change in the weight of one member moves an edge, and the width, only when it changes one of these two values. The price-relevance condition uses the full min-max interval of Eq. (9).</w:t>
+        <w:t xml:space="preserve">, the width is zero, and no price produces a mixed classification. A change in the weight of one member moves an edge only when it changes the smallest or the largest recorded weight. The width then changes as well. The price-relevance condition uses the full min-max interval of Eq. (9).</w:t>
       </w:r>
     </w:p>
     <w:p>
@@ -13298,7 +13210,7 @@
         </m:sSub>
       </m:oMath>
       <w:r>
-        <w:t xml:space="preserve">, all members receive the same classification, even with distinct thresholds. The interval refers to a single point in time.</w:t>
+        <w:t xml:space="preserve">, all members receive the same classification, even with distinct thresholds.</w:t>
       </w:r>
     </w:p>
     <w:p>
@@ -13342,7 +13254,7 @@
         <w:t xml:space="preserve"> </w:t>
       </w:r>
       <w:r>
-        <w:t xml:space="preserve">is a marginal carbon-price threshold under the stated cash-flow mapping. It excludes operating costs, the energy penalty, transport and storage costs, and subsidies. Excluded costs are properties of the project, and members differ only in their recorded weights. An excluded cost expressible as a common per-tonne adjustment therefore shifts every member threshold by the same amount. The member ordering and the interval width stay unchanged, and the classification at a fixed prevailing price may still move.</w:t>
+        <w:t xml:space="preserve">is a marginal carbon-price threshold under the stated cash-flow mapping. It excludes operating costs, the energy penalty, transport and storage costs, and subsidies. Excluded costs are properties of the project, and members differ only in their recorded weights. Such costs therefore enter as common adjustments.</w:t>
       </w:r>
     </w:p>
     <w:p>
@@ -13630,50 +13542,7 @@
         </m:r>
       </m:oMath>
       <w:r>
-        <w:t xml:space="preserve">. In a sweep over</w:t>
-      </w:r>
-      <w:r>
-        <w:t xml:space="preserve"> </w:t>
-      </w:r>
-      <m:oMath>
-        <m:r>
-          <m:rPr>
-            <m:sty m:val="p"/>
-          </m:rPr>
-          <m:t>Δ</m:t>
-        </m:r>
-      </m:oMath>
-      <w:r>
-        <w:t xml:space="preserve">, no net cost changed the classification at the gates of the application. The first change occurred at</w:t>
-      </w:r>
-      <w:r>
-        <w:t xml:space="preserve"> </w:t>
-      </w:r>
-      <m:oMath>
-        <m:r>
-          <m:rPr>
-            <m:sty m:val="p"/>
-          </m:rPr>
-          <m:t>Δ</m:t>
-        </m:r>
-        <m:r>
-          <m:rPr>
-            <m:sty m:val="p"/>
-          </m:rPr>
-          <m:t>≈</m:t>
-        </m:r>
-        <m:r>
-          <m:rPr>
-            <m:sty m:val="p"/>
-          </m:rPr>
-          <m:t>−</m:t>
-        </m:r>
-        <m:r>
-          <m:t>10</m:t>
-        </m:r>
-      </m:oMath>
-      <w:r>
-        <w:t xml:space="preserve"> CNY/t. A state-dependent or quantity-dependent component requires a different project-value specification.</w:t>
+        <w:t xml:space="preserve">. A state-dependent or quantity-dependent component requires a different project-value specification.</w:t>
       </w:r>
     </w:p>
     <w:p>
@@ -13749,7 +13618,7 @@
         </m:r>
       </m:oMath>
       <w:r>
-        <w:t xml:space="preserve">-mixture of the generator is an analytical comparator, and no release decision rests on it. Here,</w:t>
+        <w:t xml:space="preserve">-mixture of the generator serves as an analytical comparator. Here,</w:t>
       </w:r>
       <w:r>
         <w:t xml:space="preserve"> </w:t>
@@ -17086,7 +16955,7 @@
         </m:sSup>
       </m:oMath>
       <w:r>
-        <w:t xml:space="preserve">, confirmed at 40-digit precision. The release rule requires a dual report above a 10% radius, so no affine-only release rests on this region.</w:t>
+        <w:t xml:space="preserve">, confirmed at 40-digit precision. This failure lies above the 10% cap, where the release rule already requires a dual report.</w:t>
       </w:r>
     </w:p>
     <w:p>
@@ -17964,7 +17833,7 @@
             <m:rPr>
               <m:sty m:val="p"/>
             </m:rPr>
-            <m:t>,</m:t>
+            <m:t>.</m:t>
           </m:r>
           <m:r>
             <m:t>  </m:t>
@@ -17995,7 +17864,7 @@
         <w:pStyle w:val="FirstParagraph"/>
       </w:pPr>
       <w:r>
-        <w:t xml:space="preserve">and the recursive trigger is</w:t>
+        <w:t xml:space="preserve">The recursive trigger is then</w:t>
       </w:r>
       <w:r>
         <w:t xml:space="preserve"> </w:t>
@@ -18128,7 +17997,7 @@
         </m:r>
       </m:oMath>
       <w:r>
-        <w:t xml:space="preserve">. This trigger has a unique scalar boundary, as a price-axis comparison requires. It is also free of any reference project value. Solving</w:t>
+        <w:t xml:space="preserve">. It is free of any reference project value. Solving</w:t>
       </w:r>
       <w:r>
         <w:t xml:space="preserve"> </w:t>
@@ -18494,7 +18363,7 @@
         <w:t xml:space="preserve"> </w:t>
       </w:r>
       <w:r>
-        <w:t xml:space="preserve">lay below one half and decreased in the radius. Under the benchmark at this reference value, both the sign of Corollary 1 and the monotonicity of Corollary 2 reverse. The widths differed far less than the labels. At a 10% radius, the widths were 10.945 CNY/t (affine), 11.027 CNY/t (recursive), and 10.717 CNY/t (pre-commitment). The two comparators lay within 2.1% of the affine width. This distance grew with the radius and reached 6.4% at the 33% stress radius. This magnitude is close to the 6.15% maximum trigger error over all calibrations and the full radius grid. No affine-only release reaches this radius. This comparison used the baseline calibration and the four-member reference profile. Within the affine-only region, the interval widths varied much less across formulations than the critical weights did.</w:t>
+        <w:t xml:space="preserve">lay below one half and decreased in the radius. Under the benchmark at this reference value, both the sign of Corollary 1 and the monotonicity of Corollary 2 reverse. At the baseline calibration and the four-member reference profile, the widths differed far less than the labels. At a 10% radius, the widths were 10.945 CNY/t (affine), 11.027 CNY/t (recursive), and 10.717 CNY/t (pre-commitment). The two comparators lay within 2.1% of the affine width. This distance grew with the radius and reached 6.4% at the 33% stress radius. This magnitude was close to the 6.15% maximum trigger error over all calibrations and the full radius grid.</w:t>
       </w:r>
     </w:p>
     <w:p>
@@ -19123,7 +18992,7 @@
         <w:t xml:space="preserve"> </w:t>
       </w:r>
       <w:r>
-        <w:t xml:space="preserve">Each entry is the smallest critical weight over the auxiliary grid at the given radius, which binds the above-one-half claim. The finite-horizon grid carries six horizons, the mean-reversion grid four reversion speeds, and the jump grid three variance shares. In the mean-reversion and jump grids, one of these settings is a solver control. The three grids give 24, 16, and 12 cells. On the jump grid, the no-jump control binds at every radius, because moving declared variance into jumps raises the critical weight. On the mean-reversion grid, the</w:t>
+        <w:t xml:space="preserve">Each entry is the smallest critical weight over the auxiliary grid at the given radius, which binds the above-one-half claim. The finite-horizon grid carries six horizons, the mean-reversion grid four reversion speeds, and the jump grid three variance shares. In the mean-reversion and jump grids, one of these settings is a solver control. The three grids give 24, 16, and 12 cells. On the jump grid, the no-jump control bound at every radius, because moving declared variance into jumps raised the critical weight. On the mean-reversion grid, the</w:t>
       </w:r>
       <w:r>
         <w:t xml:space="preserve"> </w:t>
@@ -19146,7 +19015,7 @@
         <w:t xml:space="preserve"> </w:t>
       </w:r>
       <w:r>
-        <w:t xml:space="preserve">control binds at the 10%, 22%, and 33% radii. A positive reversion speed raises the critical weight at these radii. At the 5% radius,</w:t>
+        <w:t xml:space="preserve">control bound at the 10%, 22%, and 33% radii. A positive reversion speed raised the critical weight at these radii. At the 5% radius,</w:t>
       </w:r>
       <w:r>
         <w:t xml:space="preserve"> </w:t>
@@ -19169,7 +19038,7 @@
         <w:t xml:space="preserve"> </w:t>
       </w:r>
       <w:r>
-        <w:t xml:space="preserve">binds by 0.0005. The perpetual row is the exact affine value of Eq. (6). Each departure is solved by the Crank-Nicolson method. The three volatility endpoints share one logarithmic grid within each departure, so the level bias cancels in the ratio. The free boundary is interpolated between nodes.</w:t>
+        <w:t xml:space="preserve">bound by 0.0005. The perpetual row is the exact affine value of Eq. (6). Each departure is solved by the Crank-Nicolson method. The three volatility endpoints share one logarithmic grid within each departure, so the level bias cancels in the ratio. The free boundary is interpolated between nodes.</w:t>
       </w:r>
     </w:p>
     <w:p>
@@ -19848,7 +19717,7 @@
         </m:r>
       </m:oMath>
       <w:r>
-        <w:t xml:space="preserve">. Only the pre-commitment output depends on this reference value, and only its critical weight falls below one half.</w:t>
+        <w:t xml:space="preserve">. Only the pre-commitment output depends on this reference value, and only its critical weight fell below one half.</w:t>
       </w:r>
     </w:p>
     <w:bookmarkEnd w:id="33"/>
@@ -20076,7 +19945,7 @@
           <w:i/>
           <w:iCs/>
         </w:rPr>
-        <w:t xml:space="preserve">. The following results hold.</w:t>
+        <w:t xml:space="preserve">.</w:t>
       </w:r>
     </w:p>
     <w:p>
@@ -21012,7 +20881,7 @@
           <w:i/>
           <w:iCs/>
         </w:rPr>
-        <w:t xml:space="preserve">. Whereas part (i) puts the trigger discrepancy at order</w:t>
+        <w:t xml:space="preserve">. Part (i) puts the trigger discrepancy at order</w:t>
       </w:r>
       <w:r>
         <w:rPr>
@@ -21040,7 +20909,7 @@
           <w:i/>
           <w:iCs/>
         </w:rPr>
-        <w:t xml:space="preserve">, the critical weights of the two formulations differ at first order,</w:t>
+        <w:t xml:space="preserve">. The critical weights of the two formulations, however, differ at first order,</w:t>
       </w:r>
       <w:r>
         <w:rPr>
@@ -21748,7 +21617,7 @@
         <w:t xml:space="preserve"> </w:t>
       </w:r>
       <w:r>
-        <w:t xml:space="preserve">review band around the critical weight. Elicitation noise alone can move such a weight across the critical weight. In a perturbation test, independent errors with standard deviation 0.05 were added to a ten-member Beta(5, 5) profile. The interval width stayed centered near its noiseless value, with a coefficient of variation of 12.9%. The label-flip probability for the weights nearest the critical weight reached 47.6%. At every radius admitted by the release rule, the review band contained the whole opposite-label band. A member whose label depends on the formulation therefore already receives a de-emphasized label. These rules govern only the directional label. The contested-price interval and the invest-or-wait classification depend on the member thresholds, and a separate safeguard protects them.</w:t>
+        <w:t xml:space="preserve">review band around the critical weight. Elicitation noise alone can move such a weight across the critical weight. In a perturbation test, independent errors with standard deviation 0.05 were added to a ten-member Beta(5, 5) profile. The interval width stayed centered near its noiseless value, with a coefficient of variation of 12.9%. The label-flip probability for the weights nearest the critical weight reached 47.6%. At every radius admitted by the release rule, the review band contained the whole opposite-label band. A member whose label depends on the formulation therefore already receives a de-emphasized label. The contested-price interval and the invest-or-wait classification depend on the member thresholds and fall under a separate safeguard.</w:t>
       </w:r>
     </w:p>
     <w:p>
@@ -21822,27 +21691,7 @@
         <w:pStyle w:val="BodyText"/>
       </w:pPr>
       <w:r>
-        <w:t xml:space="preserve">The pre-commitment</w:t>
-      </w:r>
-      <w:r>
-        <w:t xml:space="preserve"> </w:t>
-      </w:r>
-      <m:oMath>
-        <m:r>
-          <m:t>α</m:t>
-        </m:r>
-        <m:r>
-          <m:rPr>
-            <m:nor/>
-          </m:rPr>
-          <m:t>-MEU</m:t>
-        </m:r>
-      </m:oMath>
-      <w:r>
-        <w:t xml:space="preserve"> </w:t>
-      </w:r>
-      <w:r>
-        <w:t xml:space="preserve">optimum serves as the accuracy reference. It is the direct optimum within the class of constant-threshold rules used by the report. The affine rule is a stipulated reporting convention. Its numerical discrepancy from this optimum is evaluated under matched inputs. The benchmark vector depends on the reference project value</w:t>
+        <w:t xml:space="preserve">The dependence of the benchmark vector on</w:t>
       </w:r>
       <w:r>
         <w:t xml:space="preserve"> </w:t>
@@ -21862,7 +21711,10 @@
         </m:sSub>
       </m:oMath>
       <w:r>
-        <w:t xml:space="preserve">, and the affine vector does not. This dependence affects the directional labels. Fixing</w:t>
+        <w:t xml:space="preserve"> </w:t>
+      </w:r>
+      <w:r>
+        <w:t xml:space="preserve">affects the directional labels. Fixing</w:t>
       </w:r>
       <w:r>
         <w:t xml:space="preserve"> </w:t>
@@ -21894,7 +21746,7 @@
         <w:t xml:space="preserve"> </w:t>
       </w:r>
       <w:r>
-        <w:t xml:space="preserve">removes the dependence only through a second reporting choice. The affine rule, by contrast, reconstructs the member-threshold vector from the two endpoint triggers and the recorded weights alone. For reference values from</w:t>
+        <w:t xml:space="preserve">removes this dependence only through a second reporting choice. The affine rule needs no such choice, since it uses only the two endpoint triggers and the recorded weights. For reference values from</w:t>
       </w:r>
       <w:r>
         <w:t xml:space="preserve"> </w:t>
@@ -23213,7 +23065,7 @@
         <w:t xml:space="preserve"> </w:t>
       </w:r>
       <w:r>
-        <w:t xml:space="preserve">benchmark over ambiguity radius</w:t>
+        <w:t xml:space="preserve">benchmark. The grid covers ambiguity radius</w:t>
       </w:r>
       <w:r>
         <w:t xml:space="preserve"> </w:t>
@@ -23263,7 +23115,10 @@
         </m:r>
       </m:oMath>
       <w:r>
-        <w:t xml:space="preserve">, at the baseline calibration and</w:t>
+        <w:t xml:space="preserve"> </w:t>
+      </w:r>
+      <w:r>
+        <w:t xml:space="preserve">at the baseline calibration and</w:t>
       </w:r>
       <w:r>
         <w:t xml:space="preserve"> </w:t>
@@ -23343,7 +23198,7 @@
         </m:r>
       </m:oMath>
       <w:r>
-        <w:t xml:space="preserve">, the upper bound of the primary radius range. The error peaks near</w:t>
+        <w:t xml:space="preserve">, the upper bound of the primary radius range. The error peaked near</w:t>
       </w:r>
       <w:r>
         <w:t xml:space="preserve"> </w:t>
@@ -23375,7 +23230,7 @@
         <w:t xml:space="preserve"> </w:t>
       </w:r>
       <w:r>
-        <w:t xml:space="preserve">and vanishes at the endpoint weights, consistent with Proposition 4(ii).</w:t>
+        <w:t xml:space="preserve">and vanished at the endpoint weights, consistent with Proposition 4(ii).</w:t>
       </w:r>
     </w:p>
     <w:bookmarkEnd w:id="38"/>
@@ -23437,7 +23292,7 @@
         <w:pStyle w:val="BodyText"/>
       </w:pPr>
       <w:r>
-        <w:t xml:space="preserve">Criterion C1 requires at least 95% of configurations to attain an IoU of at least 0.90. Criterion C2 requires the 95th percentile of the omitted mixed share to be at most 5%. Both criteria concern the tail of the distribution, so neither depends on the median IoU of 0.960. On the full set, 89.5% of configurations attained an IoU of at least 0.90, below the 95% required by C1. The 95th percentile of the omitted mixed share was 7.65%, above the C2 limit. The full set therefore met neither criterion. At the 10% radius alone, 98.2% of configurations met the IoU requirement. On the pooled 5% and 10% set, this share was 99.1%, and the 95th percentile of the omitted mixed share was 4.15%. Both criteria held on this restricted set. The restriction was introduced after the evaluation on the full set, and the criteria were kept as declared.</w:t>
+        <w:t xml:space="preserve">Criterion C1 requires at least 95% of configurations to attain an IoU of at least 0.90. Criterion C2 requires the 95th percentile of the omitted mixed share to be at most 5%. Both criteria concern the tail of the distribution. On the full set, 89.5% of configurations attained an IoU of at least 0.90, below the 95% required by C1. The 95th percentile of the omitted mixed share was 7.65%, above the C2 limit. The full set therefore met neither criterion. At the 10% radius alone, 98.2% of configurations met the IoU requirement. On the pooled 5% and 10% set, this share was 99.1%, and the 95th percentile of the omitted mixed share was 4.15%. Both criteria held on this restricted set. The restriction was introduced after the evaluation on the full set, and the criteria were kept as declared.</w:t>
       </w:r>
     </w:p>
     <w:bookmarkEnd w:id="40"/>
@@ -23518,7 +23373,7 @@
         <w:pStyle w:val="BodyText"/>
       </w:pPr>
       <w:r>
-        <w:t xml:space="preserve">A second question concerns how much of this gain requires the full vector. A separate deterministic grid, equal in size to the fidelity evaluation set, addressed it. A three-threshold summary reported the smallest, median, and largest benchmark thresholds. It cut the median loss to 0.502% of the anchor threshold. The best single trigger reached 2.240%, and the member-threshold vector reached 0.235%. The full vector thus removed 53% of the loss left by the three-threshold summary. It was the more accurate of the two in 72.5% of configurations. Three-member panels form a quarter of this grid. There, the three-threshold summary reproduces the benchmark vector exactly. The comparison is informative only on the remaining cells. Adding a min-max midpoint and a quartile-based composite to the comparator set left the ordering unchanged. Most of the improvement over a single trigger therefore came from reporting more than one threshold. Price-axis loss alone does not separate the three-threshold summary from the member-indexed vector. The vector is retained because a sorted summary cannot identify the member behind each threshold.</w:t>
+        <w:t xml:space="preserve">A second question concerns how much of this gain requires the full vector. A separate deterministic grid, equal in size to the fidelity evaluation set, addressed it. A three-threshold summary reported the smallest, median, and largest benchmark thresholds. It cut the median loss to 0.502% of the anchor threshold. The best single trigger reached 2.240%, and the member-threshold vector reached 0.235%. The full vector thus removed 53% of the loss left by the three-threshold summary. It was the more accurate of the two in 72.5% of configurations. Three-member panels form a quarter of this grid. There, the three-threshold summary reproduces the benchmark vector exactly. The comparison is informative only on the remaining cells. Adding a min-max midpoint and a quartile-based composite to the comparator set left the ordering unchanged. Most of the improvement over a single trigger therefore came from reporting more than one threshold. The member-indexed vector also identifies the member behind each threshold, which a sorted summary cannot do.</w:t>
       </w:r>
     </w:p>
     <w:p>
@@ -23526,7 +23381,7 @@
         <w:pStyle w:val="BodyText"/>
       </w:pPr>
       <w:r>
-        <w:t xml:space="preserve">Table 6 reports the Monte Carlo results by radius, and each row summarizes 40,000 simulated panels. Its omitted-share percentiles differ from the deterministic statistics because the simulation draws random weight profiles.</w:t>
+        <w:t xml:space="preserve">Table 6 reports the Monte Carlo results by radius, and each row summarizes 40,000 simulated panels. Its omitted-share percentiles differed from the deterministic statistics because the simulation drew random weight profiles.</w:t>
       </w:r>
     </w:p>
     <w:p>
@@ -23534,7 +23389,7 @@
         <w:pStyle w:val="BodyText"/>
       </w:pPr>
       <w:r>
-        <w:t xml:space="preserve">The same panels supply two inputs for an institution setting its own criteria. The first input is a length in price units, the omitted mixed share multiplied by the benchmark width. Table 6 reports this length normalized by the anchor threshold. It ran from 0.09% at a 5% radius to 3.60% at the stress radius. At the anchor threshold, these values equal about 0.10 and 4.24 CNY/t. The second input is panel dependence. Fidelity improved monotonically with panel size and degraded under one-sided weight skew. A skewed profile brings the two interval edges closer together. A given trigger displacement then removes a larger share of the benchmark interval. The weakest cell was a three-member panel under skew. A committee can compare these lengths with the price band over which it regards the gate decision as open. It can then set its own release cap.</w:t>
+        <w:t xml:space="preserve">The same panels supply two inputs for an institution setting its own criteria. The first input is a length in price units, the omitted mixed share multiplied by the benchmark width. Table 6 reports this length normalized by the anchor threshold. It ran from 0.09% at a 5% radius to 3.60% at the stress radius. At the anchor threshold, these values equaled about 0.10 and 4.24 CNY/t. The second input is panel dependence. Fidelity improved monotonically with panel size and degraded under one-sided weight skew. A skewed profile brings the two interval edges closer together. A given trigger displacement then removes a larger share of the benchmark interval. The weakest cell was a three-member panel under skew. A committee can compare these lengths with the price band over which it regards the gate decision as open. It can then set its own release cap.</w:t>
       </w:r>
     </w:p>
     <w:p>
@@ -23550,7 +23405,7 @@
         <w:pStyle w:val="BodyText"/>
       </w:pPr>
       <w:r>
-        <w:t xml:space="preserve">The four-member application profile is excluded from these panels. The application results are thus independent of the simulated draws. This profile was evaluated deterministically through 30 direct comparisons between the affine rule and the benchmark, over five radii and six reference values. These checks and the 32 archived-price cells of Table 13 are archived in the replication package.</w:t>
+        <w:t xml:space="preserve">The four-member application profile was evaluated separately and deterministically. The evaluation used 30 direct comparisons between the affine rule and the benchmark, over five radii and six reference values. These checks and the 32 archived-price cells of Table 13 are archived in the replication package.</w:t>
       </w:r>
     </w:p>
     <w:p>
@@ -23558,7 +23413,7 @@
         <w:pStyle w:val="TableCaption"/>
       </w:pPr>
       <w:r>
-        <w:t xml:space="preserve">Table 6. Classification fidelity and price-axis information loss across simulated panels of sizes 3, 5, 7, and 9, with the 33% radius treated as a stress case.</w:t>
+        <w:t xml:space="preserve">Table 6. Classification fidelity and price-axis information loss across simulated panels of sizes 3, 5, 7, and 9. The 33% radius is a stress case.</w:t>
       </w:r>
     </w:p>
     <w:tbl>
@@ -23566,7 +23421,7 @@
         <w:tblStyle w:val="Table"/>
         <w:tblW w:type="auto" w:w="0"/>
         <w:tblLook w:firstRow="1" w:lastRow="0" w:firstColumn="0" w:lastColumn="0" w:noHBand="0" w:noVBand="0" w:val="0020"/>
-        <w:tblCaption w:val="Table 6. Classification fidelity and price-axis information loss across simulated panels of sizes 3, 5, 7, and 9, with the 33% radius treated as a stress case."/>
+        <w:tblCaption w:val="Table 6. Classification fidelity and price-axis information loss across simulated panels of sizes 3, 5, 7, and 9. The 33% radius is a stress case."/>
       </w:tblPr>
       <w:tblGrid>
         <w:gridCol w:w="1980"/>
@@ -25655,7 +25510,7 @@
         </m:r>
       </m:oMath>
       <w:r>
-        <w:t xml:space="preserve">, and a bounded solve suffices. When it fails, the gate isolates every stationary point. It then compares the objective at all of them and at both endpoints before releasing a benchmark classification. Condition (15) is recorded separately, because it governs the one-sided reading of the dual report. Recomputation costs one bounded scalar solve per member. The algorithm fixes the number of solves, and the wall-clock time depends on the computing environment. At the committee sizes considered here, computation is unlikely to be the main burden of fallback reporting. In prospective institutional use, the registry should be append-only. Algorithm 1 states the matching, versioning, and solver rules.</w:t>
+        <w:t xml:space="preserve">, and a bounded solve suffices. When it fails, the gate isolates every stationary point. It then compares the objective at all of them and at both endpoints before releasing a benchmark classification. Condition (15) is recorded separately, because it governs the one-sided reading of the dual report. Recomputation costs one bounded scalar solve per member. The algorithm fixes the number of solves, and the wall-clock time depends on the computing environment. In prospective institutional use, the registry should be append-only. Algorithm 1 states the matching, versioning, and solver rules.</w:t>
       </w:r>
     </w:p>
     <w:p>
@@ -25801,7 +25656,7 @@
         <w:pStyle w:val="BodyText"/>
       </w:pPr>
       <w:r>
-        <w:t xml:space="preserve">The cap was retained after the criteria had been evaluated. It was therefore tested on 18 calibrations and five weight profiles absent from the evaluated grid, with six calibrations outside its range. The release quantity behaved similarly on this held-out set. The largest within-cell member-threshold deviation had a 95th percentile across cells of 0.5141 CNY/t on the held-out set. The corresponding value on the evaluated grid was 0.5143 CNY/t. The normalized fidelity criteria were more sensitive to the weight profile. They held on four of the five held-out profiles. They failed on one profile with weights clustered within 0.06 of one half. For this profile, the benchmark interval shrank to 0.72% of the anchor threshold. A similar absolute discrepancy then became a much larger relative one. IoU normalizes by the union of the two intervals, and the omitted mixed share normalizes by the benchmark width. Both registered this effect, although the absolute deviation stayed the same. For this reason, the release rule conditions on absolute price-axis distances. The cap is an internally calibrated operating range for the evaluated design. Release at a gate also requires both proximity distances to exceed the registered envelope.</w:t>
+        <w:t xml:space="preserve">The cap was retained after the criteria had been evaluated. It was therefore tested on 18 calibrations and five weight profiles absent from the evaluated grid, with six calibrations outside its range. The release quantity behaved similarly on this held-out set. The largest within-cell member-threshold deviation had a 95th percentile across cells of 0.5141 CNY/t on the held-out set. The corresponding value on the evaluated grid was 0.5143 CNY/t. The normalized fidelity criteria were more sensitive to the weight profile. They held on four of the five held-out profiles. They failed on one profile with weights clustered within 0.06 of one half. For this profile, the benchmark interval shrank to 0.72% of the anchor threshold. A similar absolute discrepancy then became a much larger relative one. IoU normalizes by the union of the two intervals, and the omitted mixed share normalizes by the benchmark width. Both registered this effect, although the absolute deviation stayed the same. For this reason, the release rule conditions on absolute price-axis distances. Release at a gate also requires both proximity distances to exceed the registered envelope.</w:t>
       </w:r>
     </w:p>
     <w:p>
@@ -25809,7 +25664,7 @@
         <w:pStyle w:val="BodyText"/>
       </w:pPr>
       <w:r>
-        <w:t xml:space="preserve">Above the cap, the dual report is mandatory. The differences between the two rules there ran in one direction. Across the three larger radii and the weakest profiles, member-level classifications agreed in more than nine cases in ten. In no evaluated cell did the affine rule classify a price as invest while the benchmark classified it as wait. Proposition 3(ii) explains this pattern. Under the one-sidedness condition, the affine report errs toward deferral. The condition held throughout the affine-only region. Its single failure lay at the 33% stress radius, where a dual report is mandatory.</w:t>
+        <w:t xml:space="preserve">Above the cap, the dual report is mandatory. The differences between the two rules there ran in one direction. Across the three larger radii and the weakest profiles, member-level classifications agreed in more than nine cases in ten. In no evaluated cell did the affine rule classify a price as invest while the benchmark classified it as wait. Proposition 3(ii) explains this pattern. Under the one-sidedness condition, the affine report errs toward deferral. The condition held throughout the affine-only region.</w:t>
       </w:r>
     </w:p>
     <w:p>
@@ -25867,7 +25722,7 @@
         </m:sSub>
       </m:oMath>
       <w:r>
-        <w:t xml:space="preserve">. At the reference project value of the release rule, the width error for the four-member reference profile was 1.29%. The larger 2.25% figure came from other tested reference values, outside the release region. The width shrinks as the recorded weights cluster. On tightly clustered profiles, the same absolute error is therefore a larger fraction of the width. Input validity is checked on a separate branch. A failed upstream acceptance check blocks the threshold report, because the fallback addresses approximation error only.</w:t>
+        <w:t xml:space="preserve">. At the reference project value of the release rule, the width error for the four-member reference profile was 1.29%. The larger 2.25% figure came from other tested reference values, outside the release region. The width shrinks as the recorded weights cluster. On tightly clustered profiles, the same absolute error is therefore a larger fraction of the width. Input validity is checked on a separate branch. A failed upstream acceptance check blocks the threshold report.</w:t>
       </w:r>
     </w:p>
     <w:p>
@@ -25875,7 +25730,7 @@
         <w:pStyle w:val="BodyText"/>
       </w:pPr>
       <w:r>
-        <w:t xml:space="preserve">The model results fall into two groups. The analytical group holds wherever the maintained model holds. A unique critical weight splits the members around the no-ambiguity anchor, and trigger curvature in the declared coordinate locates it relative to one half. The numerical group rests on a finite registry. The affine rule stayed close to the benchmark on the evaluated grid, yet small trigger errors could still change a classification. The release rule therefore ties affine-only reporting to registered configurations and price-axis distances. The practical weight of these results depends on the inputs of a specific project, and a CCUS retrofit provides one such case.</w:t>
+        <w:t xml:space="preserve">The model results fall into two groups. The analytical group holds wherever the maintained model holds. A unique critical weight splits the members around the no-ambiguity anchor, and trigger curvature in the declared coordinate locates it relative to one half. The numerical group rests on a finite registry. The affine rule stayed close to the benchmark on the evaluated grid, yet small trigger errors could still change a classification. The release rule therefore ties affine-only reporting to registered configurations and price-axis distances. The practical relevance of these properties depends on the inputs of a specific project.</w:t>
       </w:r>
     </w:p>
     <w:p>
@@ -26222,7 +26077,7 @@
         <w:pStyle w:val="FirstParagraph"/>
       </w:pPr>
       <w:r>
-        <w:t xml:space="preserve">The model results hold under stated inputs, and their practical relevance depends on the project. A 600-MW coal-fired CCUS retrofit provides a concrete case. The application uses four inputs. The first is the economic calibration with the project inputs. The second is an ambiguity radius from a date-reconstructed policy-text signal. The third and fourth are a four-member reference profile of recorded weights and the archived price series. The construction returns member thresholds and quarterly contested-price intervals for a 600-MW coal-fired CCUS retrofit. Daily China Emission Allowance (CEA) prices are compared with the corresponding quarterly intervals, and each archived price is classified retrospectively. The anchor, corpus, and encoder are fixed ex post. For example, the volatility anchor estimated on 2024 and 2025 data applies to the entire historical signal path. Sensitivity checks examine alternative profiles, inputs, anchors, and scaling constants.</w:t>
+        <w:t xml:space="preserve">A 600-MW coal-fired CCUS retrofit supplies such project inputs. The application uses four inputs. The first is the economic calibration with the project inputs. The second is an ambiguity radius from a date-reconstructed policy-text signal. The third and fourth are a four-member reference profile of recorded weights and the archived price series. The construction returns member thresholds and quarterly contested-price intervals. Daily China Emission Allowance (CEA) prices are compared with the corresponding quarterly intervals, and each archived price is classified retrospectively. The anchor, corpus, and encoder are fixed ex post. For example, the volatility anchor estimated on 2024 and 2025 data applies to the entire historical signal path. Sensitivity checks varied the profiles, inputs, anchors, and scaling constants.</w:t>
       </w:r>
     </w:p>
     <w:bookmarkStart w:id="50" w:name="numerical-setting-and-policy-text-signal"/>
@@ -26282,7 +26137,7 @@
         <w:pStyle w:val="BodyText"/>
       </w:pPr>
       <w:r>
-        <w:t xml:space="preserve">The dispersion signal is quarterly, so incorrect document dates distort its path. Dates in the database may differ from official issuance dates. An audit therefore matched each record to an official agency page where possible. It resolved such a page for 414 of the 682 records. Two date assignments were compared. The reference assignment uses the date printed in each archived record and is reproducible from the archive alone. The page-date assignment uses a verified agency page date where available and the printed date otherwise. The two assignments produce different paths for the quarterly signal and the interval width. Four records bear 2015 printed dates and fall outside the window, so they are excluded. Four other records carry month-only dates. A month identifies the quarter, and these four records lie inside the window and are retained.</w:t>
+        <w:t xml:space="preserve">The dispersion signal is quarterly, so incorrect document dates distort its path. Dates in the database may differ from official issuance dates. An audit therefore matched each record to an official agency page where possible. It resolved such a page for 414 of the 682 records. Two date assignments were compared. The reference assignment uses the date printed in each archived record and is reproducible from the archive alone. The page-date assignment uses a verified agency page date where available and the printed date otherwise. The two assignments produced different paths for the quarterly signal and the interval width. Four records bear 2015 printed dates and fall outside the window, so they are excluded. Four other records carry month-only dates. A month identifies the quarter, and these four records lie inside the window and are retained.</w:t>
       </w:r>
     </w:p>
     <w:p>
@@ -26749,7 +26604,7 @@
             <m:rPr>
               <m:sty m:val="p"/>
             </m:rPr>
-            <m:t>,</m:t>
+            <m:t>.</m:t>
           </m:r>
           <m:r>
             <m:t>  </m:t>
@@ -26780,7 +26635,7 @@
         <w:pStyle w:val="FirstParagraph"/>
       </w:pPr>
       <w:r>
-        <w:t xml:space="preserve">where</w:t>
+        <w:t xml:space="preserve">Here</w:t>
       </w:r>
       <w:r>
         <w:t xml:space="preserve"> </w:t>
@@ -27057,7 +26912,7 @@
         </m:r>
       </m:oMath>
       <w:r>
-        <w:t xml:space="preserve">. This count assumes a fixed embedding dimension and a four-quarter history. Token-level encoding is an upstream step outside this count. The fallback adds one benchmark optimization per member. At committee scale, this cost is negligible. One release envelope on the 2,001-point weight grid took about 0.2 seconds per calibration-radius cell. This wall-clock figure varies with machine load.</w:t>
+        <w:t xml:space="preserve">. This count assumes a fixed embedding dimension and a four-quarter history. The fallback adds one benchmark optimization per member. One release envelope on the 2,001-point weight grid took about 0.2 seconds per calibration-radius cell. This wall-clock figure varies with machine load.</w:t>
       </w:r>
     </w:p>
     <w:p>
@@ -27164,7 +27019,7 @@
         <w:t xml:space="preserve"> </w:t>
       </w:r>
       <w:r>
-        <w:t xml:space="preserve">to one. The ambiguity radius then equals the signal before the admissibility cap. This setting is a convention, and the record supplied no estimate to replace it. Before the national emissions trading scheme (ETS), the lagged signal showed a positive but imprecise association with realized volatility. During the national ETS period, the estimated slope changed sign. Over the 18 quarters of this period, the slope was</w:t>
+        <w:t xml:space="preserve">to one. The ambiguity radius then equals the signal before the admissibility cap. Before the national emissions trading scheme (ETS), the lagged signal showed a positive but imprecise association with realized volatility. During the national ETS period, the estimated slope changed sign. Over the 18 quarters of this period, the slope was</w:t>
       </w:r>
       <w:r>
         <w:t xml:space="preserve"> </w:t>
@@ -27245,7 +27100,7 @@
         </m:sSub>
       </m:oMath>
       <w:r>
-        <w:t xml:space="preserve">. Five further diagnostics covered directional association, temporal-order permutation, construct validity, an event-style check, and national ETS stability. None of them supported a stable mapping, and none enters the threshold calculations. The series therefore serves as a scenario input configuring the radius. With 18 quarterly observations in the national ETS window and 17 before it, any association is estimated imprecisely.</w:t>
+        <w:t xml:space="preserve">. Five further diagnostics covered directional association, temporal-order permutation, construct validity, an event-style check, and national ETS stability. None of them supported a stable mapping. The series therefore serves as a scenario input configuring the radius. With 18 quarterly observations in the national ETS window and 17 before it, any association was estimated imprecisely.</w:t>
       </w:r>
     </w:p>
     <w:p>
@@ -27281,7 +27136,7 @@
         </m:r>
       </m:oMath>
       <w:r>
-        <w:t xml:space="preserve">-value of 0.036. Over the 14 national ETS quarters covered by the EPU sample, it was 0.264. Slope estimates distinguishable from zero still left the scale open. Propagating the pre-ETS slope to the thresholds gave a width envelope of up to 19.2 CNY/t. This value is about 2.9 times the configured peak width of 6.63 CNY/t. The pre-ETS slope and the national ETS slope differed by 61.08, with a standard error of 30.94. The 95% interval for this difference, based on the</w:t>
+        <w:t xml:space="preserve">-value of 0.036. Over the 14 national ETS quarters covered by the EPU sample, it was 0.264. Slope estimates distinguishable from zero still left the scale open. Propagating the pre-ETS slope to the thresholds gave a width envelope of up to 19.2 CNY/t. This value was about 2.9 times the configured peak width of 6.63 CNY/t. The pre-ETS slope and the national ETS slope differed by 61.08, with a standard error of 30.94. The 95% interval for this difference, based on the</w:t>
       </w:r>
       <w:r>
         <w:t xml:space="preserve"> </w:t>
@@ -27303,7 +27158,7 @@
         <w:pStyle w:val="BodyText"/>
       </w:pPr>
       <w:r>
-        <w:t xml:space="preserve">Three properties suit this series to its illustrative role. First, an institution can archive and re-encode the documents. With the corpus, encoding pipeline, and scaling convention recorded, a past radius can be recomputed without re-eliciting any judgment. Second, the documents come from the same regulatory process whose ambiguity the gate considers. Third, the series satisfies the nonnegativity required by the proportional map. The signal is the most readily replaceable part of the application.</w:t>
+        <w:t xml:space="preserve">Two properties suit this series to its illustrative role. First, an institution can archive and re-encode the documents. With the corpus, encoding pipeline, and scaling convention recorded, a past radius can be recomputed without re-eliciting any judgment. Second, the documents come from the same regulatory process whose ambiguity the gate considers.</w:t>
       </w:r>
     </w:p>
     <w:p>
@@ -27531,7 +27386,7 @@
           <w:b/>
           <w:bCs/>
         </w:rPr>
-        <w:t xml:space="preserve">Require:</w:t>
+        <w:t xml:space="preserve">Input</w:t>
       </w:r>
       <w:r>
         <w:t xml:space="preserve"> </w:t>
@@ -27592,7 +27447,7 @@
           <w:b/>
           <w:bCs/>
         </w:rPr>
-        <w:t xml:space="preserve">Require:</w:t>
+        <w:t xml:space="preserve">Input</w:t>
       </w:r>
       <w:r>
         <w:t xml:space="preserve"> </w:t>
@@ -27679,7 +27534,7 @@
           <w:b/>
           <w:bCs/>
         </w:rPr>
-        <w:t xml:space="preserve">Require:</w:t>
+        <w:t xml:space="preserve">Input</w:t>
       </w:r>
       <w:r>
         <w:t xml:space="preserve"> </w:t>
@@ -27815,7 +27670,7 @@
           <w:b/>
           <w:bCs/>
         </w:rPr>
-        <w:t xml:space="preserve">Require:</w:t>
+        <w:t xml:space="preserve">Input</w:t>
       </w:r>
       <w:r>
         <w:t xml:space="preserve"> </w:t>
@@ -27902,7 +27757,7 @@
         </m:sSub>
       </m:oMath>
       <w:r>
-        <w:t xml:space="preserve">, benchmark reference</w:t>
+        <w:t xml:space="preserve">, and benchmark reference</w:t>
       </w:r>
       <w:r>
         <w:t xml:space="preserve"> </w:t>
@@ -27925,7 +27780,25 @@
         <w:t xml:space="preserve"> </w:t>
       </w:r>
       <w:r>
-        <w:t xml:space="preserve">inside the benchmark domain, and a versioned finite registry snapshot</w:t>
+        <w:t xml:space="preserve">inside the benchmark domain</w:t>
+      </w:r>
+    </w:p>
+    <w:p>
+      <w:pPr>
+        <w:pStyle w:val="BodyText"/>
+      </w:pPr>
+      <w:r>
+        <w:rPr>
+          <w:b/>
+          <w:bCs/>
+        </w:rPr>
+        <w:t xml:space="preserve">Input</w:t>
+      </w:r>
+      <w:r>
+        <w:t xml:space="preserve"> </w:t>
+      </w:r>
+      <w:r>
+        <w:t xml:space="preserve">Versioned finite registry snapshot</w:t>
       </w:r>
       <w:r>
         <w:t xml:space="preserve"> </w:t>
@@ -27976,7 +27849,7 @@
           <w:b/>
           <w:bCs/>
         </w:rPr>
-        <w:t xml:space="preserve">Require:</w:t>
+        <w:t xml:space="preserve">Input</w:t>
       </w:r>
       <w:r>
         <w:t xml:space="preserve"> </w:t>
@@ -28074,7 +27947,7 @@
           <w:b/>
           <w:bCs/>
         </w:rPr>
-        <w:t xml:space="preserve">Ensure:</w:t>
+        <w:t xml:space="preserve">Output</w:t>
       </w:r>
       <w:r>
         <w:t xml:space="preserve"> </w:t>
@@ -28138,7 +28011,7 @@
         </m:sSub>
       </m:oMath>
       <w:r>
-        <w:t xml:space="preserve">, released classification, registry and audit identifiers, flags, reporting mode, and the benchmark table on fallback or direct request</w:t>
+        <w:t xml:space="preserve">, released classification, audit record, and reporting mode</w:t>
       </w:r>
     </w:p>
     <w:p>
@@ -28146,7 +28019,25 @@
         <w:pStyle w:val="BodyText"/>
       </w:pPr>
       <w:r>
-        <w:t xml:space="preserve">1: initialize</w:t>
+        <w:rPr>
+          <w:b/>
+          <w:bCs/>
+        </w:rPr>
+        <w:t xml:space="preserve">Output</w:t>
+      </w:r>
+      <w:r>
+        <w:t xml:space="preserve"> </w:t>
+      </w:r>
+      <w:r>
+        <w:t xml:space="preserve">Benchmark table on fallback or direct request</w:t>
+      </w:r>
+    </w:p>
+    <w:p>
+      <w:pPr>
+        <w:pStyle w:val="BodyText"/>
+      </w:pPr>
+      <w:r>
+        <w:t xml:space="preserve">1. initialize</w:t>
       </w:r>
       <w:r>
         <w:t xml:space="preserve"> </w:t>
@@ -28207,7 +28098,25 @@
         <w:t xml:space="preserve">not evaluated</w:t>
       </w:r>
       <w:r>
-        <w:t xml:space="preserve">; each is populated only when its registry lookup or benchmark check runs</w:t>
+        <w:t xml:space="preserve"> </w:t>
+      </w:r>
+      <m:oMath>
+        <m:r>
+          <m:rPr>
+            <m:sty m:val="p"/>
+          </m:rPr>
+          <m:t>⊳</m:t>
+        </m:r>
+      </m:oMath>
+      <w:r>
+        <w:t xml:space="preserve"> </w:t>
+      </w:r>
+      <w:r>
+        <w:rPr>
+          <w:i/>
+          <w:iCs/>
+        </w:rPr>
+        <w:t xml:space="preserve">filled when the lookup or check runs</w:t>
       </w:r>
     </w:p>
     <w:p>
@@ -28215,7 +28124,7 @@
         <w:pStyle w:val="BodyText"/>
       </w:pPr>
       <w:r>
-        <w:t xml:space="preserve">2:</w:t>
+        <w:t xml:space="preserve">2.</w:t>
       </w:r>
       <w:r>
         <w:t xml:space="preserve"> </w:t>
@@ -28249,7 +28158,7 @@
         <w:pStyle w:val="BodyText"/>
       </w:pPr>
       <w:r>
-        <w:t xml:space="preserve">3:</w:t>
+        <w:t xml:space="preserve">3.</w:t>
       </w:r>
       <w:r>
         <w:t xml:space="preserve"> </w:t>
@@ -28273,7 +28182,7 @@
         <w:pStyle w:val="BodyText"/>
       </w:pPr>
       <w:r>
-        <w:t xml:space="preserve">4:</w:t>
+        <w:t xml:space="preserve">4.</w:t>
       </w:r>
       <w:r>
         <w:t xml:space="preserve"> </w:t>
@@ -28291,7 +28200,7 @@
         <w:pStyle w:val="BodyText"/>
       </w:pPr>
       <w:r>
-        <w:t xml:space="preserve">5:</w:t>
+        <w:t xml:space="preserve">5.</w:t>
       </w:r>
       <w:r>
         <w:t xml:space="preserve"> </w:t>
@@ -28325,7 +28234,7 @@
         <w:pStyle w:val="BodyText"/>
       </w:pPr>
       <w:r>
-        <w:t xml:space="preserve">6: read the registered</w:t>
+        <w:t xml:space="preserve">6. read the registered</w:t>
       </w:r>
       <w:r>
         <w:t xml:space="preserve"> </w:t>
@@ -28367,34 +28276,13 @@
           </m:sub>
         </m:sSub>
       </m:oMath>
-      <w:r>
-        <w:t xml:space="preserve"> </w:t>
-      </w:r>
-      <m:oMath>
-        <m:r>
-          <m:rPr>
-            <m:sty m:val="p"/>
-          </m:rPr>
-          <m:t>⊳</m:t>
-        </m:r>
-      </m:oMath>
-      <w:r>
-        <w:t xml:space="preserve"> </w:t>
-      </w:r>
-      <w:r>
-        <w:rPr>
-          <w:i/>
-          <w:iCs/>
-        </w:rPr>
-        <w:t xml:space="preserve">the generic method requires only this</w:t>
-      </w:r>
     </w:p>
     <w:p>
       <w:pPr>
         <w:pStyle w:val="BodyText"/>
       </w:pPr>
       <w:r>
-        <w:t xml:space="preserve">7:</w:t>
+        <w:t xml:space="preserve">7.</w:t>
       </w:r>
       <w:r>
         <w:t xml:space="preserve"> </w:t>
@@ -28412,7 +28300,7 @@
         <w:pStyle w:val="BodyText"/>
       </w:pPr>
       <w:r>
-        <w:t xml:space="preserve">8: obtain</w:t>
+        <w:t xml:space="preserve">8. obtain</w:t>
       </w:r>
       <w:r>
         <w:t xml:space="preserve"> </w:t>
@@ -28545,7 +28433,7 @@
         <w:pStyle w:val="BodyText"/>
       </w:pPr>
       <w:r>
-        <w:t xml:space="preserve">9:</w:t>
+        <w:t xml:space="preserve">9.</w:t>
       </w:r>
       <w:r>
         <w:t xml:space="preserve"> </w:t>
@@ -28563,7 +28451,7 @@
         <w:pStyle w:val="BodyText"/>
       </w:pPr>
       <w:r>
-        <w:t xml:space="preserve">10:</w:t>
+        <w:t xml:space="preserve">10.</w:t>
       </w:r>
       <w:r>
         <w:t xml:space="preserve"> </w:t>
@@ -28573,7 +28461,7 @@
           <w:b/>
           <w:bCs/>
         </w:rPr>
-        <w:t xml:space="preserve">Analytical layer:</w:t>
+        <w:t xml:space="preserve">Analytical layer.</w:t>
       </w:r>
       <w:r>
         <w:t xml:space="preserve"> </w:t>
@@ -28838,7 +28726,7 @@
         <w:pStyle w:val="BodyText"/>
       </w:pPr>
       <w:r>
-        <w:t xml:space="preserve">11: solve Eq. (3) at</w:t>
+        <w:t xml:space="preserve">11. solve Eq. (3) at</w:t>
       </w:r>
       <w:r>
         <w:t xml:space="preserve"> </w:t>
@@ -29048,7 +28936,7 @@
         <w:pStyle w:val="BodyText"/>
       </w:pPr>
       <w:r>
-        <w:t xml:space="preserve">12:</w:t>
+        <w:t xml:space="preserve">12.</w:t>
       </w:r>
       <w:r>
         <w:t xml:space="preserve"> </w:t>
@@ -29134,7 +29022,7 @@
         <w:pStyle w:val="BodyText"/>
       </w:pPr>
       <w:r>
-        <w:t xml:space="preserve">13:</w:t>
+        <w:t xml:space="preserve">13.</w:t>
       </w:r>
       <w:r>
         <w:t xml:space="preserve"> </w:t>
@@ -29179,7 +29067,7 @@
         <w:pStyle w:val="BodyText"/>
       </w:pPr>
       <w:r>
-        <w:t xml:space="preserve">14:</w:t>
+        <w:t xml:space="preserve">14.</w:t>
       </w:r>
       <w:r>
         <w:t xml:space="preserve"> </w:t>
@@ -29197,7 +29085,7 @@
         <w:pStyle w:val="BodyText"/>
       </w:pPr>
       <w:r>
-        <w:t xml:space="preserve">15:</w:t>
+        <w:t xml:space="preserve">15.</w:t>
       </w:r>
       <w:r>
         <w:t xml:space="preserve"> </w:t>
@@ -29377,7 +29265,7 @@
         <w:pStyle w:val="BodyText"/>
       </w:pPr>
       <w:r>
-        <w:t xml:space="preserve">16:</w:t>
+        <w:t xml:space="preserve">16.</w:t>
       </w:r>
       <w:r>
         <w:t xml:space="preserve"> </w:t>
@@ -29653,7 +29541,7 @@
         <w:pStyle w:val="BodyText"/>
       </w:pPr>
       <w:r>
-        <w:t xml:space="preserve">17:</w:t>
+        <w:t xml:space="preserve">17.</w:t>
       </w:r>
       <w:r>
         <w:t xml:space="preserve"> </w:t>
@@ -29663,7 +29551,7 @@
           <w:b/>
           <w:bCs/>
         </w:rPr>
-        <w:t xml:space="preserve">Interface layer:</w:t>
+        <w:t xml:space="preserve">Interface layer.</w:t>
       </w:r>
       <w:r>
         <w:t xml:space="preserve"> </w:t>
@@ -30090,7 +29978,7 @@
         <w:pStyle w:val="BodyText"/>
       </w:pPr>
       <w:r>
-        <w:t xml:space="preserve">18: affine summary</w:t>
+        <w:t xml:space="preserve">18. affine summary</w:t>
       </w:r>
       <w:r>
         <w:t xml:space="preserve"> </w:t>
@@ -30240,7 +30128,7 @@
         <w:pStyle w:val="BodyText"/>
       </w:pPr>
       <w:r>
-        <w:t xml:space="preserve">19:</w:t>
+        <w:t xml:space="preserve">19.</w:t>
       </w:r>
       <w:r>
         <w:t xml:space="preserve"> </w:t>
@@ -30570,7 +30458,7 @@
         <w:pStyle w:val="BodyText"/>
       </w:pPr>
       <w:r>
-        <w:t xml:space="preserve">20: buffer-flag</w:t>
+        <w:t xml:space="preserve">20. buffer-flag</w:t>
       </w:r>
       <w:r>
         <w:t xml:space="preserve"> </w:t>
@@ -30725,7 +30613,7 @@
           <w:i/>
           <w:iCs/>
         </w:rPr>
-        <w:t xml:space="preserve">price-input diagnostic, reported beside the classification and never a release condition</w:t>
+        <w:t xml:space="preserve">price-input diagnostic reported beside the classification</w:t>
       </w:r>
     </w:p>
     <w:p>
@@ -30733,7 +30621,7 @@
         <w:pStyle w:val="BodyText"/>
       </w:pPr>
       <w:r>
-        <w:t xml:space="preserve">21:</w:t>
+        <w:t xml:space="preserve">21.</w:t>
       </w:r>
       <w:r>
         <w:t xml:space="preserve"> </w:t>
@@ -30993,7 +30881,7 @@
         <w:pStyle w:val="BodyText"/>
       </w:pPr>
       <w:r>
-        <w:t xml:space="preserve">22: registered</w:t>
+        <w:t xml:space="preserve">22. registered</w:t>
       </w:r>
       <w:r>
         <w:t xml:space="preserve"> </w:t>
@@ -31217,7 +31105,7 @@
         <w:pStyle w:val="BodyText"/>
       </w:pPr>
       <w:r>
-        <w:t xml:space="preserve">23:</w:t>
+        <w:t xml:space="preserve">23.</w:t>
       </w:r>
       <w:r>
         <w:t xml:space="preserve"> </w:t>
@@ -31251,7 +31139,7 @@
         <w:pStyle w:val="BodyText"/>
       </w:pPr>
       <w:r>
-        <w:t xml:space="preserve">24: read the dimensionless registered envelope</w:t>
+        <w:t xml:space="preserve">24. read the dimensionless registered envelope</w:t>
       </w:r>
       <w:r>
         <w:t xml:space="preserve"> </w:t>
@@ -31371,7 +31259,7 @@
         <w:pStyle w:val="BodyText"/>
       </w:pPr>
       <w:r>
-        <w:t xml:space="preserve">25:</w:t>
+        <w:t xml:space="preserve">25.</w:t>
       </w:r>
       <w:r>
         <w:t xml:space="preserve"> </w:t>
@@ -31661,7 +31549,7 @@
         <w:pStyle w:val="BodyText"/>
       </w:pPr>
       <w:r>
-        <w:t xml:space="preserve">26: fallback</w:t>
+        <w:t xml:space="preserve">26. fallback</w:t>
       </w:r>
       <w:r>
         <w:t xml:space="preserve"> </w:t>
@@ -31841,7 +31729,7 @@
         <w:pStyle w:val="BodyText"/>
       </w:pPr>
       <w:r>
-        <w:t xml:space="preserve">27:</w:t>
+        <w:t xml:space="preserve">27.</w:t>
       </w:r>
       <w:r>
         <w:t xml:space="preserve"> </w:t>
@@ -31859,7 +31747,7 @@
         <w:pStyle w:val="BodyText"/>
       </w:pPr>
       <w:r>
-        <w:t xml:space="preserve">28: both proximity flags</w:t>
+        <w:t xml:space="preserve">28. both proximity flags</w:t>
       </w:r>
       <w:r>
         <w:t xml:space="preserve"> </w:t>
@@ -31901,7 +31789,7 @@
         <w:pStyle w:val="BodyText"/>
       </w:pPr>
       <w:r>
-        <w:t xml:space="preserve">29:</w:t>
+        <w:t xml:space="preserve">29.</w:t>
       </w:r>
       <w:r>
         <w:t xml:space="preserve"> </w:t>
@@ -31919,7 +31807,7 @@
         <w:pStyle w:val="BodyText"/>
       </w:pPr>
       <w:r>
-        <w:t xml:space="preserve">30:</w:t>
+        <w:t xml:space="preserve">30.</w:t>
       </w:r>
       <w:r>
         <w:t xml:space="preserve"> </w:t>
@@ -31953,7 +31841,7 @@
         <w:pStyle w:val="BodyText"/>
       </w:pPr>
       <w:r>
-        <w:t xml:space="preserve">31: global-certified</w:t>
+        <w:t xml:space="preserve">31. global-certified</w:t>
       </w:r>
       <w:r>
         <w:t xml:space="preserve"> </w:t>
@@ -32016,7 +31904,7 @@
         <w:pStyle w:val="BodyText"/>
       </w:pPr>
       <w:r>
-        <w:t xml:space="preserve">32:</w:t>
+        <w:t xml:space="preserve">32.</w:t>
       </w:r>
       <w:r>
         <w:t xml:space="preserve"> </w:t>
@@ -32050,7 +31938,7 @@
         <w:pStyle w:val="BodyText"/>
       </w:pPr>
       <w:r>
-        <w:t xml:space="preserve">33: solve Eq. (13) on</w:t>
+        <w:t xml:space="preserve">33. solve Eq. (13) on</w:t>
       </w:r>
       <w:r>
         <w:t xml:space="preserve"> </w:t>
@@ -32224,7 +32112,7 @@
         <w:pStyle w:val="BodyText"/>
       </w:pPr>
       <w:r>
-        <w:t xml:space="preserve">34:</w:t>
+        <w:t xml:space="preserve">34.</w:t>
       </w:r>
       <w:r>
         <w:t xml:space="preserve"> </w:t>
@@ -32242,7 +32130,7 @@
         <w:pStyle w:val="BodyText"/>
       </w:pPr>
       <w:r>
-        <w:t xml:space="preserve">35: isolate every stationary point of Eq. (13) on</w:t>
+        <w:t xml:space="preserve">35. isolate every stationary point of Eq. (13) on</w:t>
       </w:r>
       <w:r>
         <w:t xml:space="preserve"> </w:t>
@@ -32355,7 +32243,7 @@
         <w:pStyle w:val="BodyText"/>
       </w:pPr>
       <w:r>
-        <w:t xml:space="preserve">36:</w:t>
+        <w:t xml:space="preserve">36.</w:t>
       </w:r>
       <w:r>
         <w:t xml:space="preserve"> </w:t>
@@ -32389,7 +32277,7 @@
         <w:pStyle w:val="BodyText"/>
       </w:pPr>
       <w:r>
-        <w:t xml:space="preserve">37:</w:t>
+        <w:t xml:space="preserve">37.</w:t>
       </w:r>
       <w:r>
         <w:t xml:space="preserve"> </w:t>
@@ -32413,7 +32301,7 @@
         <w:pStyle w:val="BodyText"/>
       </w:pPr>
       <w:r>
-        <w:t xml:space="preserve">38:</w:t>
+        <w:t xml:space="preserve">38.</w:t>
       </w:r>
       <w:r>
         <w:t xml:space="preserve"> </w:t>
@@ -32431,7 +32319,7 @@
         <w:pStyle w:val="BodyText"/>
       </w:pPr>
       <w:r>
-        <w:t xml:space="preserve">39:</w:t>
+        <w:t xml:space="preserve">39.</w:t>
       </w:r>
       <w:r>
         <w:t xml:space="preserve"> </w:t>
@@ -32449,7 +32337,7 @@
         <w:pStyle w:val="BodyText"/>
       </w:pPr>
       <w:r>
-        <w:t xml:space="preserve">40: one-sided-certified</w:t>
+        <w:t xml:space="preserve">40. one-sided-certified</w:t>
       </w:r>
       <w:r>
         <w:t xml:space="preserve"> </w:t>
@@ -32533,7 +32421,7 @@
         <w:pStyle w:val="BodyText"/>
       </w:pPr>
       <w:r>
-        <w:t xml:space="preserve">41: convert the benchmark triggers by Eq. (8)</w:t>
+        <w:t xml:space="preserve">41. convert the benchmark triggers by Eq. (8)</w:t>
       </w:r>
     </w:p>
     <w:p>
@@ -32541,7 +32429,7 @@
         <w:pStyle w:val="BodyText"/>
       </w:pPr>
       <w:r>
-        <w:t xml:space="preserve">42: mode</w:t>
+        <w:t xml:space="preserve">42. mode</w:t>
       </w:r>
       <w:r>
         <w:t xml:space="preserve"> </w:t>
@@ -32566,7 +32454,7 @@
         <w:pStyle w:val="BodyText"/>
       </w:pPr>
       <w:r>
-        <w:t xml:space="preserve">43:</w:t>
+        <w:t xml:space="preserve">43.</w:t>
       </w:r>
       <w:r>
         <w:t xml:space="preserve"> </w:t>
@@ -32600,7 +32488,7 @@
         <w:pStyle w:val="BodyText"/>
       </w:pPr>
       <w:r>
-        <w:t xml:space="preserve">44: released classification</w:t>
+        <w:t xml:space="preserve">44. released classification</w:t>
       </w:r>
       <w:r>
         <w:t xml:space="preserve"> </w:t>
@@ -32646,7 +32534,7 @@
         <w:pStyle w:val="BodyText"/>
       </w:pPr>
       <w:r>
-        <w:t xml:space="preserve">45:</w:t>
+        <w:t xml:space="preserve">45.</w:t>
       </w:r>
       <w:r>
         <w:t xml:space="preserve"> </w:t>
@@ -32664,7 +32552,7 @@
         <w:pStyle w:val="BodyText"/>
       </w:pPr>
       <w:r>
-        <w:t xml:space="preserve">46: released classification</w:t>
+        <w:t xml:space="preserve">46. released classification</w:t>
       </w:r>
       <w:r>
         <w:t xml:space="preserve"> </w:t>
@@ -32710,7 +32598,7 @@
         <w:pStyle w:val="BodyText"/>
       </w:pPr>
       <w:r>
-        <w:t xml:space="preserve">47:</w:t>
+        <w:t xml:space="preserve">47.</w:t>
       </w:r>
       <w:r>
         <w:t xml:space="preserve"> </w:t>
@@ -32728,7 +32616,7 @@
         <w:pStyle w:val="BodyText"/>
       </w:pPr>
       <w:r>
-        <w:t xml:space="preserve">48:</w:t>
+        <w:t xml:space="preserve">48.</w:t>
       </w:r>
       <w:r>
         <w:t xml:space="preserve"> </w:t>
@@ -32746,7 +32634,7 @@
         <w:pStyle w:val="BodyText"/>
       </w:pPr>
       <w:r>
-        <w:t xml:space="preserve">49: released classification</w:t>
+        <w:t xml:space="preserve">49. released classification</w:t>
       </w:r>
       <w:r>
         <w:t xml:space="preserve"> </w:t>
@@ -32788,7 +32676,7 @@
         <w:pStyle w:val="BodyText"/>
       </w:pPr>
       <w:r>
-        <w:t xml:space="preserve">50:</w:t>
+        <w:t xml:space="preserve">50.</w:t>
       </w:r>
       <w:r>
         <w:t xml:space="preserve"> </w:t>
@@ -32806,7 +32694,111 @@
         <w:pStyle w:val="BodyText"/>
       </w:pPr>
       <w:r>
-        <w:t xml:space="preserve">51:</w:t>
+        <w:t xml:space="preserve">51. record the audit fields</w:t>
+      </w:r>
+      <w:r>
+        <w:t xml:space="preserve"> </w:t>
+      </w:r>
+      <m:oMath>
+        <m:r>
+          <m:t>I</m:t>
+        </m:r>
+        <m:r>
+          <m:rPr>
+            <m:sty m:val="p"/>
+          </m:rPr>
+          <m:t>/</m:t>
+        </m:r>
+        <m:r>
+          <m:t>Q</m:t>
+        </m:r>
+      </m:oMath>
+      <w:r>
+        <w:t xml:space="preserve">,</w:t>
+      </w:r>
+      <w:r>
+        <w:t xml:space="preserve"> </w:t>
+      </w:r>
+      <m:oMath>
+        <m:sSubSup>
+          <m:e>
+            <m:r>
+              <m:t>P</m:t>
+            </m:r>
+          </m:e>
+          <m:sub>
+            <m:r>
+              <m:t>0</m:t>
+            </m:r>
+          </m:sub>
+          <m:sup>
+            <m:r>
+              <m:rPr>
+                <m:sty m:val="p"/>
+              </m:rPr>
+              <m:t>∗</m:t>
+            </m:r>
+          </m:sup>
+        </m:sSubSup>
+      </m:oMath>
+      <w:r>
+        <w:t xml:space="preserve">,</w:t>
+      </w:r>
+      <w:r>
+        <w:t xml:space="preserve"> </w:t>
+      </w:r>
+      <m:oMath>
+        <m:sSub>
+          <m:e>
+            <m:r>
+              <m:t>e</m:t>
+            </m:r>
+          </m:e>
+          <m:sub>
+            <m:r>
+              <m:rPr>
+                <m:scr m:val="script"/>
+                <m:sty m:val="p"/>
+              </m:rPr>
+              <m:t>R</m:t>
+            </m:r>
+          </m:sub>
+        </m:sSub>
+      </m:oMath>
+      <w:r>
+        <w:t xml:space="preserve">, and</w:t>
+      </w:r>
+      <w:r>
+        <w:t xml:space="preserve"> </w:t>
+      </w:r>
+      <m:oMath>
+        <m:sSub>
+          <m:e>
+            <m:r>
+              <m:t>E</m:t>
+            </m:r>
+          </m:e>
+          <m:sub>
+            <m:r>
+              <m:rPr>
+                <m:scr m:val="script"/>
+                <m:sty m:val="p"/>
+              </m:rPr>
+              <m:t>R</m:t>
+            </m:r>
+          </m:sub>
+        </m:sSub>
+      </m:oMath>
+      <w:r>
+        <w:t xml:space="preserve">, the radius source, the two certification flags, and the mode</w:t>
+      </w:r>
+    </w:p>
+    <w:p>
+      <w:pPr>
+        <w:pStyle w:val="BodyText"/>
+      </w:pPr>
+      <w:r>
+        <w:t xml:space="preserve">52.</w:t>
       </w:r>
       <w:r>
         <w:t xml:space="preserve"> </w:t>
@@ -32957,103 +32949,7 @@
         </m:r>
       </m:oMath>
       <w:r>
-        <w:t xml:space="preserve">, the audit fields</w:t>
-      </w:r>
-      <w:r>
-        <w:t xml:space="preserve"> </w:t>
-      </w:r>
-      <m:oMath>
-        <m:r>
-          <m:t>I</m:t>
-        </m:r>
-        <m:r>
-          <m:rPr>
-            <m:sty m:val="p"/>
-          </m:rPr>
-          <m:t>/</m:t>
-        </m:r>
-        <m:r>
-          <m:t>Q</m:t>
-        </m:r>
-      </m:oMath>
-      <w:r>
-        <w:t xml:space="preserve">,</w:t>
-      </w:r>
-      <w:r>
-        <w:t xml:space="preserve"> </w:t>
-      </w:r>
-      <m:oMath>
-        <m:sSubSup>
-          <m:e>
-            <m:r>
-              <m:t>P</m:t>
-            </m:r>
-          </m:e>
-          <m:sub>
-            <m:r>
-              <m:t>0</m:t>
-            </m:r>
-          </m:sub>
-          <m:sup>
-            <m:r>
-              <m:rPr>
-                <m:sty m:val="p"/>
-              </m:rPr>
-              <m:t>∗</m:t>
-            </m:r>
-          </m:sup>
-        </m:sSubSup>
-      </m:oMath>
-      <w:r>
-        <w:t xml:space="preserve">,</w:t>
-      </w:r>
-      <w:r>
-        <w:t xml:space="preserve"> </w:t>
-      </w:r>
-      <m:oMath>
-        <m:sSub>
-          <m:e>
-            <m:r>
-              <m:t>e</m:t>
-            </m:r>
-          </m:e>
-          <m:sub>
-            <m:r>
-              <m:rPr>
-                <m:scr m:val="script"/>
-                <m:sty m:val="p"/>
-              </m:rPr>
-              <m:t>R</m:t>
-            </m:r>
-          </m:sub>
-        </m:sSub>
-      </m:oMath>
-      <w:r>
-        <w:t xml:space="preserve">, and</w:t>
-      </w:r>
-      <w:r>
-        <w:t xml:space="preserve"> </w:t>
-      </w:r>
-      <m:oMath>
-        <m:sSub>
-          <m:e>
-            <m:r>
-              <m:t>E</m:t>
-            </m:r>
-          </m:e>
-          <m:sub>
-            <m:r>
-              <m:rPr>
-                <m:scr m:val="script"/>
-                <m:sty m:val="p"/>
-              </m:rPr>
-              <m:t>R</m:t>
-            </m:r>
-          </m:sub>
-        </m:sSub>
-      </m:oMath>
-      <w:r>
-        <w:t xml:space="preserve">, the radius source, the two certification flags, the mode, and the benchmark table on fallback or direct request</w:t>
+        <w:t xml:space="preserve">, the audit record, and the benchmark table on fallback or direct request</w:t>
       </w:r>
     </w:p>
     <w:bookmarkEnd w:id="49"/>
@@ -33089,7 +32985,7 @@
         <w:pStyle w:val="BodyText"/>
       </w:pPr>
       <w:r>
-        <w:t xml:space="preserve">Table 8 places the anchor threshold beside external capture-cost references for context. The anchor threshold was 117.7 CNY/t, and a demonstration reference lies near 250 CNY/t. The two figures rest on different bases.</w:t>
+        <w:t xml:space="preserve">Table 8 places the anchor threshold beside external capture-cost references for context. The anchor threshold was 117.7 CNY/t, and a demonstration reference lies near 250 CNY/t.</w:t>
       </w:r>
       <w:r>
         <w:t xml:space="preserve"> </w:t>
@@ -33132,7 +33028,7 @@
         <w:t xml:space="preserve"> </w:t>
       </w:r>
       <w:r>
-        <w:t xml:space="preserve">spanning these references. In a hypothetical accounting scenario, the common net adjustment is</w:t>
+        <w:t xml:space="preserve">spanning these references. In a hypothetical accounting scenario with</w:t>
       </w:r>
       <w:r>
         <w:t xml:space="preserve"> </w:t>
@@ -33155,7 +33051,7 @@
         </m:r>
       </m:oMath>
       <w:r>
-        <w:t xml:space="preserve"> CNY/t. The interval then moves to</w:t>
+        <w:t xml:space="preserve"> CNY/t, the interval moved to</w:t>
       </w:r>
       <w:r>
         <w:t xml:space="preserve"> </w:t>
@@ -33190,24 +33086,7 @@
         </m:r>
       </m:oMath>
       <w:r>
-        <w:t xml:space="preserve"> CNY/t. A committee comparing against a figure with these components reads the gate at this adjusted level. The value of</w:t>
-      </w:r>
-      <w:r>
-        <w:t xml:space="preserve"> </w:t>
-      </w:r>
-      <m:oMath>
-        <m:r>
-          <m:rPr>
-            <m:sty m:val="p"/>
-          </m:rPr>
-          <m:t>Δ</m:t>
-        </m:r>
-      </m:oMath>
-      <w:r>
-        <w:t xml:space="preserve"> </w:t>
-      </w:r>
-      <w:r>
-        <w:t xml:space="preserve">is stipulated for illustration.</w:t>
+        <w:t xml:space="preserve"> CNY/t. A committee comparing against a figure with these components reads the gate at this adjusted level.</w:t>
       </w:r>
     </w:p>
     <w:p>
@@ -33350,7 +33229,7 @@
         </m:r>
       </m:oMath>
       <w:r>
-        <w:t xml:space="preserve">. The threshold levels, the interval width, and the price-unit envelope rescale with the common factor. The classification at a fixed prevailing price may move with them. Both inputs carry substantial appraisal uncertainty, so this movement matters. The reconstructed reference path peaked in 2024Q4 at a radius of 6.057% of the volatility anchor. At this radius, the baseline lower interval edge was 113.38 CNY/t. This edge lay above the highest archived price of 105.65 CNY/t. A 10% reduction in</w:t>
+        <w:t xml:space="preserve">. The threshold levels, the interval width, and the price-unit envelope rescale with the common factor. The classification at a fixed prevailing price may move with them. Both inputs may carry considerable appraisal uncertainty. The reconstructed reference path peaked in 2024Q4 at a radius of 6.057% of the volatility anchor. At this radius, the baseline lower interval edge was 113.38 CNY/t. This edge lay above the highest archived price of 105.65 CNY/t. A 10% reduction in</w:t>
       </w:r>
       <w:r>
         <w:t xml:space="preserve"> </w:t>
@@ -34073,30 +33952,7 @@
               <w:jc w:val="left"/>
             </w:pPr>
             <w:r>
-              <w:t xml:space="preserve">Reported capture-cost reference for the Taizhou coal-fired carbon-capture facility of China Energy (Yang, 2023). A technology-cost figure on a different basis from</w:t>
-            </w:r>
-            <w:r>
-              <w:t xml:space="preserve"> </w:t>
-            </w:r>
-            <m:oMath>
-              <m:sSup>
-                <m:e>
-                  <m:r>
-                    <m:t>P</m:t>
-                  </m:r>
-                </m:e>
-                <m:sup>
-                  <m:r>
-                    <m:rPr>
-                      <m:sty m:val="p"/>
-                    </m:rPr>
-                    <m:t>∗</m:t>
-                  </m:r>
-                </m:sup>
-              </m:sSup>
-            </m:oMath>
-            <w:r>
-              <w:t xml:space="preserve">.</w:t>
+              <w:t xml:space="preserve">Reported capture-cost reference for the Taizhou coal-fired carbon-capture facility of China Energy (Yang, 2023). Technology-cost figure.</w:t>
             </w:r>
           </w:p>
         </w:tc>
@@ -34154,7 +34010,7 @@
               <w:t xml:space="preserve"> </w:t>
             </w:r>
             <w:r>
-              <w:t xml:space="preserve">streams in power generation and blast-furnace steelmaking. External cost context.</w:t>
+              <w:t xml:space="preserve">streams in power generation and blast-furnace steelmaking.</w:t>
             </w:r>
           </w:p>
         </w:tc>
@@ -34834,7 +34690,7 @@
         <w:pStyle w:val="FirstParagraph"/>
       </w:pPr>
       <w:r>
-        <w:t xml:space="preserve">Table 10 compares four component configurations under a common economic calibration. Consecutive rows differ in more than one component, so a difference between two rows reflects several components. The first two configurations yield a single trigger and no member-level dispersion. The third introduces member-level dispersion with the relative radius fixed at 10% of the volatility anchor. Its interval width is therefore the same at every gate. The full method updates the interval at every gate. Its quarterly widths ranged from 1.67 to 6.63 CNY/t under the reference scaling convention.</w:t>
+        <w:t xml:space="preserve">Table 10 compares four component configurations under a common economic calibration. The first two configurations yield a single trigger and no member-level dispersion. The third introduces member-level dispersion with the relative radius fixed at 10% of the volatility anchor. Its interval width is therefore the same at every gate. The full method updates the interval at every gate. Its quarterly widths ranged from 1.67 to 6.63 CNY/t under the reference scaling convention.</w:t>
       </w:r>
     </w:p>
     <w:p>
@@ -35336,7 +35192,7 @@
         <w:pStyle w:val="FirstParagraph"/>
       </w:pPr>
       <w:r>
-        <w:t xml:space="preserve">The reconstructed path stayed below the 10% release cap, so its intervals were narrower than at the cap. Across the 37 quarterly gates, the relative radius ran from 1.524% to 6.057%. The cap bound at none of them. Exact key matching was the binding constraint. The 2024Q4 peak radius is a registered key, and the other 36 gate radii are not. The release rule therefore sends these 36 gates to benchmark recomputation. With a radius discretization registered in advance, an institution rounds all 37 radii to registered keys at or below the cap. Table 11 fixes the relative radius at the cap, the upper limit of affine-only eligibility, and reports member triggers and thresholds. The reference profile contains four equally spaced recorded weights from 0.25 to 1.00. Its weight range of 0.750 is the widest among five profiles compared at a common radius. Under the affine, strictly decreasing map, it therefore produces the largest interval width among the five. The weight</w:t>
+        <w:t xml:space="preserve">The reconstructed path stayed below the 10% release cap, so its intervals were narrower than at the cap. Across the 37 quarterly gates, the relative radius ran from 1.524% to 6.057%. The cap bound at none of them. Exact key matching was the binding constraint. The 2024Q4 peak radius is a registered key, and the other 36 gate radii are not. The release rule therefore sends these 36 gates to benchmark recomputation. With a radius discretization registered in advance, an institution rounds all 37 radii to registered keys at or below the cap. Table 11 fixes the relative radius at the cap, the upper limit of affine-only eligibility, and reports member triggers and thresholds. The reference profile contains four equally spaced recorded weights from 0.25 to 1.00. Its weight range of 0.750 was the widest among five profiles compared at a common radius. Under the affine, strictly decreasing map, it therefore produced the largest interval width among the five. The weight</w:t>
       </w:r>
       <w:r>
         <w:t xml:space="preserve"> </w:t>
@@ -35359,7 +35215,7 @@
         <w:t xml:space="preserve"> </w:t>
       </w:r>
       <w:r>
-        <w:t xml:space="preserve">lies just below the critical weight. The affine rule labels this weight delay-oriented by a narrow margin, and the benchmark labels it acceleration-oriented. The thresholds barely moved across formulations. At the reference-peak radius, the affine, recursive, and pre-commitment widths were 6.630, 6.660, and 6.545 CNY/t. The latter two differed from the reported width by</w:t>
+        <w:t xml:space="preserve">lay just below the critical weight. The affine rule labeled this weight delay-oriented by a narrow margin, and the benchmark labeled it acceleration-oriented. The thresholds barely moved across formulations. At the reference-peak radius, the affine, recursive, and pre-commitment widths were 6.630, 6.660, and 6.545 CNY/t. The latter two differed from the reported width by</w:t>
       </w:r>
       <w:r>
         <w:t xml:space="preserve"> </w:t>
@@ -35408,7 +35264,7 @@
         </m:r>
       </m:oMath>
       <w:r>
-        <w:t xml:space="preserve">. A gate should therefore read the thresholds first and treat the directional label as secondary.</w:t>
+        <w:t xml:space="preserve">. A gate may therefore read the thresholds first and treat the directional label as secondary.</w:t>
       </w:r>
     </w:p>
     <w:p>
@@ -36031,7 +35887,7 @@
         <w:t xml:space="preserve"> </w:t>
       </w:r>
       <w:r>
-        <w:t xml:space="preserve">is the ambiguity premium divided by the investment cost. The final column labels the shift of each trigger relative to the anchor trigger. The ambiguity premium changes sign at the critical weight, 0.517 at this radius and calibration. The reconstructed radius stayed below 10%, and the lower interval edge decreases with the radius. The value 110.7 CNY/t is therefore a lower bound for the lower edge along the reconstructed reference path.</w:t>
+        <w:t xml:space="preserve">is the ambiguity premium divided by the investment cost. The final column labels the shift of each trigger relative to the anchor trigger. The ambiguity premium changed sign at the critical weight, 0.517 at this radius and calibration. The reconstructed radius stayed below 10%, and the lower interval edge decreases with the radius. The value 110.7 CNY/t is therefore a lower bound for the lower edge along the reconstructed reference path.</w:t>
       </w:r>
     </w:p>
     <w:bookmarkEnd w:id="53"/>
@@ -36113,7 +35969,7 @@
         <w:pStyle w:val="ImageCaption"/>
       </w:pPr>
       <w:r>
-        <w:t xml:space="preserve">Figure 5. Retrospective fixed-anchor reconstruction of the contested-price interval for the four-member reference profile. Dashed threshold segments mark the period before the national ETS, and solid segments mark the national ETS period. The vertical dashed line marks the ETS launch, and the horizontal dotted line marks the anchor threshold. The lower panel plots archived daily prices from two markets. The dotted series is the Shanghai pilot price before the national market, and the solid series is the national CEA price. The closest-approach annotation compares the lower edge with the national CEA observations only. On the reported path, the lowest lower edge and the highest archived price both fall in 2024Q4. This difference is therefore the contemporaneous closest approach.</w:t>
+        <w:t xml:space="preserve">Figure 5. Retrospective fixed-anchor reconstruction of the contested-price interval for the four-member reference profile. Dashed threshold segments mark the period before the national ETS, and solid segments mark the national ETS period. The vertical dashed line marks the ETS launch, and the horizontal dotted line marks the anchor threshold. The lower panel plots archived daily prices from two markets. The dotted series is the Shanghai pilot price before the national market, and the solid series is the national CEA price. The closest-approach annotation compares the lower edge with the national CEA observations only. On the reported path, the lowest lower edge and the highest archived price both fell in 2024Q4. This difference is therefore the contemporaneous closest approach.</w:t>
       </w:r>
     </w:p>
     <w:bookmarkStart w:id="57" w:name="archived-price-classification"/>
@@ -36202,7 +36058,7 @@
         </m:r>
       </m:oMath>
       <w:r>
-        <w:t xml:space="preserve">. The highest archived price, 105.65 CNY/t, lay 7.73 CNY/t below the lowest member threshold along the reconstructed path. The reference configuration is therefore a nonbinding baseline. Under this configuration, the two rules never diverged. Retaining the member-threshold vector and its interval therefore left the three-state classification unchanged along this price path. Changing the radius alone, or one economic primitive alone, produced binding configurations. Of 32 sensitivity configurations evaluated against the same price record, 15 placed the highest archived price at or above the lower edge. Ten of these were released as mixed and four as unanimous invest. The remaining one went to benchmark-model review because the two rules disagreed.</w:t>
+        <w:t xml:space="preserve">. The highest archived price, 105.65 CNY/t, lay 7.73 CNY/t below the lowest member threshold along the reconstructed path. The reference configuration is therefore a nonbinding baseline. Retaining the member-threshold vector and its interval therefore left the three-state classification unchanged along this price path. Changing the radius alone, or one economic primitive alone, produced binding configurations. Of 32 sensitivity configurations evaluated against the same price record, 15 placed the highest archived price at or above the lower edge. Ten of these were released as mixed and four as unanimous invest. The remaining one went to benchmark-model review because the two rules disagreed.</w:t>
       </w:r>
     </w:p>
     <w:bookmarkEnd w:id="57"/>
@@ -36230,7 +36086,7 @@
         <w:pStyle w:val="FirstParagraph"/>
       </w:pPr>
       <w:r>
-        <w:t xml:space="preserve">The configurations below perturb the baseline calibration, and the archived price history is the same in each. Any change in classification therefore comes from the threshold side.</w:t>
+        <w:t xml:space="preserve">The sensitivity configurations perturb the baseline calibration, and the archived price history is the same in each. Any change in classification therefore comes from the threshold side.</w:t>
       </w:r>
     </w:p>
     <w:bookmarkStart w:id="59" w:name="worked-gate-reports"/>
@@ -36329,7 +36185,7 @@
         <w:pStyle w:val="BodyText"/>
       </w:pPr>
       <w:r>
-        <w:t xml:space="preserve">In Configuration A, the radius was the frozen reference peak, and the interval was 4.56 CNY/t wide. Its upper edge lay 0.002 CNY/t below the prevailing price. All four members classified this price as invest, and the gate was unanimous. The member with the smallest recorded weight holds the upper edge, so the edge margin equals the nearest-member distance. This distance of 0.002 CNY/t was far below the registered envelope of 0.059 CNY/t. The proximity conditions failed, and the gate issued a dual report after benchmark recomputation. The recomputation kept the gate state. The benchmark placed the upper threshold at 105.60 CNY/t, against an affine value of 105.65 CNY/t, and the price cleared both. The conservative proximity rule fired, although the recomputation confirmed unanimous investment. This example shows a fallback without classification disagreement. In Configuration B, at the 10% radius, the interval widened to 7.53 CNY/t and contained the unchanged prevailing price. Three members classified the price as invest. The member with the smallest recorded weight classified it as wait, so the gate was mixed. Both proximity distances rose to 1.092 CNY/t, against an envelope of 0.160 CNY/t. The affine-only report was released.</w:t>
+        <w:t xml:space="preserve">In Configuration A, the radius was the frozen reference peak, and the interval was 4.56 CNY/t wide. Its upper edge lay 0.002 CNY/t below the prevailing price. All four members classified this price as invest, and the gate was unanimous. The member with the smallest recorded weight holds the upper edge, so the edge margin equals the nearest-member distance. This distance of 0.002 CNY/t was far below the registered envelope of 0.059 CNY/t. The proximity conditions failed, and the gate issued a dual report after benchmark recomputation. The benchmark placed the upper threshold at 105.60 CNY/t, against an affine value of 105.65 CNY/t, and the price cleared both. The conservative proximity rule fired, although the recomputation confirmed unanimous investment. In Configuration B, at the 10% radius, the interval widened to 7.53 CNY/t and contained the unchanged prevailing price. Three members classified the price as invest. The member with the smallest recorded weight classified it as wait, so the gate was mixed. Both proximity distances rose to 1.092 CNY/t, against an envelope of 0.160 CNY/t. The affine-only report was released.</w:t>
       </w:r>
     </w:p>
     <w:p>
@@ -36420,10 +36276,7 @@
               <w:jc w:val="center"/>
             </w:pPr>
             <w:r>
-              <w:t xml:space="preserve">Configuration A:</w:t>
-            </w:r>
-            <w:r>
-              <w:t xml:space="preserve"> </w:t>
+              <w:t xml:space="preserve">Configuration A (</w:t>
             </w:r>
             <m:oMath>
               <m:r>
@@ -36445,6 +36298,9 @@
                 <m:t>%</m:t>
               </m:r>
             </m:oMath>
+            <w:r>
+              <w:t xml:space="preserve">)</w:t>
+            </w:r>
           </w:p>
         </w:tc>
         <w:tc>
@@ -36457,10 +36313,7 @@
               <w:jc w:val="center"/>
             </w:pPr>
             <w:r>
-              <w:t xml:space="preserve">Configuration B:</w:t>
-            </w:r>
-            <w:r>
-              <w:t xml:space="preserve"> </w:t>
+              <w:t xml:space="preserve">Configuration B (</w:t>
             </w:r>
             <m:oMath>
               <m:r>
@@ -36482,6 +36335,9 @@
                 <m:t>%</m:t>
               </m:r>
             </m:oMath>
+            <w:r>
+              <w:t xml:space="preserve">)</w:t>
+            </w:r>
           </w:p>
         </w:tc>
       </w:tr>
@@ -37735,7 +37591,7 @@
               <w:jc w:val="left"/>
             </w:pPr>
             <w:r>
-              <w:t xml:space="preserve">Price-date sensitivity flag, margin below the 1.97 CNY/t buffer (not a release condition)</w:t>
+              <w:t xml:space="preserve">Price-date sensitivity flag, margin below the 1.97 CNY/t buffer (diagnostic only)</w:t>
             </w:r>
           </w:p>
         </w:tc>
@@ -38050,7 +37906,7 @@
         <w:t xml:space="preserve"> </w:t>
       </w:r>
       <w:r>
-        <w:t xml:space="preserve">is the highest archived national CEA closing price over 2021Q3 to 2025Q4. Configuration A uses the frozen archived canonical serialized radius key, and its displayed value is rounded for this table only. The upper edge of Configuration A is 105.6481 CNY/t before rounding, and the prevailing price is 105.65 CNY/t. The edge therefore lies below the price, although both display as the same rounded value. Edges and widths are rounded independently, so differences of displayed edges can deviate from the displayed width in the last digit. Affine and benchmark thresholds coincide at</w:t>
+        <w:t xml:space="preserve">is the highest archived national CEA closing price over 2021Q3 to 2025Q4. Configuration A uses the frozen archived canonical serialized radius key, and its displayed value is rounded for this table only. The upper edge of Configuration A was 105.6481 CNY/t before rounding, and the prevailing price was 105.65 CNY/t. The edge therefore lay below the price, although both display as the same rounded value. Edges and widths are rounded independently, so differences of displayed edges can deviate from the displayed width in the last digit. Affine and benchmark thresholds coincide at</w:t>
       </w:r>
       <w:r>
         <w:t xml:space="preserve"> </w:t>
@@ -38082,7 +37938,7 @@
         <w:t xml:space="preserve"> </w:t>
       </w:r>
       <w:r>
-        <w:t xml:space="preserve">by construction. In dual mode, a classification is released only where the two rules agree. In affine-only mode, the benchmark column is computed for this comparison alone, since a live gate clearing the release rule would skip it.</w:t>
+        <w:t xml:space="preserve">by construction. In dual mode, a classification is released only where the two rules agree. In affine-only mode, the benchmark column is shown for comparison.</w:t>
       </w:r>
     </w:p>
     <w:bookmarkEnd w:id="59"/>
@@ -38176,7 +38032,7 @@
         <w:pStyle w:val="TableCaption"/>
       </w:pPr>
       <w:r>
-        <w:t xml:space="preserve">Table 13. Distance from the highest archived carbon price to each edge of the contested-price interval, across the economic perturbations and volatility anchors of the sensitivity analysis. SHEA denotes the Shanghai Emission Allowance pilot market.</w:t>
+        <w:t xml:space="preserve">Table 13. Distance from the highest archived carbon price to each edge of the contested-price interval. The configurations are the economic perturbations and volatility anchors of the sensitivity analysis. SHEA denotes the Shanghai Emission Allowance pilot market.</w:t>
       </w:r>
     </w:p>
     <w:tbl>
@@ -38184,7 +38040,7 @@
         <w:tblStyle w:val="Table"/>
         <w:tblW w:type="auto" w:w="0"/>
         <w:tblLook w:firstRow="0" w:lastRow="0" w:firstColumn="0" w:lastColumn="0" w:noHBand="0" w:noVBand="0" w:val="0000"/>
-        <w:tblCaption w:val="Table 13. Distance from the highest archived carbon price to each edge of the contested-price interval, across the economic perturbations and volatility anchors of the sensitivity analysis. SHEA denotes the Shanghai Emission Allowance pilot market."/>
+        <w:tblCaption w:val="Table 13. Distance from the highest archived carbon price to each edge of the contested-price interval. The configurations are the economic perturbations and volatility anchors of the sensitivity analysis. SHEA denotes the Shanghai Emission Allowance pilot market."/>
       </w:tblPr>
       <w:tblGrid>
         <w:gridCol w:w="880"/>
@@ -40078,7 +39934,7 @@
         <w:t xml:space="preserve"> </w:t>
       </w:r>
       <w:r>
-        <w:t xml:space="preserve">Each margin is the stated interval edge minus the highest archived national CEA closing price over 2021Q3 to 2025Q4 (105.65 CNY/t, 1,073 observations). A positive lower-edge margin means every member classifies every archived price as wait. A negative lower-edge margin with a positive upper-edge margin means a mixed gate. When both margins are negative, every member classifies the price as invest. The radius is fixed within each column. The 6.057% value is the displayed peak of the reconstructed signal path. The 10% and 22% radii bracket the primary radius range, and 33% is the stress radius. The first radius uses the frozen archived canonical serialized key, and its displayed value is rounded for the table only. Classifications and release decisions use unrounded values. A margin below 0.05 CNY/t in absolute value is shown at four decimals, so its sign remains legible. The difference between the two margin columns equals the interval width up to rounding. It equals 6.63 CNY/t only in the baseline row at the reference-peak radius. Each configuration matches the corresponding row of Table 14. The underlying edge values are in data/observed_margin_both_edges.csv of the replication archive.</w:t>
+        <w:t xml:space="preserve">Each margin is the stated interval edge minus the highest archived national CEA closing price over 2021Q3 to 2025Q4 (105.65 CNY/t, 1,073 observations). A positive lower-edge margin means every member classifies every archived price as wait. A negative lower-edge margin with a positive upper-edge margin means a mixed gate. When both margins are negative, every member classifies the price as invest. The radius is fixed within each column. The 6.057% value is the displayed peak of the reconstructed signal path. The 10% and 22% radii bracket the primary radius range, and 33% is the stress radius. The first radius uses the frozen archived canonical serialized key, and its displayed value is rounded for the table only. Classifications and release decisions use unrounded values. A margin below 0.05 CNY/t in absolute value is shown at four decimals, so its sign remains legible. The difference between the two margin columns equals the interval width up to rounding. It equaled 6.63 CNY/t only in the baseline row at the reference-peak radius. Each configuration matches the corresponding row of Table 14. The underlying edge values are in data/observed_margin_both_edges.csv of the replication archive.</w:t>
       </w:r>
     </w:p>
     <w:bookmarkEnd w:id="60"/>
@@ -41099,7 +40955,7 @@
         <w:t xml:space="preserve"> </w:t>
       </w:r>
       <w:r>
-        <w:t xml:space="preserve">The reference weights are illustrative, and no committee pilot or repeated-response data were collected. A prospective implementation should prespecify standardized administration and checks of attention and comprehension. It should also prespecify a test-retest assessment of rank-order reliability and an assessment of scale comparability across cycles. The choice of instrument is open. A matching-probability task in the style of Dimmock et al. (2016) is one option. A discrete-choice format such as best-worst scaling could also serve, with its output mapped onto</w:t>
+        <w:t xml:space="preserve">The reference weights are illustrative, and no committee pilot or repeated-response data were collected. A prospective implementation should prespecify standardized administration and checks of attention and comprehension. It should also prespecify a test-retest assessment of rank-order reliability and an assessment of scale comparability across cycles. A matching-probability task in the style of Dimmock et al. (2016) is one option. A discrete-choice format such as best-worst scaling could also serve, with its output mapped onto</w:t>
       </w:r>
       <w:r>
         <w:t xml:space="preserve"> </w:t>
@@ -41417,7 +41273,7 @@
         <w:pStyle w:val="BodyText"/>
       </w:pPr>
       <w:r>
-        <w:t xml:space="preserve">The irreducible configuration is shorter than Table 15 suggests. A prospective configuration fixes four items. These are the economic primitives, the volatility anchor, the declared coordinate, and the weight-recording protocol. Each gate then supplies its declared radius, the recorded member weights, and the prevailing price. Benchmark recomputation also requires the registered reference project value. The declared coordinate belongs to this core, because the directional labels are unreadable without it. The recorded weights have no substitute preserving the meaning of the report. Weights assigned to a hypothetical profile still yield a well-defined interval. This interval is only a sensitivity band over a stipulated grid. An approximation-release registry becomes unnecessary only when both formulations are computed at every gate.</w:t>
+        <w:t xml:space="preserve">The irreducible configuration is shorter than Table 15 suggests. A prospective configuration fixes four items. These are the economic primitives, the volatility anchor, the declared coordinate, and the weight-recording protocol. Each gate then supplies its declared radius, the recorded member weights, and the prevailing price. Benchmark recomputation also requires the registered reference project value. The declared coordinate belongs to this core, because the directional labels are unreadable without it. Weights assigned to a hypothetical profile still yield a well-defined interval, which serves as a sensitivity band over a stipulated grid.</w:t>
       </w:r>
     </w:p>
     <w:p>
@@ -41908,7 +41764,7 @@
               <w:jc w:val="left"/>
             </w:pPr>
             <w:r>
-              <w:t xml:space="preserve">Instrument version, mapping interval, review band, and an acceptance rule meeting the derived precision target,</w:t>
+              <w:t xml:space="preserve">Instrument version, mapping interval, review band, and acceptance rule. The rule meets the precision target</w:t>
             </w:r>
             <w:r>
               <w:t xml:space="preserve"> </w:t>
@@ -41940,7 +41796,7 @@
               <w:t xml:space="preserve"> </w:t>
             </w:r>
             <w:r>
-              <w:t xml:space="preserve">at the illustrative review distance</w:t>
+              <w:t xml:space="preserve">at</w:t>
             </w:r>
             <w:r>
               <w:t xml:space="preserve"> </w:t>
@@ -41963,7 +41819,7 @@
               <w:t xml:space="preserve"> </w:t>
             </w:r>
             <w:r>
-              <w:t xml:space="preserve">and tolerance</w:t>
+              <w:t xml:space="preserve">and</w:t>
             </w:r>
             <w:r>
               <w:t xml:space="preserve"> </w:t>
@@ -42442,7 +42298,7 @@
         <w:t xml:space="preserve"> </w:t>
       </w:r>
       <w:r>
-        <w:t xml:space="preserve">Every item is frozen before later gate outcomes are observed. Release matching uses the frozen serialized key from the registered pipeline and never a rounded display value. The fourth column lists the items a deploying institution supplies. In a prospective implementation, the registry should be append-only.</w:t>
+        <w:t xml:space="preserve">Every item is frozen before later gate outcomes are observed. Release matching uses the frozen serialized key from the registered pipeline. The fourth column lists the items a deploying institution supplies.</w:t>
       </w:r>
     </w:p>
     <w:bookmarkEnd w:id="62"/>
@@ -42469,7 +42325,7 @@
         <w:pStyle w:val="FirstParagraph"/>
       </w:pPr>
       <w:r>
-        <w:t xml:space="preserve">Five preconditions govern whether the interval rests on a basis the gate accepts. They differ from the four registered conditions of Figure 4, which govern only the omission of the benchmark. Each precondition names an accounting choice, a model assumption, or an input-validity question. Each is documented before the report is interpreted.</w:t>
+        <w:t xml:space="preserve">Five preconditions govern whether the interval rests on a basis the gate accepts. Each precondition names an accounting choice, a model assumption, or an input-validity question. Each is documented before the report is interpreted.</w:t>
       </w:r>
     </w:p>
     <w:p>
@@ -42602,7 +42458,7 @@
         <w:pStyle w:val="BodyText"/>
       </w:pPr>
       <w:r>
-        <w:t xml:space="preserve">The fourth precondition is the price process. On the log of the 1,073 archived observations, an augmented Dickey-Fuller regression did not reject a unit root, with or without a trend. The Lo-MacKinlay variance ratio did not reject a random walk at two, five, ten, or twenty days. These tests did not reject the persistence assumed by the geometric Brownian motion for the price level. The same returns rejected Gaussian increments, so the specification serves as a tractable reference. The implied mean-reversion speed was 0.818 per year, with an interval containing zero. The series therefore did not identify a speed. The point estimate still lay above the largest speed in the departure check. On this grid, a positive speed moved the anchor threshold from 116.88 CNY/t to between 97.16 and 99.81 CNY/t. The level shift alone exceeded the 7.73 CNY/t reference margin. The figure of 116.88 CNY/t is the anchor threshold recomputed on the same Crank-Nicolson grid. This comparison isolates mean reversion from the level bias of the solver. A gate expecting mean reversion should therefore recalibrate. Moving half the declared variance into jumps, at the same total, had a smaller effect. The anchor threshold moved from 116.88 to 115.41 CNY/t, and the interval width moved by at most 1.04%. The critical weight moved up. On the evaluated grids, the reported object moved under mean reversion and stayed nearly in place under the specified jumps.</w:t>
+        <w:t xml:space="preserve">The fourth precondition is the price process. On the log of the 1,073 archived observations, an augmented Dickey-Fuller regression did not reject a unit root, with or without a trend. The Lo-MacKinlay variance ratio did not reject a random walk at two, five, ten, or twenty days. These tests did not reject the persistence assumed by the geometric Brownian motion for the price level. The same returns rejected Gaussian increments. The implied mean-reversion speed was 0.818 per year, with an interval containing zero. The series therefore did not identify a speed. The point estimate still lay above the largest speed in the departure check. On this grid, a positive speed moved the anchor threshold from 116.88 CNY/t to between 97.16 and 99.81 CNY/t. The level shift alone exceeded the 7.73 CNY/t reference margin. The figure of 116.88 CNY/t is the anchor threshold recomputed on the same Crank-Nicolson grid. This comparison isolates mean reversion from the level bias of the solver. A gate expecting mean reversion should therefore recalibrate. Moving half the declared variance into jumps, at the same total, had a smaller effect. The anchor threshold moved from 116.88 to 115.41 CNY/t, and the interval width moved by at most 1.04%. The critical weight moved up. On the evaluated grids, the reported object moved under mean reversion and stayed nearly in place under the specified jumps.</w:t>
       </w:r>
     </w:p>
     <w:p>
@@ -42610,7 +42466,7 @@
         <w:pStyle w:val="BodyText"/>
       </w:pPr>
       <w:r>
-        <w:t xml:space="preserve">The fifth precondition is the radius input. The policy-text series is an application input. Its mapping to realized volatility was unstable in the available record. Its peak quarter and peak width moved under the corpus-composition and encoder-substitution checks. A registered constant sets the radius scale, and the reference result changes with this constant. A radius based on the sampling uncertainty of the volatility anchor was 6.37%, close to the 6.057% peak of the reference path. It left the archived price outside the interval. A radius based on the dispersion of quarterly realized volatility was about seven times wider and made the gate mixed. Every evaluated input alternative changing the classification lay outside the 10% cap.</w:t>
+        <w:t xml:space="preserve">The fifth precondition is the radius input. The policy-text series is an application input. Its mapping to realized volatility was unstable in the available record. A registered constant sets the radius scale, and the reference result changes with this constant. A radius based on the sampling uncertainty of the volatility anchor was 6.37%, close to the 6.057% peak of the reference path. It left the archived price outside the interval. A radius based on the dispersion of quarterly realized volatility was about seven times wider and made the gate mixed. Every evaluated input alternative changing the classification lay outside the 10% cap.</w:t>
       </w:r>
     </w:p>
     <w:p>
@@ -42626,7 +42482,7 @@
         <w:pStyle w:val="BodyText"/>
       </w:pPr>
       <w:r>
-        <w:t xml:space="preserve">Overall, the application suggests three conclusions. First, the reference configuration never produced a mixed gate, while 15 of the 32 sensitivity configurations did. Second, the common appraisal inputs moved the interval edges more than member disagreement did. Third, the cost basis, horizon, ambiguity channel, price process, and radius input shaped the reading of every reported threshold. These patterns come from one retrospective reconstruction and may differ in other projects. They nonetheless indicate where a committee might focus before reading the member-threshold vector.</w:t>
+        <w:t xml:space="preserve">The application suggests three conclusions. First, the reference configuration kept every gate unanimous. In 15 of the 32 sensitivity configurations, the highest archived price reached the lower interval edge. Second, the common appraisal inputs moved the interval edges more than member disagreement did. Third, the cost basis, horizon, ambiguity channel, price process, and radius input shaped the reading of every reported threshold. These patterns come from one retrospective reconstruction and may differ in other projects. They nonetheless indicate where a committee might focus before reading the member-threshold vector. They also frame the overall conclusions of the study.</w:t>
       </w:r>
     </w:p>
     <w:bookmarkEnd w:id="63"/>
@@ -42726,7 +42582,7 @@
         <w:pStyle w:val="BodyText"/>
       </w:pPr>
       <w:r>
-        <w:t xml:space="preserve">Overall, the study suggests a modest change in how a stage gate reports regulatory ambiguity. The report keeps one threshold per member on the price axis and states whether one classification suffices at the prevailing price. It also records the conditions under which the affine report may stand alone. A committee can then discuss disagreement as a measured quantity before any vote. Later reviewers can reconstruct the basis of each classification from the registered inputs.</w:t>
+        <w:t xml:space="preserve">The study suggests a modest change in how a stage gate reports regulatory ambiguity. The report keeps one threshold per member on the price axis and states whether one classification suffices at the prevailing price. It also records the conditions under which the affine report may stand alone. A committee can then discuss disagreement as a measured quantity before any vote. Later reviewers can reconstruct the basis of each classification from the registered inputs.</w:t>
       </w:r>
     </w:p>
     <w:bookmarkEnd w:id="65"/>

--- a/revised/CAIE_main_revised.docx
+++ b/revised/CAIE_main_revised.docx
@@ -48,7 +48,7 @@
         </m:r>
       </m:oMath>
       <w:r>
-        <w:t xml:space="preserve">) benchmark placed it below one half in both coordinates, at a reference value equal to investment cost. Against this benchmark, the largest relative trigger error across all calibrations on the primary radius range was 2.74%. Small trigger errors did not guarantee identical classifications. Two prespecified classification-fidelity criteria held at the evaluated radii up to 10%. A finite registry routes wide-radius, near-threshold, and unregistered gates to benchmark recomputation. The member-threshold vector reduced the median simulated price-axis loss by 88.5% against the ex post best of four single-trigger summaries. In a carbon capture, utilization, and storage (CCUS) retrofit, every archived price stayed below the lower interval edge in the reference case. In 15 of 32 sensitivity configurations, the highest archived price reached or exceeded this edge. The report thus shows member disagreement at the prevailing price before any vote and states its release conditions.</w:t>
+        <w:t xml:space="preserve">) benchmark placed it below one half in both coordinates, at a reference value equal to investment cost. Against this benchmark, the largest evaluated relative trigger error across the calibration grid and primary radius range was 2.74%. Small trigger errors did not guarantee identical classifications. Two prespecified classification-fidelity criteria held at the evaluated radii up to 10%. A finite registry routes wide-radius, near-threshold, and unregistered gates to benchmark recomputation. The member-threshold vector reduced the median simulated price-axis loss by 88.5% against the ex post best of four single-trigger summaries. In a carbon capture, utilization, and storage (CCUS) retrofit, every archived price stayed below the lower interval edge in the reference case. In 15 of 32 sensitivity configurations, the highest archived price reached or exceeded this edge. The report shows member disagreement at the prevailing price before any vote and states its release conditions.</w:t>
       </w:r>
     </w:p>
     <w:p>
@@ -333,7 +333,7 @@
         <w:pStyle w:val="BodyText"/>
       </w:pPr>
       <w:r>
-        <w:t xml:space="preserve">The study therefore treats disagreement among committee members as a reported quantity with stated accuracy limits. Existing work on real options and on committee decision support mostly reports project-level objects. The reporting gap addressed here lies between these two literatures.</w:t>
+        <w:t xml:space="preserve">The study therefore treats disagreement among committee members as a reported quantity with stated accuracy limits. Existing work on real options reports mostly project-level objects, and committee decision support reports mostly aggregated scores or rankings. The reporting gap addressed here lies between these two literatures.</w:t>
       </w:r>
     </w:p>
     <w:p>
@@ -4570,27 +4570,7 @@
         </m:r>
       </m:oMath>
       <w:r>
-        <w:t xml:space="preserve">, are generally not dynamically consistent. A recursive solution of an optimal-stopping problem requires dynamic consistency. The direction of the effect of ambiguity on exercise timing also varies with the setting. In Miao and Wang (2011), ambiguity could accelerate or delay option exercise. The direction depended on whether ambiguity affected continuation payoffs, termination payoffs, or both. These results do not transfer directly to volatility ambiguity. Drift and volatility enter the characteristic equation through different terms, so the comparative statics for drift ambiguity require rederivation. Since</w:t>
-      </w:r>
-      <w:r>
-        <w:t xml:space="preserve"> </w:t>
-      </w:r>
-      <m:oMath>
-        <m:r>
-          <m:t>α</m:t>
-        </m:r>
-        <m:r>
-          <m:rPr>
-            <m:nor/>
-          </m:rPr>
-          <m:t>-MEU</m:t>
-        </m:r>
-      </m:oMath>
-      <w:r>
-        <w:t xml:space="preserve"> </w:t>
-      </w:r>
-      <w:r>
-        <w:t xml:space="preserve">is generally not dynamically consistent, the benchmark in this paper is a pre-commitment rule. It is compared with a recursive alternative, which is time-consistent by construction.</w:t>
+        <w:t xml:space="preserve">, are generally not dynamically consistent. A recursive solution of an optimal-stopping problem requires dynamic consistency. The direction of the effect of ambiguity on exercise timing also varies with the setting. In Miao and Wang (2011), ambiguity could accelerate or delay option exercise. The direction depended on whether ambiguity affected continuation payoffs, termination payoffs, or both. These results do not transfer directly to volatility ambiguity. Drift and volatility enter the characteristic equation through different terms, so the comparative statics for drift ambiguity require rederivation. The benchmark in this paper is therefore a pre-commitment rule. It is compared with a recursive alternative, which is time-consistent by construction.</w:t>
       </w:r>
     </w:p>
     <w:p>
@@ -4716,7 +4696,7 @@
         <w:pStyle w:val="BodyText"/>
       </w:pPr>
       <w:r>
-        <w:t xml:space="preserve">A separate operational-research tradition treats disagreement as an output of the analysis. Phillips (1984) built the decision model jointly with the problem owners. The model counted as requisite once further sensitivity analysis generated no new intuitions. Franco and Montibeller (2010) developed this stance into facilitated modeling for groups. The present method offers a quantitative device for this tradition in one setting. It quantifies the threshold implications of recorded weights without a further aggregation step. Aggregation procedures, and procedures deciding above the individual member, both operate downstream of this report. Dong et al. (2026) integrated information across attributes and periods to produce superiority-probability comparisons and probabilistic rankings. Song and Li (2026) represented numerical and linguistic preference relations and aggregated them at the subgroup level. They then solved minimum-adjustment consensus models under limited compromise. Portfolio-selection studies kept the decision above the individual member (Marques et al., 2022; Shen and Li, 2023). Later portfolio models did the same (Saiz et al., 2024; Shen et al., 2025). A multi-stage design did the same (Shavazipour and Stewart, 2026). Robust and adaptive designs use an uncertainty set to select one policy with acceptable performance across the set. These studies address what the organization should commit to. The present method examines whether the individuals screening one project currently agree, and by how much in carbon-price units. For each member, it reports the signed margin, defined as the member threshold minus the prevailing price. The margin is positive under a wait classification. At the committee level, the method reports the interval edges. Aggregating the edges away at the gate would leave a single number without a record of the member behind it. A consensus model, a ranking, or a portfolio selection could use them at a later stage. It would need a stated rule for how member thresholds enter its objectives and constraints.</w:t>
+        <w:t xml:space="preserve">A separate operational-research tradition treats disagreement as an output of the analysis. Phillips (1984) built the decision model jointly with the problem owners. The model counted as requisite once further sensitivity analysis generated no new intuitions. Franco and Montibeller (2010) developed this stance into facilitated modeling for groups. The present method offers a quantitative device for this tradition in one setting. It quantifies the threshold implications of recorded weights without a further aggregation step. Aggregation procedures, and procedures deciding above the individual member, both operate downstream of this report. Dong et al. (2026) integrated information across attributes and periods to produce superiority-probability comparisons and probabilistic rankings. Song and Li (2026) represented numerical and linguistic preference relations and aggregated them at the subgroup level. They then solved minimum-adjustment consensus models under limited compromise. Portfolio and multi-stage models kept the decision above the individual member (Marques et al., 2022; Shen and Li, 2023; Saiz et al., 2024). Recent robust and adaptive designs did so as well (Shen et al., 2025; Shavazipour and Stewart, 2026). Robust and adaptive designs use an uncertainty set to select one policy with acceptable performance across the set. These studies address what the organization should commit to. The present method examines whether the individuals screening one project currently agree, and by how much in carbon-price units. For each member, it reports the signed margin, defined as the member threshold minus the prevailing price. The margin is positive under a wait classification. At the committee level, the method reports the interval edges. Aggregating the edges away at the gate would leave a single number without a record of the member behind it. A consensus model, a ranking, or a portfolio selection could use them at a later stage. It would need a stated rule for how member thresholds enter its objectives and constraints.</w:t>
       </w:r>
     </w:p>
     <w:p>
@@ -4724,7 +4704,7 @@
         <w:pStyle w:val="BodyText"/>
       </w:pPr>
       <w:r>
-        <w:t xml:space="preserve">Recording these weights requires an elicitation step. An elicitation instrument must meet three requirements. It returns a number in</w:t>
+        <w:t xml:space="preserve">Recording these weights requires an elicitation step. An elicitation instrument must meet three requirements. It must return a number in</w:t>
       </w:r>
       <w:r>
         <w:t xml:space="preserve"> </w:t>
@@ -4759,7 +4739,7 @@
         <w:t xml:space="preserve"> </w:t>
       </w:r>
       <w:r>
-        <w:t xml:space="preserve">on the adverse endpoint of the declared ambiguity set. A calibration to a different object needs a stated mapping. It is reproducible at the same gate, because the recorded weight determines the member threshold and enters the gate audit record. Its precision is assessed against the review band around the critical weight, and a member inside this band receives a de-emphasized label. Matching-probability tasks, lottery equivalents, and structured vignettes meet the first requirement under a stated mapping. The second and third requirements constrain administration. They translate into a precision target for testing a candidate protocol before any gate.</w:t>
+        <w:t xml:space="preserve">on the adverse endpoint of the declared ambiguity set. A calibration to a different object needs a stated mapping. It must be reproducible at the same gate, because the recorded weight determines the member threshold and enters the gate audit record. Its precision must be assessed against the review band around the critical weight, and a member inside this band receives a de-emphasized label. Matching-probability tasks, lottery equivalents, and structured vignettes meet the first requirement under a stated mapping. The second and third requirements constrain administration. They translate into a precision target for testing a candidate protocol before any gate.</w:t>
       </w:r>
     </w:p>
     <w:bookmarkEnd w:id="11"/>
@@ -5680,7 +5660,7 @@
         <w:pStyle w:val="FirstParagraph"/>
       </w:pPr>
       <w:r>
-        <w:t xml:space="preserve">The analysis rests on three maintained model assumptions, one reporting convention, and one application-side input. The three model assumptions are as follows. (i) Forward volatility carries the ambiguity, and drift is held fixed. (ii) Standard deviation parameterizes the ambiguity set. (iii) The carbon-price process follows a GBM with</w:t>
+        <w:t xml:space="preserve">The analysis rests on three maintained model assumptions, one reporting convention, and one application-side input. (i) Forward volatility carries the ambiguity, and drift is held fixed. (ii) Standard deviation parameterizes the ambiguity set. (iii) The carbon-price process follows a GBM with</w:t>
       </w:r>
       <w:r>
         <w:t xml:space="preserve"> </w:t>
@@ -5726,7 +5706,7 @@
         <w:pStyle w:val="BodyText"/>
       </w:pPr>
       <w:r>
-        <w:t xml:space="preserve">The volatility channel carries ambiguity as a maintained modeling assumption. Ambiguity concerns the width of the forward distribution and leaves its mean unaffected. The policy-text signal of the application fits this reading. It records variation in semantic dispersion and carries no directional information about the course of policy. The signal therefore configures the ambiguity radius, and the growth scenario</w:t>
+        <w:t xml:space="preserve">Ambiguity concerns the width of the forward distribution and leaves its mean unaffected. The policy-text signal of the application fits this reading. It records variation in semantic dispersion and carries no directional information about the course of policy. The signal therefore configures the ambiguity radius, and the growth scenario</w:t>
       </w:r>
       <w:r>
         <w:t xml:space="preserve"> </w:t>
@@ -6154,7 +6134,30 @@
         </m:sSub>
       </m:oMath>
       <w:r>
-        <w:t xml:space="preserve">. Every numerical result is evaluated on a finite grid, and its scope is stated with the result. The primary radius range covers relative radii up to 22%. The extended range adds a 33% stress radius. A committee may declare this radius directly or derive it from an auxiliary series, as in the application.</w:t>
+        <w:t xml:space="preserve">. Every numerical result is evaluated on a finite grid, and its scope is stated with the result. The primary radius range covers relative radii up to 22%. The extended range adds a 33% stress radius. A committee may declare the gate radius</w:t>
+      </w:r>
+      <w:r>
+        <w:t xml:space="preserve"> </w:t>
+      </w:r>
+      <m:oMath>
+        <m:sSub>
+          <m:e>
+            <m:r>
+              <m:t>h</m:t>
+            </m:r>
+          </m:e>
+          <m:sub>
+            <m:r>
+              <m:t>t</m:t>
+            </m:r>
+          </m:sub>
+        </m:sSub>
+      </m:oMath>
+      <w:r>
+        <w:t xml:space="preserve"> </w:t>
+      </w:r>
+      <w:r>
+        <w:t xml:space="preserve">directly or derive it from an auxiliary series, as in the application.</w:t>
       </w:r>
     </w:p>
     <w:p>
@@ -8515,7 +8518,7 @@
         <w:t xml:space="preserve"> </w:t>
       </w:r>
       <w:r>
-        <w:t xml:space="preserve">as a gate input, elicited or configured institutionally. A smooth-ambiguity member map would also index each member by a second-order belief over priors (Klibanoff et al., 2005; Chen et al., 2025). It would also need an ambiguity-aversion function. The present design needs one recorded weight per member.</w:t>
+        <w:t xml:space="preserve">as a gate input, elicited or configured institutionally. A smooth-ambiguity member map would also index each member by a second-order belief over priors (Klibanoff et al., 2005). It would also need an ambiguity-aversion function. Chen et al. (2025) derived optimal payoffs under these preferences in a one-period market. The present design needs one recorded weight per member.</w:t>
       </w:r>
     </w:p>
     <w:p>
@@ -13254,7 +13257,7 @@
         <w:t xml:space="preserve"> </w:t>
       </w:r>
       <w:r>
-        <w:t xml:space="preserve">is a marginal carbon-price threshold under the stated cash-flow mapping. It excludes operating costs, the energy penalty, transport and storage costs, and subsidies. Excluded costs are properties of the project, and members differ only in their recorded weights. Such costs therefore enter as common adjustments.</w:t>
+        <w:t xml:space="preserve">is a marginal carbon-price threshold under the stated cash-flow mapping. It excludes operating costs, the energy penalty, transport and storage costs, and subsidies. Excluded costs are properties of the project, and members differ only in their recorded weights. An excluded cost expressible as a common per-tonne adjustment therefore shifts every member threshold equally.</w:t>
       </w:r>
     </w:p>
     <w:p>
@@ -14395,7 +14398,7 @@
         </m:sSub>
       </m:oMath>
       <w:r>
-        <w:t xml:space="preserve">, respectively. No admissible calibration reverses this endpoint ordering. A reversal would require a reference value above the trigger, or an exercise payoff whose value decreases in volatility. The</w:t>
+        <w:t xml:space="preserve">, respectively. No admissible calibration reverses this endpoint ordering. A reversal would require a reference value above the trigger, or an exercise payoff nonlinear enough to make the project value decrease in volatility. The</w:t>
       </w:r>
       <w:r>
         <w:t xml:space="preserve"> </w:t>
@@ -15053,7 +15056,7 @@
         <w:pStyle w:val="BodyText"/>
       </w:pPr>
       <w:r>
-        <w:t xml:space="preserve">Unlike the affine rule, the benchmark vector depends on the reference project value</w:t>
+        <w:t xml:space="preserve">The benchmark vector depends on the reference project value</w:t>
       </w:r>
       <w:r>
         <w:t xml:space="preserve"> </w:t>
@@ -16955,7 +16958,7 @@
         </m:sSup>
       </m:oMath>
       <w:r>
-        <w:t xml:space="preserve">, confirmed at 40-digit precision. This failure lies above the 10% cap, where the release rule already requires a dual report.</w:t>
+        <w:t xml:space="preserve">, confirmed at 40-digit precision. This failure lay above the 10% cap, where the release rule already requires a dual report.</w:t>
       </w:r>
     </w:p>
     <w:p>
@@ -18247,7 +18250,7 @@
         <w:pStyle w:val="BodyText"/>
       </w:pPr>
       <w:r>
-        <w:t xml:space="preserve">Convexity also makes the effective variance state-independent, so the recursive problem reduces to the ordinary stopping problem at this variance. Its stopping region is bounded by a single threshold. A time-consistent formulation thus meets the reporting condition in this setting. The recursive columns of Table 4 report the implied critical weight and interval width. The recursive rule remains a comparator for one reason. Mixing the two generators mixes variances, so a recorded weight indexes an effective volatility. Under the affine rule, the weight indexes a position between the two endpoint triggers.</w:t>
+        <w:t xml:space="preserve">Convexity also makes the effective variance state-independent, so the recursive problem reduces to the ordinary stopping problem at this variance. Its stopping region is bounded by a single threshold. A time-consistent formulation thus meets the reporting condition in this setting. The recursive columns of Table 4 report the implied critical weight and interval width. The recursive rule serves as a comparator because mixing the two generators mixes variances. A recorded weight then indexes an effective volatility. Under the affine rule, the weight indexes a position between the two endpoint triggers.</w:t>
       </w:r>
     </w:p>
     <w:p>
@@ -19744,90 +19747,7 @@
         <w:pStyle w:val="FirstParagraph"/>
       </w:pPr>
       <w:r>
-        <w:t xml:space="preserve">In Proposition 4,</w:t>
-      </w:r>
-      <w:r>
-        <w:t xml:space="preserve"> </w:t>
-      </w:r>
-      <m:oMath>
-        <m:sSubSup>
-          <m:e>
-            <m:r>
-              <m:t>V</m:t>
-            </m:r>
-          </m:e>
-          <m:sub>
-            <m:r>
-              <m:rPr>
-                <m:sty m:val="p"/>
-              </m:rPr>
-              <m:t>l</m:t>
-            </m:r>
-            <m:r>
-              <m:rPr>
-                <m:sty m:val="p"/>
-              </m:rPr>
-              <m:t>i</m:t>
-            </m:r>
-            <m:r>
-              <m:rPr>
-                <m:sty m:val="p"/>
-              </m:rPr>
-              <m:t>n</m:t>
-            </m:r>
-          </m:sub>
-          <m:sup>
-            <m:r>
-              <m:rPr>
-                <m:sty m:val="p"/>
-              </m:rPr>
-              <m:t>∗</m:t>
-            </m:r>
-          </m:sup>
-        </m:sSubSup>
-      </m:oMath>
-      <w:r>
-        <w:t xml:space="preserve"> </w:t>
-      </w:r>
-      <w:r>
-        <w:t xml:space="preserve">denotes the trigger from Eq. (5), and</w:t>
-      </w:r>
-      <w:r>
-        <w:t xml:space="preserve"> </w:t>
-      </w:r>
-      <m:oMath>
-        <m:sSubSup>
-          <m:e>
-            <m:r>
-              <m:t>V</m:t>
-            </m:r>
-          </m:e>
-          <m:sub>
-            <m:r>
-              <m:t>α</m:t>
-            </m:r>
-            <m:r>
-              <m:rPr>
-                <m:nor/>
-              </m:rPr>
-              <m:t>-MEU</m:t>
-            </m:r>
-          </m:sub>
-          <m:sup>
-            <m:r>
-              <m:rPr>
-                <m:sty m:val="p"/>
-              </m:rPr>
-              <m:t>∗</m:t>
-            </m:r>
-          </m:sup>
-        </m:sSubSup>
-      </m:oMath>
-      <w:r>
-        <w:t xml:space="preserve"> </w:t>
-      </w:r>
-      <w:r>
-        <w:t xml:space="preserve">denotes the optimum of Eq. (13). The proposition separates the size of the trigger error from the location of the critical weight.</w:t>
+        <w:t xml:space="preserve">Proposition 4 separates the size of the trigger error from the location of the critical weight.</w:t>
       </w:r>
     </w:p>
     <w:bookmarkStart w:id="34" w:name="prop:accuracy"/>
@@ -21597,7 +21517,7 @@
         <w:pStyle w:val="BodyText"/>
       </w:pPr>
       <w:r>
-        <w:t xml:space="preserve">The directional labels depend on the location of the critical weight, and two reporting rules follow. First, a label is released only with the reference project value and the declared ambiguity coordinate. Under the benchmark, the side of one half depends on the reference value. Under the affine rule, it depends on the coordinate. Second, a label is de-emphasized when the recorded weight of the member lies within the illustrative</w:t>
+        <w:t xml:space="preserve">The directional labels depend on the location of the critical weight, which leads to two reporting rules. First, a label is released only with the reference project value and the declared ambiguity coordinate. Under the benchmark, the side of one half depends on the reference value. Under the affine rule, it depends on the coordinate. Second, a label is de-emphasized when the recorded weight of the member lies within the illustrative</w:t>
       </w:r>
       <w:r>
         <w:t xml:space="preserve"> </w:t>
@@ -21654,7 +21574,7 @@
         </m:r>
       </m:oMath>
       <w:r>
-        <w:t xml:space="preserve">. On the primary radius range, the maximum relative member-trigger error was 1.26%. This corresponds to at most 1.47 CNY/t in the marginal carbon-price threshold. On the extended range, the maximum reached 2.82%. The 33 admissible economic calibrations form a 36-point Cartesian grid minus three cells violating</w:t>
+        <w:t xml:space="preserve">. On the primary radius range, the maximum relative member-trigger error was 1.26%. This corresponded to at most 1.47 CNY/t in the marginal carbon-price threshold. On the extended range, the maximum reached 2.82%. The 33 admissible economic calibrations form a 36-point Cartesian grid minus three cells violating</w:t>
       </w:r>
       <w:r>
         <w:t xml:space="preserve"> </w:t>
@@ -23365,7 +23285,7 @@
         <w:pStyle w:val="BodyText"/>
       </w:pPr>
       <w:r>
-        <w:t xml:space="preserve">The comparator selected the median-weight benchmark threshold in every tested panel, as the absolute-distance loss implies for odd panel sizes. Across the 80 design cells, the median cell-level loss difference was 1.65% of the anchor threshold. Its 95% resampling interval ran from 1.31% to 2.06%, so Criterion C3 was met. The improvement was spread across the design and survived the resampling.</w:t>
+        <w:t xml:space="preserve">The comparator selected the median-weight benchmark threshold in every tested panel, as the absolute-distance loss implies for odd panel sizes. Across the 80 design cells, the median cell-level loss difference was 1.65% of the anchor threshold. Its 95% resampling interval ran from 1.31% to 2.06%, so Criterion C3 was met.</w:t>
       </w:r>
     </w:p>
     <w:p>
@@ -25187,12 +25107,37 @@
             </m:r>
           </m:sub>
         </m:sSub>
-        <m:r>
-          <m:rPr>
-            <m:sty m:val="p"/>
-          </m:rPr>
-          <m:t>=</m:t>
-        </m:r>
+      </m:oMath>
+      <w:r>
+        <w:t xml:space="preserve">. It then re-evaluates both proximity distances. The audit record carries</w:t>
+      </w:r>
+      <w:r>
+        <w:t xml:space="preserve"> </w:t>
+      </w:r>
+      <m:oMath>
+        <m:r>
+          <m:t>I</m:t>
+        </m:r>
+        <m:r>
+          <m:rPr>
+            <m:sty m:val="p"/>
+          </m:rPr>
+          <m:t>/</m:t>
+        </m:r>
+        <m:r>
+          <m:t>Q</m:t>
+        </m:r>
+      </m:oMath>
+      <w:r>
+        <w:t xml:space="preserve"> </w:t>
+      </w:r>
+      <w:r>
+        <w:t xml:space="preserve">and</w:t>
+      </w:r>
+      <w:r>
+        <w:t xml:space="preserve"> </w:t>
+      </w:r>
+      <m:oMath>
         <m:sSubSup>
           <m:e>
             <m:r>
@@ -25213,16 +25158,67 @@
             </m:r>
           </m:sup>
         </m:sSubSup>
-        <m:r>
-          <m:rPr>
-            <m:sty m:val="p"/>
-          </m:rPr>
-          <m:t>[</m:t>
-        </m:r>
+      </m:oMath>
+      <w:r>
+        <w:t xml:space="preserve"> </w:t>
+      </w:r>
+      <w:r>
+        <w:t xml:space="preserve">with the registry identifiers. A past release can thus be reconstructed on its original price axis.</w:t>
+      </w:r>
+    </w:p>
+    <w:p>
+      <w:pPr>
+        <w:pStyle w:val="BodyText"/>
+      </w:pPr>
+      <w:r>
+        <w:t xml:space="preserve">The benchmark may be requested at any gate, and the registry governs only its omission. Affine-only reporting requires four conditions. (i) The calibration and the canonical radius key are registered exactly. (ii) The radius is at most 10%. (iii) The reference value satisfies</w:t>
+      </w:r>
+      <w:r>
+        <w:t xml:space="preserve"> </w:t>
+      </w:r>
+      <m:oMath>
         <m:sSub>
           <m:e>
             <m:r>
-              <m:t>e</m:t>
+              <m:t>V</m:t>
+            </m:r>
+          </m:e>
+          <m:sub>
+            <m:r>
+              <m:t>0</m:t>
+            </m:r>
+          </m:sub>
+        </m:sSub>
+        <m:r>
+          <m:rPr>
+            <m:sty m:val="p"/>
+          </m:rPr>
+          <m:t>/</m:t>
+        </m:r>
+        <m:r>
+          <m:t>I</m:t>
+        </m:r>
+        <m:r>
+          <m:rPr>
+            <m:sty m:val="p"/>
+          </m:rPr>
+          <m:t>=</m:t>
+        </m:r>
+        <m:r>
+          <m:t>1</m:t>
+        </m:r>
+      </m:oMath>
+      <w:r>
+        <w:t xml:space="preserve">, the only value at which the release rule was evaluated. (iv) Both proximity distances exceed</w:t>
+      </w:r>
+      <w:r>
+        <w:t xml:space="preserve"> </w:t>
+      </w:r>
+      <m:oMath>
+        <m:sSub>
+          <m:e>
+            <m:r>
+              <m:t>E</m:t>
             </m:r>
           </m:e>
           <m:sub>
@@ -25235,102 +25231,9 @@
             </m:r>
           </m:sub>
         </m:sSub>
-        <m:r>
-          <m:rPr>
-            <m:sty m:val="p"/>
-          </m:rPr>
-          <m:t>+</m:t>
-        </m:r>
-        <m:sSub>
-          <m:e>
-            <m:r>
-              <m:t>ε</m:t>
-            </m:r>
-          </m:e>
-          <m:sub>
-            <m:r>
-              <m:rPr>
-                <m:sty m:val="p"/>
-              </m:rPr>
-              <m:t>n</m:t>
-            </m:r>
-            <m:r>
-              <m:rPr>
-                <m:sty m:val="p"/>
-              </m:rPr>
-              <m:t>u</m:t>
-            </m:r>
-            <m:r>
-              <m:rPr>
-                <m:sty m:val="p"/>
-              </m:rPr>
-              <m:t>m</m:t>
-            </m:r>
-          </m:sub>
-        </m:sSub>
-        <m:r>
-          <m:rPr>
-            <m:sty m:val="p"/>
-          </m:rPr>
-          <m:t>]</m:t>
-        </m:r>
       </m:oMath>
       <w:r>
-        <w:t xml:space="preserve">. It then re-evaluates both proximity distances. The audit record carries</w:t>
-      </w:r>
-      <w:r>
-        <w:t xml:space="preserve"> </w:t>
-      </w:r>
-      <m:oMath>
-        <m:r>
-          <m:t>I</m:t>
-        </m:r>
-        <m:r>
-          <m:rPr>
-            <m:sty m:val="p"/>
-          </m:rPr>
-          <m:t>/</m:t>
-        </m:r>
-        <m:r>
-          <m:t>Q</m:t>
-        </m:r>
-      </m:oMath>
-      <w:r>
-        <w:t xml:space="preserve"> </w:t>
-      </w:r>
-      <w:r>
-        <w:t xml:space="preserve">and</w:t>
-      </w:r>
-      <w:r>
-        <w:t xml:space="preserve"> </w:t>
-      </w:r>
-      <m:oMath>
-        <m:sSubSup>
-          <m:e>
-            <m:r>
-              <m:t>P</m:t>
-            </m:r>
-          </m:e>
-          <m:sub>
-            <m:r>
-              <m:t>0</m:t>
-            </m:r>
-          </m:sub>
-          <m:sup>
-            <m:r>
-              <m:rPr>
-                <m:sty m:val="p"/>
-              </m:rPr>
-              <m:t>∗</m:t>
-            </m:r>
-          </m:sup>
-        </m:sSubSup>
-      </m:oMath>
-      <w:r>
-        <w:t xml:space="preserve"> </w:t>
-      </w:r>
-      <w:r>
-        <w:t xml:space="preserve">with the registry identifiers. A past release can thus be reconstructed on its original price axis.</w:t>
+        <w:t xml:space="preserve">. If any condition fails, or if the solver or envelope version is unregistered, the gate recomputes the benchmark and issues a dual report. The reporting interface passes the member-threshold vector and the fallback status. A match must come from the frozen serialized key. Rounded display values and values reparsed from the upstream signal file do not qualify. Interpolation is excluded, because no certified release envelope exists between evaluated radius keys. The cap is a hard cutoff, so a rounded configuration constant can fall on the wrong side of it. One low-radius scenario targeted exactly 10% and yielded 10.30% at its rounded constant, outside the affine-only region. Exact-key matching guards against this error. An institution may prespecify a rule mapping each gate radius to a registered key. The release guarantee then applies to the discretized ambiguity set. The audit record retains both the original radius and the registered radius.</w:t>
       </w:r>
     </w:p>
     <w:p>
@@ -25338,13 +25241,19 @@
         <w:pStyle w:val="BodyText"/>
       </w:pPr>
       <w:r>
-        <w:t xml:space="preserve">The benchmark may be requested at any gate, and the registry governs only its omission. Affine-only reporting requires four conditions. (i) The calibration and the canonical radius key are registered exactly. (ii) The radius is at most 10%. (iii) The reference value satisfies</w:t>
+        <w:t xml:space="preserve">When the benchmark is recomputed, the gate first evaluates the uniqueness condition (14). This sufficient condition guarantees a single stationary point of the benchmark objective. When it holds, the maximizer is the unique stationary point on</w:t>
       </w:r>
       <w:r>
         <w:t xml:space="preserve"> </w:t>
       </w:r>
       <m:oMath>
-        <m:sSub>
+        <m:r>
+          <m:rPr>
+            <m:sty m:val="p"/>
+          </m:rPr>
+          <m:t>[</m:t>
+        </m:r>
+        <m:sSubSup>
           <m:e>
             <m:r>
               <m:t>V</m:t>
@@ -25352,55 +25261,89 @@
           </m:e>
           <m:sub>
             <m:r>
-              <m:t>0</m:t>
+              <m:rPr>
+                <m:sty m:val="p"/>
+              </m:rPr>
+              <m:t>l</m:t>
+            </m:r>
+            <m:r>
+              <m:rPr>
+                <m:sty m:val="p"/>
+              </m:rPr>
+              <m:t>o</m:t>
+            </m:r>
+            <m:r>
+              <m:rPr>
+                <m:sty m:val="p"/>
+              </m:rPr>
+              <m:t>w</m:t>
             </m:r>
           </m:sub>
-        </m:sSub>
-        <m:r>
-          <m:rPr>
-            <m:sty m:val="p"/>
-          </m:rPr>
-          <m:t>/</m:t>
-        </m:r>
-        <m:r>
-          <m:t>I</m:t>
-        </m:r>
-        <m:r>
-          <m:rPr>
-            <m:sty m:val="p"/>
-          </m:rPr>
-          <m:t>=</m:t>
-        </m:r>
-        <m:r>
-          <m:t>1</m:t>
-        </m:r>
-      </m:oMath>
-      <w:r>
-        <w:t xml:space="preserve">, the only value at which the release rule was evaluated. (iv) Both proximity distances exceed</w:t>
-      </w:r>
-      <w:r>
-        <w:t xml:space="preserve"> </w:t>
-      </w:r>
-      <m:oMath>
-        <m:sSub>
+          <m:sup>
+            <m:r>
+              <m:rPr>
+                <m:sty m:val="p"/>
+              </m:rPr>
+              <m:t>∗</m:t>
+            </m:r>
+          </m:sup>
+        </m:sSubSup>
+        <m:r>
+          <m:rPr>
+            <m:sty m:val="p"/>
+          </m:rPr>
+          <m:t>,</m:t>
+        </m:r>
+        <m:sSubSup>
           <m:e>
             <m:r>
-              <m:t>E</m:t>
+              <m:t>V</m:t>
             </m:r>
           </m:e>
           <m:sub>
             <m:r>
               <m:rPr>
-                <m:scr m:val="script"/>
                 <m:sty m:val="p"/>
               </m:rPr>
-              <m:t>R</m:t>
+              <m:t>h</m:t>
+            </m:r>
+            <m:r>
+              <m:rPr>
+                <m:sty m:val="p"/>
+              </m:rPr>
+              <m:t>i</m:t>
+            </m:r>
+            <m:r>
+              <m:rPr>
+                <m:sty m:val="p"/>
+              </m:rPr>
+              <m:t>g</m:t>
+            </m:r>
+            <m:r>
+              <m:rPr>
+                <m:sty m:val="p"/>
+              </m:rPr>
+              <m:t>h</m:t>
             </m:r>
           </m:sub>
-        </m:sSub>
+          <m:sup>
+            <m:r>
+              <m:rPr>
+                <m:sty m:val="p"/>
+              </m:rPr>
+              <m:t>∗</m:t>
+            </m:r>
+          </m:sup>
+        </m:sSubSup>
+        <m:r>
+          <m:rPr>
+            <m:sty m:val="p"/>
+          </m:rPr>
+          <m:t>]</m:t>
+        </m:r>
       </m:oMath>
       <w:r>
-        <w:t xml:space="preserve">. If any condition fails, or if the solver or envelope version is unregistered, the gate recomputes the benchmark and issues a dual report. The reporting interface passes the member-threshold vector and the fallback status. A match must come from the frozen serialized key. Rounded display values and values reparsed from the upstream signal file do not qualify. Interpolation is excluded, because no certified release envelope exists between evaluated radius keys. The cap is a hard cutoff, so a rounded configuration constant can fall on the wrong side of it. One low-radius scenario targeted exactly 10% and yielded 10.30% at its rounded constant, outside the affine-only region. Exact-key matching prevents this error. An institution may prespecify a rule mapping each gate radius to a registered key. The release guarantee then applies to the discretized ambiguity set. The audit record retains both the original radius and the registered radius.</w:t>
+        <w:t xml:space="preserve">, and a bounded solve suffices. When it fails, the gate isolates every stationary point. It then compares the objective at all of them and at both endpoints before releasing a benchmark classification. Condition (15) is recorded separately, because it governs the one-sided reading of the dual report. Recomputation costs one bounded scalar solve per member. The algorithm fixes the number of solves, and the wall-clock time depends on the computing environment. In prospective institutional use, the registry should be append-only. Algorithm 1 states the matching, versioning, and solver rules.</w:t>
       </w:r>
     </w:p>
     <w:p>
@@ -25408,109 +25351,129 @@
         <w:pStyle w:val="BodyText"/>
       </w:pPr>
       <w:r>
-        <w:t xml:space="preserve">When the benchmark is recomputed, the gate first evaluates the uniqueness condition (14). This sufficient condition guarantees a single stationary point of the benchmark objective. When it holds, the maximizer is the unique stationary point on</w:t>
+        <w:t xml:space="preserve">The registry makes a released classification auditable after the fact. A registry cell is indexed by the economic calibration, the radius key, and the reference value. It carries the envelope version and the solver version. The gate audit record adds the recorded weights, the prevailing price, and the cost-to-volume inputs. A later reviewer can then identify the inputs behind a past classification. The reviewer can also recompute it without re-eliciting any weight. Under the append-only rule, a revised input opens a new dated cell. The earlier cell stays readable with its original guarantee. The rule also isolated the disagreement cells in the registry. Across the 3,960 registered configurations, the two formulations disagreed in 57 cells. None of these cells cleared the radius cap and both proximity conditions together. Two of the 57 lay at a 10% radius, where a proximity flag caught them. The envelopes were constructed at all 3,960 domain-valid configurations with</w:t>
       </w:r>
       <w:r>
         <w:t xml:space="preserve"> </w:t>
       </w:r>
       <m:oMath>
-        <m:r>
-          <m:rPr>
-            <m:sty m:val="p"/>
-          </m:rPr>
-          <m:t>[</m:t>
-        </m:r>
-        <m:sSubSup>
+        <m:sSub>
           <m:e>
             <m:r>
               <m:t>V</m:t>
             </m:r>
           </m:e>
           <m:sub>
+            <m:r>
+              <m:t>0</m:t>
+            </m:r>
+          </m:sub>
+        </m:sSub>
+        <m:r>
+          <m:rPr>
+            <m:sty m:val="p"/>
+          </m:rPr>
+          <m:t>/</m:t>
+        </m:r>
+        <m:r>
+          <m:t>I</m:t>
+        </m:r>
+        <m:r>
+          <m:rPr>
+            <m:sty m:val="p"/>
+          </m:rPr>
+          <m:t>=</m:t>
+        </m:r>
+        <m:r>
+          <m:t>1</m:t>
+        </m:r>
+      </m:oMath>
+      <w:r>
+        <w:t xml:space="preserve">, and two checks bounded their numerical error. A denser</w:t>
+      </w:r>
+      <w:r>
+        <w:t xml:space="preserve"> </w:t>
+      </w:r>
+      <m:oMath>
+        <m:r>
+          <m:t>α</m:t>
+        </m:r>
+      </m:oMath>
+      <w:r>
+        <w:t xml:space="preserve"> </w:t>
+      </w:r>
+      <w:r>
+        <w:t xml:space="preserve">grid detected no exceedance in the 165 calibration-radius cells. A second check compared the finite weight grid with a certified upper bound on the discrepancy over</w:t>
+      </w:r>
+      <w:r>
+        <w:t xml:space="preserve"> </w:t>
+      </w:r>
+      <m:oMath>
+        <m:r>
+          <m:rPr>
+            <m:sty m:val="p"/>
+          </m:rPr>
+          <m:t>[</m:t>
+        </m:r>
+        <m:r>
+          <m:t>0</m:t>
+        </m:r>
+        <m:r>
+          <m:rPr>
+            <m:sty m:val="p"/>
+          </m:rPr>
+          <m:t>,</m:t>
+        </m:r>
+        <m:r>
+          <m:t>1</m:t>
+        </m:r>
+        <m:r>
+          <m:rPr>
+            <m:sty m:val="p"/>
+          </m:rPr>
+          <m:t>]</m:t>
+        </m:r>
+      </m:oMath>
+      <w:r>
+        <w:t xml:space="preserve"> </w:t>
+      </w:r>
+      <w:r>
+        <w:t xml:space="preserve">in each cell. This bound used a closed-form Lipschitz constant and a branch-and-bound search. It exceeded the grid maximum by at most</w:t>
+      </w:r>
+      <w:r>
+        <w:t xml:space="preserve"> </w:t>
+      </w:r>
+      <m:oMath>
+        <m:r>
+          <m:t>3.1</m:t>
+        </m:r>
+        <m:r>
+          <m:rPr>
+            <m:sty m:val="p"/>
+          </m:rPr>
+          <m:t>×</m:t>
+        </m:r>
+        <m:sSup>
+          <m:e>
+            <m:r>
+              <m:t>10</m:t>
+            </m:r>
+          </m:e>
+          <m:sup>
             <m:r>
               <m:rPr>
                 <m:sty m:val="p"/>
               </m:rPr>
-              <m:t>l</m:t>
-            </m:r>
-            <m:r>
-              <m:rPr>
-                <m:sty m:val="p"/>
-              </m:rPr>
-              <m:t>o</m:t>
-            </m:r>
-            <m:r>
-              <m:rPr>
-                <m:sty m:val="p"/>
-              </m:rPr>
-              <m:t>w</m:t>
-            </m:r>
-          </m:sub>
-          <m:sup>
-            <m:r>
-              <m:rPr>
-                <m:sty m:val="p"/>
-              </m:rPr>
-              <m:t>∗</m:t>
+              <m:t>−</m:t>
+            </m:r>
+            <m:r>
+              <m:t>6</m:t>
             </m:r>
           </m:sup>
-        </m:sSubSup>
-        <m:r>
-          <m:rPr>
-            <m:sty m:val="p"/>
-          </m:rPr>
-          <m:t>,</m:t>
-        </m:r>
-        <m:sSubSup>
-          <m:e>
-            <m:r>
-              <m:t>V</m:t>
-            </m:r>
-          </m:e>
-          <m:sub>
-            <m:r>
-              <m:rPr>
-                <m:sty m:val="p"/>
-              </m:rPr>
-              <m:t>h</m:t>
-            </m:r>
-            <m:r>
-              <m:rPr>
-                <m:sty m:val="p"/>
-              </m:rPr>
-              <m:t>i</m:t>
-            </m:r>
-            <m:r>
-              <m:rPr>
-                <m:sty m:val="p"/>
-              </m:rPr>
-              <m:t>g</m:t>
-            </m:r>
-            <m:r>
-              <m:rPr>
-                <m:sty m:val="p"/>
-              </m:rPr>
-              <m:t>h</m:t>
-            </m:r>
-          </m:sub>
-          <m:sup>
-            <m:r>
-              <m:rPr>
-                <m:sty m:val="p"/>
-              </m:rPr>
-              <m:t>∗</m:t>
-            </m:r>
-          </m:sup>
-        </m:sSubSup>
-        <m:r>
-          <m:rPr>
-            <m:sty m:val="p"/>
-          </m:rPr>
-          <m:t>]</m:t>
-        </m:r>
+        </m:sSup>
       </m:oMath>
       <w:r>
-        <w:t xml:space="preserve">, and a bounded solve suffices. When it fails, the gate isolates every stationary point. It then compares the objective at all of them and at both endpoints before releasing a benchmark classification. Condition (15) is recorded separately, because it governs the one-sided reading of the dual report. Recomputation costs one bounded scalar solve per member. The algorithm fixes the number of solves, and the wall-clock time depends on the computing environment. In prospective institutional use, the registry should be append-only. Algorithm 1 states the matching, versioning, and solver rules.</w:t>
+        <w:t xml:space="preserve"> CNY/t and changed no release decision.</w:t>
       </w:r>
     </w:p>
     <w:p>
@@ -25518,129 +25481,7 @@
         <w:pStyle w:val="BodyText"/>
       </w:pPr>
       <w:r>
-        <w:t xml:space="preserve">The registry makes a released classification auditable after the fact. A registry cell is indexed by the economic calibration, the radius key, and the reference value. It carries the envelope version and the solver version. The gate audit record adds the recorded weights, the prevailing price, and the cost-to-volume inputs. A later reviewer can then identify the inputs behind a past classification. The reviewer can also recompute it without re-eliciting any weight. Under the append-only rule, a revised input opens a new dated cell. The earlier cell stays readable with its original guarantee. The rule also isolated the disagreement cells in the registry. Across the 3,960 registered configurations, the two formulations disagreed in 57 cells. None of these cells cleared the radius cap and both proximity conditions together. Two of the 57 lay at a 10% radius, where a proximity flag caught them. The envelopes were constructed at all 3,960 domain-valid configurations with</w:t>
-      </w:r>
-      <w:r>
-        <w:t xml:space="preserve"> </w:t>
-      </w:r>
-      <m:oMath>
-        <m:sSub>
-          <m:e>
-            <m:r>
-              <m:t>V</m:t>
-            </m:r>
-          </m:e>
-          <m:sub>
-            <m:r>
-              <m:t>0</m:t>
-            </m:r>
-          </m:sub>
-        </m:sSub>
-        <m:r>
-          <m:rPr>
-            <m:sty m:val="p"/>
-          </m:rPr>
-          <m:t>/</m:t>
-        </m:r>
-        <m:r>
-          <m:t>I</m:t>
-        </m:r>
-        <m:r>
-          <m:rPr>
-            <m:sty m:val="p"/>
-          </m:rPr>
-          <m:t>=</m:t>
-        </m:r>
-        <m:r>
-          <m:t>1</m:t>
-        </m:r>
-      </m:oMath>
-      <w:r>
-        <w:t xml:space="preserve">, and two checks bounded their numerical error. A denser</w:t>
-      </w:r>
-      <w:r>
-        <w:t xml:space="preserve"> </w:t>
-      </w:r>
-      <m:oMath>
-        <m:r>
-          <m:t>α</m:t>
-        </m:r>
-      </m:oMath>
-      <w:r>
-        <w:t xml:space="preserve"> </w:t>
-      </w:r>
-      <w:r>
-        <w:t xml:space="preserve">grid detected no exceedance in the 165 calibration-radius cells. A second check compared the finite weight grid with a certified upper bound on the discrepancy over</w:t>
-      </w:r>
-      <w:r>
-        <w:t xml:space="preserve"> </w:t>
-      </w:r>
-      <m:oMath>
-        <m:r>
-          <m:rPr>
-            <m:sty m:val="p"/>
-          </m:rPr>
-          <m:t>[</m:t>
-        </m:r>
-        <m:r>
-          <m:t>0</m:t>
-        </m:r>
-        <m:r>
-          <m:rPr>
-            <m:sty m:val="p"/>
-          </m:rPr>
-          <m:t>,</m:t>
-        </m:r>
-        <m:r>
-          <m:t>1</m:t>
-        </m:r>
-        <m:r>
-          <m:rPr>
-            <m:sty m:val="p"/>
-          </m:rPr>
-          <m:t>]</m:t>
-        </m:r>
-      </m:oMath>
-      <w:r>
-        <w:t xml:space="preserve"> </w:t>
-      </w:r>
-      <w:r>
-        <w:t xml:space="preserve">in each cell. This bound used a closed-form Lipschitz constant and a branch-and-bound search. It exceeded the grid maximum by at most</w:t>
-      </w:r>
-      <w:r>
-        <w:t xml:space="preserve"> </w:t>
-      </w:r>
-      <m:oMath>
-        <m:r>
-          <m:t>3.1</m:t>
-        </m:r>
-        <m:r>
-          <m:rPr>
-            <m:sty m:val="p"/>
-          </m:rPr>
-          <m:t>×</m:t>
-        </m:r>
-        <m:sSup>
-          <m:e>
-            <m:r>
-              <m:t>10</m:t>
-            </m:r>
-          </m:e>
-          <m:sup>
-            <m:r>
-              <m:rPr>
-                <m:sty m:val="p"/>
-              </m:rPr>
-              <m:t>−</m:t>
-            </m:r>
-            <m:r>
-              <m:t>6</m:t>
-            </m:r>
-          </m:sup>
-        </m:sSup>
-      </m:oMath>
-      <w:r>
-        <w:t xml:space="preserve"> CNY/t and changed no release decision.</w:t>
+        <w:t xml:space="preserve">The 10% cap follows from the deterministic fidelity evaluation. It is the largest evaluated radius at which both criteria held, and the criteria were fixed before the outcomes were inspected. A refinement at intermediate radii, added after the locked outcomes had been seen, located the failure just above the cap. C2 failed first, at 11%. There, the 95th percentile of the omitted mixed share reached 5.4%, against the 5% limit. At the 10% radius, the same quantity was 4.96%, so the binding radius passed C2 by 0.04 percentage points. The breach at 11% was 0.4 percentage points, which suggests a gradual loss of accuracy across the cap. By Proposition 4(i), raising the cap from 10% to 22% would multiply the leading error term by about five.</w:t>
       </w:r>
     </w:p>
     <w:p>
@@ -25648,15 +25489,7 @@
         <w:pStyle w:val="BodyText"/>
       </w:pPr>
       <w:r>
-        <w:t xml:space="preserve">The 10% cap follows from the deterministic fidelity evaluation. It is the largest evaluated radius at which both criteria held, and the criteria were fixed before the outcomes were inspected. A refinement at intermediate radii, added after the locked outcomes had been seen, located the failure just above the cap. C2 failed first, at 11%. There, the 95th percentile of the omitted mixed share reached 5.4%, against the 5% limit. At the 10% radius, the same quantity was 4.96%, so the binding radius passed C2 by 0.04 percentage points. The breach at 11% was 0.4 percentage points, which suggests a gradual loss of accuracy across the cap. By Proposition 4(i), raising the cap from 10% to 22% would multiply the leading error term by about five.</w:t>
-      </w:r>
-    </w:p>
-    <w:p>
-      <w:pPr>
-        <w:pStyle w:val="BodyText"/>
-      </w:pPr>
-      <w:r>
-        <w:t xml:space="preserve">The cap was retained after the criteria had been evaluated. It was therefore tested on 18 calibrations and five weight profiles absent from the evaluated grid, with six calibrations outside its range. The release quantity behaved similarly on this held-out set. The largest within-cell member-threshold deviation had a 95th percentile across cells of 0.5141 CNY/t on the held-out set. The corresponding value on the evaluated grid was 0.5143 CNY/t. The normalized fidelity criteria were more sensitive to the weight profile. They held on four of the five held-out profiles. They failed on one profile with weights clustered within 0.06 of one half. For this profile, the benchmark interval shrank to 0.72% of the anchor threshold. A similar absolute discrepancy then became a much larger relative one. IoU normalizes by the union of the two intervals, and the omitted mixed share normalizes by the benchmark width. Both registered this effect, although the absolute deviation stayed the same. For this reason, the release rule conditions on absolute price-axis distances. Release at a gate also requires both proximity distances to exceed the registered envelope.</w:t>
+        <w:t xml:space="preserve">The cap was retained after the criteria had been evaluated. It was therefore tested on 18 calibrations and five weight profiles absent from the evaluated grid, with six calibrations outside its range. The release quantity behaved similarly on this held-out set. The largest within-cell member-threshold deviation had a 95th percentile across cells of 0.5141 CNY/t on the held-out set. The corresponding value on the evaluated grid was 0.5143 CNY/t. The normalized fidelity criteria were more sensitive to the weight profile. They held on four of the five held-out profiles. They failed on one profile with weights clustered within 0.06 of one half. For this profile, the benchmark interval shrank to 0.72% of the anchor threshold. A similar absolute discrepancy then became a much larger relative one. IoU normalizes by the union of the two intervals, and the omitted mixed share normalizes by the benchmark width. Both registered this effect, although the absolute deviation stayed the same. For this reason, the release rule conditions on absolute price-axis distances.</w:t>
       </w:r>
     </w:p>
     <w:p>
@@ -25785,7 +25618,7 @@
         <w:pStyle w:val="ImageCaption"/>
       </w:pPr>
       <w:r>
-        <w:t xml:space="preserve">Figure 4. Release decision for one gate. The gate first verifies the registered input acceptance checks, and a failure blocks the threshold report. Four registered conditions follow in sequence. The calibration and radius key must be registered exactly. The relative radius must be at most 10%. The reference project value must satisfy</w:t>
+        <w:t xml:space="preserve">Figure 4. Release decision for one gate. The gate first verifies the registered input acceptance checks, and a failure blocks the threshold report. Four registered conditions are then checked in sequence. The calibration and radius key must be registered exactly. The relative radius must be at most 10%. The reference project value must satisfy</w:t>
       </w:r>
       <w:r>
         <w:t xml:space="preserve"> </w:t>
@@ -26007,48 +25840,7 @@
         <w:t xml:space="preserve"> </w:t>
       </w:r>
       <w:r>
-        <w:t xml:space="preserve">benchmark recomputed at every recorded weight. Both member tables are issued in this mode. A gate-level classification is released only when the two three-state summaries agree, and individual member assignments may still differ. A discrepancy triggers a benchmark-model review, with no precedence for either rule. Directional labels carry</w:t>
-      </w:r>
-      <w:r>
-        <w:t xml:space="preserve"> </w:t>
-      </w:r>
-      <m:oMath>
-        <m:sSub>
-          <m:e>
-            <m:r>
-              <m:t>V</m:t>
-            </m:r>
-          </m:e>
-          <m:sub>
-            <m:r>
-              <m:t>0</m:t>
-            </m:r>
-          </m:sub>
-        </m:sSub>
-      </m:oMath>
-      <w:r>
-        <w:t xml:space="preserve"> </w:t>
-      </w:r>
-      <w:r>
-        <w:t xml:space="preserve">and are de-emphasized inside the review band of</w:t>
-      </w:r>
-      <w:r>
-        <w:t xml:space="preserve"> </w:t>
-      </w:r>
-      <m:oMath>
-        <m:acc>
-          <m:accPr>
-            <m:chr m:val="̃"/>
-          </m:accPr>
-          <m:e>
-            <m:r>
-              <m:t>α</m:t>
-            </m:r>
-          </m:e>
-        </m:acc>
-      </m:oMath>
-      <w:r>
-        <w:t xml:space="preserve">.</w:t>
+        <w:t xml:space="preserve">benchmark recomputed at every recorded weight. Both member tables are issued in this mode. A gate-level classification is released only when the two three-state summaries agree, and individual member assignments may still differ. A discrepancy triggers a benchmark-model review, with no precedence for either rule.</w:t>
       </w:r>
     </w:p>
     <w:bookmarkEnd w:id="45"/>
@@ -26121,7 +25913,7 @@
         <w:pStyle w:val="FirstParagraph"/>
       </w:pPr>
       <w:r>
-        <w:t xml:space="preserve">The corpus comprises 682 central-government energy and climate policy records. The issuing bodies are the National Development and Reform Commission (NDRC) and the National Energy Administration (NEA). The State Council and the Ministry of Ecology and Environment (MEE) issued the remaining records. Of these records, 678 fall inside the analysis window from 2016Q1 to 2025Q4. The records were retrieved from the PKULaw database, which assigns each one a stable document number.</w:t>
+        <w:t xml:space="preserve">The corpus comprises 682 central-government energy and climate policy records. Four bodies issued these records. They are the National Development and Reform Commission, the National Energy Administration, the State Council, and the Ministry of Ecology and Environment. Of these records, 678 fell inside the analysis window from 2016Q1 to 2025Q4. The records were retrieved from the PKULaw database, which assigns each one a stable document number.</w:t>
       </w:r>
     </w:p>
     <w:p>
@@ -27100,7 +26892,7 @@
         </m:sSub>
       </m:oMath>
       <w:r>
-        <w:t xml:space="preserve">. Five further diagnostics covered directional association, temporal-order permutation, construct validity, an event-style check, and national ETS stability. None of them supported a stable mapping. The series therefore serves as a scenario input configuring the radius. With 18 quarterly observations in the national ETS window and 17 before it, any association was estimated imprecisely.</w:t>
+        <w:t xml:space="preserve">. Five further diagnostics covered directional association, temporal-order permutation, construct validity, an event-style check, and national ETS stability. None of them supported a stable mapping. The series therefore serves as a scenario input configuring the radius.</w:t>
       </w:r>
     </w:p>
     <w:p>
@@ -35192,7 +34984,7 @@
         <w:pStyle w:val="FirstParagraph"/>
       </w:pPr>
       <w:r>
-        <w:t xml:space="preserve">The reconstructed path stayed below the 10% release cap, so its intervals were narrower than at the cap. Across the 37 quarterly gates, the relative radius ran from 1.524% to 6.057%. The cap bound at none of them. Exact key matching was the binding constraint. The 2024Q4 peak radius is a registered key, and the other 36 gate radii are not. The release rule therefore sends these 36 gates to benchmark recomputation. With a radius discretization registered in advance, an institution rounds all 37 radii to registered keys at or below the cap. Table 11 fixes the relative radius at the cap, the upper limit of affine-only eligibility, and reports member triggers and thresholds. The reference profile contains four equally spaced recorded weights from 0.25 to 1.00. Its weight range of 0.750 was the widest among five profiles compared at a common radius. Under the affine, strictly decreasing map, it therefore produced the largest interval width among the five. The weight</w:t>
+        <w:t xml:space="preserve">The reconstructed path stayed below the 10% release cap, so its intervals were narrower than at the cap. Across the 37 quarterly gates, the relative radius ran from 1.524% to 6.057%. The cap bound at none of them. Exact key matching was the binding constraint. The 2024Q4 peak radius was a registered key, and the other 36 gate radii were not. The release rule therefore sent these 36 gates to benchmark recomputation. With a radius discretization registered in advance, an institution rounds all 37 radii to registered keys at or below the cap. Table 11 fixes the relative radius at the cap, the upper limit of affine-only eligibility, and reports member triggers and thresholds. The reference profile contains four equally spaced recorded weights from 0.25 to 1.00. Its weight range of 0.750 was the widest among five profiles compared at a common radius. Under the affine, strictly decreasing map, it therefore produced the largest interval width among the five. The weight</w:t>
       </w:r>
       <w:r>
         <w:t xml:space="preserve"> </w:t>
@@ -38024,7 +37816,7 @@
         </m:r>
       </m:oMath>
       <w:r>
-        <w:t xml:space="preserve">. There, the affine rule reported a mixed gate, and the benchmark reported unanimous invest. Two member-label disagreements also occurred. Six of the 32 cells placed the highest archived price within 1.97 CNY/t of an interval edge. This buffer represents the recording granularity of the archived price series. Three of these six cells were among the five flagged cells. The unanimous-wait outcome of the reference configuration therefore did not extend to the whole design.</w:t>
+        <w:t xml:space="preserve">. There, the affine rule reported a mixed gate, and the benchmark reported unanimous invest. Two member-label disagreements also occurred. Six of the 32 cells placed the highest archived price within 1.97 CNY/t of an interval edge. This buffer represents the recording granularity of the archived price series. Three of these six cells were among the five flagged cells.</w:t>
       </w:r>
     </w:p>
     <w:p>
@@ -41764,7 +41556,7 @@
               <w:jc w:val="left"/>
             </w:pPr>
             <w:r>
-              <w:t xml:space="preserve">Instrument version, mapping interval, review band, and acceptance rule. The rule meets the precision target</w:t>
+              <w:t xml:space="preserve">Instrument version, mapping interval, review band, and acceptance rule. The rule must meet the precision target</w:t>
             </w:r>
             <w:r>
               <w:t xml:space="preserve"> </w:t>
@@ -42466,7 +42258,7 @@
         <w:pStyle w:val="BodyText"/>
       </w:pPr>
       <w:r>
-        <w:t xml:space="preserve">The fifth precondition is the radius input. The policy-text series is an application input. Its mapping to realized volatility was unstable in the available record. A registered constant sets the radius scale, and the reference result changes with this constant. A radius based on the sampling uncertainty of the volatility anchor was 6.37%, close to the 6.057% peak of the reference path. It left the archived price outside the interval. A radius based on the dispersion of quarterly realized volatility was about seven times wider and made the gate mixed. Every evaluated input alternative changing the classification lay outside the 10% cap.</w:t>
+        <w:t xml:space="preserve">The fifth precondition is the radius input. The policy-text series is an application input. Its mapping to realized volatility was unstable in the available record. A registered constant sets the radius scale, and the reference result is sensitive to this constant. A radius based on the sampling uncertainty of the volatility anchor was 6.37%, close to the 6.057% peak of the reference path. It left the archived price outside the interval. A radius based on the dispersion of quarterly realized volatility was about seven times wider and made the gate mixed. Every evaluated input alternative changing the classification lay outside the 10% cap.</w:t>
       </w:r>
     </w:p>
     <w:p>
@@ -42482,7 +42274,7 @@
         <w:pStyle w:val="BodyText"/>
       </w:pPr>
       <w:r>
-        <w:t xml:space="preserve">The application suggests three conclusions. First, the reference configuration kept every gate unanimous. In 15 of the 32 sensitivity configurations, the highest archived price reached the lower interval edge. Second, the common appraisal inputs moved the interval edges more than member disagreement did. Third, the cost basis, horizon, ambiguity channel, price process, and radius input shaped the reading of every reported threshold. These patterns come from one retrospective reconstruction and may differ in other projects. They nonetheless indicate where a committee might focus before reading the member-threshold vector. They also frame the overall conclusions of the study.</w:t>
+        <w:t xml:space="preserve">The application suggests three conclusions. First, the reference configuration kept every gate unanimous. In 15 of the 32 sensitivity configurations, the highest archived price reached or exceeded the lower interval edge. Second, the common appraisal inputs moved the interval edges more than member disagreement did. Third, the cost basis, horizon, ambiguity channel, price process, and radius input shaped the reading of the reported thresholds. These patterns come from one retrospective reconstruction and may differ in other projects. They nonetheless indicate where a committee might focus before reading the member-threshold vector. They also inform the conclusions of the study.</w:t>
       </w:r>
     </w:p>
     <w:bookmarkEnd w:id="63"/>
@@ -42566,7 +42358,7 @@
         <w:pStyle w:val="BodyText"/>
       </w:pPr>
       <w:r>
-        <w:t xml:space="preserve">In the CCUS application, baseline unanimity depended on the configuration. Under the reference configuration, none of the 1,073 archived allowance prices reached the interval in force at the time. One classification summary would therefore have sufficed at every gate. With the price record fixed and only the threshold side perturbed, this outcome failed in 15 of the 32 sensitivity configurations. Eleven of these 15 cells went to benchmark recomputation, ten of them at radii above the affine-only cap. The remaining four were binding and releasable on the affine report alone. Two practical implications follow. In this illustration, member disagreement moved the reported edges less than the common appraisal inputs did. A committee with an unsettled cost basis would weigh member attitudes inside an interval narrower than the shift from a 10% cost revision. Repeated unanimous classifications may also arise with dispersed member thresholds, because the prevailing price can stay outside the contested interval. Unanimity alone therefore says little about the closeness of the thresholds. These implications hold under the maintained model, the reference profile, and the declared ambiguity coordinate.</w:t>
+        <w:t xml:space="preserve">In the CCUS application, baseline unanimity depended on the configuration. Under the reference configuration, none of the 1,073 archived allowance prices reached the interval in force at the time. One classification summary would therefore have sufficed at every gate. With the price record fixed and only the threshold side perturbed, this outcome failed in 15 of the 32 sensitivity configurations. Eleven of these 15 cells went to benchmark recomputation, ten of them at radii above the affine-only cap. The remaining four were binding and releasable on the affine report alone. The results have two practical implications. In this illustration, member disagreement moved the reported edges less than the common appraisal inputs did. A committee with an unsettled cost basis would weigh member attitudes inside an interval narrower than the shift from a 10% cost revision. Repeated unanimous classifications may also arise with dispersed member thresholds, because the prevailing price can stay outside the contested interval. Unanimity alone therefore says little about the closeness of the thresholds. These implications hold under the maintained model, the reference profile, and the declared ambiguity coordinate.</w:t>
       </w:r>
     </w:p>
     <w:p>
@@ -42574,7 +42366,7 @@
         <w:pStyle w:val="BodyText"/>
       </w:pPr>
       <w:r>
-        <w:t xml:space="preserve">The method covers a binary invest-or-wait screen with a common ordered ambiguity set and a scalar threshold. The reconstruction used a fixed corpus, and the member profiles and simulated panels are design inputs. The anchor estimated on 2024 and 2025 data was applied retrospectively. Under an as-of anchor over the 14 gates with enough data, the peak quarter and the unanimous-wait outcome stayed unchanged. The report is only as stable as the recorded weights. A drift of 0.05 per gate changed the three-state summary in 28.9% of simulated panels, so the re-elicitation cadence is a design parameter. On the evaluated grids, the above-one-half location survived mean reversion, a finite horizon, and a jump diffusion at fixed declared variance. The threshold level moved under these departures. Drift ambiguity, joint ambiguity, and regime switching call for a documented recalibration before transfer. Future work could use committee-level behavioral data to test whether recorded weights match pre-deliberation positions. Such data could also reveal how often real committees face mixed classifications. Further extensions could model the vote, bargaining, and strategic reporting of recorded weights on top of the member-threshold report.</w:t>
+        <w:t xml:space="preserve">The method covers a binary invest-or-wait screen with a common ordered ambiguity set and a scalar threshold. The reconstruction used a fixed corpus, and the member profiles and simulated panels are design inputs. The anchor estimated on 2024 and 2025 data was applied retrospectively. Under an as-of anchor over the 14 gates with enough data, the peak quarter and the unanimous-wait outcome stayed unchanged. The report is only as stable as the recorded weights. A drift of 0.05 per gate changed the three-state summary in 28.9% of simulated panels, so the re-elicitation cadence is a design parameter. On the evaluated grids, the above-one-half location survived mean reversion, a finite horizon, and a jump diffusion at fixed declared variance. The threshold level moved under mean reversion. Drift ambiguity, joint ambiguity, and regime switching call for a documented recalibration before transfer. Future work could use committee-level behavioral data to test whether recorded weights match pre-deliberation positions. Such data could also reveal how often real committees face mixed classifications. Further extensions could model the vote, bargaining, and strategic reporting of recorded weights on top of the member-threshold report.</w:t>
       </w:r>
     </w:p>
     <w:p>

--- a/revised/CAIE_main_revised.docx
+++ b/revised/CAIE_main_revised.docx
@@ -7,7 +7,7 @@
         <w:pStyle w:val="Title"/>
       </w:pPr>
       <w:r>
-        <w:t xml:space="preserve">A curvature-based real-options method for member-specific thresholds and contested-price intervals in stage-gate screening under regulatory ambiguity</w:t>
+        <w:t xml:space="preserve">Member-specific thresholds and contested-price intervals for stage-gate screening: A curvature-based real-options method under regulatory ambiguity</w:t>
       </w:r>
     </w:p>
     <w:p>
@@ -23,7 +23,7 @@
         <w:pStyle w:val="Abstract"/>
       </w:pPr>
       <w:r>
-        <w:t xml:space="preserve">Stage-gate committees screen irreversible investments before regulatory conditions settle. A representative trigger or aggregate score may hide whether members classify the prevailing price alike. This study constructs member-specific triggers as affine combinations of the two endpoint triggers of an ordered volatility ambiguity set. A perpetuity mapping converts them into price thresholds, whose extremes bound a contested-price interval. At a positive radius, a unique critical weight places a member trigger at the no-ambiguity anchor, and trigger curvature determines its location. Under the affine rule, the analysis placed this weight above one half in standard-deviation units and below it in variance units. A pre-commitment</w:t>
+        <w:t xml:space="preserve">Stage-gate committees decide the timing of irreversible investments under regulatory ambiguity, and members weighting adverse regulatory evidence differently can reach different timing decisions at the same price. Real-options analysis reduces this decision to one project-level trigger, and committee decision support compresses member assessments into a score or ranking, so neither reports the price range over which member classifications differ. To close this gap, this study derives one price threshold per member from affine combinations of two endpoint triggers, so a committee can locate disagreement on the price axis before any vote. The extreme thresholds bound a contested-price interval, and a unique critical weight splits members around the no-ambiguity anchor. Trigger curvature placed this weight above one half in standard-deviation units and below it in variance units. Against a pre-commitment</w:t>
       </w:r>
       <w:r>
         <w:t xml:space="preserve"> </w:t>
@@ -34,21 +34,7 @@
         </m:r>
       </m:oMath>
       <w:r>
-        <w:t xml:space="preserve">-maxmin expected utility (</w:t>
-      </w:r>
-      <m:oMath>
-        <m:r>
-          <m:t>α</m:t>
-        </m:r>
-        <m:r>
-          <m:rPr>
-            <m:nor/>
-          </m:rPr>
-          <m:t>-MEU</m:t>
-        </m:r>
-      </m:oMath>
-      <w:r>
-        <w:t xml:space="preserve">) benchmark placed it below one half in both coordinates, at a reference value equal to investment cost. Against this benchmark, the largest evaluated relative trigger error across the calibration grid and primary radius range was 2.74%. Small trigger errors did not guarantee identical classifications. Two prespecified classification-fidelity criteria held at the evaluated radii up to 10%. A finite registry routes wide-radius, near-threshold, and unregistered gates to benchmark recomputation. The member-threshold vector reduced the median simulated price-axis loss by 88.5% against the ex post best of four single-trigger summaries. In a carbon capture, utilization, and storage (CCUS) retrofit, every archived price stayed below the lower interval edge in the reference case. In 15 of 32 sensitivity configurations, the highest archived price reached or exceeded this edge. The report shows member disagreement at the prevailing price before any vote and states its release conditions.</w:t>
+        <w:t xml:space="preserve">-maxmin expected utility benchmark, the largest relative trigger error on the primary radius range was 2.74%. Small trigger errors did not guarantee identical classifications. Two prespecified fidelity criteria held only at radii up to 10%, which caps affine-only release. Monte Carlo committee panels then measured the investment-timing information lost by compressing member thresholds into one trigger. The member vector cut median price-axis loss by 88.5% against the ex post best single trigger. In a carbon capture, utilization, and storage retrofit, every archived price stayed below the lower interval edge in the reference case. In 15 of 32 sensitivity configurations, the highest archived price reached or exceeded this edge. One classification thus suffices only when the prevailing price lies outside the contested interval.</w:t>
       </w:r>
     </w:p>
     <w:p>
@@ -100,7 +86,7 @@
         <w:pStyle w:val="BodyText"/>
       </w:pPr>
       <w:r>
-        <w:t xml:space="preserve">Committee members may receive the same engineering, cost, and policy evidence and still place different weights on adverse regulatory scenarios. A single trigger can conceal these differences. A conventional real-options analysis returns one project-level trigger, usually under a representative ambiguity attitude. Member-level dispersion therefore disappears at the modeling stage. Committee decision-support procedures may retain individual assessments but aggregate them into a score, a ranking, or a vote before reporting. In both cases, the assessments are compressed before anyone checks whether their implied classifications agree.</w:t>
+        <w:t xml:space="preserve">Committee members may receive the same engineering, cost, and policy evidence and still place different weights on adverse regulatory scenarios. A conventional real-options analysis returns one project-level trigger under a representative ambiguity attitude, so member-level dispersion disappears at the modeling stage. Committee decision-support procedures can retain individual assessments, but they aggregate them into a score, a ranking, or a vote before reporting. In both cases, the assessments are compressed before their implied classifications are compared.</w:t>
       </w:r>
     </w:p>
     <w:p>
@@ -108,7 +94,7 @@
         <w:pStyle w:val="BodyText"/>
       </w:pPr>
       <w:r>
-        <w:t xml:space="preserve">Member-level dispersion need not change the classification at a given gate. Distinct member thresholds can still lie on the same side of the prevailing price. A price below every member threshold places all members in the wait region. A price at or above every threshold places all members in the invest region. A mixed classification arises only between the lowest and the highest member thresholds. Whether one classification suffices therefore depends on the position of the price relative to the whole threshold set. An aggregate score replaces this set with one number and loses the thresholds. The set remains recoverable, however, from the recorded calibration, ambiguity radius, and member weights. It is conditional on these recorded inputs, and changing them can change the classification of the same prevailing price.</w:t>
+        <w:t xml:space="preserve">Member-level dispersion does not always change the classification at a gate. A price below every member threshold places all members in the wait region. A price at or above every threshold places all members in the invest region. A mixed classification arises only between the lowest and the highest member thresholds. The position of the price relative to the whole threshold set therefore determines whether one classification suffices. An aggregate score replaces this set with one number. The set can be recovered from the recorded calibration, ambiguity radius, and member weights. Changing these inputs can change the classification of the same prevailing price.</w:t>
       </w:r>
     </w:p>
     <w:p>
@@ -116,7 +102,7 @@
         <w:pStyle w:val="BodyText"/>
       </w:pPr>
       <w:r>
-        <w:t xml:space="preserve">This paper examined when member heterogeneity changes the current gate classification. It also examined how this information can be reported without aggregating member thresholds in advance. Both questions are posed with an ordered ambiguity set common to all members. Members differ only in their recorded weights on the adverse endpoint of this set. Member triggers follow a closed-form affine endpoint rule. Its accuracy is measured against the</w:t>
+        <w:t xml:space="preserve">This paper determines when member heterogeneity changes the current gate classification. It reports this information without aggregating member thresholds in advance. All members share one ordered ambiguity set and differ only in their recorded weights on its adverse endpoint. Member triggers follow a closed-form affine endpoint rule. Its accuracy is measured against the</w:t>
       </w:r>
       <w:r>
         <w:t xml:space="preserve"> </w:t>
@@ -141,7 +127,7 @@
         </m:r>
       </m:oMath>
       <w:r>
-        <w:t xml:space="preserve">) optimum under the same model inputs. The two rules can classify the same price differently. We therefore also determined the conditions under which the affine report may be released alone, and the computation required at other gates.</w:t>
+        <w:t xml:space="preserve">) optimum under the same model inputs. The two rules can classify the same price differently. The paper therefore also determines when the affine report can be released alone and when the benchmark must be recomputed.</w:t>
       </w:r>
     </w:p>
     <w:p>
@@ -149,7 +135,7 @@
         <w:pStyle w:val="BodyText"/>
       </w:pPr>
       <w:r>
-        <w:t xml:space="preserve">The model represents regulatory uncertainty as an ordered interval of forward volatilities around an anchor. One component of regulatory uncertainty thus enters through the volatility channel. The committee records one weight for each member. This weight applies to the adverse endpoint of the interval, where the option to wait has the lowest value. Lower volatility reduces the value of waiting and lowers the trigger. The adverse endpoint is therefore the low-volatility endpoint in this timing model.</w:t>
+        <w:t xml:space="preserve">The model represents one component of regulatory uncertainty as an ordered interval of forward volatilities around an anchor. The committee records one weight per member on the adverse endpoint of this interval, where the option to wait has the lowest value. Lower volatility reduces the value of waiting and lowers the trigger. The adverse endpoint is therefore the low-volatility endpoint.</w:t>
       </w:r>
     </w:p>
     <w:p>
@@ -238,7 +224,7 @@
         <w:t xml:space="preserve"> </w:t>
       </w:r>
       <w:r>
-        <w:t xml:space="preserve">per year (Sun et al., 2024). Project cash flows track an observable carbon price. The member triggers therefore become marginal carbon-price thresholds in Chinese Yuan per tonne (CNY/t). The smallest and largest thresholds bound the contested-price interval.</w:t>
+        <w:t xml:space="preserve">per year (Sun et al., 2024). Project cash flows track an observable carbon price, so the member triggers become marginal carbon-price thresholds in Chinese Yuan per tonne (CNY/t). The smallest and largest thresholds bound the contested-price interval. The ambiguity radii of the gates come from a policy-text series. Its document identifiers and dates are recorded, so a reader with database access can retrieve the same documents.</w:t>
       </w:r>
     </w:p>
     <w:p>
@@ -246,7 +232,7 @@
         <w:pStyle w:val="BodyText"/>
       </w:pPr>
       <w:r>
-        <w:t xml:space="preserve">The same construction identifies whether each member trigger lies above or below the no-ambiguity anchor. The trigger is strictly increasing in volatility, so the two endpoint triggers differ. Exactly one weight in</w:t>
+        <w:t xml:space="preserve">The same construction determines whether each member trigger lies above or below the no-ambiguity anchor. The trigger is strictly increasing in volatility, so the two endpoint triggers differ. Exactly one weight in</w:t>
       </w:r>
       <w:r>
         <w:t xml:space="preserve"> </w:t>
@@ -286,7 +272,7 @@
         <w:pStyle w:val="BodyText"/>
       </w:pPr>
       <w:r>
-        <w:t xml:space="preserve">In the application, the ambiguity radii of the gates come from a policy-text series. Its document identifiers and dates are recorded, so a reader with database access can retrieve the same documents.</w:t>
+        <w:t xml:space="preserve">The paper makes one main contribution and two supporting contributions. The main contribution is a member-indexed gate report. The report consists of the member-threshold vector and the contested-price interval bounded by its extremes. It determines whether the prevailing price receives the same classification under every member assessment. The supporting contributions fall into two groups. The first group is analytical and yields a location rule for the critical weight. Uniqueness follows from the strict monotonicity of the affine rule, and trigger curvature places the weight relative to one half. This curvature changes sign between the standard-deviation and variance coordinates. The direction of each member’s shift is therefore a property of the declared coordinate. The second group is methodological and yields a release rule for the report. Benchmark comparisons and a classification-fidelity analysis measure its accuracy in price units. In this analysis, small trigger errors could still change the invest-or-wait outcome. A finite-registry safeguard converts these accuracy limits into conditions for affine-only release, and each release can then be audited against the registered configurations.</w:t>
       </w:r>
     </w:p>
     <w:p>
@@ -294,7 +280,7 @@
         <w:pStyle w:val="BodyText"/>
       </w:pPr>
       <w:r>
-        <w:t xml:space="preserve">The application produced two main results. The first concerned unanimity. Under the reference configuration, every archived price stayed below the contemporaneous lower interval edge. Unanimity was still configuration-dependent. In 15 of the 32 sensitivity configurations, the highest archived price reached or exceeded the lower edge. The second result concerned the common inputs, which moved the interval edges further than member disagreement did. A 10% reduction in the cost-to-volume ratio</w:t>
+        <w:t xml:space="preserve">The CCUS application produced two main results. First, unanimity depended on the configuration. Under the reference configuration, every archived price stayed below the contemporaneous lower interval edge. In 15 of the 32 sensitivity configurations, the highest archived price reached or exceeded this edge. Second, the common inputs moved the interval edges further than member disagreement did. A 10% reduction in the cost-to-volume ratio</w:t>
       </w:r>
       <w:r>
         <w:t xml:space="preserve"> </w:t>
@@ -317,15 +303,7 @@
         <w:t xml:space="preserve"> </w:t>
       </w:r>
       <w:r>
-        <w:t xml:space="preserve">moved the lower edge by 11.34 CNY/t. The widest interval produced by the reference profile along the reconstructed path was 6.63 CNY/t.</w:t>
-      </w:r>
-    </w:p>
-    <w:p>
-      <w:pPr>
-        <w:pStyle w:val="BodyText"/>
-      </w:pPr>
-      <w:r>
-        <w:t xml:space="preserve">The paper makes two contributions. The first is an analytical characterization of the critical weight. Its uniqueness follows from the strict monotonicity of the affine rule, and trigger curvature locates it relative to one half. This curvature changes sign between the standard-deviation and variance coordinates. The direction of each member’s shift is therefore a property of the declared coordinate. The second contribution is a member-indexed reporting design. The member-threshold vector and the contested-price interval bounded by its extremes show whether the prevailing price receives the same classification under every member assessment. Benchmark comparisons and a classification-fidelity analysis quantify the accuracy of this report in price units. In this analysis, small trigger errors could still change the invest-or-wait outcome. A finite-registry safeguard converts these limits into a release rule. Conditioning release on registered configurations may make each release auditable after the fact.</w:t>
+        <w:t xml:space="preserve">moved the lower edge by 11.34 CNY/t. The widest interval under the reference profile along the reconstructed path was 6.63 CNY/t.</w:t>
       </w:r>
     </w:p>
     <w:p>
@@ -4451,7 +4429,7 @@
         <w:pStyle w:val="FirstParagraph"/>
       </w:pPr>
       <w:r>
-        <w:t xml:space="preserve">A gate report built from member thresholds and a price-axis interval relates to three research streams. Ambiguity-aware real options provide the trigger analysis. Committee decision support provides the reporting context, and text-based uncertainty measures provide one application input. Each stream returns a different object to a review gate.</w:t>
+        <w:t xml:space="preserve">A gate report built from member thresholds and a price-axis interval relates to three research streams. Ambiguity-aware real options provide the trigger analysis. Committee decision support provides the reporting context, and text-based uncertainty measures provide one application input. Each stream returns a different object to a review gate, and each leaves one gap for member-level screening.</w:t>
       </w:r>
     </w:p>
     <w:bookmarkStart w:id="10" w:name="Xafdd522c35ec54f136b9563d9da3db4c6861f8b"/>
@@ -4661,7 +4639,7 @@
         <w:t xml:space="preserve"> </w:t>
       </w:r>
       <w:r>
-        <w:t xml:space="preserve">recycling. Their compound option structure carries technical and market risk and values the project.</w:t>
+        <w:t xml:space="preserve">recycling. Their compound option structure carries technical and market risk and values the project. Across this stream, the reported object is a project-level trigger, a value, a policy, or group behavior after a vote. The first gap is therefore the absence of a threshold for each member before the vote. Under volatility ambiguity, the position of such thresholds relative to the no-ambiguity anchor also remains uncharacterized in the reviewed work.</w:t>
       </w:r>
     </w:p>
     <w:bookmarkEnd w:id="10"/>
@@ -4739,7 +4717,7 @@
         <w:t xml:space="preserve"> </w:t>
       </w:r>
       <w:r>
-        <w:t xml:space="preserve">on the adverse endpoint of the declared ambiguity set. A calibration to a different object needs a stated mapping. It must be reproducible at the same gate, because the recorded weight determines the member threshold and enters the gate audit record. Its precision must be assessed against the review band around the critical weight, and a member inside this band receives a de-emphasized label. Matching-probability tasks, lottery equivalents, and structured vignettes meet the first requirement under a stated mapping. The second and third requirements constrain administration. They translate into a precision target for testing a candidate protocol before any gate.</w:t>
+        <w:t xml:space="preserve">on the adverse endpoint of the declared ambiguity set. A calibration to a different object needs a stated mapping. It must be reproducible at the same gate, because the recorded weight determines the member threshold and enters the gate audit record. Its precision must be assessed against the review band around the critical weight, and a member inside this band receives a de-emphasized label. Matching-probability tasks, lottery equivalents, and structured vignettes meet the first requirement under a stated mapping. The second and third requirements constrain administration. They translate into a precision target for testing a candidate protocol before any gate. Across this stream, member assessments are aggregated or reconciled before reporting. No reviewed method converts recorded member weights into thresholds on the price axis, and this missing report is the second gap.</w:t>
       </w:r>
     </w:p>
     <w:bookmarkEnd w:id="11"/>
@@ -4774,7 +4752,7 @@
         <w:pStyle w:val="BodyText"/>
       </w:pPr>
       <w:r>
-        <w:t xml:space="preserve">Existing studies commonly derive text-based uncertainty measures from keyword frequencies or supervised classifiers. The Economic Policy Uncertainty index counts prespecified newspaper terms (Baker et al., 2016). Investment research often uses it as a regression covariate (Gulen and Ion, 2016). Hassan et al. (2019) extended this design to firm-level political risk, and Gavriilidis (2021) applied it to climate news. Fixed term lists may miss paraphrases and emerging terminology. Hartley (2025) reported closer agreement with human-audited labels for large language model classifiers than for dictionary rules. Whether policy documents carry a usable dispersion signal remained open in this comparison. Supervised alternatives include the MacBERT-based climate policy uncertainty index for China of Ma et al. (2023). Such classifiers require labeled training data. The limits of fixed term lists and labeled data motivate the unsupervised, embedding-based construction in the application. The construction follows the text-as-data approach reviewed by Gentzkow et al. (2019). The resulting series measures semantic dispersion across contemporaneous policy documents.</w:t>
+        <w:t xml:space="preserve">Existing studies commonly derive text-based uncertainty measures from keyword frequencies or supervised classifiers. The Economic Policy Uncertainty index counts prespecified newspaper terms (Baker et al., 2016). Investment research often uses it as a regression covariate (Gulen and Ion, 2016). Hassan et al. (2019) extended this design to firm-level political risk, and Gavriilidis (2021) applied it to climate news. Fixed term lists may miss paraphrases and emerging terminology. Hartley (2025) reported closer agreement with human-audited labels for large language model classifiers than for dictionary rules. Whether policy documents carry a usable dispersion signal remained open in this comparison. Supervised alternatives include the MacBERT-based climate policy uncertainty index for China of Ma et al. (2023). Such classifiers require labeled training data. The limits of fixed term lists and labeled data motivate the unsupervised, embedding-based construction in the application. The construction follows the text-as-data approach reviewed by Gentzkow et al. (2019). The resulting series measures semantic dispersion across contemporaneous policy documents. In the reviewed studies, text-based measures served as indices or regression covariates. None of them supplied an input to a member-level screening rule, which is the third gap.</w:t>
       </w:r>
     </w:p>
     <w:p>
@@ -4782,7 +4760,7 @@
         <w:pStyle w:val="BodyText"/>
       </w:pPr>
       <w:r>
-        <w:t xml:space="preserve">Table 1 summarizes the relation of the three streams to the contested-price interval. The reviewed real-options formulations return project-level objects. Committee decision support returns aggregated scores, rankings, or consensus measures. Neither stream reports member-level classifications at the prevailing price. Text-based measures supply candidate inputs, and none of the reviewed measures links them to member-level screening rules. A member-indexed threshold vector on the price axis, with a stated accuracy standard and explicit release conditions, may fill this gap. Its construction starts from a precise statement of the gate decision and of the inputs shared by all members.</w:t>
+        <w:t xml:space="preserve">Table 1 summarizes the three gaps. First, the reviewed real-options formulations return project-level triggers, values, policies, or post-vote group behavior, and none decomposes the trigger by member before a vote. Second, committee decision support aggregates member assessments into scores, rankings, or consensus measures, so the price range of member disagreement stays unreported. Third, text-based uncertainty measures have not been linked to member-level screening rules. The present method addresses the first two gaps with a member-indexed threshold vector on the price axis. The vector carries a stated accuracy standard and explicit release conditions. For the third gap, the application supplies a replaceable text-based radius as one gate input. The construction starts from a precise statement of the gate decision and of the inputs shared by all members.</w:t>
       </w:r>
     </w:p>
     <w:p>
@@ -23204,7 +23182,7 @@
         <w:pStyle w:val="BodyText"/>
       </w:pPr>
       <w:r>
-        <w:t xml:space="preserve">The criteria are evaluated on a fixed deterministic design. The design combines the 33 admissible calibrations with four panel sizes (3, 5, 7, and 9) and six recorded-weight profiles. It uses relative radii of 5%, 10%, 15%, and 22%. The reference project value equals the investment cost. The design contains 3,168 configurations. A protocol dated 22 July 2026 fixed the design dimensions and the two criteria before any outcome was inspected. The original weight profiles and simulation code were not retained. The reported results therefore come from a re-specified design in the replication archive.</w:t>
+        <w:t xml:space="preserve">The criteria are evaluated on a fixed deterministic design. The design combines the 33 admissible calibrations with four panel sizes (3, 5, 7, and 9) and six recorded-weight profiles. It uses relative radii of 5%, 10%, 15%, and 22%. The reference project value equals the investment cost. The design contains 3,168 configurations.</w:t>
       </w:r>
     </w:p>
     <w:p>
@@ -23212,7 +23190,7 @@
         <w:pStyle w:val="BodyText"/>
       </w:pPr>
       <w:r>
-        <w:t xml:space="preserve">Criterion C1 requires at least 95% of configurations to attain an IoU of at least 0.90. Criterion C2 requires the 95th percentile of the omitted mixed share to be at most 5%. Both criteria concern the tail of the distribution. On the full set, 89.5% of configurations attained an IoU of at least 0.90, below the 95% required by C1. The 95th percentile of the omitted mixed share was 7.65%, above the C2 limit. The full set therefore met neither criterion. At the 10% radius alone, 98.2% of configurations met the IoU requirement. On the pooled 5% and 10% set, this share was 99.1%, and the 95th percentile of the omitted mixed share was 4.15%. Both criteria held on this restricted set. The restriction was introduced after the evaluation on the full set, and the criteria were kept as declared.</w:t>
+        <w:t xml:space="preserve">Criterion C1 requires at least 95% of configurations to attain an IoU of at least 0.90. Criterion C2 requires the 95th percentile of the omitted mixed share to be at most 5%. Both criteria concern the tail of the distribution. On the full set, 89.5% of configurations attained an IoU of at least 0.90, below the 95% required by C1. The 95th percentile of the omitted mixed share was 7.65%, above the C2 limit. The full set therefore met neither criterion. At the 10% radius alone, 98.2% of configurations met the IoU requirement. On the pooled 5% and 10% set, this share was 99.1%, and the 95th percentile of the omitted mixed share was 4.15%. Both criteria held on this restricted set.</w:t>
       </w:r>
     </w:p>
     <w:bookmarkEnd w:id="40"/>
@@ -25481,7 +25459,7 @@
         <w:pStyle w:val="BodyText"/>
       </w:pPr>
       <w:r>
-        <w:t xml:space="preserve">The 10% cap follows from the deterministic fidelity evaluation. It is the largest evaluated radius at which both criteria held, and the criteria were fixed before the outcomes were inspected. A refinement at intermediate radii, added after the locked outcomes had been seen, located the failure just above the cap. C2 failed first, at 11%. There, the 95th percentile of the omitted mixed share reached 5.4%, against the 5% limit. At the 10% radius, the same quantity was 4.96%, so the binding radius passed C2 by 0.04 percentage points. The breach at 11% was 0.4 percentage points, which suggests a gradual loss of accuracy across the cap. By Proposition 4(i), raising the cap from 10% to 22% would multiply the leading error term by about five.</w:t>
+        <w:t xml:space="preserve">The 10% cap follows from the deterministic fidelity evaluation. It is the largest evaluated radius at which both criteria held. A refinement at intermediate radii located the failure just above the cap. C2 failed first, at 11%. There, the 95th percentile of the omitted mixed share reached 5.4%, against the 5% limit. At the 10% radius, the same quantity was 4.96%, so the binding radius passed C2 by 0.04 percentage points. The breach at 11% was 0.4 percentage points, which suggests a gradual loss of accuracy across the cap. By Proposition 4(i), raising the cap from 10% to 22% would multiply the leading error term by about five.</w:t>
       </w:r>
     </w:p>
     <w:p>
@@ -25489,7 +25467,7 @@
         <w:pStyle w:val="BodyText"/>
       </w:pPr>
       <w:r>
-        <w:t xml:space="preserve">The cap was retained after the criteria had been evaluated. It was therefore tested on 18 calibrations and five weight profiles absent from the evaluated grid, with six calibrations outside its range. The release quantity behaved similarly on this held-out set. The largest within-cell member-threshold deviation had a 95th percentile across cells of 0.5141 CNY/t on the held-out set. The corresponding value on the evaluated grid was 0.5143 CNY/t. The normalized fidelity criteria were more sensitive to the weight profile. They held on four of the five held-out profiles. They failed on one profile with weights clustered within 0.06 of one half. For this profile, the benchmark interval shrank to 0.72% of the anchor threshold. A similar absolute discrepancy then became a much larger relative one. IoU normalizes by the union of the two intervals, and the omitted mixed share normalizes by the benchmark width. Both registered this effect, although the absolute deviation stayed the same. For this reason, the release rule conditions on absolute price-axis distances.</w:t>
+        <w:t xml:space="preserve">The cap was also tested on 18 calibrations and five weight profiles absent from the evaluated grid, with six calibrations outside its range. The release quantity behaved similarly on this held-out set. The largest within-cell member-threshold deviation had a 95th percentile across cells of 0.5141 CNY/t on the held-out set. The corresponding value on the evaluated grid was 0.5143 CNY/t. The normalized fidelity criteria were more sensitive to the weight profile. They held on four of the five held-out profiles. They failed on one profile with weights clustered within 0.06 of one half. For this profile, the benchmark interval shrank to 0.72% of the anchor threshold. A similar absolute discrepancy then became a much larger relative one. IoU normalizes by the union of the two intervals, and the omitted mixed share normalizes by the benchmark width. Both registered this effect, although the absolute deviation stayed the same. For this reason, the release rule conditions on absolute price-axis distances.</w:t>
       </w:r>
     </w:p>
     <w:p>
@@ -26950,7 +26928,7 @@
         <w:pStyle w:val="BodyText"/>
       </w:pPr>
       <w:r>
-        <w:t xml:space="preserve">Two properties suit this series to its illustrative role. First, an institution can archive and re-encode the documents. With the corpus, encoding pipeline, and scaling convention recorded, a past radius can be recomputed without re-eliciting any judgment. Second, the documents come from the same regulatory process whose ambiguity the gate considers.</w:t>
+        <w:t xml:space="preserve">Two properties suit this series to its illustrative role. First, an institution can archive and re-encode the documents. With the corpus, encoding pipeline, and scaling convention recorded, a past radius can be recomputed without re-eliciting any expert input. Second, the documents come from the same regulatory process whose ambiguity the gate considers.</w:t>
       </w:r>
     </w:p>
     <w:p>
@@ -35706,7 +35684,7 @@
         <w:pStyle w:val="FirstParagraph"/>
       </w:pPr>
       <w:r>
-        <w:t xml:space="preserve">Figure 5 lets the radius vary across review gates and shows the contested-price interval under the reference configuration. The volatility anchor stays fixed at its estimated value, so all width variation comes from the reconstructed radius path. The shaded band lies between the two extreme member thresholds. The width reached 6.63 CNY/t in 2024Q4. The lower panel compares the observed daily CEA price with the lower interval edge on the same time axis.</w:t>
+        <w:t xml:space="preserve">Figure 5 lets the radius vary across review gates and shows the contested-price interval under the reference configuration. The volatility anchor stays fixed at its estimated value, so all width variation comes from the reconstructed radius path. This anchor was estimated on 2024 and 2025 data and applied retrospectively. Under an as-of anchor over the 14 gates with enough data, the peak quarter and the unanimous-wait outcome stayed unchanged. The shaded band lies between the two extreme member thresholds. The width reached 6.63 CNY/t in 2024Q4. The lower panel compares the observed daily CEA price with the lower interval edge on the same time axis.</w:t>
       </w:r>
     </w:p>
     <w:p>
@@ -40747,7 +40725,7 @@
         <w:t xml:space="preserve"> </w:t>
       </w:r>
       <w:r>
-        <w:t xml:space="preserve">The reference weights are illustrative, and no committee pilot or repeated-response data were collected. A prospective implementation should prespecify standardized administration and checks of attention and comprehension. It should also prespecify a test-retest assessment of rank-order reliability and an assessment of scale comparability across cycles. A matching-probability task in the style of Dimmock et al. (2016) is one option. A discrete-choice format such as best-worst scaling could also serve, with its output mapped onto</w:t>
+        <w:t xml:space="preserve">A prospective implementation should prespecify standardized administration and checks of attention and comprehension. It should also prespecify a test-retest assessment of rank-order reliability and an assessment of scale comparability across cycles. A matching-probability task in the style of Dimmock et al. (2016) is one option. A discrete-choice format such as best-worst scaling could also serve, with its output mapped onto</w:t>
       </w:r>
       <w:r>
         <w:t xml:space="preserve"> </w:t>
@@ -41029,7 +41007,7 @@
         <w:t xml:space="preserve"> </w:t>
       </w:r>
       <w:r>
-        <w:t xml:space="preserve">to the critical weight remain subject to the review band. No instrument precision can secure a stable label arbitrarily close to this weight.</w:t>
+        <w:t xml:space="preserve">to the critical weight remain subject to the review band. No instrument precision can secure a stable label arbitrarily close to this weight. Recorded weights can also drift between gates. A drift of 0.05 per gate changed the three-state summary in 28.9% of simulated panels, so the re-elicitation cadence is a design parameter.</w:t>
       </w:r>
     </w:p>
     <w:p>
@@ -41057,7 +41035,7 @@
         </m:sSub>
       </m:oMath>
       <w:r>
-        <w:t xml:space="preserve">. A committee declaring its radii directly drops all of them. Its threshold report stays reproducible from the recorded radius. The judgment behind this radius, however, cannot be regenerated from a text pipeline. The registry snapshot authorizes affine-only release. An institution always issuing the dual report therefore needs no registry. It then loses the option to omit the benchmark and the record of the configuration authorizing a past release. It can still retain and replay the inputs and outputs of each gate.</w:t>
+        <w:t xml:space="preserve">. A committee declaring its radii directly drops all of them. Its threshold report stays reproducible from the recorded radius. The expert reasoning behind this radius, however, cannot be regenerated from a text pipeline. The registry snapshot authorizes affine-only release. An institution always issuing the dual report therefore needs no registry. It then loses the option to omit the benchmark and the record of the configuration authorizing a past release. It can still retain and replay the inputs and outputs of each gate.</w:t>
       </w:r>
     </w:p>
     <w:p>
@@ -42302,7 +42280,7 @@
         <w:pStyle w:val="FirstParagraph"/>
       </w:pPr>
       <w:r>
-        <w:t xml:space="preserve">The model and the CCUS application together addressed one stage-gate reporting problem. Members sharing the same project information may weight adverse scenarios differently and classify the prevailing price differently. A compressed report hides whether they do. Within the maintained model, the member-threshold vector and the contested-price interval showed at each gate whether members agreed. A unique critical weight partitioned the thresholds around the no-ambiguity anchor, and trigger curvature determined its location.</w:t>
+        <w:t xml:space="preserve">The model and the CCUS application together addressed one stage-gate reporting problem. Members sharing the same project information may weight adverse scenarios differently and classify the prevailing price differently. A compressed report hides whether they do. Taken together, the analytical results, the benchmark evaluation, and the CCUS reconstruction support one central finding. Within the maintained model, the member-threshold vector and the contested-price interval showed at each gate whether all members classified the prevailing price alike. A unique critical weight partitioned these thresholds around the no-ambiguity anchor, and trigger curvature determined its location.</w:t>
       </w:r>
     </w:p>
     <w:p>
@@ -42366,7 +42344,7 @@
         <w:pStyle w:val="BodyText"/>
       </w:pPr>
       <w:r>
-        <w:t xml:space="preserve">The method covers a binary invest-or-wait screen with a common ordered ambiguity set and a scalar threshold. The reconstruction used a fixed corpus, and the member profiles and simulated panels are design inputs. The anchor estimated on 2024 and 2025 data was applied retrospectively. Under an as-of anchor over the 14 gates with enough data, the peak quarter and the unanimous-wait outcome stayed unchanged. The report is only as stable as the recorded weights. A drift of 0.05 per gate changed the three-state summary in 28.9% of simulated panels, so the re-elicitation cadence is a design parameter. On the evaluated grids, the above-one-half location survived mean reversion, a finite horizon, and a jump diffusion at fixed declared variance. The threshold level moved under mean reversion. Drift ambiguity, joint ambiguity, and regime switching call for a documented recalibration before transfer. Future work could use committee-level behavioral data to test whether recorded weights match pre-deliberation positions. Such data could also reveal how often real committees face mixed classifications. Further extensions could model the vote, bargaining, and strategic reporting of recorded weights on top of the member-threshold report.</w:t>
+        <w:t xml:space="preserve">The most important limitation is the maintained price model. Every member threshold is derived under a perpetual geometric Brownian motion with ambiguity on volatility alone. This assumption matters because the threshold levels, and hence the interval edges, depend on the price process. Under mean reversion, the anchor threshold moved by more than the reference margin. The report remains usable in this study for two reasons. First, the archived prices did not reject the persistence assumed by the model. Second, in the robustness grids, the critical weight stayed above one half under mean reversion, a finite horizon, and jumps at fixed declared variance. A gate expecting another process recalibrates before release, and the registry withholds affine-only release for unregistered configurations. Committee-level behavioral data could further test whether recorded weights match the positions of members before deliberation.</w:t>
       </w:r>
     </w:p>
     <w:p>
@@ -42374,7 +42352,7 @@
         <w:pStyle w:val="BodyText"/>
       </w:pPr>
       <w:r>
-        <w:t xml:space="preserve">The study suggests a modest change in how a stage gate reports regulatory ambiguity. The report keeps one threshold per member on the price axis and states whether one classification suffices at the prevailing price. It also records the conditions under which the affine report may stand alone. A committee can then discuss disagreement as a measured quantity before any vote. Later reviewers can reconstruct the basis of each classification from the registered inputs.</w:t>
+        <w:t xml:space="preserve">The proposed report therefore moves the detection of member disagreement to an earlier stage of the stage-gate process. By using one recorded weight per member and the prevailing price, it shows whether the committee agrees before any vote is taken. Where the members disagree, the report locates the disagreement in price units and states whether the affine rule can stand alone.</w:t>
       </w:r>
     </w:p>
     <w:bookmarkEnd w:id="65"/>

--- a/revised/CAIE_main_revised.docx
+++ b/revised/CAIE_main_revised.docx
@@ -23,7 +23,7 @@
         <w:pStyle w:val="Abstract"/>
       </w:pPr>
       <w:r>
-        <w:t xml:space="preserve">Stage-gate committees decide the timing of irreversible investments under regulatory ambiguity, and members weighting adverse regulatory evidence differently can reach different timing decisions at the same price. Real-options analysis reduces this decision to one project-level trigger, and committee decision support compresses member assessments into a score or ranking, so neither reports the price range over which member classifications differ. To close this gap, this study derives one price threshold per member from affine combinations of two endpoint triggers, so a committee can locate disagreement on the price axis before any vote. The extreme thresholds bound a contested-price interval, and a unique critical weight splits members around the no-ambiguity anchor. Trigger curvature placed this weight above one half in standard-deviation units and below it in variance units. Against a pre-commitment</w:t>
+        <w:t xml:space="preserve">Stage-gate committees decide the timing of irreversible investments under regulatory ambiguity, and members weighting adverse evidence differently can reach different timing decisions at the same price. Real-options analysis reduces this decision to one project-level trigger, and committee decision support compresses member assessments into a score or ranking, so neither reports the price range over which member classifications differ. This study therefore derives one price threshold per member from affine combinations of the triggers at both ends of a volatility interval, so a committee can locate disagreement before any vote. The extreme thresholds bound a contested-price interval, and a unique critical weight splits members around the no-ambiguity anchor. Under the affine rule, curvature placed this weight above one half in standard-deviation units and below it in variance units. Against a pre-commitment</w:t>
       </w:r>
       <w:r>
         <w:t xml:space="preserve"> </w:t>
@@ -34,7 +34,7 @@
         </m:r>
       </m:oMath>
       <w:r>
-        <w:t xml:space="preserve">-maxmin expected utility benchmark, the largest relative trigger error on the primary radius range was 2.74%. Small trigger errors did not guarantee identical classifications. Two prespecified fidelity criteria held only at radii up to 10%, which caps affine-only release. Monte Carlo committee panels then measured the investment-timing information lost by compressing member thresholds into one trigger. The member vector cut median price-axis loss by 88.5% against the ex post best single trigger. In a carbon capture, utilization, and storage retrofit, every archived price stayed below the lower interval edge in the reference case. In 15 of 32 sensitivity configurations, the highest archived price reached or exceeded this edge. One classification thus suffices only when the prevailing price lies outside the contested interval.</w:t>
+        <w:t xml:space="preserve">-maxmin expected utility benchmark, the largest relative trigger error over the primary radii was 2.74%. Small trigger errors did not guarantee identical classifications. Two fidelity criteria held only at radii up to 10%, which caps affine-only release. Monte Carlo committee panels measured the investment-timing information lost by compressing member thresholds into one trigger. The member vector cut median price-axis loss by 88.5% against the ex post best of four single-trigger summaries. In a carbon capture, utilization, and storage retrofit, all archived prices stayed below the lower edge in the reference case. In 15 of 32 sensitivity configurations, the highest archived price reached or exceeded this edge. The report thus shows before any vote whether the prevailing price is contested.</w:t>
       </w:r>
     </w:p>
     <w:p>
@@ -86,7 +86,7 @@
         <w:pStyle w:val="BodyText"/>
       </w:pPr>
       <w:r>
-        <w:t xml:space="preserve">Committee members may receive the same engineering, cost, and policy evidence and still place different weights on adverse regulatory scenarios. A conventional real-options analysis returns one project-level trigger under a representative ambiguity attitude, so member-level dispersion disappears at the modeling stage. Committee decision-support procedures can retain individual assessments, but they aggregate them into a score, a ranking, or a vote before reporting. In both cases, the assessments are compressed before their implied classifications are compared.</w:t>
+        <w:t xml:space="preserve">Committee members may receive the same engineering, cost, and policy evidence and still place different weights on adverse regulatory scenarios. An ambiguity-aware real-options analysis returns one project-level trigger under a representative ambiguity attitude, so member-level dispersion disappears at the modeling stage. Committee decision-support procedures can retain individual assessments, but they aggregate them into a score, a ranking, or a vote before reporting. In both cases, the assessments are compressed before their implied classifications are compared.</w:t>
       </w:r>
     </w:p>
     <w:p>
@@ -272,7 +272,7 @@
         <w:pStyle w:val="BodyText"/>
       </w:pPr>
       <w:r>
-        <w:t xml:space="preserve">The paper makes one main contribution and two supporting contributions. The main contribution is a member-indexed gate report. The report consists of the member-threshold vector and the contested-price interval bounded by its extremes. It determines whether the prevailing price receives the same classification under every member assessment. The supporting contributions fall into two groups. The first group is analytical and yields a location rule for the critical weight. Uniqueness follows from the strict monotonicity of the affine rule, and trigger curvature places the weight relative to one half. This curvature changes sign between the standard-deviation and variance coordinates. The direction of each member’s shift is therefore a property of the declared coordinate. The second group is methodological and yields a release rule for the report. Benchmark comparisons and a classification-fidelity analysis measure its accuracy in price units. In this analysis, small trigger errors could still change the invest-or-wait outcome. A finite-registry safeguard converts these accuracy limits into conditions for affine-only release, and each release can then be audited against the registered configurations.</w:t>
+        <w:t xml:space="preserve">The paper makes one main contribution and two supporting contributions. The main contribution is a member-indexed gate report. The report consists of the member-threshold vector and the contested-price interval bounded by its extremes. It yields a pre-vote test of whether the prevailing price receives the same classification under every member assessment. The two supporting contributions are analytical and methodological. The analytical contribution yields a location rule for the critical weight. Uniqueness follows from the strict monotonicity of the affine rule, and trigger curvature places the weight relative to one half. This curvature changes sign between the standard-deviation and variance coordinates. The direction of each member’s shift is therefore a property of the declared coordinate. The methodological contribution yields a release rule for the report. Benchmark comparisons and a classification-fidelity analysis measure its accuracy in price units. In this analysis, small trigger errors could still change the invest-or-wait outcome. A finite-registry safeguard converts these accuracy limits into conditions for affine-only release, and each release can then be audited against the registered configurations.</w:t>
       </w:r>
     </w:p>
     <w:p>
@@ -4639,7 +4639,7 @@
         <w:t xml:space="preserve"> </w:t>
       </w:r>
       <w:r>
-        <w:t xml:space="preserve">recycling. Their compound option structure carries technical and market risk and values the project. Across this stream, the reported object is a project-level trigger, a value, a policy, or group behavior after a vote. The first gap is therefore the absence of a threshold for each member before the vote. Under volatility ambiguity, the position of such thresholds relative to the no-ambiguity anchor also remains uncharacterized in the reviewed work.</w:t>
+        <w:t xml:space="preserve">recycling. Their compound option structure carries technical and market risk and values the project. Across this stream, the reported object is a project-level trigger, a value, or a policy. Other formulations return a stopping region, a robust decision, or group behavior after a vote. In the reviewed work, member-level rules appear inside group models of voting or joint timing (Garlappi et al., 2017; Cardenas, 2025). The first gap is therefore the absence of a gate-level vector of one-sided member thresholds indexed by ambiguity attitude. This gap includes the position of such thresholds relative to the no-ambiguity anchor under volatility ambiguity.</w:t>
       </w:r>
     </w:p>
     <w:bookmarkEnd w:id="10"/>
@@ -4674,7 +4674,7 @@
         <w:pStyle w:val="BodyText"/>
       </w:pPr>
       <w:r>
-        <w:t xml:space="preserve">A separate operational-research tradition treats disagreement as an output of the analysis. Phillips (1984) built the decision model jointly with the problem owners. The model counted as requisite once further sensitivity analysis generated no new intuitions. Franco and Montibeller (2010) developed this stance into facilitated modeling for groups. The present method offers a quantitative device for this tradition in one setting. It quantifies the threshold implications of recorded weights without a further aggregation step. Aggregation procedures, and procedures deciding above the individual member, both operate downstream of this report. Dong et al. (2026) integrated information across attributes and periods to produce superiority-probability comparisons and probabilistic rankings. Song and Li (2026) represented numerical and linguistic preference relations and aggregated them at the subgroup level. They then solved minimum-adjustment consensus models under limited compromise. Portfolio and multi-stage models kept the decision above the individual member (Marques et al., 2022; Shen and Li, 2023; Saiz et al., 2024). Recent robust and adaptive designs did so as well (Shen et al., 2025; Shavazipour and Stewart, 2026). Robust and adaptive designs use an uncertainty set to select one policy with acceptable performance across the set. These studies address what the organization should commit to. The present method examines whether the individuals screening one project currently agree, and by how much in carbon-price units. For each member, it reports the signed margin, defined as the member threshold minus the prevailing price. The margin is positive under a wait classification. At the committee level, the method reports the interval edges. Aggregating the edges away at the gate would leave a single number without a record of the member behind it. A consensus model, a ranking, or a portfolio selection could use them at a later stage. It would need a stated rule for how member thresholds enter its objectives and constraints.</w:t>
+        <w:t xml:space="preserve">A separate operational-research tradition treats disagreement as an output of the analysis. Phillips (1984) built the decision model jointly with the problem owners. The model counted as requisite once further sensitivity analysis generated no new intuitions. Franco and Montibeller (2010) developed this stance into facilitated modeling for groups. The present method offers a quantitative device for this tradition in one setting. It quantifies the threshold implications of recorded weights without a further aggregation step. Aggregation procedures, and procedures deciding above the individual member, both operate downstream of this report. Dong et al. (2026) integrated information across attributes and periods to produce superiority-probability comparisons and probabilistic rankings. Song and Li (2026) represented numerical and linguistic preference relations and aggregated them at the subgroup level. They then solved minimum-adjustment consensus models under limited compromise. Portfolio and multi-stage models kept the decision above the individual member (Marques et al., 2022; Shen and Li, 2023; Saiz et al., 2024). Recent robust and adaptive designs did so as well (Shen et al., 2025; Shavazipour and Stewart, 2026). Robust and adaptive designs use an uncertainty set to select one policy with acceptable performance across the set. These studies address what the organization should commit to. The present method examines whether the individuals screening one project currently agree, and by how much in carbon-price units. For each member, it reports the signed margin, defined as the member threshold minus the prevailing price. The margin is positive under a wait classification. At the committee level, the method reports the interval edges. Aggregating the edges away at the gate would leave a single number without a record of the member behind it. A consensus model, a ranking, or a portfolio selection could use them at a later stage. It would need a stated rule for how member thresholds enter its objectives and constraints. Most reviewed methods aggregate or reconcile member assessments before reporting, and facilitated modeling lacks a quantitative threshold device. No reviewed method converts recorded member weights into thresholds on the price axis, and this missing report is the second gap.</w:t>
       </w:r>
     </w:p>
     <w:p>
@@ -4717,7 +4717,7 @@
         <w:t xml:space="preserve"> </w:t>
       </w:r>
       <w:r>
-        <w:t xml:space="preserve">on the adverse endpoint of the declared ambiguity set. A calibration to a different object needs a stated mapping. It must be reproducible at the same gate, because the recorded weight determines the member threshold and enters the gate audit record. Its precision must be assessed against the review band around the critical weight, and a member inside this band receives a de-emphasized label. Matching-probability tasks, lottery equivalents, and structured vignettes meet the first requirement under a stated mapping. The second and third requirements constrain administration. They translate into a precision target for testing a candidate protocol before any gate. Across this stream, member assessments are aggregated or reconciled before reporting. No reviewed method converts recorded member weights into thresholds on the price axis, and this missing report is the second gap.</w:t>
+        <w:t xml:space="preserve">on the adverse endpoint of the declared ambiguity set. A calibration to a different object needs a stated mapping. It must be reproducible at the same gate, because the recorded weight determines the member threshold and enters the gate audit record. Its precision must be assessed against the review band around the critical weight, and a member inside this band receives a de-emphasized label. Matching-probability tasks, lottery equivalents, and structured vignettes meet the first requirement under a stated mapping. The second and third requirements constrain administration. They translate into a precision target for testing a candidate protocol before any gate.</w:t>
       </w:r>
     </w:p>
     <w:bookmarkEnd w:id="11"/>
@@ -4752,7 +4752,7 @@
         <w:pStyle w:val="BodyText"/>
       </w:pPr>
       <w:r>
-        <w:t xml:space="preserve">Existing studies commonly derive text-based uncertainty measures from keyword frequencies or supervised classifiers. The Economic Policy Uncertainty index counts prespecified newspaper terms (Baker et al., 2016). Investment research often uses it as a regression covariate (Gulen and Ion, 2016). Hassan et al. (2019) extended this design to firm-level political risk, and Gavriilidis (2021) applied it to climate news. Fixed term lists may miss paraphrases and emerging terminology. Hartley (2025) reported closer agreement with human-audited labels for large language model classifiers than for dictionary rules. Whether policy documents carry a usable dispersion signal remained open in this comparison. Supervised alternatives include the MacBERT-based climate policy uncertainty index for China of Ma et al. (2023). Such classifiers require labeled training data. The limits of fixed term lists and labeled data motivate the unsupervised, embedding-based construction in the application. The construction follows the text-as-data approach reviewed by Gentzkow et al. (2019). The resulting series measures semantic dispersion across contemporaneous policy documents. In the reviewed studies, text-based measures served as indices or regression covariates. None of them supplied an input to a member-level screening rule, which is the third gap.</w:t>
+        <w:t xml:space="preserve">Existing studies commonly derive text-based uncertainty measures from keyword frequencies or supervised classifiers. The Economic Policy Uncertainty index counts prespecified newspaper terms (Baker et al., 2016). Investment research often uses it as a regression covariate (Gulen and Ion, 2016). Hassan et al. (2019) extended this design to firm-level political risk, and Gavriilidis (2021) applied it to climate news. Fixed term lists may miss paraphrases and emerging terminology. Hartley (2025) reported closer agreement with human-audited labels for large language model classifiers than for dictionary rules. Whether policy documents carry a usable dispersion signal remained open in this comparison. Supervised alternatives include the MacBERT-based climate policy uncertainty index for China of Ma et al. (2023). Such classifiers require labeled training data. The limits of fixed term lists and labeled data motivate the unsupervised, embedding-based construction in the application. The construction follows the text-as-data approach reviewed by Gentzkow et al. (2019). The resulting series measures semantic dispersion across contemporaneous policy documents. In the reviewed studies, text-based measures served as indices, document labels, or regression covariates. None of them supplied an input to a member-level screening rule, which is the third gap.</w:t>
       </w:r>
     </w:p>
     <w:p>
@@ -4760,7 +4760,7 @@
         <w:pStyle w:val="BodyText"/>
       </w:pPr>
       <w:r>
-        <w:t xml:space="preserve">Table 1 summarizes the three gaps. First, the reviewed real-options formulations return project-level triggers, values, policies, or post-vote group behavior, and none decomposes the trigger by member before a vote. Second, committee decision support aggregates member assessments into scores, rankings, or consensus measures, so the price range of member disagreement stays unreported. Third, text-based uncertainty measures have not been linked to member-level screening rules. The present method addresses the first two gaps with a member-indexed threshold vector on the price axis. The vector carries a stated accuracy standard and explicit release conditions. For the third gap, the application supplies a replaceable text-based radius as one gate input. The construction starts from a precise statement of the gate decision and of the inputs shared by all members.</w:t>
+        <w:t xml:space="preserve">Table 1 summarizes the three gaps. First, the reviewed real-options formulations return project-level objects or group behavior, and none reports a gate-level vector of member thresholds indexed by ambiguity attitude. Second, committee decision support aggregates member assessments into scores, rankings, or consensus measures, so the price range of member disagreement stays unreported. Third, text-based uncertainty measures have not been linked to member-level screening rules. The present method addresses the first two gaps with a member-indexed threshold vector on the price axis. A critical weight locates this vector relative to the anchor, and a stated accuracy standard sets its release conditions. For the third gap, the application supplies a replaceable text-based radius as one gate input. Such a vector depends on a precise statement of the gate decision and of the inputs shared by all members.</w:t>
       </w:r>
     </w:p>
     <w:p>
@@ -34962,7 +34962,7 @@
         <w:pStyle w:val="FirstParagraph"/>
       </w:pPr>
       <w:r>
-        <w:t xml:space="preserve">The reconstructed path stayed below the 10% release cap, so its intervals were narrower than at the cap. Across the 37 quarterly gates, the relative radius ran from 1.524% to 6.057%. The cap bound at none of them. Exact key matching was the binding constraint. The 2024Q4 peak radius was a registered key, and the other 36 gate radii were not. The release rule therefore sent these 36 gates to benchmark recomputation. With a radius discretization registered in advance, an institution rounds all 37 radii to registered keys at or below the cap. Table 11 fixes the relative radius at the cap, the upper limit of affine-only eligibility, and reports member triggers and thresholds. The reference profile contains four equally spaced recorded weights from 0.25 to 1.00. Its weight range of 0.750 was the widest among five profiles compared at a common radius. Under the affine, strictly decreasing map, it therefore produced the largest interval width among the five. The weight</w:t>
+        <w:t xml:space="preserve">The reconstructed path stayed below the 10% release cap, so its intervals were narrower than at the cap. Across the 37 quarterly gates, the relative radius ran from 1.524% to 6.057%. The cap bound at none of them. Exact key matching was the binding constraint. The 2024Q4 peak radius was a registered key, and the other 36 gate radii were not. The release rule therefore sent these 36 gates to benchmark recomputation. With a radius discretization registered in advance, an institution rounds all 37 radii to registered keys at or below the cap. Table 11 fixes the relative radius at the cap, the upper limit of affine-only eligibility, and reports member triggers and thresholds. The reference profile contains four equally spaced recorded weights from 0.25 to 1. These weights are design inputs for the illustration.00. Its weight range of 0.750 was the widest among five profiles compared at a common radius. Under the affine, strictly decreasing map, it therefore produced the largest interval width among the five. The weight</w:t>
       </w:r>
       <w:r>
         <w:t xml:space="preserve"> </w:t>
@@ -35684,7 +35684,7 @@
         <w:pStyle w:val="FirstParagraph"/>
       </w:pPr>
       <w:r>
-        <w:t xml:space="preserve">Figure 5 lets the radius vary across review gates and shows the contested-price interval under the reference configuration. The volatility anchor stays fixed at its estimated value, so all width variation comes from the reconstructed radius path. This anchor was estimated on 2024 and 2025 data and applied retrospectively. Under an as-of anchor over the 14 gates with enough data, the peak quarter and the unanimous-wait outcome stayed unchanged. The shaded band lies between the two extreme member thresholds. The width reached 6.63 CNY/t in 2024Q4. The lower panel compares the observed daily CEA price with the lower interval edge on the same time axis.</w:t>
+        <w:t xml:space="preserve">Figure 5 lets the radius vary across review gates and shows the contested-price interval under the reference configuration. The volatility anchor stays fixed at its estimated value, so all width variation comes from the reconstructed radius path. The shaded band lies between the two extreme member thresholds. The width reached 6.63 CNY/t in 2024Q4. The reconstruction applies the anchor retrospectively. An as-of anchor, estimated only from prices available at each gate, could be computed at 14 gates. Over these gates, the peak quarter and the unanimous-wait outcome stayed unchanged. The lower panel compares the observed daily CEA price with the lower interval edge on the same time axis.</w:t>
       </w:r>
     </w:p>
     <w:p>
@@ -41007,7 +41007,7 @@
         <w:t xml:space="preserve"> </w:t>
       </w:r>
       <w:r>
-        <w:t xml:space="preserve">to the critical weight remain subject to the review band. No instrument precision can secure a stable label arbitrarily close to this weight. Recorded weights can also drift between gates. A drift of 0.05 per gate changed the three-state summary in 28.9% of simulated panels, so the re-elicitation cadence is a design parameter.</w:t>
+        <w:t xml:space="preserve">to the critical weight remain subject to the review band. No instrument precision can secure a stable label arbitrarily close to this weight. Recorded weights can also drift between gates. When the recorded weights of simulated panels drifted by 0.05 per gate, the three-state summary changed in 28.9% of the panels. The re-elicitation cadence is therefore a design parameter.</w:t>
       </w:r>
     </w:p>
     <w:p>
@@ -42280,7 +42280,7 @@
         <w:pStyle w:val="FirstParagraph"/>
       </w:pPr>
       <w:r>
-        <w:t xml:space="preserve">The model and the CCUS application together addressed one stage-gate reporting problem. Members sharing the same project information may weight adverse scenarios differently and classify the prevailing price differently. A compressed report hides whether they do. Taken together, the analytical results, the benchmark evaluation, and the CCUS reconstruction support one central finding. Within the maintained model, the member-threshold vector and the contested-price interval showed at each gate whether all members classified the prevailing price alike. A unique critical weight partitioned these thresholds around the no-ambiguity anchor, and trigger curvature determined its location.</w:t>
+        <w:t xml:space="preserve">The model and the CCUS application together addressed one stage-gate reporting problem. Members sharing the same project information may weight adverse scenarios differently and classify the prevailing price differently. A compressed report hides whether they do. The analytical results, the benchmark evaluation, and the CCUS reconstruction jointly support one central finding. Within the maintained model, the member-threshold vector and the contested-price interval showed at each gate whether all members classified the prevailing price alike. A unique critical weight partitioned these thresholds around the no-ambiguity anchor, and trigger curvature determined its location.</w:t>
       </w:r>
     </w:p>
     <w:p>
@@ -42328,7 +42328,7 @@
         <w:pStyle w:val="BodyText"/>
       </w:pPr>
       <w:r>
-        <w:t xml:space="preserve">Across the 33 admissible calibrations, the maximum member-trigger error was 2.74% of the benchmark over the primary radius range up to 22%. It reached 6.15% with the 33% stress radius included. Small trigger errors did not guarantee identical classifications. The two prespecified fidelity criteria held only at the evaluated radii up to 10%. On held-out configurations, the price-axis distance used for release behaved as on the evaluated grid. The normalized criteria failed on one weight profile clustered near one half. There, a similar absolute displacement formed a much larger fraction of the narrow benchmark interval. The release rule therefore conditions on absolute distances.</w:t>
+        <w:t xml:space="preserve">Across the 33 admissible calibrations, the maximum member-trigger error was 2.74% of the benchmark over the primary radius range up to 22%. It reached 6.15% with the 33% stress radius included. Small trigger errors did not guarantee identical classifications. The two fidelity criteria held only at the evaluated radii up to 10%. On held-out configurations, the price-axis distance used for release behaved as on the evaluated grid. The normalized criteria failed on one weight profile clustered near one half. There, a similar absolute displacement formed a much larger fraction of the narrow benchmark interval. The release rule therefore conditions on absolute distances.</w:t>
       </w:r>
     </w:p>
     <w:p>
@@ -42344,7 +42344,7 @@
         <w:pStyle w:val="BodyText"/>
       </w:pPr>
       <w:r>
-        <w:t xml:space="preserve">The most important limitation is the maintained price model. Every member threshold is derived under a perpetual geometric Brownian motion with ambiguity on volatility alone. This assumption matters because the threshold levels, and hence the interval edges, depend on the price process. Under mean reversion, the anchor threshold moved by more than the reference margin. The report remains usable in this study for two reasons. First, the archived prices did not reject the persistence assumed by the model. Second, in the robustness grids, the critical weight stayed above one half under mean reversion, a finite horizon, and jumps at fixed declared variance. A gate expecting another process recalibrates before release, and the registry withholds affine-only release for unregistered configurations. Committee-level behavioral data could further test whether recorded weights match the positions of members before deliberation.</w:t>
+        <w:t xml:space="preserve">The most important limitation is the maintained price model. Every member threshold is derived under a perpetual geometric Brownian motion. This assumption matters because the threshold levels and the interval edges depend on the price process. Under mean reversion, the anchor threshold moved by more than the reference margin. The limitation is acceptable here because the archived prices did not reject the persistence assumed by the model. In the robustness grids, the critical weight also stayed above one half under mean reversion, a finite horizon, and jumps at fixed declared variance. A gate expecting another process recalibrates before release.</w:t>
       </w:r>
     </w:p>
     <w:p>
@@ -42352,7 +42352,7 @@
         <w:pStyle w:val="BodyText"/>
       </w:pPr>
       <w:r>
-        <w:t xml:space="preserve">The proposed report therefore moves the detection of member disagreement to an earlier stage of the stage-gate process. By using one recorded weight per member and the prevailing price, it shows whether the committee agrees before any vote is taken. Where the members disagree, the report locates the disagreement in price units and states whether the affine rule can stand alone.</w:t>
+        <w:t xml:space="preserve">The proposed report moves the detection of member disagreement from the vote to the screening step before it. By using one recorded weight per member, it lets the committee decide before any aggregation whether one classification summary suffices. Where the members disagree, the report locates the disagreement in price units and states whether the affine rule can stand alone.</w:t>
       </w:r>
     </w:p>
     <w:bookmarkEnd w:id="65"/>

--- a/revised/CAIE_main_revised.docx
+++ b/revised/CAIE_main_revised.docx
@@ -23,7 +23,7 @@
         <w:pStyle w:val="Abstract"/>
       </w:pPr>
       <w:r>
-        <w:t xml:space="preserve">Stage-gate committees decide the timing of irreversible investments under regulatory ambiguity, and members weighting adverse evidence differently can reach different timing decisions at the same price. Real-options analysis reduces this decision to one project-level trigger, and committee decision support compresses member assessments into a score or ranking, so neither reports the price range over which member classifications differ. This study therefore derives one price threshold per member from affine combinations of the triggers at both ends of a volatility interval, so a committee can locate disagreement before any vote. The extreme thresholds bound a contested-price interval, and a unique critical weight splits members around the no-ambiguity anchor. Under the affine rule, curvature placed this weight above one half in standard-deviation units and below it in variance units. Against a pre-commitment</w:t>
+        <w:t xml:space="preserve">Stage-gate committees decide when to make irreversible investments under regulatory ambiguity, and members weighting adverse scenarios differently can reach opposite decisions at the same price. Real-options analysis reduces this decision to one project-level trigger, and committee decision support compresses member assessments into a score or ranking, so neither reports the price range over which member classifications differ. This study therefore derives one price threshold per member from affine combinations of the triggers at both ends of a volatility interval, so a committee can locate disagreement before any vote. The extreme thresholds bound a contested-price interval, and a unique critical weight splits members around the no-ambiguity anchor. Under the affine rule, trigger curvature places this weight above one half in standard-deviation units and below it in variance units. Against a pre-commitment</w:t>
       </w:r>
       <w:r>
         <w:t xml:space="preserve"> </w:t>
@@ -34,7 +34,7 @@
         </m:r>
       </m:oMath>
       <w:r>
-        <w:t xml:space="preserve">-maxmin expected utility benchmark, the largest relative trigger error over the primary radii was 2.74%. Small trigger errors did not guarantee identical classifications. Two fidelity criteria held only at radii up to 10%, which caps affine-only release. Monte Carlo committee panels measured the investment-timing information lost by compressing member thresholds into one trigger. The member vector cut median price-axis loss by 88.5% against the ex post best of four single-trigger summaries. In a carbon capture, utilization, and storage retrofit, all archived prices stayed below the lower edge in the reference case. In 15 of 32 sensitivity configurations, the highest archived price reached or exceeded this edge. The report thus shows before any vote whether the prevailing price is contested.</w:t>
+        <w:t xml:space="preserve">-maxmin expected utility benchmark, the largest relative trigger error over the primary radii was 2.74%. Because small trigger errors did not guarantee identical classifications, affine-only release is capped at 10%, the largest evaluated radius at which two fidelity criteria held. Monte Carlo committee panels showed the member-threshold vector retaining investment-timing information, with 88.5% lower median price-axis loss than the ex post best of four single-trigger summaries. In a carbon capture, utilization, and storage retrofit, all archived prices stayed below the lower edge under the reference configuration. In 15 of 32 sensitivity configurations, however, the highest archived price reached or exceeded this edge. Unanimity at a gate therefore depended on the recorded inputs, and the member-level report made this dependence visible.</w:t>
       </w:r>
     </w:p>
     <w:p>
@@ -78,7 +78,7 @@
         <w:pStyle w:val="FirstParagraph"/>
       </w:pPr>
       <w:r>
-        <w:t xml:space="preserve">Large, irreversible investments are commonly reviewed through a sequence of stage gates (Cooper, 2008). At each gate, a committee decides whether to commit to the project now or to defer it to a later review. When the decision concerns timing, real-options analysis reduces it to a single investment trigger (McDonald and Siegel, 1986; Dixit and Pindyck, 1994). Commitment is warranted once project value reaches this trigger. A single trigger gives the review one compact criterion, which can be documented and recomputed at successive gates. When project cash flows are linked to an observable price, the screening boundary can be restated on the price axis. The committee then reads it in units it already monitors. In this paper, a trigger is a project-value quantity, and a threshold is its image on the price axis.</w:t>
+        <w:t xml:space="preserve">Large, irreversible investments are commonly reviewed through a sequence of stage gates (Cooper, 2008). At each gate, a committee decides whether to commit to the project now or to defer it to a later review. Real-options analysis reduces this timing decision to a single investment trigger (McDonald and Siegel, 1986; Dixit and Pindyck, 1994). Commitment is warranted once project value reaches this trigger. A single trigger gives the review one compact criterion, which can be documented and recomputed at successive gates. When project cash flows are linked to an observable price, the trigger can be restated on the price axis, in units the committee already monitors. In this paper, a trigger is a project-value quantity, and a threshold is its image on the price axis.</w:t>
       </w:r>
     </w:p>
     <w:p>
@@ -86,7 +86,7 @@
         <w:pStyle w:val="BodyText"/>
       </w:pPr>
       <w:r>
-        <w:t xml:space="preserve">Committee members may receive the same engineering, cost, and policy evidence and still place different weights on adverse regulatory scenarios. An ambiguity-aware real-options analysis returns one project-level trigger under a representative ambiguity attitude, so member-level dispersion disappears at the modeling stage. Committee decision-support procedures can retain individual assessments, but they aggregate them into a score, a ranking, or a vote before reporting. In both cases, the assessments are compressed before their implied classifications are compared.</w:t>
+        <w:t xml:space="preserve">Committee members, however, may receive the same engineering, cost, and policy evidence and still place different weights on adverse regulatory scenarios. An ambiguity-aware real-options analysis returns one project-level trigger under a representative ambiguity attitude, so member-level dispersion disappears at the modeling stage. Committee decision-support procedures can retain individual assessments, but they aggregate them into a score, a ranking, or a vote before reporting. In both cases, the assessments are compressed before their implied classifications are compared.</w:t>
       </w:r>
     </w:p>
     <w:p>
@@ -94,7 +94,7 @@
         <w:pStyle w:val="BodyText"/>
       </w:pPr>
       <w:r>
-        <w:t xml:space="preserve">Member-level dispersion does not always change the classification at a gate. A price below every member threshold places all members in the wait region. A price at or above every threshold places all members in the invest region. A mixed classification arises only between the lowest and the highest member thresholds. The position of the price relative to the whole threshold set therefore determines whether one classification suffices. An aggregate score replaces this set with one number. The set can be recovered from the recorded calibration, ambiguity radius, and member weights. Changing these inputs can change the classification of the same prevailing price.</w:t>
+        <w:t xml:space="preserve">This compression matters for the gate only when member-level dispersion changes the classification, which does not always happen. All members receive a wait classification at a price below every member threshold and an invest classification at a price at or above every threshold. A mixed classification arises only between the lowest and the highest member thresholds, which bound the contested-price interval. The position of the price relative to the whole threshold set therefore determines whether one classification suffices. An aggregate score replaces this set with one number and thus hides whether the price lies between the extreme thresholds. The set, however, remains recoverable from the recorded calibration, ambiguity radius, and member weights, and changing these inputs can reclassify the same prevailing price.</w:t>
       </w:r>
     </w:p>
     <w:p>
@@ -102,7 +102,7 @@
         <w:pStyle w:val="BodyText"/>
       </w:pPr>
       <w:r>
-        <w:t xml:space="preserve">This paper determines when member heterogeneity changes the current gate classification. It reports this information without aggregating member thresholds in advance. All members share one ordered ambiguity set and differ only in their recorded weights on its adverse endpoint. Member triggers follow a closed-form affine endpoint rule. Its accuracy is measured against the</w:t>
+        <w:t xml:space="preserve">This paper determines when member heterogeneity changes the current gate classification and reports the answer without aggregating member thresholds in advance. All members share one ordered ambiguity set and differ only in their recorded weights on its adverse endpoint. Member triggers follow a closed-form affine endpoint rule, and the</w:t>
       </w:r>
       <w:r>
         <w:t xml:space="preserve"> </w:t>
@@ -127,7 +127,7 @@
         </m:r>
       </m:oMath>
       <w:r>
-        <w:t xml:space="preserve">) optimum under the same model inputs. The two rules can classify the same price differently. The paper therefore also determines when the affine report can be released alone and when the benchmark must be recomputed.</w:t>
+        <w:t xml:space="preserve">) optimum under the same inputs serves as its accuracy benchmark. The two rules can classify the same price differently. The paper therefore also determines when the affine report can be released alone and when the benchmark must be recomputed.</w:t>
       </w:r>
     </w:p>
     <w:p>
@@ -135,7 +135,7 @@
         <w:pStyle w:val="BodyText"/>
       </w:pPr>
       <w:r>
-        <w:t xml:space="preserve">The model represents one component of regulatory uncertainty as an ordered interval of forward volatilities around an anchor. The committee records one weight per member on the adverse endpoint of this interval, where the option to wait has the lowest value. Lower volatility reduces the value of waiting and lowers the trigger. The adverse endpoint is therefore the low-volatility endpoint.</w:t>
+        <w:t xml:space="preserve">The shared ambiguity set represents one component of regulatory uncertainty as an ordered interval of forward volatilities, with a declared radius around an anchor. Its adverse endpoint is the low-volatility endpoint, because lower volatility reduces the value of the option to wait and lowers the trigger.</w:t>
       </w:r>
     </w:p>
     <w:p>
@@ -143,88 +143,39 @@
         <w:pStyle w:val="BodyText"/>
       </w:pPr>
       <w:r>
-        <w:t xml:space="preserve">The running example is a committee screening a carbon capture, utilization, and storage (CCUS) retrofit of a coal-fired power plant. The retrofit costs</w:t>
+        <w:t xml:space="preserve">The affine rule also determines whether each member trigger lies above or below the no-ambiguity anchor. The trigger is strictly increasing in volatility, so at a positive radius the anchor trigger lies strictly between the two endpoint triggers. Exactly one weight in</w:t>
       </w:r>
       <w:r>
         <w:t xml:space="preserve"> </w:t>
       </w:r>
       <m:oMath>
         <m:r>
-          <m:t>1.585</m:t>
-        </m:r>
-        <m:r>
-          <m:rPr>
-            <m:sty m:val="p"/>
-          </m:rPr>
-          <m:t>×</m:t>
-        </m:r>
-        <m:sSup>
-          <m:e>
-            <m:r>
-              <m:t>10</m:t>
-            </m:r>
-          </m:e>
-          <m:sup>
-            <m:r>
-              <m:t>9</m:t>
-            </m:r>
-          </m:sup>
-        </m:sSup>
+          <m:rPr>
+            <m:sty m:val="p"/>
+          </m:rPr>
+          <m:t>[</m:t>
+        </m:r>
+        <m:r>
+          <m:t>0</m:t>
+        </m:r>
+        <m:r>
+          <m:rPr>
+            <m:sty m:val="p"/>
+          </m:rPr>
+          <m:t>,</m:t>
+        </m:r>
+        <m:r>
+          <m:t>1</m:t>
+        </m:r>
+        <m:r>
+          <m:rPr>
+            <m:sty m:val="p"/>
+          </m:rPr>
+          <m:t>]</m:t>
+        </m:r>
       </m:oMath>
       <w:r>
-        <w:t xml:space="preserve"> CNY and captures</w:t>
-      </w:r>
-      <w:r>
-        <w:t xml:space="preserve"> </w:t>
-      </w:r>
-      <m:oMath>
-        <m:r>
-          <m:t>1.69</m:t>
-        </m:r>
-        <m:r>
-          <m:rPr>
-            <m:sty m:val="p"/>
-          </m:rPr>
-          <m:t>×</m:t>
-        </m:r>
-        <m:sSup>
-          <m:e>
-            <m:r>
-              <m:t>10</m:t>
-            </m:r>
-          </m:e>
-          <m:sup>
-            <m:r>
-              <m:t>6</m:t>
-            </m:r>
-          </m:sup>
-        </m:sSup>
-      </m:oMath>
-      <w:r>
-        <w:t xml:space="preserve"> </w:t>
-      </w:r>
-      <w:r>
-        <w:t xml:space="preserve">tonnes of CO</w:t>
-      </w:r>
-      <m:oMath>
-        <m:sSub>
-          <m:e>
-            <m:r>
-              <m:t>​</m:t>
-            </m:r>
-          </m:e>
-          <m:sub>
-            <m:r>
-              <m:t>2</m:t>
-            </m:r>
-          </m:sub>
-        </m:sSub>
-      </m:oMath>
-      <w:r>
-        <w:t xml:space="preserve"> </w:t>
-      </w:r>
-      <w:r>
-        <w:t xml:space="preserve">per year (Sun et al., 2024). Project cash flows track an observable carbon price, so the member triggers become marginal carbon-price thresholds in Chinese Yuan per tonne (CNY/t). The smallest and largest thresholds bound the contested-price interval. The ambiguity radii of the gates come from a policy-text series. Its document identifiers and dates are recorded, so a reader with database access can retrieve the same documents.</w:t>
+        <w:t xml:space="preserve">, called the critical weight, therefore places a member trigger at the anchor. This weight splits the members into two groups around the anchor, and the split carries over to the price thresholds. The critical weight is located relative to one half, the weight at which the two endpoint triggers count equally.</w:t>
       </w:r>
     </w:p>
     <w:p>
@@ -232,39 +183,88 @@
         <w:pStyle w:val="BodyText"/>
       </w:pPr>
       <w:r>
-        <w:t xml:space="preserve">The same construction determines whether each member trigger lies above or below the no-ambiguity anchor. The trigger is strictly increasing in volatility, so the two endpoint triggers differ. Exactly one weight in</w:t>
+        <w:t xml:space="preserve">The running example is a committee screening a carbon capture, utilization, and storage (CCUS) retrofit of a coal-fired power plant. The retrofit costs</w:t>
       </w:r>
       <w:r>
         <w:t xml:space="preserve"> </w:t>
       </w:r>
       <m:oMath>
         <m:r>
-          <m:rPr>
-            <m:sty m:val="p"/>
-          </m:rPr>
-          <m:t>[</m:t>
-        </m:r>
-        <m:r>
-          <m:t>0</m:t>
-        </m:r>
-        <m:r>
-          <m:rPr>
-            <m:sty m:val="p"/>
-          </m:rPr>
-          <m:t>,</m:t>
-        </m:r>
-        <m:r>
-          <m:t>1</m:t>
-        </m:r>
-        <m:r>
-          <m:rPr>
-            <m:sty m:val="p"/>
-          </m:rPr>
-          <m:t>]</m:t>
-        </m:r>
+          <m:t>1.585</m:t>
+        </m:r>
+        <m:r>
+          <m:rPr>
+            <m:sty m:val="p"/>
+          </m:rPr>
+          <m:t>×</m:t>
+        </m:r>
+        <m:sSup>
+          <m:e>
+            <m:r>
+              <m:t>10</m:t>
+            </m:r>
+          </m:e>
+          <m:sup>
+            <m:r>
+              <m:t>9</m:t>
+            </m:r>
+          </m:sup>
+        </m:sSup>
       </m:oMath>
       <w:r>
-        <w:t xml:space="preserve">, the critical weight, places a member trigger at the anchor. This weight splits the members into two groups around the anchor, and the split carries over to the price thresholds. One half is the weight at which the two endpoint triggers count equally.</w:t>
+        <w:t xml:space="preserve"> CNY and captures</w:t>
+      </w:r>
+      <w:r>
+        <w:t xml:space="preserve"> </w:t>
+      </w:r>
+      <m:oMath>
+        <m:r>
+          <m:t>1.69</m:t>
+        </m:r>
+        <m:r>
+          <m:rPr>
+            <m:sty m:val="p"/>
+          </m:rPr>
+          <m:t>×</m:t>
+        </m:r>
+        <m:sSup>
+          <m:e>
+            <m:r>
+              <m:t>10</m:t>
+            </m:r>
+          </m:e>
+          <m:sup>
+            <m:r>
+              <m:t>6</m:t>
+            </m:r>
+          </m:sup>
+        </m:sSup>
+      </m:oMath>
+      <w:r>
+        <w:t xml:space="preserve"> </w:t>
+      </w:r>
+      <w:r>
+        <w:t xml:space="preserve">tonnes of CO</w:t>
+      </w:r>
+      <m:oMath>
+        <m:sSub>
+          <m:e>
+            <m:r>
+              <m:t>​</m:t>
+            </m:r>
+          </m:e>
+          <m:sub>
+            <m:r>
+              <m:t>2</m:t>
+            </m:r>
+          </m:sub>
+        </m:sSub>
+      </m:oMath>
+      <w:r>
+        <w:t xml:space="preserve"> </w:t>
+      </w:r>
+      <w:r>
+        <w:t xml:space="preserve">per year (Sun et al., 2024). Project cash flows track an observable carbon price, so the member triggers become marginal carbon-price thresholds in Chinese Yuan per tonne (CNY/t). On the input side, the ambiguity radius of each gate comes from a policy-text series.</w:t>
       </w:r>
     </w:p>
     <w:p>
@@ -272,7 +272,7 @@
         <w:pStyle w:val="BodyText"/>
       </w:pPr>
       <w:r>
-        <w:t xml:space="preserve">The paper makes one main contribution and two supporting contributions. The main contribution is a member-indexed gate report. The report consists of the member-threshold vector and the contested-price interval bounded by its extremes. It yields a pre-vote test of whether the prevailing price receives the same classification under every member assessment. The two supporting contributions are analytical and methodological. The analytical contribution yields a location rule for the critical weight. Uniqueness follows from the strict monotonicity of the affine rule, and trigger curvature places the weight relative to one half. This curvature changes sign between the standard-deviation and variance coordinates. The direction of each member’s shift is therefore a property of the declared coordinate. The methodological contribution yields a release rule for the report. Benchmark comparisons and a classification-fidelity analysis measure its accuracy in price units. In this analysis, small trigger errors could still change the invest-or-wait outcome. A finite-registry safeguard converts these accuracy limits into conditions for affine-only release, and each release can then be audited against the registered configurations.</w:t>
+        <w:t xml:space="preserve">The paper makes one main contribution and two supporting contributions. The main contribution is a member-indexed gate report, which consists of the member-threshold vector and the contested-price interval bounded by its extremes. The report provides a pre-vote test of whether the prevailing price receives the same classification under every member assessment. The two supporting contributions are analytical and methodological. The analytical contribution is a location rule for the critical weight. Strict monotonicity of the affine rule makes this weight unique, and trigger curvature places it relative to one half. This curvature changes sign between standard-deviation and variance coordinates, so the direction of shift for members weighted near one half depends on the declared coordinate. The methodological contribution is a release rule for the affine report. Benchmark comparisons and a classification-fidelity analysis measure the accuracy of this report in price units. In this analysis, small trigger errors could still change the invest-or-wait outcome. A finite-registry safeguard converts these accuracy limits into conditions for affine-only release, and each release can then be audited against the registered configurations.</w:t>
       </w:r>
     </w:p>
     <w:p>
@@ -280,7 +280,7 @@
         <w:pStyle w:val="BodyText"/>
       </w:pPr>
       <w:r>
-        <w:t xml:space="preserve">The CCUS application produced two main results. First, unanimity depended on the configuration. Under the reference configuration, every archived price stayed below the contemporaneous lower interval edge. In 15 of the 32 sensitivity configurations, the highest archived price reached or exceeded this edge. Second, the common inputs moved the interval edges further than member disagreement did. A 10% reduction in the cost-to-volume ratio</w:t>
+        <w:t xml:space="preserve">The CCUS application produced two main results. First, unanimity depended on the configuration. Under the reference configuration, every archived price stayed below the contemporaneous lower interval edge. By contrast, in 15 of the 32 sensitivity configurations, the highest archived price reached or exceeded this edge. Second, the common appraisal inputs moved the interval edges further than member disagreement did. A 10% reduction in the cost-to-volume ratio</w:t>
       </w:r>
       <w:r>
         <w:t xml:space="preserve"> </w:t>
@@ -303,7 +303,7 @@
         <w:t xml:space="preserve"> </w:t>
       </w:r>
       <w:r>
-        <w:t xml:space="preserve">moved the lower edge by 11.34 CNY/t. The widest interval under the reference profile along the reconstructed path was 6.63 CNY/t.</w:t>
+        <w:t xml:space="preserve">moved the lower edge by 11.34 CNY/t. By comparison, the widest interval under the reference profile along the reconstructed path was 6.63 CNY/t.</w:t>
       </w:r>
     </w:p>
     <w:p>
@@ -311,7 +311,7 @@
         <w:pStyle w:val="BodyText"/>
       </w:pPr>
       <w:r>
-        <w:t xml:space="preserve">The study therefore treats disagreement among committee members as a reported quantity with stated accuracy limits. Existing work on real options reports mostly project-level objects, and committee decision support reports mostly aggregated scores or rankings. The reporting gap addressed here lies between these two literatures.</w:t>
+        <w:t xml:space="preserve">By treating member disagreement as a reported quantity with stated accuracy limits, the study addresses a reporting gap between real-options analysis and committee decision support. The same gap separates a trigger computed for the project from a decision taken by its committee.</w:t>
       </w:r>
     </w:p>
     <w:p>
@@ -416,7 +416,7 @@
               <w:jc w:val="left"/>
             </w:pPr>
             <w:r>
-              <w:t xml:space="preserve">Investment trigger value</w:t>
+              <w:t xml:space="preserve">Baseline investment trigger, a project-value quantity, Eq. (2)</w:t>
             </w:r>
           </w:p>
         </w:tc>
@@ -525,7 +525,7 @@
               <w:jc w:val="left"/>
             </w:pPr>
             <w:r>
-              <w:t xml:space="preserve">Trigger at the lower and upper endpoints of the ambiguity set</w:t>
+              <w:t xml:space="preserve">Endpoint triggers at the lower and upper volatility endpoints of the ambiguity set</w:t>
             </w:r>
             <w:r>
               <w:t xml:space="preserve"> </w:t>
@@ -684,7 +684,7 @@
               <w:jc w:val="left"/>
             </w:pPr>
             <w:r>
-              <w:t xml:space="preserve">Trigger at the volatility anchor</w:t>
+              <w:t xml:space="preserve">Anchor trigger, the trigger at the volatility anchor</w:t>
             </w:r>
             <w:r>
               <w:t xml:space="preserve"> </w:t>
@@ -745,7 +745,7 @@
               <w:jc w:val="left"/>
             </w:pPr>
             <w:r>
-              <w:t xml:space="preserve">Pre-commitment benchmark reference value</w:t>
+              <w:t xml:space="preserve">Reference project value at which the pre-commitment benchmark is evaluated</w:t>
             </w:r>
           </w:p>
         </w:tc>
@@ -809,26 +809,38 @@
               <w:jc w:val="left"/>
             </w:pPr>
             <w:r>
-              <w:t xml:space="preserve">Member-specific trigger under the affine rule, Eq. (5)</w:t>
-            </w:r>
-          </w:p>
-        </w:tc>
-      </w:tr>
-      <w:tr>
-        <w:tc>
-          <w:tcPr/>
-          <w:p>
-            <w:pPr>
-              <w:pStyle w:val="Compact"/>
-              <w:jc w:val="left"/>
-            </w:pPr>
+              <w:t xml:space="preserve">Member trigger under the affine rule, Eq. (5), written</w:t>
+            </w:r>
+            <w:r>
+              <w:t xml:space="preserve"> </w:t>
+            </w:r>
             <m:oMath>
-              <m:sSup>
+              <m:sSubSup>
                 <m:e>
                   <m:r>
-                    <m:t>P</m:t>
+                    <m:t>V</m:t>
                   </m:r>
                 </m:e>
+                <m:sub>
+                  <m:r>
+                    <m:rPr>
+                      <m:sty m:val="p"/>
+                    </m:rPr>
+                    <m:t>l</m:t>
+                  </m:r>
+                  <m:r>
+                    <m:rPr>
+                      <m:sty m:val="p"/>
+                    </m:rPr>
+                    <m:t>i</m:t>
+                  </m:r>
+                  <m:r>
+                    <m:rPr>
+                      <m:sty m:val="p"/>
+                    </m:rPr>
+                    <m:t>n</m:t>
+                  </m:r>
+                </m:sub>
                 <m:sup>
                   <m:r>
                     <m:rPr>
@@ -837,19 +849,28 @@
                     <m:t>∗</m:t>
                   </m:r>
                 </m:sup>
-              </m:sSup>
+              </m:sSubSup>
+              <m:r>
+                <m:rPr>
+                  <m:sty m:val="p"/>
+                </m:rPr>
+                <m:t>(</m:t>
+              </m:r>
+              <m:r>
+                <m:t>α</m:t>
+              </m:r>
+              <m:r>
+                <m:rPr>
+                  <m:sty m:val="p"/>
+                </m:rPr>
+                <m:t>)</m:t>
+              </m:r>
             </m:oMath>
-          </w:p>
-        </w:tc>
-        <w:tc>
-          <w:tcPr/>
-          <w:p>
-            <w:pPr>
-              <w:pStyle w:val="Compact"/>
-              <w:jc w:val="left"/>
-            </w:pPr>
-            <w:r>
-              <w:t xml:space="preserve">Marginal carbon-price threshold, Eq. (8)</w:t>
+            <w:r>
+              <w:t xml:space="preserve"> </w:t>
+            </w:r>
+            <w:r>
+              <w:t xml:space="preserve">in benchmark comparisons</w:t>
             </w:r>
           </w:p>
         </w:tc>
@@ -863,17 +884,12 @@
               <w:jc w:val="left"/>
             </w:pPr>
             <m:oMath>
-              <m:sSubSup>
+              <m:sSup>
                 <m:e>
                   <m:r>
                     <m:t>P</m:t>
                   </m:r>
                 </m:e>
-                <m:sub>
-                  <m:r>
-                    <m:t>i</m:t>
-                  </m:r>
-                </m:sub>
                 <m:sup>
                   <m:r>
                     <m:rPr>
@@ -882,7 +898,7 @@
                     <m:t>∗</m:t>
                   </m:r>
                 </m:sup>
-              </m:sSubSup>
+              </m:sSup>
             </m:oMath>
           </w:p>
         </w:tc>
@@ -894,29 +910,31 @@
               <w:jc w:val="left"/>
             </w:pPr>
             <w:r>
-              <w:t xml:space="preserve">Marginal carbon-price threshold of member</w:t>
-            </w:r>
-            <w:r>
-              <w:t xml:space="preserve"> </w:t>
-            </w:r>
+              <w:t xml:space="preserve">Marginal carbon-price threshold, Eq. (8)</w:t>
+            </w:r>
+          </w:p>
+        </w:tc>
+      </w:tr>
+      <w:tr>
+        <w:tc>
+          <w:tcPr/>
+          <w:p>
+            <w:pPr>
+              <w:pStyle w:val="Compact"/>
+              <w:jc w:val="left"/>
+            </w:pPr>
             <m:oMath>
-              <m:r>
-                <m:t>i</m:t>
-              </m:r>
-            </m:oMath>
-            <w:r>
-              <w:t xml:space="preserve">, equal to</w:t>
-            </w:r>
-            <w:r>
-              <w:t xml:space="preserve"> </w:t>
-            </w:r>
-            <m:oMath>
-              <m:sSup>
+              <m:sSubSup>
                 <m:e>
                   <m:r>
                     <m:t>P</m:t>
                   </m:r>
                 </m:e>
+                <m:sub>
+                  <m:r>
+                    <m:t>i</m:t>
+                  </m:r>
+                </m:sub>
                 <m:sup>
                   <m:r>
                     <m:rPr>
@@ -925,6 +943,49 @@
                     <m:t>∗</m:t>
                   </m:r>
                 </m:sup>
+              </m:sSubSup>
+            </m:oMath>
+          </w:p>
+        </w:tc>
+        <w:tc>
+          <w:tcPr/>
+          <w:p>
+            <w:pPr>
+              <w:pStyle w:val="Compact"/>
+              <w:jc w:val="left"/>
+            </w:pPr>
+            <w:r>
+              <w:t xml:space="preserve">Member threshold, the marginal carbon-price threshold of member</w:t>
+            </w:r>
+            <w:r>
+              <w:t xml:space="preserve"> </w:t>
+            </w:r>
+            <m:oMath>
+              <m:r>
+                <m:t>i</m:t>
+              </m:r>
+            </m:oMath>
+            <w:r>
+              <w:t xml:space="preserve">, equal to</w:t>
+            </w:r>
+            <w:r>
+              <w:t xml:space="preserve"> </w:t>
+            </w:r>
+            <m:oMath>
+              <m:sSup>
+                <m:e>
+                  <m:r>
+                    <m:t>P</m:t>
+                  </m:r>
+                </m:e>
+                <m:sup>
+                  <m:r>
+                    <m:rPr>
+                      <m:sty m:val="p"/>
+                    </m:rPr>
+                    <m:t>∗</m:t>
+                  </m:r>
+                </m:sup>
               </m:sSup>
             </m:oMath>
             <w:r>
@@ -1500,7 +1561,7 @@
               <w:jc w:val="left"/>
             </w:pPr>
             <w:r>
-              <w:t xml:space="preserve">Common per-tonne accounting adjustments, with</w:t>
+              <w:t xml:space="preserve">Common per-tonne cost, common per-tonne subsidy, and their net adjustment</w:t>
             </w:r>
             <w:r>
               <w:t xml:space="preserve"> </w:t>
@@ -1635,6 +1696,37 @@
                 </m:sub>
               </m:sSub>
             </m:oMath>
+            <w:r>
+              <w:t xml:space="preserve">, written</w:t>
+            </w:r>
+            <w:r>
+              <w:t xml:space="preserve"> </w:t>
+            </w:r>
+            <m:oMath>
+              <m:r>
+                <m:t>L</m:t>
+              </m:r>
+            </m:oMath>
+            <w:r>
+              <w:t xml:space="preserve"> </w:t>
+            </w:r>
+            <w:r>
+              <w:t xml:space="preserve">and</w:t>
+            </w:r>
+            <w:r>
+              <w:t xml:space="preserve"> </w:t>
+            </w:r>
+            <m:oMath>
+              <m:r>
+                <m:t>U</m:t>
+              </m:r>
+            </m:oMath>
+            <w:r>
+              <w:t xml:space="preserve"> </w:t>
+            </w:r>
+            <w:r>
+              <w:t xml:space="preserve">in the common-adjustment identity</w:t>
+            </w:r>
           </w:p>
         </w:tc>
       </w:tr>
@@ -1697,7 +1789,7 @@
               <w:jc w:val="left"/>
             </w:pPr>
             <w:r>
-              <w:t xml:space="preserve">Positive forward-volatility anchor,</w:t>
+              <w:t xml:space="preserve">Forward-volatility anchor,</w:t>
             </w:r>
             <w:r>
               <w:t xml:space="preserve"> </w:t>
@@ -1733,7 +1825,7 @@
               </m:r>
             </m:oMath>
             <w:r>
-              <w:t xml:space="preserve">, estimated from history in the application</w:t>
+              <w:t xml:space="preserve">, estimated from historical carbon prices in the application</w:t>
             </w:r>
           </w:p>
         </w:tc>
@@ -1770,7 +1862,7 @@
               <w:jc w:val="left"/>
             </w:pPr>
             <w:r>
-              <w:t xml:space="preserve">Carbon-price volatility, forward parameter of the GBM process</w:t>
+              <w:t xml:space="preserve">Forward carbon-price volatility, the volatility parameter of the GBM price process</w:t>
             </w:r>
           </w:p>
         </w:tc>
@@ -2039,7 +2131,27 @@
               <w:jc w:val="left"/>
             </w:pPr>
             <w:r>
-              <w:t xml:space="preserve">Annual captured emissions (t/yr), net of the capture rate</w:t>
+              <w:t xml:space="preserve">Annual captured emissions (t/yr), the annual CO</w:t>
+            </w:r>
+            <m:oMath>
+              <m:sSub>
+                <m:e>
+                  <m:r>
+                    <m:t>​</m:t>
+                  </m:r>
+                </m:e>
+                <m:sub>
+                  <m:r>
+                    <m:t>2</m:t>
+                  </m:r>
+                </m:sub>
+              </m:sSub>
+            </m:oMath>
+            <w:r>
+              <w:t xml:space="preserve"> </w:t>
+            </w:r>
+            <w:r>
+              <w:t xml:space="preserve">output multiplied by the capture rate</w:t>
             </w:r>
           </w:p>
         </w:tc>
@@ -2446,7 +2558,7 @@
               <w:jc w:val="left"/>
             </w:pPr>
             <w:r>
-              <w:t xml:space="preserve">Auxiliary curvature terms in the closed-form</w:t>
+              <w:t xml:space="preserve">Auxiliary curvature terms in the closed form of</w:t>
             </w:r>
             <w:r>
               <w:t xml:space="preserve"> </w:t>
@@ -2512,18 +2624,53 @@
               <w:jc w:val="left"/>
             </w:pPr>
             <w:r>
-              <w:t xml:space="preserve">Recorded weight on the adverse endpoint under the</w:t>
+              <w:t xml:space="preserve">Recorded weight on the adverse (low-volatility) endpoint of</w:t>
             </w:r>
             <w:r>
               <w:t xml:space="preserve"> </w:t>
             </w:r>
             <m:oMath>
+              <m:sSub>
+                <m:e>
+                  <m:r>
+                    <m:rPr>
+                      <m:sty m:val="p"/>
+                    </m:rPr>
+                    <m:t>Σ</m:t>
+                  </m:r>
+                </m:e>
+                <m:sub>
+                  <m:r>
+                    <m:t>t</m:t>
+                  </m:r>
+                </m:sub>
+              </m:sSub>
+            </m:oMath>
+            <w:r>
+              <w:t xml:space="preserve"> </w:t>
+            </w:r>
+            <w:r>
+              <w:t xml:space="preserve">under the</w:t>
+            </w:r>
+            <w:r>
+              <w:t xml:space="preserve"> </w:t>
+            </w:r>
+            <m:oMath>
               <m:r>
                 <m:t>α</m:t>
               </m:r>
+              <m:r>
+                <m:rPr>
+                  <m:nor/>
+                </m:rPr>
+                <m:t>-MEU</m:t>
+              </m:r>
             </m:oMath>
             <w:r>
-              <w:t xml:space="preserve">-maxmin parameterization. It is elicited or configured before the gate and serves as a reporting input. At</w:t>
+              <w:t xml:space="preserve"> </w:t>
+            </w:r>
+            <w:r>
+              <w:t xml:space="preserve">parameterization. It is elicited or configured before the gate and serves as a reporting input. At</w:t>
             </w:r>
             <w:r>
               <w:t xml:space="preserve"> </w:t>
@@ -2976,7 +3123,7 @@
               </m:sSub>
             </m:oMath>
             <w:r>
-              <w:t xml:space="preserve">. Marked variants denote other quantities, namely</w:t>
+              <w:t xml:space="preserve">. Variants with an accent, a qualifier, or a subscript denote other quantities, namely</w:t>
             </w:r>
             <w:r>
               <w:t xml:space="preserve"> </w:t>
@@ -3906,7 +4053,7 @@
               <w:jc w:val="left"/>
             </w:pPr>
             <w:r>
-              <w:t xml:space="preserve">Registered refined-grid maximum of the normalized error between affine and benchmark member triggers, Eq. (18)</w:t>
+              <w:t xml:space="preserve">Registered refined-grid maximum of the anchor-normalized error between affine and benchmark member triggers, Eq. (18)</w:t>
             </w:r>
           </w:p>
         </w:tc>
@@ -4369,6 +4516,58 @@
               <w:jc w:val="left"/>
             </w:pPr>
             <w:r>
+              <w:t xml:space="preserve">GBM</w:t>
+            </w:r>
+          </w:p>
+        </w:tc>
+        <w:tc>
+          <w:tcPr/>
+          <w:p>
+            <w:pPr>
+              <w:pStyle w:val="Compact"/>
+              <w:jc w:val="left"/>
+            </w:pPr>
+            <w:r>
+              <w:t xml:space="preserve">Geometric Brownian motion</w:t>
+            </w:r>
+          </w:p>
+        </w:tc>
+      </w:tr>
+      <w:tr>
+        <w:tc>
+          <w:tcPr/>
+          <w:p>
+            <w:pPr>
+              <w:pStyle w:val="Compact"/>
+              <w:jc w:val="left"/>
+            </w:pPr>
+            <w:r>
+              <w:t xml:space="preserve">MEU</w:t>
+            </w:r>
+          </w:p>
+        </w:tc>
+        <w:tc>
+          <w:tcPr/>
+          <w:p>
+            <w:pPr>
+              <w:pStyle w:val="Compact"/>
+              <w:jc w:val="left"/>
+            </w:pPr>
+            <w:r>
+              <w:t xml:space="preserve">Maxmin expected utility</w:t>
+            </w:r>
+          </w:p>
+        </w:tc>
+      </w:tr>
+      <w:tr>
+        <w:tc>
+          <w:tcPr/>
+          <w:p>
+            <w:pPr>
+              <w:pStyle w:val="Compact"/>
+              <w:jc w:val="left"/>
+            </w:pPr>
+            <w:r>
               <w:t xml:space="preserve">PSDI</w:t>
             </w:r>
           </w:p>
@@ -4429,7 +4628,7 @@
         <w:pStyle w:val="FirstParagraph"/>
       </w:pPr>
       <w:r>
-        <w:t xml:space="preserve">A gate report built from member thresholds and a price-axis interval relates to three research streams. Ambiguity-aware real options provide the trigger analysis. Committee decision support provides the reporting context, and text-based uncertainty measures provide one application input. Each stream returns a different object to a review gate, and each leaves one gap for member-level screening.</w:t>
+        <w:t xml:space="preserve">A gate report built from member thresholds and their contested-price interval relates to three research streams. Ambiguity-aware real options provide the trigger analysis, committee decision support provides the reporting context, and text-based uncertainty measures provide one application input. Each stream supplies a different object to the gate and leaves one gap for member-level screening.</w:t>
       </w:r>
     </w:p>
     <w:bookmarkStart w:id="10" w:name="Xafdd522c35ec54f136b9563d9da3db4c6861f8b"/>
@@ -4455,7 +4654,7 @@
         <w:pStyle w:val="FirstParagraph"/>
       </w:pPr>
       <w:r>
-        <w:t xml:space="preserve">McDonald and Siegel (1986) demonstrated the positive value of waiting under irreversibility and uncertainty. Dixit and Pindyck (1994) developed this result into the trigger analysis used here. Nadarajah and Secomandi (2023) surveyed the uptake of this framework in the operations literature on energy assets. In this literature, the valuation target is an operational asset, and the flexibility is managerial. The retrofit examined here is such an asset, and the quantity of interest is the date of commitment. In the standard perpetual geometric Brownian motion (GBM) model, higher volatility raises the value of waiting and increases the investment trigger. When volatility is ambiguous in the sense of Ellsberg (1961), more than one law for the price process remains admissible. The trigger then depends on how this ambiguity is represented and evaluated.</w:t>
+        <w:t xml:space="preserve">McDonald and Siegel (1986) demonstrated the positive value of waiting under irreversibility and uncertainty. Dixit and Pindyck (1994) developed this result into the trigger analysis used here. Nadarajah and Secomandi (2023) surveyed the uptake of this framework in the operations literature on energy assets. In this literature, the valuation target is an operational asset, and the flexibility is managerial. The retrofit examined here is such an asset, and the quantity of interest is the date of commitment. In the standard perpetual geometric Brownian motion (GBM) model, this date depends on volatility, because higher volatility raises the value of waiting and the trigger. When volatility is ambiguous in the sense of Ellsberg (1961), more than one law for the price process remains admissible. The trigger then depends on how this ambiguity is represented and evaluated.</w:t>
       </w:r>
     </w:p>
     <w:p>
@@ -4463,7 +4662,7 @@
         <w:pStyle w:val="BodyText"/>
       </w:pPr>
       <w:r>
-        <w:t xml:space="preserve">Nishimura and Ozaki (2007) placed Knightian ambiguity on the drift of the price process in an irreversible investment problem. They evaluated it under the maxmin expected utility (MEU) preferences of Gilboa and Schmeidler (1989). In their model, the worst-case prior reduces the value of waiting and accelerates commitment. Trojanowska and Kort (2010) extended the drift-ambiguity analysis to a finite project life. In their results, acceleration held only in the short run. The</w:t>
+        <w:t xml:space="preserve">Nishimura and Ozaki (2007) placed Knightian ambiguity on the drift of the price process in an irreversible investment problem. They evaluated it under the maxmin expected utility (MEU) preferences of Gilboa and Schmeidler (1989). In their model, the worst-case prior reduces the value of waiting and accelerates commitment. Trojanowska and Kort (2010) extended the drift-ambiguity analysis to a finite project life, where acceleration held only in the short run. The</w:t>
       </w:r>
       <w:r>
         <w:t xml:space="preserve"> </w:t>
@@ -4511,7 +4710,7 @@
         <w:t xml:space="preserve"> </w:t>
       </w:r>
       <w:r>
-        <w:t xml:space="preserve">to the best-case prior. It nests MEU at</w:t>
+        <w:t xml:space="preserve">to the best-case prior, nesting MEU at</w:t>
       </w:r>
       <w:r>
         <w:t xml:space="preserve"> </w:t>
@@ -4531,7 +4730,7 @@
         </m:r>
       </m:oMath>
       <w:r>
-        <w:t xml:space="preserve">. Under this broader formulation, Schröder (2011) showed the dependence of the decision on the ambiguity attitude as well as on the ambiguity. The subjective project value can rise, and commitment can become more attractive. Two decision makers facing the same objective situation may therefore act differently. Schröder (2020) noted a further issue. Ambiguity models of this class, including</w:t>
+        <w:t xml:space="preserve">. Under this broader formulation, Schröder (2011) showed how the investment decision depends on both the ambiguity and the attitude toward it. Depending on this attitude, the subjective project value can rise, and commitment can become more attractive. Two decision makers facing the same objective situation may therefore act differently. Schröder (2020) noted a further issue: ambiguity models of this class, including</w:t>
       </w:r>
       <w:r>
         <w:t xml:space="preserve"> </w:t>
@@ -4548,7 +4747,24 @@
         </m:r>
       </m:oMath>
       <w:r>
-        <w:t xml:space="preserve">, are generally not dynamically consistent. A recursive solution of an optimal-stopping problem requires dynamic consistency. The direction of the effect of ambiguity on exercise timing also varies with the setting. In Miao and Wang (2011), ambiguity could accelerate or delay option exercise. The direction depended on whether ambiguity affected continuation payoffs, termination payoffs, or both. These results do not transfer directly to volatility ambiguity. Drift and volatility enter the characteristic equation through different terms, so the comparative statics for drift ambiguity require rederivation. The benchmark in this paper is therefore a pre-commitment rule. It is compared with a recursive alternative, which is time-consistent by construction.</w:t>
+        <w:t xml:space="preserve">, are generally not dynamically consistent, a property needed for recursive optimal stopping. The direction of the effect of ambiguity on exercise timing also varies with the setting. In Miao and Wang (2011), ambiguity could accelerate or delay option exercise, depending on whether it affected continuation payoffs, termination payoffs, or both. Drift and volatility enter the characteristic equation through different terms, so the comparative statics for drift ambiguity require rederivation under volatility ambiguity. Given the dynamic inconsistency of</w:t>
+      </w:r>
+      <w:r>
+        <w:t xml:space="preserve"> </w:t>
+      </w:r>
+      <m:oMath>
+        <m:r>
+          <m:t>α</m:t>
+        </m:r>
+        <m:r>
+          <m:rPr>
+            <m:nor/>
+          </m:rPr>
+          <m:t>-MEU</m:t>
+        </m:r>
+      </m:oMath>
+      <w:r>
+        <w:t xml:space="preserve">, the benchmark in this paper is a pre-commitment rule. It is compared with a recursive alternative, which is time-consistent by construction.</w:t>
       </w:r>
     </w:p>
     <w:p>
@@ -4556,7 +4772,7 @@
         <w:pStyle w:val="BodyText"/>
       </w:pPr>
       <w:r>
-        <w:t xml:space="preserve">Several formulations also place ambiguity on volatility, and they address other decision questions. They can be sorted by the object each one returns. Four objects recur, and one formulation may return more than one of them. Formulations concerned with the worth of a claim return a value. The uncertain-volatility model of Avellaneda et al. (1995) bounds the price of a claim by evaluating it at the extremes of a volatility band. The</w:t>
+        <w:t xml:space="preserve">Other formulations place ambiguity on volatility or on the model more broadly, and the decision question of each determines the object it returns. Four objects recur, and one formulation may return more than one of them. Formulations concerned with the worth of a claim return a value. The uncertain-volatility model of Avellaneda et al. (1995) bounds the price of a claim by evaluating it at the extremes of a volatility band. The</w:t>
       </w:r>
       <w:r>
         <w:t xml:space="preserve"> </w:t>
@@ -4567,7 +4783,7 @@
         </m:r>
       </m:oMath>
       <w:r>
-        <w:t xml:space="preserve">-expectation calculus of Peng (2019) gives this band a coherent dynamic form, and Epstein and Ji (2013) carried the construction into asset pricing. Formulations concerned with how an agent should act return a policy. Matoussi et al. (2015) solved robust utility maximization in nondominated models through second-order backward stochastic differential equations. Källblad et al. (2018) obtained dynamically consistent investment criteria under model uncertainty through robust forward preferences. Formulations concerned with stopping return a stopping region. Multiple-prior and time-consistent stopping treatments return this region or an equilibrium policy (Riedel, 2009; Huang and Yu, 2021). Formulations concerned with commitment return a single robust decision. Recursive multiple priors belong to this group (Chen and Epstein, 2002; Epstein and Schneider, 2003). So do robust control (Hansen and Sargent, 2001) and distributionally robust optimization (Mohajerin Esfahani and Kuhn, 2018). They evaluate uncertainty at the level of the decision problem and return one decision robust over the whole set. A robust recursion returns the same type of object. A rectangularity condition preserves the structure of the Bellman recursion (Iyengar, 2005). The ambiguity set may also be a confidence region estimated from observed data (Wiesemann et al., 2013). The reported output remains one worst-case policy. Mazzon and Tankov (2024) worked under smooth ambiguity (Klibanoff et al., 2005). They reduced a coal-plant divestment problem with learning to a family of standard stopping problems. Their output is still the policy of a single decision maker. Values, policies, regions, and robust decisions are all indexed by the problem. None of the reviewed formulations returns the price range over which members disagree.</w:t>
+        <w:t xml:space="preserve">-expectation calculus of Peng (2019) gives this band a coherent dynamic form, and Epstein and Ji (2013) carried the construction into asset pricing. Formulations concerned with how an agent should act return a policy. Matoussi et al. (2015) solved robust utility maximization in nondominated models through second-order backward stochastic differential equations. Källblad et al. (2018) obtained dynamically consistent investment criteria under model uncertainty through robust forward preferences. Formulations concerned with stopping, such as multiple-prior and time-consistent treatments, return a stopping region or an equilibrium policy (Riedel, 2009; Huang and Yu, 2021). Formulations concerned with commitment return a single robust decision. Recursive multiple priors belong to this group (Chen and Epstein, 2002; Epstein and Schneider, 2003). So do robust control (Hansen and Sargent, 2001) and distributionally robust optimization (Mohajerin Esfahani and Kuhn, 2018). They evaluate uncertainty at the level of the decision problem and return one decision robust over the whole set. A robust recursion returns the same type of object, and a rectangularity condition preserves its Bellman structure (Iyengar, 2005). The ambiguity set may also be a confidence region estimated from observed data (Wiesemann et al., 2013), and the reported output remains one worst-case policy. Under smooth ambiguity (Klibanoff et al., 2005), Mazzon and Tankov (2024) reduced a coal-plant divestment problem with learning to a family of standard stopping problems. Their output is still the policy of a single decision maker. Values, policies, regions, and robust decisions are all indexed by the problem, so none of the reviewed formulations returns the price range of member disagreement.</w:t>
       </w:r>
     </w:p>
     <w:p>
@@ -4575,7 +4791,7 @@
         <w:pStyle w:val="BodyText"/>
       </w:pPr>
       <w:r>
-        <w:t xml:space="preserve">One strand of the ambiguity literature works with sets of valuations. In the Knightian decision theory of Bewley (2002), incomplete preferences represent ambiguity. One act ranks above another only if its expected utility is higher under every prior in the set. Some pairs remain unranked. An inertia assumption resolves them in favor of the status quo. An alternative is then adopted only when it dominates the status quo unanimously. Rigotti and Shannon (2005) carried this structure into general equilibrium, where incomplete preferences induce a set of valuations. The unanimity principle of Bewley (2002) suggests an analogous reporting logic for stage-gate screening, because deferral is the incumbent option at a gate. A unanimous invest classification here records agreement among the recorded member rules at the prevailing price. Where unanimity fails, aggregation is one possible downstream step. Axiomatic treatments of this step exist for heterogeneous beliefs and ambiguity attitudes. Gilboa et al. (2004) restricted the Pareto principle to choices under identical beliefs. Crès et al. (2011) aggregated maxmin experts sharing a utility function. Danan et al. (2016) applied the Pareto criterion only to comparisons robust to belief imprecision. Each of these studies characterized a social criterion. The member-threshold vector precedes the aggregation step, and any aggregation is a declared downstream procedure.</w:t>
+        <w:t xml:space="preserve">One strand of the ambiguity literature works with sets of valuations and comes closer to such a range. In the Knightian decision theory of Bewley (2002), incomplete preferences represent ambiguity. One act ranks above another only if its expected utility is higher under every prior in the set. Some pairs therefore remain unranked, and an inertia assumption resolves them in favor of the status quo. An alternative is then adopted only when it dominates the status quo unanimously. Rigotti and Shannon (2005) carried this structure into general equilibrium, where incomplete preferences induce a set of valuations. The unanimity principle of Bewley (2002) suggests an analogous reporting logic for stage-gate screening, because deferral is the incumbent option at a gate. A unanimous invest classification here records agreement among the recorded member rules at the prevailing price. Where unanimity fails, aggregation is one possible downstream step. Axiomatic treatments of this step exist for heterogeneous beliefs and ambiguity attitudes. Gilboa et al. (2004) restricted the Pareto principle to choices under identical beliefs. Crès et al. (2011) aggregated maxmin experts sharing a utility function. Danan et al. (2016) applied the Pareto criterion only to comparisons robust to belief imprecision. Each of these studies characterized a social criterion, whereas the member-threshold vector precedes the aggregation step.</w:t>
       </w:r>
     </w:p>
     <w:p>
@@ -4583,7 +4799,7 @@
         <w:pStyle w:val="BodyText"/>
       </w:pPr>
       <w:r>
-        <w:t xml:space="preserve">The present method reports a vector of member triggers indexed by recorded weights before the collective choice. The contested-price interval is computed from this vector. A project-level formulation can supply such a vector only after an explicit member-indexing step. For the pre-commitment objective, this step solves the same scalar problem at each recorded weight. A time-consistent formulation yields scalar thresholds only under one condition. The equilibrium stopping region of every member must have a unique boundary in the same ordered state variable. The volatility set used here meets this condition.</w:t>
+        <w:t xml:space="preserve">The contested-price interval is computed from the member-threshold vector, whose entries are indexed by recorded weights. A project-level formulation can supply such a vector only after an explicit member-indexing step. For the pre-commitment objective, this step solves the same scalar problem at each recorded weight. A time-consistent formulation yields scalar thresholds only if the equilibrium stopping region of every member has a unique boundary in the same ordered state variable. The ambiguity set used here meets this condition.</w:t>
       </w:r>
     </w:p>
     <w:p>
@@ -4611,7 +4827,27 @@
         <w:t xml:space="preserve"> </w:t>
       </w:r>
       <w:r>
-        <w:t xml:space="preserve">storage. Fan et al. (2023) and Li et al. (2026) examined the retrofit timing of coal-fired plants, and Sun et al. (2024) examined incentive design. Colombe et al. (2024) worked at the system level and derived a deployment plan through two-stage stochastic programming. These studies produced project-level or system-level decisions.</w:t>
+        <w:t xml:space="preserve">storage. Fan et al. (2023) and Li et al. (2026) examined the retrofit timing of coal-fired plants, and Sun et al. (2024) examined incentive design. Colombe et al. (2024) worked at the system level and derived a deployment plan through two-stage stochastic programming. Deeney et al. (2021) built a real-options decision support tool for research and development investment in CO</w:t>
+      </w:r>
+      <m:oMath>
+        <m:sSub>
+          <m:e>
+            <m:r>
+              <m:t>​</m:t>
+            </m:r>
+          </m:e>
+          <m:sub>
+            <m:r>
+              <m:t>2</m:t>
+            </m:r>
+          </m:sub>
+        </m:sSub>
+      </m:oMath>
+      <w:r>
+        <w:t xml:space="preserve"> </w:t>
+      </w:r>
+      <w:r>
+        <w:t xml:space="preserve">recycling. Their compound option structure carries technical and market risk and values the project.</w:t>
       </w:r>
     </w:p>
     <w:p>
@@ -4619,27 +4855,7 @@
         <w:pStyle w:val="BodyText"/>
       </w:pPr>
       <w:r>
-        <w:t xml:space="preserve">One line of theory indexes the option by the individual. Garlappi et al. (2017, 2022) examined group real options in which members hold heterogeneous beliefs and decide by voting. In their model, a representative median member cannot reproduce group behavior. Their analysis concerns group behavior after a vote, and the present report precedes any vote. The present setting differs from this literature in three respects. Heterogeneity enters through ambiguity attitudes, all members share the same information set, and ambiguity falls on volatility. Cardenas (2025) extended this line to the timing of group investment decisions. In this model, members hold heterogeneous beliefs, and the rule of each member has a double continuation region. Disagreement can produce inertia and underinvestment even when every member would invest individually. The two boundaries delimit the continuation region of one member. The interval reported here measures the spread of one-sided thresholds across members, and the gate reports this spread without resolving it. Deeney et al. (2021) built a real-options decision support tool for research and development investment in CO</w:t>
-      </w:r>
-      <m:oMath>
-        <m:sSub>
-          <m:e>
-            <m:r>
-              <m:t>​</m:t>
-            </m:r>
-          </m:e>
-          <m:sub>
-            <m:r>
-              <m:t>2</m:t>
-            </m:r>
-          </m:sub>
-        </m:sSub>
-      </m:oMath>
-      <w:r>
-        <w:t xml:space="preserve"> </w:t>
-      </w:r>
-      <w:r>
-        <w:t xml:space="preserve">recycling. Their compound option structure carries technical and market risk and values the project. Across this stream, the reported object is a project-level trigger, a value, or a policy. Other formulations return a stopping region, a robust decision, or group behavior after a vote. In the reviewed work, member-level rules appear inside group models of voting or joint timing (Garlappi et al., 2017; Cardenas, 2025). The first gap is therefore the absence of a gate-level vector of one-sided member thresholds indexed by ambiguity attitude. This gap includes the position of such thresholds relative to the no-ambiguity anchor under volatility ambiguity.</w:t>
+        <w:t xml:space="preserve">By contrast, one line of theory indexes the option by the individual. Garlappi et al. (2017, 2022) examined group real options in which members hold heterogeneous beliefs and decide by voting. In their model, a representative median member cannot reproduce group behavior. Their analysis concerns group behavior after a vote, whereas the present report precedes any vote. The present setting differs from this literature in three further respects. Heterogeneity enters through ambiguity attitudes, all members share the same information set, and ambiguity falls on volatility. Cardenas (2025) extended this line to the timing of group investment decisions. In this model, members hold heterogeneous beliefs, and the rule of each member has a double continuation region. Disagreement can produce inertia and underinvestment even when every member would invest individually. The two boundaries delimit the continuation region of one member, whereas the interval reported here spans the one-sided thresholds of different members. The gate reports this interval without resolving the disagreement. Across this stream, the reported objects are project-level triggers, values, policies, stopping regions, robust decisions, and group behavior after a vote. In the reviewed work, member-level rules appear only inside group models of voting or joint timing (Garlappi et al., 2017; Cardenas, 2025). The first gap is therefore the absence of a gate-level vector of one-sided member thresholds indexed by ambiguity attitude. This gap includes the position of such thresholds relative to the no-ambiguity anchor under volatility ambiguity.</w:t>
       </w:r>
     </w:p>
     <w:bookmarkEnd w:id="10"/>
@@ -4666,7 +4882,7 @@
         <w:pStyle w:val="FirstParagraph"/>
       </w:pPr>
       <w:r>
-        <w:t xml:space="preserve">Stage-gate processes organize investment evaluation as sequential committee reviews (Cooper, 2008). The supporting decision systems typically deliver aggregate scores, rankings, or recommendations (Sprague, 1980; Power, 2002). These outputs are updated as conditions change (Violos et al., 2025). Group decision methods such as TOPSIS-based scoring (Hwang and Yoon, 1981) also compress heterogeneous evaluations into a single score or ranking. A score ranks alternatives at one decision point. A member-specific threshold is the level of the state variable at which the screening classification of a member changes. A committee can use both. The thresholds locate the prevailing price relative to each member, and a scoring procedure ranks the remaining alternatives. The interval width measures dispersion among model-implied screening thresholds in price units. Consensus measures, reviewed by Herrera-Viedma et al. (2014), assess alignment among stated preferences before a collective choice.</w:t>
+        <w:t xml:space="preserve">Stage-gate processes organize investment evaluation as sequential committee reviews (Cooper, 2008). The supporting decision systems typically deliver aggregate scores, rankings, or recommendations (Sprague, 1980; Power, 2002), which are updated as conditions change (Violos et al., 2025). Group decision methods such as TOPSIS-based scoring (Hwang and Yoon, 1981) also compress heterogeneous evaluations into a single score or ranking. A score ranks alternatives at one decision point, whereas a member-specific threshold is the state-variable level at which the screening classification of a member changes. A committee can use both, with the thresholds locating the prevailing price relative to each member and a scoring procedure ranking the remaining alternatives. The interval width measures dispersion among model-implied screening thresholds in price units. By contrast, consensus measures, reviewed by Herrera-Viedma et al. (2014), assess alignment among stated preferences before a collective choice.</w:t>
       </w:r>
     </w:p>
     <w:p>
@@ -4674,50 +4890,7 @@
         <w:pStyle w:val="BodyText"/>
       </w:pPr>
       <w:r>
-        <w:t xml:space="preserve">A separate operational-research tradition treats disagreement as an output of the analysis. Phillips (1984) built the decision model jointly with the problem owners. The model counted as requisite once further sensitivity analysis generated no new intuitions. Franco and Montibeller (2010) developed this stance into facilitated modeling for groups. The present method offers a quantitative device for this tradition in one setting. It quantifies the threshold implications of recorded weights without a further aggregation step. Aggregation procedures, and procedures deciding above the individual member, both operate downstream of this report. Dong et al. (2026) integrated information across attributes and periods to produce superiority-probability comparisons and probabilistic rankings. Song and Li (2026) represented numerical and linguistic preference relations and aggregated them at the subgroup level. They then solved minimum-adjustment consensus models under limited compromise. Portfolio and multi-stage models kept the decision above the individual member (Marques et al., 2022; Shen and Li, 2023; Saiz et al., 2024). Recent robust and adaptive designs did so as well (Shen et al., 2025; Shavazipour and Stewart, 2026). Robust and adaptive designs use an uncertainty set to select one policy with acceptable performance across the set. These studies address what the organization should commit to. The present method examines whether the individuals screening one project currently agree, and by how much in carbon-price units. For each member, it reports the signed margin, defined as the member threshold minus the prevailing price. The margin is positive under a wait classification. At the committee level, the method reports the interval edges. Aggregating the edges away at the gate would leave a single number without a record of the member behind it. A consensus model, a ranking, or a portfolio selection could use them at a later stage. It would need a stated rule for how member thresholds enter its objectives and constraints. Most reviewed methods aggregate or reconcile member assessments before reporting, and facilitated modeling lacks a quantitative threshold device. No reviewed method converts recorded member weights into thresholds on the price axis, and this missing report is the second gap.</w:t>
-      </w:r>
-    </w:p>
-    <w:p>
-      <w:pPr>
-        <w:pStyle w:val="BodyText"/>
-      </w:pPr>
-      <w:r>
-        <w:t xml:space="preserve">Recording these weights requires an elicitation step. An elicitation instrument must meet three requirements. It must return a number in</w:t>
-      </w:r>
-      <w:r>
-        <w:t xml:space="preserve"> </w:t>
-      </w:r>
-      <m:oMath>
-        <m:r>
-          <m:rPr>
-            <m:sty m:val="p"/>
-          </m:rPr>
-          <m:t>[</m:t>
-        </m:r>
-        <m:r>
-          <m:t>0</m:t>
-        </m:r>
-        <m:r>
-          <m:rPr>
-            <m:sty m:val="p"/>
-          </m:rPr>
-          <m:t>,</m:t>
-        </m:r>
-        <m:r>
-          <m:t>1</m:t>
-        </m:r>
-        <m:r>
-          <m:rPr>
-            <m:sty m:val="p"/>
-          </m:rPr>
-          <m:t>]</m:t>
-        </m:r>
-      </m:oMath>
-      <w:r>
-        <w:t xml:space="preserve"> </w:t>
-      </w:r>
-      <w:r>
-        <w:t xml:space="preserve">on the adverse endpoint of the declared ambiguity set. A calibration to a different object needs a stated mapping. It must be reproducible at the same gate, because the recorded weight determines the member threshold and enters the gate audit record. Its precision must be assessed against the review band around the critical weight, and a member inside this band receives a de-emphasized label. Matching-probability tasks, lottery equivalents, and structured vignettes meet the first requirement under a stated mapping. The second and third requirements constrain administration. They translate into a precision target for testing a candidate protocol before any gate.</w:t>
+        <w:t xml:space="preserve">A separate operational-research tradition treats disagreement as an output of the analysis. Phillips (1984) built the decision model jointly with the problem owners and counted it as requisite once further sensitivity analysis generated no new intuitions. Franco and Montibeller (2010) developed this stance into facilitated modeling for groups. The present method offers this tradition a quantitative device for one setting, translating recorded weights into thresholds without a further aggregation step. Two groups of recent methods operate downstream of the resulting report: aggregation procedures and procedures deciding above the individual member. Dong et al. (2026) integrated information across attributes and periods to produce superiority-probability comparisons and probabilistic rankings. Song and Li (2026) aggregated numerical and linguistic preference relations at the subgroup level and then solved minimum-adjustment consensus models under limited compromise. Portfolio and multi-stage models kept the decision above the individual member (Marques et al., 2022; Shen and Li, 2023; Saiz et al., 2024). Recent robust and adaptive designs did so as well (Shen et al., 2025; Shavazipour and Stewart, 2026). They use an uncertainty set to select one policy with acceptable performance across the set. These studies address what the organization should commit to, whereas the present method examines whether the members screening one project currently agree. For each member, it reports the signed margin, defined as the member threshold minus the prevailing price. The margin is positive under a wait classification. At the committee level, the method reports the interval edges. Aggregating the edges away at the gate would leave a single number without a record of the member behind it. A later consensus model, ranking, or portfolio selection could use the member thresholds, given a stated rule for how they enter its objectives and constraints. Most reviewed methods aggregate or reconcile member assessments before reporting, and facilitated modeling lacks a quantitative threshold device. No reviewed method converts recorded member weights into thresholds on the price axis, and this missing report is the second gap.</w:t>
       </w:r>
     </w:p>
     <w:bookmarkEnd w:id="11"/>
@@ -4744,7 +4917,7 @@
         <w:pStyle w:val="FirstParagraph"/>
       </w:pPr>
       <w:r>
-        <w:t xml:space="preserve">In the application, only one gate input, the ambiguity radius, comes from policy text.</w:t>
+        <w:t xml:space="preserve">In the application, only one gate input, the ambiguity radius, comes from policy text. Existing studies commonly derive text-based uncertainty measures from keyword frequencies or supervised classifiers. The Economic Policy Uncertainty index counts prespecified newspaper terms (Baker et al., 2016). Investment research often uses it as a regression covariate (Gulen and Ion, 2016). Hassan et al. (2019) extended this design to firm-level political risk, and Gavriilidis (2021) applied it to climate news. Fixed term lists may miss paraphrases and emerging terminology. Hartley (2025) reported closer agreement with human-audited labels for large language model classifiers than for dictionary rules. Whether policy documents carry a usable dispersion signal remained open in this comparison. Supervised alternatives, such as the MacBERT-based climate policy uncertainty index for China of Ma et al. (2023), require labeled training data. The limits of fixed term lists and labeled data motivate the unsupervised, embedding-based construction in the application. This construction follows the text-as-data approach reviewed by Gentzkow et al. (2019) and yields a series measuring semantic dispersion across contemporaneous policy documents. In the reviewed studies, text-based measures served as indices, document labels, or regression covariates. None of them supplied an input to a member-level screening rule, which is the third gap.</w:t>
       </w:r>
     </w:p>
     <w:p>
@@ -4752,15 +4925,7 @@
         <w:pStyle w:val="BodyText"/>
       </w:pPr>
       <w:r>
-        <w:t xml:space="preserve">Existing studies commonly derive text-based uncertainty measures from keyword frequencies or supervised classifiers. The Economic Policy Uncertainty index counts prespecified newspaper terms (Baker et al., 2016). Investment research often uses it as a regression covariate (Gulen and Ion, 2016). Hassan et al. (2019) extended this design to firm-level political risk, and Gavriilidis (2021) applied it to climate news. Fixed term lists may miss paraphrases and emerging terminology. Hartley (2025) reported closer agreement with human-audited labels for large language model classifiers than for dictionary rules. Whether policy documents carry a usable dispersion signal remained open in this comparison. Supervised alternatives include the MacBERT-based climate policy uncertainty index for China of Ma et al. (2023). Such classifiers require labeled training data. The limits of fixed term lists and labeled data motivate the unsupervised, embedding-based construction in the application. The construction follows the text-as-data approach reviewed by Gentzkow et al. (2019). The resulting series measures semantic dispersion across contemporaneous policy documents. In the reviewed studies, text-based measures served as indices, document labels, or regression covariates. None of them supplied an input to a member-level screening rule, which is the third gap.</w:t>
-      </w:r>
-    </w:p>
-    <w:p>
-      <w:pPr>
-        <w:pStyle w:val="BodyText"/>
-      </w:pPr>
-      <w:r>
-        <w:t xml:space="preserve">Table 1 summarizes the three gaps. First, the reviewed real-options formulations return project-level objects or group behavior, and none reports a gate-level vector of member thresholds indexed by ambiguity attitude. Second, committee decision support aggregates member assessments into scores, rankings, or consensus measures, so the price range of member disagreement stays unreported. Third, text-based uncertainty measures have not been linked to member-level screening rules. The present method addresses the first two gaps with a member-indexed threshold vector on the price axis. A critical weight locates this vector relative to the anchor, and a stated accuracy standard sets its release conditions. For the third gap, the application supplies a replaceable text-based radius as one gate input. Such a vector depends on a precise statement of the gate decision and of the inputs shared by all members.</w:t>
+        <w:t xml:space="preserve">Table 1 summarizes the three gaps. First, the reviewed real-options formulations return project-level objects or group behavior, and none reports a gate-level vector of member thresholds indexed by ambiguity attitude. Second, committee decision support aggregates member assessments into scores, rankings, or consensus measures, so the price range of member disagreement stays unreported. Third, text-based uncertainty measures have not been linked to member-level screening rules. The present method addresses the first two gaps with a member-indexed threshold vector on the price axis. The critical weight locates this vector relative to the anchor, and a stated accuracy standard sets its release conditions. For the third gap, the application supplies a replaceable text-based radius as one gate input.</w:t>
       </w:r>
     </w:p>
     <w:p>
@@ -4768,7 +4933,7 @@
         <w:pStyle w:val="TableCaption"/>
       </w:pPr>
       <w:r>
-        <w:t xml:space="preserve">Table 1. Relation of prior literature streams to the contested-price interval and its width. The first two rows are the streams underlying the method. The third row is the application-specific input of the running example.</w:t>
+        <w:t xml:space="preserve">Table 1. Relation of prior literature streams to the contested-price interval and its width. The first two rows are the streams underlying the method, and the third row covers the application-specific input of the running example.</w:t>
       </w:r>
     </w:p>
     <w:tbl>
@@ -4776,7 +4941,7 @@
         <w:tblStyle w:val="Table"/>
         <w:tblW w:type="auto" w:w="0"/>
         <w:tblLook w:firstRow="1" w:lastRow="0" w:firstColumn="0" w:lastColumn="0" w:noHBand="0" w:noVBand="0" w:val="0020"/>
-        <w:tblCaption w:val="Table 1. Relation of prior literature streams to the contested-price interval and its width. The first two rows are the streams underlying the method. The third row is the application-specific input of the running example."/>
+        <w:tblCaption w:val="Table 1. Relation of prior literature streams to the contested-price interval and its width. The first two rows are the streams underlying the method, and the third row covers the application-specific input of the running example."/>
       </w:tblPr>
       <w:tblGrid>
         <w:gridCol w:w="1980"/>
@@ -4870,7 +5035,7 @@
               <w:jc w:val="left"/>
             </w:pPr>
             <w:r>
-              <w:t xml:space="preserve">Member-level decomposition of the trigger at a review gate</w:t>
+              <w:t xml:space="preserve">Gate-level vector of member thresholds indexed by ambiguity attitude</w:t>
             </w:r>
           </w:p>
         </w:tc>
@@ -4908,7 +5073,7 @@
               <w:jc w:val="left"/>
             </w:pPr>
             <w:r>
-              <w:t xml:space="preserve">Structured review processes and governance outputs</w:t>
+              <w:t xml:space="preserve">Sequential review processes and aggregate scores or rankings</w:t>
             </w:r>
           </w:p>
         </w:tc>
@@ -5030,7 +5195,7 @@
         <w:pStyle w:val="FirstParagraph"/>
       </w:pPr>
       <w:r>
-        <w:t xml:space="preserve">The gate decision and its inputs come first, because every reported threshold depends on them. Some inputs are shared by all members, and one input varies across members.</w:t>
+        <w:t xml:space="preserve">The member-threshold vector answering these gaps is built from the gate decision and its inputs. These inputs are of two kinds: inputs shared by all members and one recorded weight per member. Each reported threshold combines the shared model inputs with the weight of one member.</w:t>
       </w:r>
     </w:p>
     <w:bookmarkStart w:id="17" w:name="the-gate-level-decision-problem"/>
@@ -5056,7 +5221,7 @@
         <w:pStyle w:val="FirstParagraph"/>
       </w:pPr>
       <w:r>
-        <w:t xml:space="preserve">Consider a sequence of review gates. At each gate, a project receives a binary invest-or-wait classification before the committee makes its collective decision. The committee also specifies an interval of forward volatilities, called the ambiguity set of the gate. Eq. (1) parameterizes this set by a single radius around an anchor. Members share a common regulatory information set. Heterogeneity enters only through the weight</w:t>
+        <w:t xml:space="preserve">At each gate of a stage-gate sequence, the project receives one invest-or-wait classification per member before the committee makes its collective decision. The committee also declares an interval of forward volatilities, the ambiguity set of the gate, which Eq. (1) parameterizes by one radius around an anchor. Members share one regulatory information set and differ only in the weight</w:t>
       </w:r>
       <w:r>
         <w:t xml:space="preserve"> </w:t>
@@ -5123,7 +5288,7 @@
         <w:t xml:space="preserve"> </w:t>
       </w:r>
       <w:r>
-        <w:t xml:space="preserve">on the adverse endpoint of the ambiguity set.</w:t>
+        <w:t xml:space="preserve">on the adverse endpoint.</w:t>
       </w:r>
     </w:p>
     <w:p>
@@ -5131,7 +5296,7 @@
         <w:pStyle w:val="BodyText"/>
       </w:pPr>
       <w:r>
-        <w:t xml:space="preserve">The method takes a calibration</w:t>
+        <w:t xml:space="preserve">The shared inputs are a calibration</w:t>
       </w:r>
       <w:r>
         <w:t xml:space="preserve"> </w:t>
@@ -5206,10 +5371,7 @@
         </m:r>
       </m:oMath>
       <w:r>
-        <w:t xml:space="preserve"> </w:t>
-      </w:r>
-      <w:r>
-        <w:t xml:space="preserve">and the project inputs</w:t>
+        <w:t xml:space="preserve">, the project inputs</w:t>
       </w:r>
       <w:r>
         <w:t xml:space="preserve"> </w:t>
@@ -5234,7 +5396,7 @@
         </m:r>
       </m:oMath>
       <w:r>
-        <w:t xml:space="preserve">. It also takes the declared ambiguity radius</w:t>
+        <w:t xml:space="preserve">, the declared ambiguity radius</w:t>
       </w:r>
       <w:r>
         <w:t xml:space="preserve"> </w:t>
@@ -5254,7 +5416,27 @@
         </m:sSub>
       </m:oMath>
       <w:r>
-        <w:t xml:space="preserve">, the recorded weights</w:t>
+        <w:t xml:space="preserve">, and the prevailing price</w:t>
+      </w:r>
+      <w:r>
+        <w:t xml:space="preserve"> </w:t>
+      </w:r>
+      <m:oMath>
+        <m:sSub>
+          <m:e>
+            <m:r>
+              <m:t>P</m:t>
+            </m:r>
+          </m:e>
+          <m:sub>
+            <m:r>
+              <m:t>t</m:t>
+            </m:r>
+          </m:sub>
+        </m:sSub>
+      </m:oMath>
+      <w:r>
+        <w:t xml:space="preserve">. The member-specific inputs are the recorded weights</w:t>
       </w:r>
       <w:r>
         <w:t xml:space="preserve"> </w:t>
@@ -5309,27 +5491,7 @@
         </m:sSubSup>
       </m:oMath>
       <w:r>
-        <w:t xml:space="preserve">, and the prevailing price</w:t>
-      </w:r>
-      <w:r>
-        <w:t xml:space="preserve"> </w:t>
-      </w:r>
-      <m:oMath>
-        <m:sSub>
-          <m:e>
-            <m:r>
-              <m:t>P</m:t>
-            </m:r>
-          </m:e>
-          <m:sub>
-            <m:r>
-              <m:t>t</m:t>
-            </m:r>
-          </m:sub>
-        </m:sSub>
-      </m:oMath>
-      <w:r>
-        <w:t xml:space="preserve">. It returns the member-specific price thresholds and a classification of</w:t>
+        <w:t xml:space="preserve">. From these inputs, the method returns the member-specific price thresholds and classifies the gate at</w:t>
       </w:r>
       <w:r>
         <w:t xml:space="preserve"> </w:t>
@@ -5360,7 +5522,7 @@
         <w:pStyle w:val="BodyText"/>
       </w:pPr>
       <w:r>
-        <w:t xml:space="preserve">Figure 1 organizes these inputs and outputs into three layers. The input layer supplies the radius and the prevailing price. The analytical layer produces the member triggers and the critical weight. The interface layer converts the triggers into price-axis thresholds and applies the release rule. It then issues either an affine-only report or a dual report containing both the affine and the benchmark results.</w:t>
+        <w:t xml:space="preserve">Figure 1 organizes these inputs and outputs into an input layer, an analytical layer, and an interface layer. The interface layer applies the release rule and issues either an affine-only report or a dual report containing both the affine and the benchmark results.</w:t>
       </w:r>
     </w:p>
     <w:p>
@@ -5458,7 +5620,7 @@
         </m:sSub>
       </m:oMath>
       <w:r>
-        <w:t xml:space="preserve">. Only</w:t>
+        <w:t xml:space="preserve">. Of these two inputs, only</w:t>
       </w:r>
       <w:r>
         <w:t xml:space="preserve"> </w:t>
@@ -5481,7 +5643,7 @@
         <w:t xml:space="preserve"> </w:t>
       </w:r>
       <w:r>
-        <w:t xml:space="preserve">enters the member thresholds and the interval, and</w:t>
+        <w:t xml:space="preserve">enters the member thresholds and the interval, whereas</w:t>
       </w:r>
       <w:r>
         <w:t xml:space="preserve"> </w:t>
@@ -5504,7 +5666,7 @@
         <w:t xml:space="preserve"> </w:t>
       </w:r>
       <w:r>
-        <w:t xml:space="preserve">enters at the classification step. The dashed block shows the derivation of</w:t>
+        <w:t xml:space="preserve">enters at the classification step. The dashed boxes show the application-specific derivation of</w:t>
       </w:r>
       <w:r>
         <w:t xml:space="preserve"> </w:t>
@@ -5524,10 +5686,7 @@
         </m:sSub>
       </m:oMath>
       <w:r>
-        <w:t xml:space="preserve"> </w:t>
-      </w:r>
-      <w:r>
-        <w:t xml:space="preserve">in the application. It runs from a policy-text corpus through the dispersion index</w:t>
+        <w:t xml:space="preserve">, from a policy-document corpus through the dispersion index</w:t>
       </w:r>
       <w:r>
         <w:t xml:space="preserve"> </w:t>
@@ -5571,7 +5730,7 @@
         <w:t xml:space="preserve"> </w:t>
       </w:r>
       <w:r>
-        <w:t xml:space="preserve">and the rolling variability signal</w:t>
+        <w:t xml:space="preserve">to the rolling variability signal</w:t>
       </w:r>
       <w:r>
         <w:t xml:space="preserve"> </w:t>
@@ -5591,7 +5750,7 @@
         </m:sSub>
       </m:oMath>
       <w:r>
-        <w:t xml:space="preserve">. A committee declaring its radius directly omits this block. The analytical layer maps each recorded weight on the adverse endpoint to a member trigger and locates the curvature-based critical weight. The interface layer converts the triggers into trigger-to-cost ratios and marginal carbon-price thresholds. It reports the contested-price interval, its width</w:t>
+        <w:t xml:space="preserve">. A committee declaring its radius directly omits these steps. The analytical layer maps each recorded weight on the adverse endpoint to a member trigger and locates the curvature-based critical weight. The interface layer converts the triggers into trigger-to-cost ratios and marginal carbon-price thresholds. It reports the contested-price interval, its width</w:t>
       </w:r>
       <w:r>
         <w:t xml:space="preserve"> </w:t>
@@ -5611,7 +5770,7 @@
         </m:sSub>
       </m:oMath>
       <w:r>
-        <w:t xml:space="preserve">, the classification, and the release or fallback status.</w:t>
+        <w:t xml:space="preserve">, the released classification, and the release or fallback status.</w:t>
       </w:r>
     </w:p>
     <w:bookmarkEnd w:id="17"/>
@@ -5676,7 +5835,7 @@
         </m:r>
       </m:oMath>
       <w:r>
-        <w:t xml:space="preserve">. The reporting convention is the affine endpoint rule, which defines the member triggers. The application-side input is the ambiguity radius. The common information set and the recorded weights remain fixed within a gate, and each member is classified separately. The weights are reporting inputs registered in advance.</w:t>
+        <w:t xml:space="preserve">. The reporting convention is the affine endpoint rule, which defines the member triggers, and the application-side input is the ambiguity radius. Within a gate, the common information set stays fixed, and so do the recorded weights, which are reporting inputs registered in advance. Each member then receives a separate invest-or-wait classification.</w:t>
       </w:r>
     </w:p>
     <w:p>
@@ -5684,7 +5843,7 @@
         <w:pStyle w:val="BodyText"/>
       </w:pPr>
       <w:r>
-        <w:t xml:space="preserve">Ambiguity concerns the width of the forward distribution and leaves its mean unaffected. The policy-text signal of the application fits this reading. It records variation in semantic dispersion and carries no directional information about the course of policy. The signal therefore configures the ambiguity radius, and the growth scenario</w:t>
+        <w:t xml:space="preserve">Under assumption (i), ambiguity concerns the width of the forward distribution and leaves its mean unaffected. The policy-text signal of the application fits this reading, because it records variation in semantic dispersion and carries no information about the direction of policy. The signal therefore configures the ambiguity radius, and the growth scenario</w:t>
       </w:r>
       <w:r>
         <w:t xml:space="preserve"> </w:t>
@@ -5707,7 +5866,7 @@
         <w:t xml:space="preserve"> </w:t>
       </w:r>
       <w:r>
-        <w:t xml:space="preserve">stays fixed. The available record left the scale of this mapping unsettled, so the signal-to-radius map is treated as a convention. Forward volatility enters as a single parameter. Declaring the ambiguity set in standard-deviation units fixes the coordinate for evaluating trigger curvature. This declaration therefore also fixes the sign of the critical-weight displacement.</w:t>
+        <w:t xml:space="preserve">stays fixed. The available record left the scale of the signal-to-radius map unsettled, so this map is treated as a convention. Forward volatility enters as a single parameter, and assumption (ii) declares its ambiguity set in standard-deviation units. This declaration fixes the coordinate for evaluating trigger curvature and, with it, the sign of the critical-weight displacement.</w:t>
       </w:r>
     </w:p>
     <w:p>
@@ -5715,7 +5874,7 @@
         <w:pStyle w:val="BodyText"/>
       </w:pPr>
       <w:r>
-        <w:t xml:space="preserve">The application-side input enters the model as a single number. The forward-volatility anchor</w:t>
+        <w:t xml:space="preserve">The ambiguity radius enters the model as a single number per gate. The forward-volatility anchor</w:t>
       </w:r>
       <w:r>
         <w:t xml:space="preserve"> </w:t>
@@ -5789,7 +5948,7 @@
         <w:t xml:space="preserve"> </w:t>
       </w:r>
       <w:r>
-        <w:t xml:space="preserve">fix its admissible range. The anchor stays fixed across review gates within an application. The radius of each gate is capped at</w:t>
+        <w:t xml:space="preserve">fix its admissible range. The anchor stays fixed across gates within an application. The radius of each gate is capped at</w:t>
       </w:r>
       <w:r>
         <w:t xml:space="preserve"> </w:t>
@@ -6044,7 +6203,7 @@
         <w:t xml:space="preserve"> </w:t>
       </w:r>
       <w:r>
-        <w:t xml:space="preserve">denotes forward volatility and</w:t>
+        <w:t xml:space="preserve">denotes forward volatility. A committee may declare the gate radius</w:t>
       </w:r>
       <w:r>
         <w:t xml:space="preserve"> </w:t>
@@ -6067,7 +6226,7 @@
         <w:t xml:space="preserve"> </w:t>
       </w:r>
       <w:r>
-        <w:t xml:space="preserve">denotes the ambiguity radius. Radii quoted as percentages are relative radii</w:t>
+        <w:t xml:space="preserve">directly or derive it from an auxiliary series, as in the application. Radii quoted as percentages are relative radii</w:t>
       </w:r>
       <w:r>
         <w:t xml:space="preserve"> </w:t>
@@ -6112,30 +6271,7 @@
         </m:sSub>
       </m:oMath>
       <w:r>
-        <w:t xml:space="preserve">. Every numerical result is evaluated on a finite grid, and its scope is stated with the result. The primary radius range covers relative radii up to 22%. The extended range adds a 33% stress radius. A committee may declare the gate radius</w:t>
-      </w:r>
-      <w:r>
-        <w:t xml:space="preserve"> </w:t>
-      </w:r>
-      <m:oMath>
-        <m:sSub>
-          <m:e>
-            <m:r>
-              <m:t>h</m:t>
-            </m:r>
-          </m:e>
-          <m:sub>
-            <m:r>
-              <m:t>t</m:t>
-            </m:r>
-          </m:sub>
-        </m:sSub>
-      </m:oMath>
-      <w:r>
-        <w:t xml:space="preserve"> </w:t>
-      </w:r>
-      <w:r>
-        <w:t xml:space="preserve">directly or derive it from an auxiliary series, as in the application.</w:t>
+        <w:t xml:space="preserve">. The primary radius range covers relative radii up to 22%, and the extended range adds a 33% stress radius. Every numerical result is evaluated on a finite grid, and its scope is stated with the result.</w:t>
       </w:r>
     </w:p>
     <w:p>
@@ -6143,7 +6279,7 @@
         <w:pStyle w:val="BodyText"/>
       </w:pPr>
       <w:r>
-        <w:t xml:space="preserve">These definitions fix the setting of the report. The committee shares the calibration, the project inputs, the ambiguity set, and the prevailing price. Members differ only in one recorded weight. The remaining task is analytical. It maps each weight to a trigger, converts the triggers into prices, and states when the resulting report may be released.</w:t>
+        <w:t xml:space="preserve">With these definitions, all members share the calibration, the project inputs, the ambiguity set, and the prevailing price, and each member carries one recorded weight. The remaining task is analytical: mapping each weight to a trigger, converting the triggers into price thresholds, and stating when the report may be released.</w:t>
       </w:r>
     </w:p>
     <w:bookmarkEnd w:id="18"/>
@@ -6171,7 +6307,7 @@
         <w:pStyle w:val="FirstParagraph"/>
       </w:pPr>
       <w:r>
-        <w:t xml:space="preserve">The shared inputs and the member weights define the information available at a gate. The model turns these inputs into reported objects, from the single trigger of a conventional analysis to a release rule for the member-threshold vector.</w:t>
+        <w:t xml:space="preserve">The analytical task starts from the single trigger of a conventional real-options analysis. The model extends this trigger to one trigger per recorded weight and attaches a release rule to the resulting member-threshold vector.</w:t>
       </w:r>
     </w:p>
     <w:bookmarkStart w:id="21" w:name="baseline-screening-trigger"/>
@@ -6612,7 +6748,7 @@
         <w:t xml:space="preserve"> </w:t>
       </w:r>
       <w:r>
-        <w:t xml:space="preserve">is the discount rate. We impose</w:t>
+        <w:t xml:space="preserve">is the discount rate. Assumption (iii) requires</w:t>
       </w:r>
       <w:r>
         <w:t xml:space="preserve"> </w:t>
@@ -6650,7 +6786,7 @@
         </m:r>
       </m:oMath>
       <w:r>
-        <w:t xml:space="preserve">. This condition guarantees</w:t>
+        <w:t xml:space="preserve">, which guarantees</w:t>
       </w:r>
       <w:r>
         <w:t xml:space="preserve"> </w:t>
@@ -6682,7 +6818,7 @@
         <w:t xml:space="preserve"> </w:t>
       </w:r>
       <w:r>
-        <w:t xml:space="preserve">and a finite trigger at every positive volatility (Dixit and Pindyck, 1994). It defines the admissible parameter domain. For a calibration outside this domain, the committee records the absence of a finite trigger. The trigger in Eq. (2) is strictly increasing in</w:t>
+        <w:t xml:space="preserve">and a finite trigger at every positive volatility (Dixit and Pindyck, 1994). This condition defines the admissible parameter domain, and for a calibration outside it, the committee records the absence of a finite trigger. The trigger in Eq. (2) is strictly increasing in</w:t>
       </w:r>
       <w:r>
         <w:t xml:space="preserve"> </w:t>
@@ -6705,7 +6841,7 @@
         <w:t xml:space="preserve"> </w:t>
       </w:r>
       <w:r>
-        <w:t xml:space="preserve">(Dixit and Pindyck, 1994). With endpoint volatilities</w:t>
+        <w:t xml:space="preserve">(Dixit and Pindyck, 1994). Its minimum and maximum over the ambiguity set therefore lie at the endpoint volatilities</w:t>
       </w:r>
       <w:r>
         <w:t xml:space="preserve"> </w:t>
@@ -6884,7 +7020,7 @@
         </m:sSub>
       </m:oMath>
       <w:r>
-        <w:t xml:space="preserve">, the minimum and maximum triggers are</w:t>
+        <w:t xml:space="preserve">:</w:t>
       </w:r>
     </w:p>
     <w:p>
@@ -7349,7 +7485,7 @@
         <w:pStyle w:val="BodyText"/>
       </w:pPr>
       <w:r>
-        <w:t xml:space="preserve">The proof writes</w:t>
+        <w:t xml:space="preserve">The Supplementary Material contains the proofs of all propositions and corollaries. The proof of Proposition 1 writes</w:t>
       </w:r>
       <w:r>
         <w:t xml:space="preserve"> </w:t>
@@ -7536,7 +7672,7 @@
         </m:sSubSup>
       </m:oMath>
       <w:r>
-        <w:t xml:space="preserve">. Each of the three terms is positive when</w:t>
+        <w:t xml:space="preserve">, whose three terms are positive when</w:t>
       </w:r>
       <w:r>
         <w:t xml:space="preserve"> </w:t>
@@ -7597,7 +7733,7 @@
         </m:r>
       </m:oMath>
       <w:r>
-        <w:t xml:space="preserve">. The Supplementary Material contains the proofs of all propositions and corollaries.</w:t>
+        <w:t xml:space="preserve">.</w:t>
       </w:r>
     </w:p>
     <w:p>
@@ -7712,7 +7848,7 @@
         </m:sSub>
       </m:oMath>
       <w:r>
-        <w:t xml:space="preserve">, strict convexity implies</w:t>
+        <w:t xml:space="preserve">, strict convexity makes the upper endpoint gap exceed the lower one,</w:t>
       </w:r>
       <w:r>
         <w:t xml:space="preserve"> </w:t>
@@ -7854,7 +7990,7 @@
         </m:sSubSup>
       </m:oMath>
       <w:r>
-        <w:t xml:space="preserve">. The odd-order terms of the two expansions cancel. The difference between these endpoint gaps is therefore</w:t>
+        <w:t xml:space="preserve">. When both gaps are expanded about the anchor volatility, their odd-order terms cancel in the difference, which therefore equals</w:t>
       </w:r>
       <w:r>
         <w:t xml:space="preserve"> </w:t>
@@ -8066,21 +8202,7 @@
         <w:t xml:space="preserve"> </w:t>
       </w:r>
       <w:r>
-        <w:t xml:space="preserve">parameterization (Ghirardato et al., 2004). The weight recorded for member</w:t>
-      </w:r>
-      <w:r>
-        <w:t xml:space="preserve"> </w:t>
-      </w:r>
-      <m:oMath>
-        <m:r>
-          <m:t>i</m:t>
-        </m:r>
-      </m:oMath>
-      <w:r>
-        <w:t xml:space="preserve"> </w:t>
-      </w:r>
-      <w:r>
-        <w:t xml:space="preserve">is</w:t>
+        <w:t xml:space="preserve">parameterization (Ghirardato et al., 2004). The recorded weight</w:t>
       </w:r>
       <w:r>
         <w:t xml:space="preserve"> </w:t>
@@ -8100,13 +8222,30 @@
         </m:sSub>
       </m:oMath>
       <w:r>
-        <w:t xml:space="preserve">. An elicitation instrument produces the response, and a stated normalization maps it onto</w:t>
+        <w:t xml:space="preserve"> </w:t>
+      </w:r>
+      <w:r>
+        <w:t xml:space="preserve">is the response of member</w:t>
       </w:r>
       <w:r>
         <w:t xml:space="preserve"> </w:t>
       </w:r>
       <m:oMath>
         <m:r>
+          <m:t>i</m:t>
+        </m:r>
+      </m:oMath>
+      <w:r>
+        <w:t xml:space="preserve"> </w:t>
+      </w:r>
+      <w:r>
+        <w:t xml:space="preserve">to an elicitation instrument, mapped onto</w:t>
+      </w:r>
+      <w:r>
+        <w:t xml:space="preserve"> </w:t>
+      </w:r>
+      <m:oMath>
+        <m:r>
           <m:rPr>
             <m:sty m:val="p"/>
           </m:rPr>
@@ -8132,7 +8271,10 @@
         </m:r>
       </m:oMath>
       <w:r>
-        <w:t xml:space="preserve">. In this GBM timing problem, the adverse endpoint is the low-volatility endpoint. Lower volatility reduces the value of the option to wait (Dixit and Pindyck, 1994). More weight on this endpoint therefore lowers the member trigger and the corresponding member threshold. The affine endpoint rule defines the member trigger as a convex combination of the two endpoint triggers:</w:t>
+        <w:t xml:space="preserve"> </w:t>
+      </w:r>
+      <w:r>
+        <w:t xml:space="preserve">by a stated normalization. Here the adverse endpoint is the low-volatility endpoint, because lower volatility reduces the value of the option to wait (Dixit and Pindyck, 1994). More weight on this endpoint therefore lowers the member trigger and the corresponding member threshold. The affine endpoint rule defines the member trigger as a convex combination of the two endpoint triggers:</w:t>
       </w:r>
     </w:p>
     <w:p>
@@ -8452,7 +8594,27 @@
         <w:t xml:space="preserve"> </w:t>
       </w:r>
       <w:r>
-        <w:t xml:space="preserve">alone. The benchmark objective yields the same ordering at every admissible calibration.</w:t>
+        <w:t xml:space="preserve">alone, and the pre-commitment</w:t>
+      </w:r>
+      <w:r>
+        <w:t xml:space="preserve"> </w:t>
+      </w:r>
+      <m:oMath>
+        <m:r>
+          <m:t>α</m:t>
+        </m:r>
+        <m:r>
+          <m:rPr>
+            <m:nor/>
+          </m:rPr>
+          <m:t>-MEU</m:t>
+        </m:r>
+      </m:oMath>
+      <w:r>
+        <w:t xml:space="preserve"> </w:t>
+      </w:r>
+      <w:r>
+        <w:t xml:space="preserve">benchmark yields the same ordering at every admissible calibration.</w:t>
       </w:r>
     </w:p>
     <w:p>
@@ -8460,7 +8622,7 @@
         <w:pStyle w:val="BodyText"/>
       </w:pPr>
       <w:r>
-        <w:t xml:space="preserve">Three properties motivate the affine choice. First, it preserves a monotone correspondence between recorded weights and member thresholds, which keeps the member-threshold vector interpretable. Second, it has a closed form, which keeps the critical-weight derivation transparent. Third, it reproduces both endpoint triggers without an arbitrary reference project value. The pre-commitment benchmark requires such a value. A one-parameter nonlinear family of rules reduced the trigger error against the benchmark. It lost the above-one-half location of the critical weight and needed a radius-specific fit to align the directional labels. It also added one item to the registered configuration.</w:t>
+        <w:t xml:space="preserve">Three properties motivate the affine choice. First, it preserves a monotone correspondence between recorded weights and member thresholds, which keeps the member-threshold vector interpretable. Second, it has a closed form, which keeps the critical-weight derivation transparent. Third, it reproduces both endpoint triggers without an arbitrary reference project value, which the pre-commitment benchmark requires. A one-parameter nonlinear family of rules reduced the trigger error against the benchmark, yet it lost the above-one-half location of the critical weight. It also needed a radius-specific fit to align the directional labels and added one item to the registered configuration.</w:t>
       </w:r>
     </w:p>
     <w:p>
@@ -8468,7 +8630,7 @@
         <w:pStyle w:val="BodyText"/>
       </w:pPr>
       <w:r>
-        <w:t xml:space="preserve">Observed choices alone need not identify a unique interior</w:t>
+        <w:t xml:space="preserve">The recorded weight is not inferred from behavior, because observed choices alone need not identify a unique interior</w:t>
       </w:r>
       <w:r>
         <w:t xml:space="preserve"> </w:t>
@@ -8482,7 +8644,7 @@
         <w:t xml:space="preserve"> </w:t>
       </w:r>
       <w:r>
-        <w:t xml:space="preserve">(Eichberger et al., 2011). This paper therefore treats</w:t>
+        <w:t xml:space="preserve">(Eichberger et al., 2011). This paper treats</w:t>
       </w:r>
       <w:r>
         <w:t xml:space="preserve"> </w:t>
@@ -8496,7 +8658,7 @@
         <w:t xml:space="preserve"> </w:t>
       </w:r>
       <w:r>
-        <w:t xml:space="preserve">as a gate input, elicited or configured institutionally. A smooth-ambiguity member map would also index each member by a second-order belief over priors (Klibanoff et al., 2005). It would also need an ambiguity-aversion function. Chen et al. (2025) derived optimal payoffs under these preferences in a one-period market. The present design needs one recorded weight per member.</w:t>
+        <w:t xml:space="preserve">as a reporting input, elicited or configured institutionally. A smooth-ambiguity member map would index each member by a second-order belief over priors and an ambiguity-aversion function (Klibanoff et al., 2005). Chen et al. (2025) derived optimal payoffs under these preferences in a one-period market. The present design, by contrast, needs one recorded weight per member.</w:t>
       </w:r>
     </w:p>
     <w:p>
@@ -8504,7 +8666,7 @@
         <w:pStyle w:val="BodyText"/>
       </w:pPr>
       <w:r>
-        <w:t xml:space="preserve">The rule also supports a directional reading of each member trigger. At a positive radius, a member trigger below the anchor is acceleration-oriented, and a trigger above the anchor is delay-oriented. These directional labels complement the invest-or-wait classifications. Their direction can be checked against the drift-ambiguity literature. Nishimura and Ozaki (2007) placed ambiguity on drift. At</w:t>
+        <w:t xml:space="preserve">Given the recorded weights, the affine rule also supports a directional reading of each member trigger. At a positive radius, a member trigger below the anchor trigger is acceleration-oriented, and one above it is delay-oriented. These directional labels complement the invest-or-wait classifications. These shifts can be checked against the drift-ambiguity result of Nishimura and Ozaki (2007). At</w:t>
       </w:r>
       <w:r>
         <w:t xml:space="preserve"> </w:t>
@@ -8527,7 +8689,7 @@
         <w:t xml:space="preserve"> </w:t>
       </w:r>
       <w:r>
-        <w:t xml:space="preserve">and a positive radius, the shift here runs in the same qualitative direction as their maxmin result.</w:t>
+        <w:t xml:space="preserve">and a positive radius, the shift under volatility ambiguity runs in the same qualitative direction as their maxmin result.</w:t>
       </w:r>
     </w:p>
     <w:bookmarkEnd w:id="22"/>
@@ -8554,7 +8716,7 @@
         <w:pStyle w:val="FirstParagraph"/>
       </w:pPr>
       <w:r>
-        <w:t xml:space="preserve">Here,</w:t>
+        <w:t xml:space="preserve">The boundary between the two directional labels is a single weight. To derive it, let</w:t>
       </w:r>
       <w:r>
         <w:t xml:space="preserve"> </w:t>
@@ -8568,7 +8730,7 @@
         <w:t xml:space="preserve"> </w:t>
       </w:r>
       <w:r>
-        <w:t xml:space="preserve">denotes a generic positive admissible value of</w:t>
+        <w:t xml:space="preserve">denote a generic positive admissible value of</w:t>
       </w:r>
       <w:r>
         <w:t xml:space="preserve"> </w:t>
@@ -8588,7 +8750,7 @@
         </m:sSub>
       </m:oMath>
       <w:r>
-        <w:t xml:space="preserve">. Under the affine rule, the member trigger is strictly decreasing in the recorded weight. At a positive radius, the anchor trigger lies strictly between the two endpoint triggers. Exactly one weight, called the critical weight, therefore places the member trigger at the anchor trigger. The two endpoint gaps determine its location. It equals one half only if these gaps are equal. The curvature ratio</w:t>
+        <w:t xml:space="preserve">. Under the affine rule, the member trigger is strictly decreasing in the recorded weight. At a positive radius, the anchor trigger lies strictly between the two endpoint triggers. Exactly one weight, called the critical weight, therefore places the member trigger at the anchor trigger. The two endpoint gaps determine its location, and it equals one half only if these gaps are equal. The curvature ratio</w:t>
       </w:r>
       <w:r>
         <w:t xml:space="preserve"> </w:t>
@@ -9462,7 +9624,7 @@
         <w:t xml:space="preserve"> </w:t>
       </w:r>
       <w:r>
-        <w:t xml:space="preserve">at the anchor volatility. The expansion follows from the two endpoint gaps. In the denominator, the</w:t>
+        <w:t xml:space="preserve">at the anchor volatility. The expansion follows from the two endpoint gaps. Their sum forms the denominator, in which the</w:t>
       </w:r>
       <w:r>
         <w:t xml:space="preserve"> </w:t>
@@ -9491,7 +9653,7 @@
         <w:t xml:space="preserve"> </w:t>
       </w:r>
       <w:r>
-        <w:t xml:space="preserve">terms of the two endpoint expansions add, and their</w:t>
+        <w:t xml:space="preserve">terms add and the</w:t>
       </w:r>
       <w:r>
         <w:t xml:space="preserve"> </w:t>
@@ -9529,7 +9691,7 @@
         <w:t xml:space="preserve"> </w:t>
       </w:r>
       <w:r>
-        <w:t xml:space="preserve">terms cancel. In the numerator</w:t>
+        <w:t xml:space="preserve">terms cancel. The numerator</w:t>
       </w:r>
       <w:r>
         <w:t xml:space="preserve"> </w:t>
@@ -9604,7 +9766,10 @@
         </m:sSubSup>
       </m:oMath>
       <w:r>
-        <w:t xml:space="preserve">, the curvature term survives. To first order, the quotient is therefore</w:t>
+        <w:t xml:space="preserve"> </w:t>
+      </w:r>
+      <w:r>
+        <w:t xml:space="preserve">is the upper gap, in which the curvature term survives. To first order, the quotient is therefore</w:t>
       </w:r>
       <w:r>
         <w:t xml:space="preserve"> </w:t>
@@ -9782,7 +9947,7 @@
         </m:r>
       </m:oMath>
       <w:r>
-        <w:t xml:space="preserve">, and no unique critical weight exists. The continuous extension</w:t>
+        <w:t xml:space="preserve">, and no unique critical weight exists, so the continuous extension</w:t>
       </w:r>
       <w:r>
         <w:t xml:space="preserve"> </w:t>
@@ -9843,7 +10008,7 @@
         <w:t xml:space="preserve"> </w:t>
       </w:r>
       <w:r>
-        <w:t xml:space="preserve">is used for reporting. All numerical results use the exact expression in Eq. (6). The local expansion interprets behavior near</w:t>
+        <w:t xml:space="preserve">is used for reporting. All numerical results use the exact expression in Eq. (6), whereas the local expansion interprets behavior near</w:t>
       </w:r>
       <w:r>
         <w:t xml:space="preserve"> </w:t>
@@ -10417,7 +10582,7 @@
         </m:sSub>
       </m:oMath>
       <w:r>
-        <w:t xml:space="preserve">. The first term of Eq. (7) comes from reparameterizing variance as standard deviation. It pushes the critical weight above one half. The second term reflects concavity with respect to variance and works in the opposite direction. The first term dominates on the admissible domain</w:t>
+        <w:t xml:space="preserve">. The first term of Eq. (7) comes from reparameterizing variance as standard deviation and pushes the critical weight above one half. The second term reflects concavity of the trigger in variance and pushes in the opposite direction. The first term dominates on the admissible domain</w:t>
       </w:r>
       <w:r>
         <w:t xml:space="preserve"> </w:t>
@@ -10969,7 +11134,7 @@
         <w:pStyle w:val="BodyText"/>
       </w:pPr>
       <w:r>
-        <w:t xml:space="preserve">A recorded weight below the critical weight gives a positive ambiguity premium, and a weight above it gives a negative premium. A single condition on the trigger locates this sign change relative to one half. This condition can be stated independently of the present model. Take any increasing scalar trigger</w:t>
+        <w:t xml:space="preserve">A recorded weight below the critical weight gives a positive ambiguity premium, and a weight above it gives a negative premium. A single condition on the trigger, stated independently of the present model, locates this sign change relative to one half. Take any increasing scalar trigger</w:t>
       </w:r>
       <w:r>
         <w:t xml:space="preserve"> </w:t>
@@ -11276,7 +11441,7 @@
         </m:r>
       </m:oMath>
       <w:r>
-        <w:t xml:space="preserve">. The above-one-half result therefore rests on convexity and the affine form alone. A vanishing Jensen gap places the critical weight exactly at one half.</w:t>
+        <w:t xml:space="preserve">. Corollary 1 therefore rests on convexity and the affine form alone. A vanishing Jensen gap places the critical weight exactly at one half.</w:t>
       </w:r>
     </w:p>
     <w:p>
@@ -11284,30 +11449,7 @@
         <w:pStyle w:val="BodyText"/>
       </w:pPr>
       <w:r>
-        <w:t xml:space="preserve">The trigger is strictly convex in</w:t>
-      </w:r>
-      <w:r>
-        <w:t xml:space="preserve"> </w:t>
-      </w:r>
-      <m:oMath>
-        <m:sSub>
-          <m:e>
-            <m:r>
-              <m:t>σ</m:t>
-            </m:r>
-          </m:e>
-          <m:sub>
-            <m:r>
-              <m:t>p</m:t>
-            </m:r>
-          </m:sub>
-        </m:sSub>
-      </m:oMath>
-      <w:r>
-        <w:t xml:space="preserve"> </w:t>
-      </w:r>
-      <w:r>
-        <w:t xml:space="preserve">and strictly concave in</w:t>
+        <w:t xml:space="preserve">Because the trigger is strictly concave in</w:t>
       </w:r>
       <w:r>
         <w:t xml:space="preserve"> </w:t>
@@ -11332,7 +11474,7 @@
         </m:sSubSup>
       </m:oMath>
       <w:r>
-        <w:t xml:space="preserve">. A declaration of the same relative radius in variance units therefore reverses the Jensen gap. It places the critical weight below one half. The location of the critical weight thus depends on the coordinate of the declared ambiguity set. Figure 2 plots</w:t>
+        <w:t xml:space="preserve">, a declaration of the same relative radius in variance units reverses the Jensen gap. The critical weight then falls below one half, so its location depends on the coordinate of the declared ambiguity set. Figure 2 plots</w:t>
       </w:r>
       <w:r>
         <w:t xml:space="preserve"> </w:t>
@@ -11421,7 +11563,7 @@
         <w:t xml:space="preserve"> </w:t>
       </w:r>
       <w:r>
-        <w:t xml:space="preserve">at its own critical weight, and the dispersion of the ratio widens with the radius. At a 10% relative radius, the critical weight was 0.517 in standard-deviation units and 0.496 in variance units. The gap between the two grew with the radius. At a matched relative radius, the two coordinates select different pairs of endpoint volatilities. They therefore describe two different ambiguity sets. The second model assumption fixes this declaration. The committee declares the ambiguity set in the units of its scenarios, and the directional labels are read against this declaration.</w:t>
+        <w:t xml:space="preserve">at its own critical weight, and the spread of the ratio across weights widens with the radius. At a 10% relative radius, the critical weight was 0.517 in standard-deviation units and 0.496 in variance units, and the difference grew with the radius. At a matched relative radius, the two coordinates select different pairs of endpoint volatilities and therefore describe two different ambiguity sets. Assumption (ii) fixes the declared coordinate at standard deviation. The committee declares the ambiguity set in the units of its scenarios, and the directional labels are read against this declaration.</w:t>
       </w:r>
     </w:p>
     <w:p>
@@ -11429,27 +11571,7 @@
         <w:pStyle w:val="BodyText"/>
       </w:pPr>
       <w:r>
-        <w:t xml:space="preserve">Under the pre-commitment</w:t>
-      </w:r>
-      <w:r>
-        <w:t xml:space="preserve"> </w:t>
-      </w:r>
-      <m:oMath>
-        <m:r>
-          <m:t>α</m:t>
-        </m:r>
-        <m:r>
-          <m:rPr>
-            <m:nor/>
-          </m:rPr>
-          <m:t>-MEU</m:t>
-        </m:r>
-      </m:oMath>
-      <w:r>
-        <w:t xml:space="preserve"> </w:t>
-      </w:r>
-      <w:r>
-        <w:t xml:space="preserve">rule, the critical weight also moves with the reference project value. A directional label from this rule is therefore readable only with both the declared coordinate and the declared reference value. For a given calibration and radius, the affine label depends on the declared coordinate alone.</w:t>
+        <w:t xml:space="preserve">At a fixed calibration and radius, the affine label depends on the coordinate alone, whereas the benchmark label also depends on the reference project value.</w:t>
       </w:r>
     </w:p>
     <w:p>
@@ -11457,7 +11579,7 @@
         <w:pStyle w:val="BodyText"/>
       </w:pPr>
       <w:r>
-        <w:t xml:space="preserve">The above-one-half result requires the Jensen-gap criterion to apply. Joint ambiguity over several channels has no natural pair of scalar ordered endpoints. The criterion then requires a declared path or ordering and a rederived trigger.</w:t>
+        <w:t xml:space="preserve">Corollary 1 requires the Jensen-gap criterion, which presupposes one scalar coordinate with two ordered endpoints. Joint ambiguity over several channels lacks a natural pair of such endpoints, so the criterion needs a declared path or ordering and a rederived trigger.</w:t>
       </w:r>
     </w:p>
     <w:p>
@@ -11547,7 +11669,7 @@
         <w:t xml:space="preserve"> </w:t>
       </w:r>
       <w:r>
-        <w:t xml:space="preserve">across recorded weights at three ambiguity radii. Directional labels indicate shifts from the no-ambiguity anchor. Panel (a) declares the ambiguity set in standard-deviation units. Panel (b) declares the same relative radius in variance units. Markers show the critical weight of each curve. The trigger is convex in</w:t>
+        <w:t xml:space="preserve">across recorded weights at three ambiguity radii. Directional labels indicate shifts from the no-ambiguity anchor. Panel (a) declares the ambiguity set in standard-deviation units, and panel (b) declares the same relative radius in variance units. Markers show the critical weight of each curve. The trigger is convex in</w:t>
       </w:r>
       <w:r>
         <w:t xml:space="preserve"> </w:t>
@@ -11622,7 +11744,7 @@
         <w:pStyle w:val="FirstParagraph"/>
       </w:pPr>
       <w:r>
-        <w:t xml:space="preserve">The classification implied by the member triggers is read on the price axis. Converting each member trigger</w:t>
+        <w:t xml:space="preserve">The directional labels compare each member trigger with the anchor trigger, whereas the invest-or-wait classification is read on the price axis. Converting each member trigger</w:t>
       </w:r>
       <w:r>
         <w:t xml:space="preserve"> </w:t>
@@ -11873,7 +11995,7 @@
         <w:t xml:space="preserve"> </w:t>
       </w:r>
       <w:r>
-        <w:t xml:space="preserve">is the net discount margin.</w:t>
+        <w:t xml:space="preserve">is the net discount margin. The annual captured emissions</w:t>
       </w:r>
       <w:r>
         <w:t xml:space="preserve"> </w:t>
@@ -11887,7 +12009,7 @@
         <w:t xml:space="preserve"> </w:t>
       </w:r>
       <w:r>
-        <w:t xml:space="preserve">denotes annual captured emissions. It equals the annual CO</w:t>
+        <w:t xml:space="preserve">equal the annual CO</w:t>
       </w:r>
       <m:oMath>
         <m:sSub>
@@ -12021,7 +12143,7 @@
         <w:t xml:space="preserve"> </w:t>
       </w:r>
       <w:r>
-        <w:t xml:space="preserve">is called the anchor threshold. Eq. (8) applies a positive common factor, so the thresholds inherit the critical weight defined on triggers. Define the contested-price interval and its width as</w:t>
+        <w:t xml:space="preserve">is called the anchor threshold. Eq. (8) multiplies every member trigger by the same positive factor, so the thresholds inherit the critical weight defined on triggers. Define the contested-price interval and its width as</w:t>
       </w:r>
     </w:p>
     <w:p>
@@ -12466,7 +12588,7 @@
         <w:t xml:space="preserve"> </w:t>
       </w:r>
       <w:r>
-        <w:t xml:space="preserve">is affine and strictly decreasing. Two profiles with the same extreme weights therefore yield the same interval at a fixed positive radius. The gap between the two endpoint triggers is</w:t>
+        <w:t xml:space="preserve">is affine and strictly decreasing, so two profiles with the same extreme weights yield the same interval at a fixed radius. Because the difference between the two endpoint triggers is</w:t>
       </w:r>
       <w:r>
         <w:t xml:space="preserve"> </w:t>
@@ -12579,7 +12701,7 @@
         </m:r>
       </m:oMath>
       <w:r>
-        <w:t xml:space="preserve">. To leading order, the width factorizes as</w:t>
+        <w:t xml:space="preserve">, the width factorizes to leading order as</w:t>
       </w:r>
     </w:p>
     <w:p>
@@ -12786,7 +12908,7 @@
         <w:pStyle w:val="FirstParagraph"/>
       </w:pPr>
       <w:r>
-        <w:t xml:space="preserve">This approximation reproduced the exact width within 0.06% over the primary radius range. The width is thus approximately the product of three factors. These are the recorded-weight range, the ambiguity radius, and the local trigger sensitivity in price units,</w:t>
+        <w:t xml:space="preserve">The width is thus approximately the product of the recorded-weight range, the ambiguity radius, and the local trigger sensitivity in price units,</w:t>
       </w:r>
       <w:r>
         <w:t xml:space="preserve"> </w:t>
@@ -12861,7 +12983,7 @@
         </m:r>
       </m:oMath>
       <w:r>
-        <w:t xml:space="preserve">. At</w:t>
+        <w:t xml:space="preserve">. This approximation reproduced the exact width within 0.06% over the primary radius range. At</w:t>
       </w:r>
       <w:r>
         <w:t xml:space="preserve"> </w:t>
@@ -12890,7 +13012,7 @@
         </m:r>
       </m:oMath>
       <w:r>
-        <w:t xml:space="preserve">, the width is zero, and no price produces a mixed classification. A change in the weight of one member moves an edge only when it changes the smallest or the largest recorded weight. The width then changes as well. The price-relevance condition uses the full min-max interval of Eq. (9).</w:t>
+        <w:t xml:space="preserve">, the width is zero, and no price produces a mixed classification. The price-relevance condition uses the full min-max interval of Eq. (9).</w:t>
       </w:r>
     </w:p>
     <w:p>
@@ -13191,7 +13313,7 @@
         </m:sSub>
       </m:oMath>
       <w:r>
-        <w:t xml:space="preserve">, all members receive the same classification, even with distinct thresholds.</w:t>
+        <w:t xml:space="preserve">, all members receive the same classification, even when their thresholds differ.</w:t>
       </w:r>
     </w:p>
     <w:p>
@@ -13209,7 +13331,7 @@
         <w:t xml:space="preserve"> </w:t>
       </w:r>
       <w:r>
-        <w:t xml:space="preserve">The comparison between the prevailing price and the member thresholds is meaningful only on a stated threshold basis.</w:t>
+        <w:t xml:space="preserve">The comparison between the prevailing price and the member thresholds is meaningful only on a stated threshold basis. Under the stated cash-flow mapping,</w:t>
       </w:r>
       <w:r>
         <w:t xml:space="preserve"> </w:t>
@@ -13235,7 +13357,7 @@
         <w:t xml:space="preserve"> </w:t>
       </w:r>
       <w:r>
-        <w:t xml:space="preserve">is a marginal carbon-price threshold under the stated cash-flow mapping. It excludes operating costs, the energy penalty, transport and storage costs, and subsidies. Excluded costs are properties of the project, and members differ only in their recorded weights. An excluded cost expressible as a common per-tonne adjustment therefore shifts every member threshold equally.</w:t>
+        <w:t xml:space="preserve">is a marginal threshold, which excludes operating costs, the energy penalty, transport and storage costs, and subsidies. Excluded costs belong to the project, so an excluded cost expressible as a common per-tonne adjustment shifts every member threshold equally.</w:t>
       </w:r>
     </w:p>
     <w:p>
@@ -13253,7 +13375,7 @@
         <w:t xml:space="preserve"> </w:t>
       </w:r>
       <w:r>
-        <w:t xml:space="preserve">Two adjustments of practical interest act identically on every member threshold through different operations. A common per-tonne cost or subsidy shifts all thresholds by the same amount. With the perpetual trigger ratios held fixed, replacing the perpetuity with a common finite-horizon annuity multiplies all thresholds by the same factor. Both adjustments are monotone and preserve the equality between a member threshold and the anchor threshold. The member ordering and the critical weight therefore stay unchanged, while the classification at a fixed prevailing price may move. The shift leaves the interval width and the absolute threshold error of the affine rule unchanged. The factor rescales both, so the error stays unchanged only in relative terms.</w:t>
+        <w:t xml:space="preserve">Two adjustments of practical interest act identically on every member threshold, one additively and one multiplicatively. A common per-tonne cost or subsidy shifts all thresholds by the same amount. With the perpetual trigger ratios held fixed, replacing the perpetuity with a common finite-horizon annuity multiplies all thresholds by the same factor. Both adjustments are monotone and preserve the equality between a member threshold and the anchor threshold. The member ordering and the critical weight therefore stay unchanged, while the classification at a fixed prevailing price may move. The additive shift leaves the interval width and the absolute threshold error of the affine rule unchanged, whereas the multiplicative factor rescales both. Under the factor, the error therefore stays unchanged only in relative terms.</w:t>
       </w:r>
     </w:p>
     <w:p>
@@ -13289,7 +13411,7 @@
         <w:t xml:space="preserve"> </w:t>
       </w:r>
       <w:r>
-        <w:t xml:space="preserve">a common per-tonne cost, both constant across members, and define</w:t>
+        <w:t xml:space="preserve">a common per-tonne cost, and define</w:t>
       </w:r>
       <w:r>
         <w:t xml:space="preserve"> </w:t>
@@ -13568,7 +13690,7 @@
         <w:pStyle w:val="FirstParagraph"/>
       </w:pPr>
       <w:r>
-        <w:t xml:space="preserve">Table 2 lists the affine rule and three alternative trigger formulations. All except the equilibrium of Huang and Yu (2021) are evaluated numerically. The pre-commitment</w:t>
+        <w:t xml:space="preserve">The affine rule is a reporting convention, so its member triggers are compared with triggers derived from an explicit decision criterion. Table 2 lists the affine rule and three alternative formulations, and all except the equilibrium of Huang and Yu (2021) are evaluated numerically. The pre-commitment</w:t>
       </w:r>
       <w:r>
         <w:t xml:space="preserve"> </w:t>
@@ -13588,7 +13710,7 @@
         <w:t xml:space="preserve"> </w:t>
       </w:r>
       <w:r>
-        <w:t xml:space="preserve">optimum serves as the accuracy benchmark. The recursive</w:t>
+        <w:t xml:space="preserve">optimum serves as the accuracy standard and is compared with the affine rule at the same granularity, one trigger per member. The recursive</w:t>
       </w:r>
       <w:r>
         <w:t xml:space="preserve"> </w:t>
@@ -13599,7 +13721,7 @@
         </m:r>
       </m:oMath>
       <w:r>
-        <w:t xml:space="preserve">-mixture of the generator serves as an analytical comparator. Here,</w:t>
+        <w:t xml:space="preserve">-mixture, which applies the same weight at every state, serves as an analytical comparator. Here,</w:t>
       </w:r>
       <w:r>
         <w:t xml:space="preserve"> </w:t>
@@ -13860,7 +13982,32 @@
         </m:sSup>
       </m:oMath>
       <w:r>
-        <w:t xml:space="preserve">. The standard real-options expression gives</w:t>
+        <w:t xml:space="preserve">. Under a constant volatility</w:t>
+      </w:r>
+      <w:r>
+        <w:t xml:space="preserve"> </w:t>
+      </w:r>
+      <m:oMath>
+        <m:r>
+          <m:t>σ</m:t>
+        </m:r>
+      </m:oMath>
+      <w:r>
+        <w:t xml:space="preserve">, the expected discounted payoff at</w:t>
+      </w:r>
+      <w:r>
+        <w:t xml:space="preserve"> </w:t>
+      </w:r>
+      <m:oMath>
+        <m:r>
+          <m:t>τ</m:t>
+        </m:r>
+      </m:oMath>
+      <w:r>
+        <w:t xml:space="preserve"> </w:t>
+      </w:r>
+      <w:r>
+        <w:t xml:space="preserve">takes the standard real-options form</w:t>
       </w:r>
     </w:p>
     <w:p>
@@ -14110,7 +14257,7 @@
         <w:pStyle w:val="FirstParagraph"/>
       </w:pPr>
       <w:r>
-        <w:t xml:space="preserve">At this step, the ambiguity set is the pair of constant-volatility measures indexed by the declared endpoints. The factor</w:t>
+        <w:t xml:space="preserve">In the benchmark, the ambiguity set is represented by the pair of constant-volatility measures indexed by the declared endpoints. The factor</w:t>
       </w:r>
       <w:r>
         <w:t xml:space="preserve"> </w:t>
@@ -14376,7 +14523,7 @@
         </m:sSub>
       </m:oMath>
       <w:r>
-        <w:t xml:space="preserve">, respectively. No admissible calibration reverses this endpoint ordering. A reversal would require a reference value above the trigger, or an exercise payoff nonlinear enough to make the project value decrease in volatility. The</w:t>
+        <w:t xml:space="preserve">, respectively. No admissible calibration reverses this endpoint ordering. A reversal would require a reference value above the trigger, or an exercise payoff nonlinear enough to make the project value decrease in volatility. Placing weight</w:t>
       </w:r>
       <w:r>
         <w:t xml:space="preserve"> </w:t>
@@ -14385,6 +14532,43 @@
         <m:r>
           <m:t>α</m:t>
         </m:r>
+      </m:oMath>
+      <w:r>
+        <w:t xml:space="preserve"> </w:t>
+      </w:r>
+      <w:r>
+        <w:t xml:space="preserve">on the infimum and</w:t>
+      </w:r>
+      <w:r>
+        <w:t xml:space="preserve"> </w:t>
+      </w:r>
+      <m:oMath>
+        <m:r>
+          <m:t>1</m:t>
+        </m:r>
+        <m:r>
+          <m:rPr>
+            <m:sty m:val="p"/>
+          </m:rPr>
+          <m:t>−</m:t>
+        </m:r>
+        <m:r>
+          <m:t>α</m:t>
+        </m:r>
+      </m:oMath>
+      <w:r>
+        <w:t xml:space="preserve"> </w:t>
+      </w:r>
+      <w:r>
+        <w:t xml:space="preserve">on the supremum gives the</w:t>
+      </w:r>
+      <w:r>
+        <w:t xml:space="preserve"> </w:t>
+      </w:r>
+      <m:oMath>
+        <m:r>
+          <m:t>α</m:t>
+        </m:r>
         <m:r>
           <m:rPr>
             <m:nor/>
@@ -14396,7 +14580,7 @@
         <w:t xml:space="preserve"> </w:t>
       </w:r>
       <w:r>
-        <w:t xml:space="preserve">objective for a trigger rule is</w:t>
+        <w:t xml:space="preserve">objective of a trigger rule</w:t>
       </w:r>
     </w:p>
     <w:p>
@@ -15026,7 +15210,7 @@
         </m:r>
       </m:oMath>
       <w:r>
-        <w:t xml:space="preserve">. Bounded scalar optimization computes it. Solving this scalar problem at each recorded weight yields the benchmark member-threshold vector. The maximization runs over constant triggers. The solution is therefore optimal within the class of constant-threshold rules under the pre-commitment criterion.</w:t>
+        <w:t xml:space="preserve">, so bounded scalar optimization computes it. Solving this scalar problem at each recorded weight yields the benchmark member triggers, and Eq. (8) converts them into the benchmark member-threshold vector. Because the maximization runs over constant triggers, the solution is optimal within the class of constant-trigger rules under the pre-commitment criterion.</w:t>
       </w:r>
     </w:p>
     <w:p>
@@ -15054,7 +15238,7 @@
         </m:sSub>
       </m:oMath>
       <w:r>
-        <w:t xml:space="preserve">. The pre-commitment objective is evaluated directly at this value, without a recursive value function. The benchmark is defined for</w:t>
+        <w:t xml:space="preserve">, because the pre-commitment objective is evaluated directly at this value without a recursive value function. The benchmark is defined for</w:t>
       </w:r>
       <w:r>
         <w:t xml:space="preserve"> </w:t>
@@ -15106,7 +15290,7 @@
         </m:r>
       </m:oMath>
       <w:r>
-        <w:t xml:space="preserve">, the value at which immediate investment just breaks even. This value lay in the domain at every evaluated cell. A cell entered the evaluation only when</w:t>
+        <w:t xml:space="preserve">, the value at which immediate investment just breaks even. A calibration-radius cell entered the evaluation only when</w:t>
       </w:r>
       <w:r>
         <w:t xml:space="preserve"> </w:t>
@@ -15172,7 +15356,164 @@
         </m:sSubSup>
       </m:oMath>
       <w:r>
-        <w:t xml:space="preserve">. By Proposition 3(i), this is a conservative sufficient form of the domain condition. Both calculations use the same economic primitives, volatility endpoints, recorded weights, and radius grid.</w:t>
+        <w:t xml:space="preserve">. By Proposition 3(i), every stationary point of</w:t>
+      </w:r>
+      <w:r>
+        <w:t xml:space="preserve"> </w:t>
+      </w:r>
+      <m:oMath>
+        <m:sSup>
+          <m:e>
+            <m:r>
+              <m:t>J</m:t>
+            </m:r>
+          </m:e>
+          <m:sup>
+            <m:r>
+              <m:t>α</m:t>
+            </m:r>
+          </m:sup>
+        </m:sSup>
+      </m:oMath>
+      <w:r>
+        <w:t xml:space="preserve"> </w:t>
+      </w:r>
+      <w:r>
+        <w:t xml:space="preserve">lies in</w:t>
+      </w:r>
+      <w:r>
+        <w:t xml:space="preserve"> </w:t>
+      </w:r>
+      <m:oMath>
+        <m:r>
+          <m:rPr>
+            <m:sty m:val="p"/>
+          </m:rPr>
+          <m:t>[</m:t>
+        </m:r>
+        <m:sSubSup>
+          <m:e>
+            <m:r>
+              <m:t>V</m:t>
+            </m:r>
+          </m:e>
+          <m:sub>
+            <m:r>
+              <m:rPr>
+                <m:sty m:val="p"/>
+              </m:rPr>
+              <m:t>l</m:t>
+            </m:r>
+            <m:r>
+              <m:rPr>
+                <m:sty m:val="p"/>
+              </m:rPr>
+              <m:t>o</m:t>
+            </m:r>
+            <m:r>
+              <m:rPr>
+                <m:sty m:val="p"/>
+              </m:rPr>
+              <m:t>w</m:t>
+            </m:r>
+          </m:sub>
+          <m:sup>
+            <m:r>
+              <m:rPr>
+                <m:sty m:val="p"/>
+              </m:rPr>
+              <m:t>∗</m:t>
+            </m:r>
+          </m:sup>
+        </m:sSubSup>
+        <m:r>
+          <m:rPr>
+            <m:sty m:val="p"/>
+          </m:rPr>
+          <m:t>,</m:t>
+        </m:r>
+        <m:sSubSup>
+          <m:e>
+            <m:r>
+              <m:t>V</m:t>
+            </m:r>
+          </m:e>
+          <m:sub>
+            <m:r>
+              <m:rPr>
+                <m:sty m:val="p"/>
+              </m:rPr>
+              <m:t>h</m:t>
+            </m:r>
+            <m:r>
+              <m:rPr>
+                <m:sty m:val="p"/>
+              </m:rPr>
+              <m:t>i</m:t>
+            </m:r>
+            <m:r>
+              <m:rPr>
+                <m:sty m:val="p"/>
+              </m:rPr>
+              <m:t>g</m:t>
+            </m:r>
+            <m:r>
+              <m:rPr>
+                <m:sty m:val="p"/>
+              </m:rPr>
+              <m:t>h</m:t>
+            </m:r>
+          </m:sub>
+          <m:sup>
+            <m:r>
+              <m:rPr>
+                <m:sty m:val="p"/>
+              </m:rPr>
+              <m:t>∗</m:t>
+            </m:r>
+          </m:sup>
+        </m:sSubSup>
+        <m:r>
+          <m:rPr>
+            <m:sty m:val="p"/>
+          </m:rPr>
+          <m:t>]</m:t>
+        </m:r>
+      </m:oMath>
+      <w:r>
+        <w:t xml:space="preserve">, so this entry rule is a conservative sufficient form of the domain condition. As a result,</w:t>
+      </w:r>
+      <w:r>
+        <w:t xml:space="preserve"> </w:t>
+      </w:r>
+      <m:oMath>
+        <m:sSub>
+          <m:e>
+            <m:r>
+              <m:t>V</m:t>
+            </m:r>
+          </m:e>
+          <m:sub>
+            <m:r>
+              <m:t>0</m:t>
+            </m:r>
+          </m:sub>
+        </m:sSub>
+        <m:r>
+          <m:rPr>
+            <m:sty m:val="p"/>
+          </m:rPr>
+          <m:t>=</m:t>
+        </m:r>
+        <m:r>
+          <m:t>I</m:t>
+        </m:r>
+      </m:oMath>
+      <w:r>
+        <w:t xml:space="preserve"> </w:t>
+      </w:r>
+      <w:r>
+        <w:t xml:space="preserve">lay in the benchmark domain at every evaluated cell. The affine and benchmark calculations use the same economic primitives, volatility endpoints, recorded weights, and radius grid.</w:t>
       </w:r>
     </w:p>
     <w:p>
@@ -15180,26 +15521,7 @@
         <w:pStyle w:val="BodyText"/>
       </w:pPr>
       <w:r>
-        <w:t xml:space="preserve">Table 2 arranges the four formulations by role. The recursive</w:t>
-      </w:r>
-      <w:r>
-        <w:t xml:space="preserve"> </w:t>
-      </w:r>
-      <m:oMath>
-        <m:r>
-          <m:t>α</m:t>
-        </m:r>
-      </m:oMath>
-      <w:r>
-        <w:t xml:space="preserve">-mixture shares two features with the affine rule, a closed form and independence from the reference value. The benchmark serves as the comparator at the same reporting granularity, a member-indexed threshold vector. It is required whenever the affine-only release rule fails. The equilibrium of Huang and Yu (2021) completes the table.</w:t>
-      </w:r>
-    </w:p>
-    <w:p>
-      <w:pPr>
-        <w:pStyle w:val="BodyText"/>
-      </w:pPr>
-      <w:r>
-        <w:t xml:space="preserve">Two conditions qualify the benchmark vector as the accuracy standard. The computed maximizer must be global, and its position relative to the affine trigger must be known. Proposition 3 settles both through one quantity, the spread between the two endpoint exponents.</w:t>
+        <w:t xml:space="preserve">The benchmark vector qualifies as the accuracy standard under two conditions. The computed maximizer must be global, and its position relative to the affine trigger must be known. Proposition 3 settles both through one quantity, the spread between the two endpoint exponents.</w:t>
       </w:r>
     </w:p>
     <w:bookmarkStart w:id="31" w:name="prop:benchmark"/>
@@ -16629,7 +16951,7 @@
           <w:i/>
           <w:iCs/>
         </w:rPr>
-        <w:t xml:space="preserve">, replacing it by</w:t>
+        <w:t xml:space="preserve">, replacing it by its largest value</w:t>
       </w:r>
       <w:r>
         <w:rPr>
@@ -16730,7 +17052,7 @@
           <w:i/>
           <w:iCs/>
         </w:rPr>
-        <w:t xml:space="preserve">, the condition holds whenever</w:t>
+        <w:t xml:space="preserve">, this sufficient condition holds whenever</w:t>
       </w:r>
       <w:r>
         <w:rPr>
@@ -16779,13 +17101,45 @@
         <w:pStyle w:val="FirstParagraph"/>
       </w:pPr>
       <w:r>
-        <w:t xml:space="preserve">Both conditions have closed forms in the calibration and the radius. A gate can therefore check them without solving the benchmark. Condition (14) held at all 33 admissible calibrations across the admissible radius range, with a slack of at least</w:t>
+        <w:t xml:space="preserve">Conditions (14) and (15) have closed forms in the calibration and the radius, so a gate can check them without solving the benchmark. The economic calibrations form a 36-point Cartesian grid, and removing three cells violating</w:t>
       </w:r>
       <w:r>
         <w:t xml:space="preserve"> </w:t>
       </w:r>
       <m:oMath>
         <m:r>
+          <m:t>r</m:t>
+        </m:r>
+        <m:r>
+          <m:rPr>
+            <m:sty m:val="p"/>
+          </m:rPr>
+          <m:t>&gt;</m:t>
+        </m:r>
+        <m:sSub>
+          <m:e>
+            <m:r>
+              <m:t>μ</m:t>
+            </m:r>
+          </m:e>
+          <m:sub>
+            <m:r>
+              <m:t>c</m:t>
+            </m:r>
+          </m:sub>
+        </m:sSub>
+      </m:oMath>
+      <w:r>
+        <w:t xml:space="preserve"> </w:t>
+      </w:r>
+      <w:r>
+        <w:t xml:space="preserve">leaves 33 admissible calibrations. Condition (14) held at all of them across the admissible radius range, with a slack of at least</w:t>
+      </w:r>
+      <w:r>
+        <w:t xml:space="preserve"> </w:t>
+      </w:r>
+      <m:oMath>
+        <m:r>
           <m:t>0.906</m:t>
         </m:r>
         <m:r>
@@ -16793,7 +17147,7 @@
         </m:r>
       </m:oMath>
       <w:r>
-        <w:t xml:space="preserve">. The global-maximizer property therefore held for every reported benchmark value. A separate scan covered 30,090 cells defined by calibration, radius, reference value, and weight. It counted exactly one interior maximum of</w:t>
+        <w:t xml:space="preserve">. The global-maximizer property therefore held for every reported benchmark value. A separate scan counted exactly one interior maximum of</w:t>
       </w:r>
       <w:r>
         <w:t xml:space="preserve"> </w:t>
@@ -16816,7 +17170,7 @@
         <w:t xml:space="preserve"> </w:t>
       </w:r>
       <w:r>
-        <w:t xml:space="preserve">in every cell. The same counter flagged a deliberately bimodal control function. Condition (15) held at all 33 calibrations and every registered radius up to 22%. At the 33% stress radius, it failed at one calibration, with</w:t>
+        <w:t xml:space="preserve">in each of 30,090 cells defined by calibration, radius, reference value, and weight. As a check on its detection power, the same counter flagged a deliberately bimodal control function. Condition (15) held at all 33 calibrations and every registered radius up to 22%. At the 33% stress radius, it failed at one calibration, with</w:t>
       </w:r>
       <w:r>
         <w:t xml:space="preserve"> </w:t>
@@ -16901,7 +17255,7 @@
         </m:r>
       </m:oMath>
       <w:r>
-        <w:t xml:space="preserve">. There, the affine trigger fell below the benchmark for recorded weights near 0.01. The relative gap was at most</w:t>
+        <w:t xml:space="preserve">. There, the affine trigger fell below the benchmark for recorded weights near 0.01, by a relative gap of at most</w:t>
       </w:r>
       <w:r>
         <w:t xml:space="preserve"> </w:t>
@@ -16936,7 +17290,10 @@
         </m:sSup>
       </m:oMath>
       <w:r>
-        <w:t xml:space="preserve">, confirmed at 40-digit precision. This failure lay above the 10% cap, where the release rule already requires a dual report.</w:t>
+        <w:t xml:space="preserve"> </w:t>
+      </w:r>
+      <w:r>
+        <w:t xml:space="preserve">confirmed at 40-digit precision. This failure lay above the 10% release cap, where a dual report is already mandatory.</w:t>
       </w:r>
     </w:p>
     <w:p>
@@ -16944,7 +17301,7 @@
         <w:pStyle w:val="TableCaption"/>
       </w:pPr>
       <w:r>
-        <w:t xml:space="preserve">Table 2. Decision-rule outputs and their roles in this paper.</w:t>
+        <w:t xml:space="preserve">Table 2. Trigger formulations, their outputs, and their roles in this paper.</w:t>
       </w:r>
     </w:p>
     <w:tbl>
@@ -16952,7 +17309,7 @@
         <w:tblStyle w:val="Table"/>
         <w:tblW w:type="auto" w:w="0"/>
         <w:tblLook w:firstRow="1" w:lastRow="0" w:firstColumn="0" w:lastColumn="0" w:noHBand="0" w:noVBand="0" w:val="0020"/>
-        <w:tblCaption w:val="Table 2. Decision-rule outputs and their roles in this paper."/>
+        <w:tblCaption w:val="Table 2. Trigger formulations, their outputs, and their roles in this paper."/>
       </w:tblPr>
       <w:tblGrid>
         <w:gridCol w:w="1980"/>
@@ -17196,7 +17553,7 @@
               <w:jc w:val="left"/>
             </w:pPr>
             <w:r>
-              <w:t xml:space="preserve">Closed-form mechanism, independent of the reference value, preserving member thresholds</w:t>
+              <w:t xml:space="preserve">Reported rule in closed form, independent of the reference value, with one threshold per member</w:t>
             </w:r>
           </w:p>
         </w:tc>
@@ -17315,7 +17672,7 @@
               <w:jc w:val="left"/>
             </w:pPr>
             <w:r>
-              <w:t xml:space="preserve">Direct comparator, benchmark available by recomputation at any gate, and required fallback</w:t>
+              <w:t xml:space="preserve">Accuracy standard, recomputable at any gate, and required fallback</w:t>
             </w:r>
           </w:p>
         </w:tc>
@@ -17482,7 +17839,7 @@
               <w:jc w:val="left"/>
             </w:pPr>
             <w:r>
-              <w:t xml:space="preserve">Third comparator. Its critical weight has the closed form of Eq. (17) and lies above one half. The variance mixture fixes this value for any increasing trigger map</w:t>
+              <w:t xml:space="preserve">Analytical comparator. Its critical weight has the closed form of Eq. (17) and lies above one half. The variance mixture fixes this weight for any increasing trigger map</w:t>
             </w:r>
           </w:p>
         </w:tc>
@@ -17552,7 +17909,7 @@
               <w:jc w:val="left"/>
             </w:pPr>
             <w:r>
-              <w:t xml:space="preserve">On the constant-endpoint set of this paper, the recursive row is time-consistent with a single-threshold stopping region, as a threshold report requires. Under state-dependent prior sets, compressing the regions into</w:t>
+              <w:t xml:space="preserve">Not evaluated. On the constant-endpoint set of this paper, the recursive row already gives a time-consistent rule with a single-threshold stopping region, as a threshold report requires. Under state-dependent prior sets, compressing the regions into</w:t>
             </w:r>
             <w:r>
               <w:t xml:space="preserve"> </w:t>
@@ -17625,7 +17982,7 @@
         <w:pStyle w:val="FirstParagraph"/>
       </w:pPr>
       <w:r>
-        <w:t xml:space="preserve">The pre-commitment objective is evaluated once, at the gate. Applying the same</w:t>
+        <w:t xml:space="preserve">The pre-commitment objective is evaluated once, at the gate, whereas applying the same</w:t>
       </w:r>
       <w:r>
         <w:t xml:space="preserve"> </w:t>
@@ -17636,7 +17993,18 @@
         </m:r>
       </m:oMath>
       <w:r>
-        <w:t xml:space="preserve">-mixture at every state yields a rule dynamically consistent by construction. In this setting, the rule also has a closed form. Under convexity of the continuation value, the generator collapses to the ordinary geometric Brownian form at the effective variance</w:t>
+        <w:t xml:space="preserve">-mixture at every state yields a recursive rule, dynamically consistent by construction. In this setting, the rule also has a closed form. Under convexity of the continuation value, the</w:t>
+      </w:r>
+      <w:r>
+        <w:t xml:space="preserve"> </w:t>
+      </w:r>
+      <m:oMath>
+        <m:r>
+          <m:t>α</m:t>
+        </m:r>
+      </m:oMath>
+      <w:r>
+        <w:t xml:space="preserve">-mixture of the two endpoint generators collapses to the ordinary geometric Brownian generator at the effective variance</w:t>
       </w:r>
     </w:p>
     <w:p>
@@ -17978,7 +18346,53 @@
         </m:r>
       </m:oMath>
       <w:r>
-        <w:t xml:space="preserve">. It is free of any reference project value. Solving</w:t>
+        <w:t xml:space="preserve">, which is free of any reference project value. Since</w:t>
+      </w:r>
+      <w:r>
+        <w:t xml:space="preserve"> </w:t>
+      </w:r>
+      <m:oMath>
+        <m:sSup>
+          <m:e>
+            <m:r>
+              <m:t>V</m:t>
+            </m:r>
+          </m:e>
+          <m:sup>
+            <m:r>
+              <m:rPr>
+                <m:sty m:val="p"/>
+              </m:rPr>
+              <m:t>∗</m:t>
+            </m:r>
+          </m:sup>
+        </m:sSup>
+      </m:oMath>
+      <w:r>
+        <w:t xml:space="preserve"> </w:t>
+      </w:r>
+      <w:r>
+        <w:t xml:space="preserve">is strictly increasing in</w:t>
+      </w:r>
+      <w:r>
+        <w:t xml:space="preserve"> </w:t>
+      </w:r>
+      <m:oMath>
+        <m:sSub>
+          <m:e>
+            <m:r>
+              <m:t>σ</m:t>
+            </m:r>
+          </m:e>
+          <m:sub>
+            <m:r>
+              <m:t>p</m:t>
+            </m:r>
+          </m:sub>
+        </m:sSub>
+      </m:oMath>
+      <w:r>
+        <w:t xml:space="preserve">, solving</w:t>
       </w:r>
       <w:r>
         <w:t xml:space="preserve"> </w:t>
@@ -18063,7 +18477,7 @@
         <w:t xml:space="preserve"> </w:t>
       </w:r>
       <w:r>
-        <w:t xml:space="preserve">gives the critical weight</w:t>
+        <w:t xml:space="preserve">gives the recursive critical weight</w:t>
       </w:r>
     </w:p>
     <w:p>
@@ -18228,7 +18642,7 @@
         <w:pStyle w:val="BodyText"/>
       </w:pPr>
       <w:r>
-        <w:t xml:space="preserve">Convexity also makes the effective variance state-independent, so the recursive problem reduces to the ordinary stopping problem at this variance. Its stopping region is bounded by a single threshold. A time-consistent formulation thus meets the reporting condition in this setting. The recursive columns of Table 4 report the implied critical weight and interval width. The recursive rule serves as a comparator because mixing the two generators mixes variances. A recorded weight then indexes an effective volatility. Under the affine rule, the weight indexes a position between the two endpoint triggers.</w:t>
+        <w:t xml:space="preserve">Convexity also makes the effective variance state-independent, so the recursive problem reduces to the ordinary stopping problem at this variance. Its stopping region is bounded by a single trigger, so a time-consistent formulation meets the requirement of one scalar threshold per member in this setting. The recursive rule serves as a comparator because it reads a recorded weight differently. Mixing the two generators mixes variances, so the weight indexes an effective volatility. Under the affine rule, by contrast, the weight indexes a position between the two endpoint triggers.</w:t>
       </w:r>
     </w:p>
     <w:p>
@@ -18236,7 +18650,7 @@
         <w:pStyle w:val="BodyText"/>
       </w:pPr>
       <w:r>
-        <w:t xml:space="preserve">Eqs. (17) and (7) locate the difference between the two rules. The recursive displacement is</w:t>
+        <w:t xml:space="preserve">Eqs. (17) and (7) show where the critical weights of the two rules differ. The recursive displacement is</w:t>
       </w:r>
       <w:r>
         <w:t xml:space="preserve"> </w:t>
@@ -18287,7 +18701,7 @@
         </m:r>
       </m:oMath>
       <w:r>
-        <w:t xml:space="preserve">. Its coefficient of</w:t>
+        <w:t xml:space="preserve">, and its coefficient of</w:t>
       </w:r>
       <w:r>
         <w:t xml:space="preserve"> </w:t>
@@ -18301,18 +18715,28 @@
         <w:t xml:space="preserve"> </w:t>
       </w:r>
       <w:r>
-        <w:t xml:space="preserve">equals the geometric term of the curvature ratio. The affine coefficient also retains a negative</w:t>
+        <w:t xml:space="preserve">equals the first term of Eq. (7). The affine coefficient</w:t>
       </w:r>
       <w:r>
         <w:t xml:space="preserve"> </w:t>
       </w:r>
       <m:oMath>
-        <m:r>
-          <m:t>β</m:t>
-        </m:r>
+        <m:acc>
+          <m:accPr>
+            <m:chr m:val="̃"/>
+          </m:accPr>
+          <m:e>
+            <m:r>
+              <m:t>κ</m:t>
+            </m:r>
+          </m:e>
+        </m:acc>
       </m:oMath>
       <w:r>
-        <w:t xml:space="preserve">-curvature correction. Near the anchor, the affine critical weight therefore lies below the recursive one. Table 4 compares all three formulations, and this ordering held at every evaluated radius. The affine and recursive critical weights lay above one half. The pre-commitment critical weight at</w:t>
+        <w:t xml:space="preserve"> </w:t>
+      </w:r>
+      <w:r>
+        <w:t xml:space="preserve">also retains the negative second term, so near the anchor the affine critical weight lies below the recursive one. This ordering held at every evaluated radius in Table 4, which compares all three formulations. The affine and recursive critical weights lay above one half, whereas the pre-commitment one at</w:t>
       </w:r>
       <w:r>
         <w:t xml:space="preserve"> </w:t>
@@ -18344,7 +18768,7 @@
         <w:t xml:space="preserve"> </w:t>
       </w:r>
       <w:r>
-        <w:t xml:space="preserve">lay below one half and decreased in the radius. Under the benchmark at this reference value, both the sign of Corollary 1 and the monotonicity of Corollary 2 reverse. At the baseline calibration and the four-member reference profile, the widths differed far less than the labels. At a 10% radius, the widths were 10.945 CNY/t (affine), 11.027 CNY/t (recursive), and 10.717 CNY/t (pre-commitment). The two comparators lay within 2.1% of the affine width. This distance grew with the radius and reached 6.4% at the 33% stress radius. This magnitude was close to the 6.15% maximum trigger error over all calibrations and the full radius grid.</w:t>
+        <w:t xml:space="preserve">lay below it and decreased in the radius. Under the benchmark at this reference value, both the sign of Corollary 1 and the monotonicity of Corollary 2 therefore reversed. The four-member reference profile has equally spaced recorded weights from 0.25 to 1. At the baseline calibration of Table 7 and this profile, the formulations disagreed far less on the interval width than on the directional labels. At a 10% radius, the widths were 10.945 CNY/t (affine), 11.027 CNY/t (recursive), and 10.717 CNY/t (pre-commitment). The two comparators lay within 2.1% of the affine width, and this distance grew with the radius to 6.4% at the 33% stress radius.</w:t>
       </w:r>
     </w:p>
     <w:p>
@@ -18352,7 +18776,18 @@
         <w:pStyle w:val="BodyText"/>
       </w:pPr>
       <w:r>
-        <w:t xml:space="preserve">The closed forms in Eqs. (6) and (17) both rest on the perpetual geometric Brownian structure. Eq. (17) requires a convex continuation value, so the generator collapses to Eq. (16). The displacement in Eq. (6) requires</w:t>
+        <w:t xml:space="preserve">The closed forms in Eqs. (6) and (17) both rest on the perpetual geometric Brownian structure. Eq. (17) requires a convex continuation value, under which the</w:t>
+      </w:r>
+      <w:r>
+        <w:t xml:space="preserve"> </w:t>
+      </w:r>
+      <m:oMath>
+        <m:r>
+          <m:t>α</m:t>
+        </m:r>
+      </m:oMath>
+      <w:r>
+        <w:t xml:space="preserve">-mixture of the two endpoint generators collapses to Eq. (16). The displacement in Eq. (6) requires</w:t>
       </w:r>
       <w:r>
         <w:t xml:space="preserve"> </w:t>
@@ -18422,7 +18857,7 @@
         </m:sSub>
       </m:oMath>
       <w:r>
-        <w:t xml:space="preserve">. A different price process can break either property. The ratio in Eq. (6) was therefore recomputed under three further specifications. These were a finite investment horizon, a mean-reverting log price, and a jump diffusion. Each specification is solved on one grid shared by the three volatility endpoints. The discretization bias in the trigger level then largely cancels in the ratio. Table 3 reports the binding cells. The critical weight stayed above one half in all 52 evaluated cells, with a smallest value of 0.5080. At a 25-year option horizon, it differed from its perpetual value by at most 0.0020. Under jumps, the continuation value is no longer a power function of</w:t>
+        <w:t xml:space="preserve">. A different price process can break either property. The ratio in Eq. (6) was therefore recomputed under three further specifications: a finite investment horizon, a mean-reverting log price, and a jump diffusion. Each specification is solved on one grid shared by the anchor and the two endpoint volatilities. As a result, the discretization bias in the trigger level largely cancels in the ratio. Table 3 reports the smallest critical weight over each auxiliary grid and radius. The critical weight stayed above one half in all 52 evaluated cells, with a smallest value of 0.5080. At a 25-year option horizon, it differed from its perpetual value by at most 0.0020. Under jumps, the continuation value is no longer a power function of</w:t>
       </w:r>
       <w:r>
         <w:t xml:space="preserve"> </w:t>
@@ -18433,7 +18868,7 @@
         </m:r>
       </m:oMath>
       <w:r>
-        <w:t xml:space="preserve">, and the GBM closed form for Eq. (6) is unavailable. The ratio in Eq. (6) still defines the critical weight when the specification yields two ordered scalar endpoint triggers. Three steps then supply the required trigger values. First, the two endpoint triggers must exist and remain ordered. Second, the trigger must be monotone and curved in the declared coordinate. Third, the weight equating the affine threshold with the anchor threshold is recomputed from the new continuation value. The jump row of Table 3 follows these three steps numerically.</w:t>
+        <w:t xml:space="preserve">, and the GBM closed form for Eq. (6) is unavailable. The ratio in Eq. (6) still defines the critical weight when the specification yields two ordered scalar endpoint triggers. The trigger must also be monotone and curved in the declared coordinate. Under these two conditions, the critical weight is recomputed from the new continuation value as the weight equating the affine trigger with the anchor trigger. The jump row of Table 3 follows this procedure numerically.</w:t>
       </w:r>
     </w:p>
     <w:p>
@@ -18973,7 +19408,7 @@
         <w:t xml:space="preserve"> </w:t>
       </w:r>
       <w:r>
-        <w:t xml:space="preserve">Each entry is the smallest critical weight over the auxiliary grid at the given radius, which binds the above-one-half claim. The finite-horizon grid carries six horizons, the mean-reversion grid four reversion speeds, and the jump grid three variance shares. In the mean-reversion and jump grids, one of these settings is a solver control. The three grids give 24, 16, and 12 cells. On the jump grid, the no-jump control bound at every radius, because moving declared variance into jumps raised the critical weight. On the mean-reversion grid, the</w:t>
+        <w:t xml:space="preserve">Each entry is the smallest critical weight over the auxiliary grid at the given radius, so it is the binding case for the above-one-half claim. The finite-horizon grid carries six horizons, the mean-reversion grid four reversion speeds, and the jump grid three variance shares. Across the four radii, the three grids give 24, 16, and 12 cells. In the mean-reversion and jump grids, the settings</w:t>
       </w:r>
       <w:r>
         <w:t xml:space="preserve"> </w:t>
@@ -18996,13 +19431,33 @@
         <w:t xml:space="preserve"> </w:t>
       </w:r>
       <w:r>
-        <w:t xml:space="preserve">control bound at the 10%, 22%, and 33% radii. A positive reversion speed raised the critical weight at these radii. At the 5% radius,</w:t>
+        <w:t xml:space="preserve">and</w:t>
       </w:r>
       <w:r>
         <w:t xml:space="preserve"> </w:t>
       </w:r>
       <m:oMath>
         <m:r>
+          <m:t>ϕ</m:t>
+        </m:r>
+        <m:r>
+          <m:rPr>
+            <m:sty m:val="p"/>
+          </m:rPr>
+          <m:t>=</m:t>
+        </m:r>
+        <m:r>
+          <m:t>0</m:t>
+        </m:r>
+      </m:oMath>
+      <w:r>
+        <w:t xml:space="preserve">, respectively, are solver controls. On the jump grid, the no-jump control bound at every radius, because moving declared variance into jumps raised the critical weight. On the mean-reversion grid, the</w:t>
+      </w:r>
+      <w:r>
+        <w:t xml:space="preserve"> </w:t>
+      </w:r>
+      <m:oMath>
+        <m:r>
           <m:t>κ</m:t>
         </m:r>
         <m:r>
@@ -19012,6 +19467,29 @@
           <m:t>=</m:t>
         </m:r>
         <m:r>
+          <m:t>0</m:t>
+        </m:r>
+      </m:oMath>
+      <w:r>
+        <w:t xml:space="preserve"> </w:t>
+      </w:r>
+      <w:r>
+        <w:t xml:space="preserve">control bound at the 10%, 22%, and 33% radii, because a positive reversion speed raised the critical weight there. At the 5% radius,</w:t>
+      </w:r>
+      <w:r>
+        <w:t xml:space="preserve"> </w:t>
+      </w:r>
+      <m:oMath>
+        <m:r>
+          <m:t>κ</m:t>
+        </m:r>
+        <m:r>
+          <m:rPr>
+            <m:sty m:val="p"/>
+          </m:rPr>
+          <m:t>=</m:t>
+        </m:r>
+        <m:r>
           <m:t>0.30</m:t>
         </m:r>
       </m:oMath>
@@ -19019,7 +19497,7 @@
         <w:t xml:space="preserve"> </w:t>
       </w:r>
       <w:r>
-        <w:t xml:space="preserve">bound by 0.0005. The perpetual row is the exact affine value of Eq. (6). Each departure is solved by the Crank-Nicolson method. The three volatility endpoints share one logarithmic grid within each departure, so the level bias cancels in the ratio. The free boundary is interpolated between nodes.</w:t>
+        <w:t xml:space="preserve">bound by a margin of 0.0005. The perpetual row is the exact affine value of Eq. (6). Each departure is solved by the Crank-Nicolson method on one logarithmic grid shared by the anchor and the two endpoint volatilities. The free boundary is interpolated between nodes.</w:t>
       </w:r>
     </w:p>
     <w:p>
@@ -19027,7 +19505,7 @@
         <w:pStyle w:val="TableCaption"/>
       </w:pPr>
       <w:r>
-        <w:t xml:space="preserve">Table 4. Critical weight and interval width under different</w:t>
+        <w:t xml:space="preserve">Table 4. Critical weight and interval width of the three trigger formulations at four relative radii</w:t>
       </w:r>
       <w:r>
         <w:t xml:space="preserve"> </w:t>
@@ -19063,10 +19541,7 @@
         </m:sSub>
       </m:oMath>
       <w:r>
-        <w:t xml:space="preserve"> </w:t>
-      </w:r>
-      <w:r>
-        <w:t xml:space="preserve">settings and the three trigger formulations.</w:t>
+        <w:t xml:space="preserve">.</w:t>
       </w:r>
     </w:p>
     <w:tbl>
@@ -19074,7 +19549,7 @@
         <w:tblStyle w:val="Table"/>
         <w:tblW w:type="auto" w:w="0"/>
         <w:tblLook w:firstRow="0" w:lastRow="0" w:firstColumn="0" w:lastColumn="0" w:noHBand="0" w:noVBand="0" w:val="0000"/>
-        <w:tblCaption w:val="Table 4. Critical weight and interval width under different h/\overline{\sigma}_0 settings and the three trigger formulations."/>
+        <w:tblCaption w:val="Table 4. Critical weight and interval width of the three trigger formulations at four relative radii h/\overline{\sigma}_0."/>
       </w:tblPr>
       <w:tblGrid>
         <w:gridCol w:w="1131"/>
@@ -19628,7 +20103,7 @@
         <w:t xml:space="preserve"> </w:t>
       </w:r>
       <w:r>
-        <w:t xml:space="preserve">Baseline calibration and four-member reference profile. The recursive column is the closed form</w:t>
+        <w:t xml:space="preserve">Baseline calibration and four-member reference profile. The recursive critical weight is the closed form</w:t>
       </w:r>
       <w:r>
         <w:t xml:space="preserve"> </w:t>
@@ -19725,7 +20200,7 @@
         <w:pStyle w:val="FirstParagraph"/>
       </w:pPr>
       <w:r>
-        <w:t xml:space="preserve">Proposition 4 separates the size of the trigger error from the location of the critical weight.</w:t>
+        <w:t xml:space="preserve">Proposition 4 separates the size of the trigger error from the location of the critical weight, which explains why widths stayed close while labels differed.</w:t>
       </w:r>
     </w:p>
     <w:bookmarkStart w:id="34" w:name="prop:accuracy"/>
@@ -20807,7 +21282,48 @@
           <w:i/>
           <w:iCs/>
         </w:rPr>
-        <w:t xml:space="preserve">. The critical weights of the two formulations, however, differ at first order,</w:t>
+        <w:t xml:space="preserve">. Because this discrepancy is divided by the</w:t>
+      </w:r>
+      <w:r>
+        <w:rPr>
+          <w:i/>
+          <w:iCs/>
+        </w:rPr>
+        <w:t xml:space="preserve"> </w:t>
+      </w:r>
+      <m:oMath>
+        <m:r>
+          <m:t>O</m:t>
+        </m:r>
+        <m:r>
+          <m:rPr>
+            <m:sty m:val="p"/>
+          </m:rPr>
+          <m:t>(</m:t>
+        </m:r>
+        <m:r>
+          <m:t>h</m:t>
+        </m:r>
+        <m:r>
+          <m:rPr>
+            <m:sty m:val="p"/>
+          </m:rPr>
+          <m:t>)</m:t>
+        </m:r>
+      </m:oMath>
+      <w:r>
+        <w:rPr>
+          <w:i/>
+          <w:iCs/>
+        </w:rPr>
+        <w:t xml:space="preserve"> </w:t>
+      </w:r>
+      <w:r>
+        <w:rPr>
+          <w:i/>
+          <w:iCs/>
+        </w:rPr>
+        <w:t xml:space="preserve">slope, the critical weights of the two formulations differ at first order,</w:t>
       </w:r>
       <w:r>
         <w:rPr>
@@ -21029,7 +21545,7 @@
         <w:t xml:space="preserve"> </w:t>
       </w:r>
       <w:r>
-        <w:t xml:space="preserve">is the second-order benchmark-curvature term.</w:t>
+        <w:t xml:space="preserve">is the second-order benchmark-curvature term, and</w:t>
       </w:r>
       <w:r>
         <w:t xml:space="preserve"> </w:t>
@@ -21051,7 +21567,7 @@
         <w:pStyle w:val="BodyText"/>
       </w:pPr>
       <w:r>
-        <w:t xml:space="preserve">The position of the benchmark critical weight relative to one half depends on the reference project value. Over the baseline grid, the benchmark critical weight fell on both sides of one half. It exceeded one half only for reference values below roughly</w:t>
+        <w:t xml:space="preserve">Regarding location, the benchmark critical weight fell on both sides of one half over the baseline grid. It exceeded one half only for reference values below roughly</w:t>
       </w:r>
       <w:r>
         <w:t xml:space="preserve"> </w:t>
@@ -21085,7 +21601,7 @@
         <w:t xml:space="preserve"> </w:t>
       </w:r>
       <w:r>
-        <w:t xml:space="preserve">at 33%. By Corollary 1, the affine critical weight exceeds one half everywhere. On the evaluated grid, the two never coincided at a positive radius. At</w:t>
+        <w:t xml:space="preserve">at 33%. By Corollary 1, the affine critical weight exceeds one half at every positive admissible radius. On the evaluated grid, the two critical weights never coincided at a positive radius, and at</w:t>
       </w:r>
       <w:r>
         <w:t xml:space="preserve"> </w:t>
@@ -21114,7 +21630,10 @@
         </m:r>
       </m:oMath>
       <w:r>
-        <w:t xml:space="preserve">, they straddled one half. A member with</w:t>
+        <w:t xml:space="preserve"> </w:t>
+      </w:r>
+      <w:r>
+        <w:t xml:space="preserve">they straddled one half. A member with</w:t>
       </w:r>
       <w:r>
         <w:t xml:space="preserve"> </w:t>
@@ -21155,7 +21674,7 @@
         <w:t xml:space="preserve"> </w:t>
       </w:r>
       <w:r>
-        <w:t xml:space="preserve">was therefore delay-oriented under the affine rule and acceleration-oriented under the benchmark. The band of weights with opposite labels widened with the radius and the reference value. At</w:t>
+        <w:t xml:space="preserve">was therefore delay-oriented under the affine rule and acceleration-oriented under the benchmark. The weights between the two critical weights form an opposite-label band, which widened with the radius and the reference value. At</w:t>
       </w:r>
       <w:r>
         <w:t xml:space="preserve"> </w:t>
@@ -21224,7 +21743,7 @@
         <w:pStyle w:val="BodyText"/>
       </w:pPr>
       <w:r>
-        <w:t xml:space="preserve">Parts (i) and (ii) of Proposition 4 characterize the trigger-level error. This error does not pass to the interval width unchanged. Each member trigger carries an absolute error of</w:t>
+        <w:t xml:space="preserve">Whereas part (iii) concerns labels, parts (i) and (ii) of Proposition 4 govern the trigger-level error, which does not pass to the width unchanged. Each member trigger carries an absolute error of</w:t>
       </w:r>
       <w:r>
         <w:t xml:space="preserve"> </w:t>
@@ -21334,7 +21853,7 @@
         </m:r>
       </m:oMath>
       <w:r>
-        <w:t xml:space="preserve">. The width is only</w:t>
+        <w:t xml:space="preserve">. When the extreme weights differ, the width is only</w:t>
       </w:r>
       <w:r>
         <w:t xml:space="preserve"> </w:t>
@@ -21360,10 +21879,7 @@
         </m:r>
       </m:oMath>
       <w:r>
-        <w:t xml:space="preserve"> </w:t>
-      </w:r>
-      <w:r>
-        <w:t xml:space="preserve">when the extreme weights differ. Its absolute error is</w:t>
+        <w:t xml:space="preserve">, whereas its absolute error is</w:t>
       </w:r>
       <w:r>
         <w:t xml:space="preserve"> </w:t>
@@ -21436,7 +21952,7 @@
         <w:t xml:space="preserve"> </w:t>
       </w:r>
       <w:r>
-        <w:t xml:space="preserve">when the extreme weights are symmetric about one half. Without this symmetry, the relative width error is</w:t>
+        <w:t xml:space="preserve">for extreme weights symmetric about one half. Without this symmetry, the relative width error is therefore</w:t>
       </w:r>
       <w:r>
         <w:t xml:space="preserve"> </w:t>
@@ -21495,7 +22011,7 @@
         <w:pStyle w:val="BodyText"/>
       </w:pPr>
       <w:r>
-        <w:t xml:space="preserve">The directional labels depend on the location of the critical weight, which leads to two reporting rules. First, a label is released only with the reference project value and the declared ambiguity coordinate. Under the benchmark, the side of one half depends on the reference value. Under the affine rule, it depends on the coordinate. Second, a label is de-emphasized when the recorded weight of the member lies within the illustrative</w:t>
+        <w:t xml:space="preserve">Unlike the width, the directional labels depend on the location of the critical weight, and this dependence leads to two reporting rules. First, a label is released only with the reference project value and the declared ambiguity coordinate. Second, a label is de-emphasized when the recorded weight of the member lies within the illustrative</w:t>
       </w:r>
       <w:r>
         <w:t xml:space="preserve"> </w:t>
@@ -21515,7 +22031,7 @@
         <w:t xml:space="preserve"> </w:t>
       </w:r>
       <w:r>
-        <w:t xml:space="preserve">review band around the critical weight. Elicitation noise alone can move such a weight across the critical weight. In a perturbation test, independent errors with standard deviation 0.05 were added to a ten-member Beta(5, 5) profile. The interval width stayed centered near its noiseless value, with a coefficient of variation of 12.9%. The label-flip probability for the weights nearest the critical weight reached 47.6%. At every radius admitted by the release rule, the review band contained the whole opposite-label band. A member whose label depends on the formulation therefore already receives a de-emphasized label. The contested-price interval and the invest-or-wait classification depend on the member thresholds and fall under a separate safeguard.</w:t>
+        <w:t xml:space="preserve">review band around the critical weight. Elicitation noise alone can move such a weight across the critical weight. In a perturbation test, independent errors with standard deviation 0.05 were added to a ten-member Beta(5, 5) profile. The interval width stayed centered near its noiseless value, with a coefficient of variation of 12.9%. By contrast, the label-flip probability for the weights nearest the critical weight reached 47.6%. At every radius admitted by the release rule, the review band contained the whole opposite-label band. A member whose label depends on the formulation therefore already receives a de-emphasized label. The review band covers only the labels, whereas the contested-price interval and the invest-or-wait classification fall under a separate safeguard on the member thresholds.</w:t>
       </w:r>
     </w:p>
     <w:p>
@@ -21523,7 +22039,7 @@
         <w:pStyle w:val="BodyText"/>
       </w:pPr>
       <w:r>
-        <w:t xml:space="preserve">Table 5 reports the finite-radius approximation error at the baseline calibration with</w:t>
+        <w:t xml:space="preserve">The orders in Proposition 4 are local, so Table 5 reports the finite-radius approximation error at the baseline calibration with</w:t>
       </w:r>
       <w:r>
         <w:t xml:space="preserve"> </w:t>
@@ -21552,36 +22068,7 @@
         </m:r>
       </m:oMath>
       <w:r>
-        <w:t xml:space="preserve">. On the primary radius range, the maximum relative member-trigger error was 1.26%. This corresponded to at most 1.47 CNY/t in the marginal carbon-price threshold. On the extended range, the maximum reached 2.82%. The 33 admissible economic calibrations form a 36-point Cartesian grid minus three cells violating</w:t>
-      </w:r>
-      <w:r>
-        <w:t xml:space="preserve"> </w:t>
-      </w:r>
-      <m:oMath>
-        <m:r>
-          <m:t>r</m:t>
-        </m:r>
-        <m:r>
-          <m:rPr>
-            <m:sty m:val="p"/>
-          </m:rPr>
-          <m:t>&gt;</m:t>
-        </m:r>
-        <m:sSub>
-          <m:e>
-            <m:r>
-              <m:t>μ</m:t>
-            </m:r>
-          </m:e>
-          <m:sub>
-            <m:r>
-              <m:t>c</m:t>
-            </m:r>
-          </m:sub>
-        </m:sSub>
-      </m:oMath>
-      <w:r>
-        <w:t xml:space="preserve">. Across them, the maxima rose to 2.74% on the primary range and 6.15% on the full grid. The interval-width error for the four-member reference profile was also computed at the largest radius of the reconstructed signal path. It was at most 2.25% across the tested reference values. Figure 3 maps the relative trigger error over the full grid of radii and weights at the baseline calibration.</w:t>
+        <w:t xml:space="preserve">. On the primary radius range, the maximum relative member-trigger error was 1.26%, or at most 1.47 CNY/t in the marginal carbon-price threshold. On the extended range, the maximum reached 2.82%. Across the 33 admissible calibrations, the maxima rose to 2.74% on the primary range and 6.15% on the extended range. At the largest radius of the reconstructed signal path, the interval-width error for the four-member reference profile was at most 2.25% across tested reference values. Figure 3 maps the relative trigger error over the full grid of radii and weights at the baseline calibration.</w:t>
       </w:r>
     </w:p>
     <w:p>
@@ -21589,7 +22076,36 @@
         <w:pStyle w:val="BodyText"/>
       </w:pPr>
       <w:r>
-        <w:t xml:space="preserve">The dependence of the benchmark vector on</w:t>
+        <w:t xml:space="preserve">The accuracy figures fix</w:t>
+      </w:r>
+      <w:r>
+        <w:t xml:space="preserve"> </w:t>
+      </w:r>
+      <m:oMath>
+        <m:sSub>
+          <m:e>
+            <m:r>
+              <m:t>V</m:t>
+            </m:r>
+          </m:e>
+          <m:sub>
+            <m:r>
+              <m:t>0</m:t>
+            </m:r>
+          </m:sub>
+        </m:sSub>
+        <m:r>
+          <m:rPr>
+            <m:sty m:val="p"/>
+          </m:rPr>
+          <m:t>=</m:t>
+        </m:r>
+        <m:r>
+          <m:t>I</m:t>
+        </m:r>
+      </m:oMath>
+      <w:r>
+        <w:t xml:space="preserve">, which removes the dependence of the benchmark vector on</w:t>
       </w:r>
       <w:r>
         <w:t xml:space="preserve"> </w:t>
@@ -21612,29 +22128,14 @@
         <w:t xml:space="preserve"> </w:t>
       </w:r>
       <w:r>
-        <w:t xml:space="preserve">affects the directional labels. Fixing</w:t>
+        <w:t xml:space="preserve">only through a second reporting choice. The affine rule needs no such choice, since it uses only the two endpoint triggers and the recorded weights. For reference values from</w:t>
       </w:r>
       <w:r>
         <w:t xml:space="preserve"> </w:t>
       </w:r>
       <m:oMath>
-        <m:sSub>
-          <m:e>
-            <m:r>
-              <m:t>V</m:t>
-            </m:r>
-          </m:e>
-          <m:sub>
-            <m:r>
-              <m:t>0</m:t>
-            </m:r>
-          </m:sub>
-        </m:sSub>
-        <m:r>
-          <m:rPr>
-            <m:sty m:val="p"/>
-          </m:rPr>
-          <m:t>=</m:t>
+        <m:r>
+          <m:t>0.75</m:t>
         </m:r>
         <m:r>
           <m:t>I</m:t>
@@ -21644,38 +22145,21 @@
         <w:t xml:space="preserve"> </w:t>
       </w:r>
       <w:r>
-        <w:t xml:space="preserve">removes this dependence only through a second reporting choice. The affine rule needs no such choice, since it uses only the two endpoint triggers and the recorded weights. For reference values from</w:t>
+        <w:t xml:space="preserve">to</w:t>
       </w:r>
       <w:r>
         <w:t xml:space="preserve"> </w:t>
       </w:r>
       <m:oMath>
         <m:r>
-          <m:t>0.75</m:t>
+          <m:t>1.25</m:t>
         </m:r>
         <m:r>
           <m:t>I</m:t>
         </m:r>
       </m:oMath>
       <w:r>
-        <w:t xml:space="preserve"> </w:t>
-      </w:r>
-      <w:r>
-        <w:t xml:space="preserve">to</w:t>
-      </w:r>
-      <w:r>
-        <w:t xml:space="preserve"> </w:t>
-      </w:r>
-      <m:oMath>
-        <m:r>
-          <m:t>1.25</m:t>
-        </m:r>
-        <m:r>
-          <m:t>I</m:t>
-        </m:r>
-      </m:oMath>
-      <w:r>
-        <w:t xml:space="preserve">, the reported affine interval stayed unchanged. The benchmark interval departed from it by at most 0.28 CNY/t inside the release cap. The gate outcome agreed under both rules at every sampled value. The affine report is therefore released, and the benchmark serves as the accuracy standard and the fallback. The release envelopes were constructed and audited against the benchmark.</w:t>
+        <w:t xml:space="preserve">, the reported affine interval stayed unchanged. The benchmark interval departed from it by at most 0.28 CNY/t inside the release cap. The gate outcome agreed under both rules at every sampled value. The affine report is therefore released, and the benchmark serves as the accuracy standard and the fallback.</w:t>
       </w:r>
     </w:p>
     <w:p>
@@ -22874,7 +23358,7 @@
         </m:sSubSup>
       </m:oMath>
       <w:r>
-        <w:t xml:space="preserve">. A positive value indicates a higher marginal carbon-price threshold under the affine rule. The rows show a subset of the</w:t>
+        <w:t xml:space="preserve">, where a positive value indicates a higher marginal carbon-price threshold under the affine rule. The rows show a subset of the</w:t>
       </w:r>
       <w:r>
         <w:t xml:space="preserve"> </w:t>
@@ -22888,7 +23372,7 @@
         <w:t xml:space="preserve"> </w:t>
       </w:r>
       <w:r>
-        <w:t xml:space="preserve">grid. Over the whole grid, the baseline maxima were 1.26% on the primary range and 2.82% on the full range. Both were attained at weights between the tabulated rows.</w:t>
+        <w:t xml:space="preserve">grid. Over the whole grid, the baseline maxima were 1.26% on the primary range and 2.82% on the extended range. Both were attained at weights between the tabulated rows.</w:t>
       </w:r>
     </w:p>
     <w:p>
@@ -22963,7 +23447,7 @@
         <w:t xml:space="preserve"> </w:t>
       </w:r>
       <w:r>
-        <w:t xml:space="preserve">benchmark. The grid covers ambiguity radius</w:t>
+        <w:t xml:space="preserve">benchmark. The grid covers the relative ambiguity radius</w:t>
       </w:r>
       <w:r>
         <w:t xml:space="preserve"> </w:t>
@@ -23002,7 +23486,7 @@
         <w:t xml:space="preserve"> </w:t>
       </w:r>
       <w:r>
-        <w:t xml:space="preserve">and recorded weight</w:t>
+        <w:t xml:space="preserve">and the recorded weight</w:t>
       </w:r>
       <w:r>
         <w:t xml:space="preserve"> </w:t>
@@ -23045,7 +23529,7 @@
         </m:r>
       </m:oMath>
       <w:r>
-        <w:t xml:space="preserve">. Shading shows the relative trigger error in percent. White contours mark the 1% and 2% levels. The dashed vertical line marks</w:t>
+        <w:t xml:space="preserve">. Shading shows the relative trigger error in percent, and white contours mark the 1% and 2% levels. The dashed vertical line marks</w:t>
       </w:r>
       <w:r>
         <w:t xml:space="preserve"> </w:t>
@@ -23174,7 +23658,7 @@
         <w:pStyle w:val="FirstParagraph"/>
       </w:pPr>
       <w:r>
-        <w:t xml:space="preserve">Small trigger errors can still change classifications when a price lies between the affine and benchmark thresholds. The comparison is therefore made on the price axis, vector against vector. Two quantities are computed for each configuration. The first is the intersection over union (IoU) of the affine and benchmark contested-price intervals. The second is the omitted mixed share, the length of the benchmark interval outside the affine interval divided by the benchmark width. For prices in this omitted region, the affine rule reports a unanimous classification unsupported by the benchmark. These geometric diagnostics require no price distribution.</w:t>
+        <w:t xml:space="preserve">The affine trigger errors are small, yet they can still change a classification when a price lies between the affine and benchmark thresholds. The comparison is therefore made on the price axis, and two quantities are computed for each configuration from the affine and benchmark member-threshold vectors. The first is the intersection over union (IoU) of the affine and benchmark contested-price intervals. The second is the omitted mixed share, the length of the benchmark interval outside the affine interval divided by the benchmark width. For prices in this omitted region, the affine rule reports a unanimous classification, whereas the benchmark reports a mixed one. Both diagnostics are geometric, so they require no assumption on the distribution of the prevailing price.</w:t>
       </w:r>
     </w:p>
     <w:p>
@@ -23182,7 +23666,7 @@
         <w:pStyle w:val="BodyText"/>
       </w:pPr>
       <w:r>
-        <w:t xml:space="preserve">The criteria are evaluated on a fixed deterministic design. The design combines the 33 admissible calibrations with four panel sizes (3, 5, 7, and 9) and six recorded-weight profiles. It uses relative radii of 5%, 10%, 15%, and 22%. The reference project value equals the investment cost. The design contains 3,168 configurations.</w:t>
+        <w:t xml:space="preserve">Both diagnostics are evaluated on a fixed deterministic design, with the reference project value equal to the investment cost. The design combines the 33 admissible calibrations with four panel sizes (3, 5, 7, and 9) and six recorded-weight profiles. Crossed with relative radii of 5%, 10%, 15%, and 22%, these factors give 3,168 configurations.</w:t>
       </w:r>
     </w:p>
     <w:p>
@@ -23190,7 +23674,7 @@
         <w:pStyle w:val="BodyText"/>
       </w:pPr>
       <w:r>
-        <w:t xml:space="preserve">Criterion C1 requires at least 95% of configurations to attain an IoU of at least 0.90. Criterion C2 requires the 95th percentile of the omitted mixed share to be at most 5%. Both criteria concern the tail of the distribution. On the full set, 89.5% of configurations attained an IoU of at least 0.90, below the 95% required by C1. The 95th percentile of the omitted mixed share was 7.65%, above the C2 limit. The full set therefore met neither criterion. At the 10% radius alone, 98.2% of configurations met the IoU requirement. On the pooled 5% and 10% set, this share was 99.1%, and the 95th percentile of the omitted mixed share was 4.15%. Both criteria held on this restricted set.</w:t>
+        <w:t xml:space="preserve">Over this design, Criterion C1 requires at least 95% of configurations to attain an IoU of at least 0.90. Criterion C2 requires the 95th percentile of the omitted mixed share to be at most 5%. Both criteria therefore concern the tail of the distribution across configurations. On the full set, 89.5% of configurations attained an IoU of at least 0.90, below the 95% required by C1. The 95th percentile of the omitted mixed share was 7.65%, above the C2 limit, so the full set met neither criterion. Fidelity improved at smaller radii, and at the 10% radius alone, 98.2% of configurations met the IoU requirement. On the pooled 5% and 10% set, this share was 99.1%, and the 95th percentile of the omitted mixed share was 4.15%. Both criteria held on this restricted set.</w:t>
       </w:r>
     </w:p>
     <w:bookmarkEnd w:id="40"/>
@@ -23217,7 +23701,7 @@
         <w:pStyle w:val="FirstParagraph"/>
       </w:pPr>
       <w:r>
-        <w:t xml:space="preserve">Criteria C1 and C2 test whether the affine interval reproduces the benchmark interval. A separate simulation examined whether the member-threshold vector retains price-axis information lost by any single trigger. It compares the affine member-threshold vector with single-trigger compressions of the benchmark vector. The simulation generates 2,000 panels for each combination of five radii, four panel sizes, and five weight families. Each simulated panel draws one of the 33 calibrations. The design contains 200,000 panels, 160,000 of them within the primary radius range.</w:t>
+        <w:t xml:space="preserve">Criteria C1 and C2 test whether the affine interval reproduces the benchmark interval. A separate simulation examines whether the affine member-threshold vector retains price-axis information lost by any single-trigger summary of the benchmark vector. The simulation generates 2,000 panels for each combination of five radii, four panel sizes, and five weight families, giving 200,000 panels. Of these, 160,000 lie within the primary radius range. Each simulated panel draws one of the 33 calibrations.</w:t>
       </w:r>
     </w:p>
     <w:p>
@@ -23225,7 +23709,7 @@
         <w:pStyle w:val="BodyText"/>
       </w:pPr>
       <w:r>
-        <w:t xml:space="preserve">Member-vector loss is the mean absolute price-axis distance between each affine threshold and its benchmark counterpart. It is expressed as a percentage of the anchor threshold. Four single-trigger candidates enter the comparison. They are the anchor threshold, the benchmark thresholds at the mean and median recorded weights, and the largest benchmark member threshold. The loss of a candidate is computed by replacing every affine threshold with the candidate threshold. For each panel, a restricted ex post comparator selects the candidate with the lowest loss. It uses the benchmark vector after the panel is generated. The comparison therefore runs against the most favorable of the four candidate summaries in hindsight.</w:t>
+        <w:t xml:space="preserve">Member-vector loss is the mean absolute price-axis distance between each affine member threshold and its benchmark counterpart, expressed as a percentage of the anchor threshold. Four single-trigger candidates enter the comparison: the anchor threshold, the benchmark thresholds at the mean and median recorded weights, and the largest benchmark member threshold. The loss of a candidate is computed by replacing every affine member threshold with the candidate threshold. For each panel, a four-candidate ex post comparator uses the generated benchmark vector to select the candidate with the lowest loss. This hindsight choice favors the single-trigger summaries in the comparison.</w:t>
       </w:r>
     </w:p>
     <w:p>
@@ -23233,7 +23717,7 @@
         <w:pStyle w:val="BodyText"/>
       </w:pPr>
       <w:r>
-        <w:t xml:space="preserve">Criterion C3 has two parts. The median member-vector loss must be at most one half of the median loss of the comparator. The 95% design-cell resampling interval for the improvement must also exclude zero. The four primary radii, four panel sizes, and five weight families define 80 design cells. Each cell contributes the median paired loss difference within it.</w:t>
+        <w:t xml:space="preserve">Criterion C3 has two parts. The median member-vector loss must be at most one half of the median loss of the comparator. The four primary radii, four panel sizes, and five weight families define 80 design cells. Each cell contributes the median, over its panels, of the comparator loss minus the member-vector loss. The 95% resampling interval of these cell-level differences must also exclude zero.</w:t>
       </w:r>
     </w:p>
     <w:p>
@@ -23241,21 +23725,7 @@
         <w:pStyle w:val="BodyText"/>
       </w:pPr>
       <w:r>
-        <w:t xml:space="preserve">Across the in-range panels, the median member-vector loss was 0.224% of the anchor threshold. The median loss of the comparator was 1.944%, a reduction of 88.5%. The member-threshold vector had the lower loss in 99.5% of the panels. The experiment quantifies the price-axis information lost when a benchmark vector with</w:t>
-      </w:r>
-      <w:r>
-        <w:t xml:space="preserve"> </w:t>
-      </w:r>
-      <m:oMath>
-        <m:r>
-          <m:t>m</m:t>
-        </m:r>
-      </m:oMath>
-      <w:r>
-        <w:t xml:space="preserve"> </w:t>
-      </w:r>
-      <w:r>
-        <w:t xml:space="preserve">members is compressed to one threshold.</w:t>
+        <w:t xml:space="preserve">Across the panels within the primary radius range, the median member-vector loss was 0.224% of the anchor threshold. The median loss of the comparator was 1.944%, and the resulting 88.5% reduction in median loss met the first part of C3. The member-threshold vector had the lower loss in 99.5% of the panels.</w:t>
       </w:r>
     </w:p>
     <w:p>
@@ -23263,7 +23733,7 @@
         <w:pStyle w:val="BodyText"/>
       </w:pPr>
       <w:r>
-        <w:t xml:space="preserve">The comparator selected the median-weight benchmark threshold in every tested panel, as the absolute-distance loss implies for odd panel sizes. Across the 80 design cells, the median cell-level loss difference was 1.65% of the anchor threshold. Its 95% resampling interval ran from 1.31% to 2.06%, so Criterion C3 was met.</w:t>
+        <w:t xml:space="preserve">The comparator selected the median-weight benchmark threshold in every tested panel, since the median minimizes an absolute-distance loss and all tested panel sizes are odd. For the second part of Criterion C3, the median cell-level loss difference across the 80 design cells was 1.65% of the anchor threshold. Its 95% resampling interval ran from 1.31% to 2.06% and excluded zero, so Criterion C3 was met.</w:t>
       </w:r>
     </w:p>
     <w:p>
@@ -23271,7 +23741,7 @@
         <w:pStyle w:val="BodyText"/>
       </w:pPr>
       <w:r>
-        <w:t xml:space="preserve">A second question concerns how much of this gain requires the full vector. A separate deterministic grid, equal in size to the fidelity evaluation set, addressed it. A three-threshold summary reported the smallest, median, and largest benchmark thresholds. It cut the median loss to 0.502% of the anchor threshold. The best single trigger reached 2.240%, and the member-threshold vector reached 0.235%. The full vector thus removed 53% of the loss left by the three-threshold summary. It was the more accurate of the two in 72.5% of configurations. Three-member panels form a quarter of this grid. There, the three-threshold summary reproduces the benchmark vector exactly. The comparison is informative only on the remaining cells. Adding a min-max midpoint and a quartile-based composite to the comparator set left the ordering unchanged. Most of the improvement over a single trigger therefore came from reporting more than one threshold. The member-indexed vector also identifies the member behind each threshold, which a sorted summary cannot do.</w:t>
+        <w:t xml:space="preserve">A separate deterministic grid, equal in size to the fidelity design, examined how much of this gain requires the full vector. A three-threshold summary, reporting the smallest, median, and largest benchmark thresholds, cut the median loss to 0.502% of the anchor threshold. On the same grid, the median loss was 2.240% for the best single-trigger summary and 0.235% for the member-threshold vector. The full vector thus removed 53% of the loss left by the three-threshold summary and was more accurate in 72.5% of configurations. Three-member panels form a quarter of this grid, and there the three-threshold summary reproduces the benchmark vector exactly. The comparison is therefore informative only on the remaining configurations. Adding a min-max midpoint and a quartile-based composite to the single-trigger candidates left this ordering of losses unchanged. Under both candidate sets, most of the improvement over a single-trigger summary came from reporting more than one threshold. The member-threshold vector also identifies the member behind each threshold, whereas a sorted summary loses this link.</w:t>
       </w:r>
     </w:p>
     <w:p>
@@ -23279,7 +23749,7 @@
         <w:pStyle w:val="BodyText"/>
       </w:pPr>
       <w:r>
-        <w:t xml:space="preserve">Table 6 reports the Monte Carlo results by radius, and each row summarizes 40,000 simulated panels. Its omitted-share percentiles differed from the deterministic statistics because the simulation drew random weight profiles.</w:t>
+        <w:t xml:space="preserve">For the Monte Carlo panels, Table 6 reports the results by radius, and each row summarizes 40,000 simulated panels. Its omitted-mixed-share percentiles differed from the deterministic statistics because the simulation drew random weight profiles.</w:t>
       </w:r>
     </w:p>
     <w:p>
@@ -23287,7 +23757,7 @@
         <w:pStyle w:val="BodyText"/>
       </w:pPr>
       <w:r>
-        <w:t xml:space="preserve">The same panels supply two inputs for an institution setting its own criteria. The first input is a length in price units, the omitted mixed share multiplied by the benchmark width. Table 6 reports this length normalized by the anchor threshold. It ran from 0.09% at a 5% radius to 3.60% at the stress radius. At the anchor threshold, these values equaled about 0.10 and 4.24 CNY/t. The second input is panel dependence. Fidelity improved monotonically with panel size and degraded under one-sided weight skew. A skewed profile brings the two interval edges closer together. A given trigger displacement then removes a larger share of the benchmark interval. The weakest cell was a three-member panel under skew. A committee can compare these lengths with the price band over which it regards the gate decision as open. It can then set its own release cap.</w:t>
+        <w:t xml:space="preserve">The same panels supply two reference quantities for an institution setting its own release criteria. The first is a length in price units, the omitted mixed share multiplied by the benchmark interval width. Table 6 reports this length normalized by the anchor threshold, from 0.09% at a 5% radius to 3.60% at the stress radius. At the baseline anchor threshold, these values equaled about 0.10 and 4.24 CNY/t. The second is panel dependence. Fidelity improved monotonically with panel size and degraded under one-sided weight skew. A skewed profile brings the two interval edges closer together, so a given threshold error removes a larger share of the benchmark interval. The weakest cell was a three-member panel under skew. A committee can compare these lengths with the price band over which it regards the gate decision as open. Given the panel dependence, it can then set its own release cap.</w:t>
       </w:r>
     </w:p>
     <w:p>
@@ -23295,7 +23765,7 @@
         <w:pStyle w:val="BodyText"/>
       </w:pPr>
       <w:r>
-        <w:t xml:space="preserve">A three-member panel under skew is visible at the gate without the benchmark. A dispersion statistic of the recorded weights might therefore serve as an escalation rule. The natural candidate is the ratio of the full interval width to its interquartile counterpart. This ratio failed as an escalation rule. For three-member panels, this ratio equals two for every profile. Classification fidelity for these panels ranged from 48.5% to 99.2%, measured as the share of configurations with an IoU of at least 0.90. For larger panels, the correlation between the ratio and fidelity stayed below 0.25. The weight shape and the panel size did separate passing cells from failing cells, and a gate records both. The release rule nonetheless conditions on price-axis distances, because its proximity conditions catch the affected gates directly.</w:t>
+        <w:t xml:space="preserve">The weakest configuration, a three-member panel under skew, is visible at the gate without the benchmark. A dispersion statistic of the recorded weights might therefore serve as an escalation rule for benchmark recomputation. One natural candidate is the ratio of the range of the recorded weights to their interquartile range. This ratio failed as an escalation rule. For three-member panels, it equals two for every profile. Their classification fidelity nonetheless ranged from 48.5% to 99.2%, measured as the share of configurations with an IoU of at least 0.90. For larger panels, the correlation between the ratio and fidelity stayed below 0.25. The weight profile and the panel size did separate passing cells from failing cells, and a gate records both. The release rule nonetheless conditions on the distances between the prevailing price and the thresholds, because these distances catch the affected gates directly.</w:t>
       </w:r>
     </w:p>
     <w:p>
@@ -23303,7 +23773,7 @@
         <w:pStyle w:val="BodyText"/>
       </w:pPr>
       <w:r>
-        <w:t xml:space="preserve">The four-member application profile was evaluated separately and deterministically. The evaluation used 30 direct comparisons between the affine rule and the benchmark, over five radii and six reference values. These checks and the 32 archived-price cells of Table 13 are archived in the replication package.</w:t>
+        <w:t xml:space="preserve">Beyond the simulated panels, the four-member reference profile was evaluated deterministically in 30 direct comparisons with the benchmark, over five radii and six reference values. These checks and the 32 archived-price cells of Table 13 are included in the replication package.</w:t>
       </w:r>
     </w:p>
     <w:p>
@@ -23390,7 +23860,7 @@
               <w:jc w:val="left"/>
             </w:pPr>
             <w:r>
-              <w:t xml:space="preserve">95th-percentile omitted mixed, benchmark share / anchor-normalized length (%)</w:t>
+              <w:t xml:space="preserve">95th-percentile omitted mixed share / anchor-normalized omitted length (%)</w:t>
             </w:r>
           </w:p>
         </w:tc>
@@ -23682,7 +24152,7 @@
         <w:pStyle w:val="FirstParagraph"/>
       </w:pPr>
       <w:r>
-        <w:t xml:space="preserve">Within the tested design, the simulation supported retaining the member-threshold vector. Classification fidelity near the interval edges weakened as the radius grew. The loss was sharpest for skewed profiles and small panels. A release rule is therefore attached to the member-threshold report. Consider a registered calibration</w:t>
+        <w:t xml:space="preserve">Within the tested design, the simulation supported retaining the member-threshold vector. Classification fidelity near the interval edges, however, weakened as the radius grew, most sharply for skewed profiles and small panels. A release rule is therefore attached to the member-threshold report. Consider a registered calibration</w:t>
       </w:r>
       <w:r>
         <w:t xml:space="preserve"> </w:t>
@@ -24775,7 +25245,7 @@
         <w:t xml:space="preserve"> </w:t>
       </w:r>
       <w:r>
-        <w:t xml:space="preserve">protects the three-state gate summary of unanimous wait, mixed, or unanimous invest. The distance</w:t>
+        <w:t xml:space="preserve">protects the three-state gate summary of unanimous wait, mixed, or unanimous invest, whereas</w:t>
       </w:r>
       <w:r>
         <w:t xml:space="preserve"> </w:t>
@@ -24831,7 +25301,7 @@
         <w:t xml:space="preserve"> </w:t>
       </w:r>
       <w:r>
-        <w:t xml:space="preserve">protects the invest-or-wait label of every member. The interval edges are member thresholds, so</w:t>
+        <w:t xml:space="preserve">protects the invest-or-wait classification of every member. The interval edges are member thresholds, so</w:t>
       </w:r>
       <w:r>
         <w:t xml:space="preserve"> </w:t>
@@ -24923,7 +25393,10 @@
         </m:sSub>
       </m:oMath>
       <w:r>
-        <w:t xml:space="preserve">, and the member condition binds. Both distances are retained for audit. The envelope contains the registered maximum member-trigger error plus a numerical tolerance.</w:t>
+        <w:t xml:space="preserve"> </w:t>
+      </w:r>
+      <w:r>
+        <w:t xml:space="preserve">and the member condition binds, although both distances are retained for audit. Each distance is compared with the envelope</w:t>
       </w:r>
       <w:r>
         <w:t xml:space="preserve"> </w:t>
@@ -24947,10 +25420,7 @@
         </m:sSub>
       </m:oMath>
       <w:r>
-        <w:t xml:space="preserve"> </w:t>
-      </w:r>
-      <w:r>
-        <w:t xml:space="preserve">carries the anchor threshold</w:t>
+        <w:t xml:space="preserve">, which converts the registered maximum anchor-normalized member-trigger error plus a numerical tolerance into price units. Because</w:t>
       </w:r>
       <w:r>
         <w:t xml:space="preserve"> </w:t>
@@ -24981,7 +25451,7 @@
         <w:t xml:space="preserve"> </w:t>
       </w:r>
       <w:r>
-        <w:t xml:space="preserve">as a multiplicative factor, with the tolerance inside the bracket. A common rescaling of the member thresholds therefore rescales</w:t>
+        <w:t xml:space="preserve">multiplies both</w:t>
       </w:r>
       <w:r>
         <w:t xml:space="preserve"> </w:t>
@@ -24990,7 +25460,7 @@
         <m:sSub>
           <m:e>
             <m:r>
-              <m:t>E</m:t>
+              <m:t>e</m:t>
             </m:r>
           </m:e>
           <m:sub>
@@ -25008,7 +25478,7 @@
         <w:t xml:space="preserve"> </w:t>
       </w:r>
       <w:r>
-        <w:t xml:space="preserve">by the same factor. The anchor-normalized trigger error stays invariant. The release decision can still change, because the prevailing price stays fixed while the thresholds rescale. The registry stores the dimensionless envelope</w:t>
+        <w:t xml:space="preserve">and the tolerance, a common rescaling of the member thresholds rescales</w:t>
       </w:r>
       <w:r>
         <w:t xml:space="preserve"> </w:t>
@@ -25017,7 +25487,7 @@
         <m:sSub>
           <m:e>
             <m:r>
-              <m:t>e</m:t>
+              <m:t>E</m:t>
             </m:r>
           </m:e>
           <m:sub>
@@ -25032,38 +25502,10 @@
         </m:sSub>
       </m:oMath>
       <w:r>
-        <w:t xml:space="preserve">. After any revision of the investment cost or the captured volume, the gate recomputes</w:t>
-      </w:r>
-      <w:r>
-        <w:t xml:space="preserve"> </w:t>
-      </w:r>
-      <m:oMath>
-        <m:sSubSup>
-          <m:e>
-            <m:r>
-              <m:t>P</m:t>
-            </m:r>
-          </m:e>
-          <m:sub>
-            <m:r>
-              <m:t>0</m:t>
-            </m:r>
-          </m:sub>
-          <m:sup>
-            <m:r>
-              <m:rPr>
-                <m:sty m:val="p"/>
-              </m:rPr>
-              <m:t>∗</m:t>
-            </m:r>
-          </m:sup>
-        </m:sSubSup>
-      </m:oMath>
-      <w:r>
-        <w:t xml:space="preserve"> </w:t>
-      </w:r>
-      <w:r>
-        <w:t xml:space="preserve">and</w:t>
+        <w:t xml:space="preserve"> </w:t>
+      </w:r>
+      <w:r>
+        <w:t xml:space="preserve">by the same factor. The anchor-normalized trigger error is invariant, yet the release decision can still change, because the prevailing price stays fixed while the thresholds rescale. The registry of evaluated configurations therefore stores the dimensionless envelope</w:t>
       </w:r>
       <w:r>
         <w:t xml:space="preserve"> </w:t>
@@ -25072,7 +25514,7 @@
         <m:sSub>
           <m:e>
             <m:r>
-              <m:t>E</m:t>
+              <m:t>e</m:t>
             </m:r>
           </m:e>
           <m:sub>
@@ -25087,30 +25529,7 @@
         </m:sSub>
       </m:oMath>
       <w:r>
-        <w:t xml:space="preserve">. It then re-evaluates both proximity distances. The audit record carries</w:t>
-      </w:r>
-      <w:r>
-        <w:t xml:space="preserve"> </w:t>
-      </w:r>
-      <m:oMath>
-        <m:r>
-          <m:t>I</m:t>
-        </m:r>
-        <m:r>
-          <m:rPr>
-            <m:sty m:val="p"/>
-          </m:rPr>
-          <m:t>/</m:t>
-        </m:r>
-        <m:r>
-          <m:t>Q</m:t>
-        </m:r>
-      </m:oMath>
-      <w:r>
-        <w:t xml:space="preserve"> </w:t>
-      </w:r>
-      <w:r>
-        <w:t xml:space="preserve">and</w:t>
+        <w:t xml:space="preserve">. After any revision of the investment cost or the captured volume, the gate recomputes</w:t>
       </w:r>
       <w:r>
         <w:t xml:space="preserve"> </w:t>
@@ -25141,7 +25560,88 @@
         <w:t xml:space="preserve"> </w:t>
       </w:r>
       <w:r>
-        <w:t xml:space="preserve">with the registry identifiers. A past release can thus be reconstructed on its original price axis.</w:t>
+        <w:t xml:space="preserve">and</w:t>
+      </w:r>
+      <w:r>
+        <w:t xml:space="preserve"> </w:t>
+      </w:r>
+      <m:oMath>
+        <m:sSub>
+          <m:e>
+            <m:r>
+              <m:t>E</m:t>
+            </m:r>
+          </m:e>
+          <m:sub>
+            <m:r>
+              <m:rPr>
+                <m:scr m:val="script"/>
+                <m:sty m:val="p"/>
+              </m:rPr>
+              <m:t>R</m:t>
+            </m:r>
+          </m:sub>
+        </m:sSub>
+      </m:oMath>
+      <w:r>
+        <w:t xml:space="preserve"> </w:t>
+      </w:r>
+      <w:r>
+        <w:t xml:space="preserve">and re-evaluates both proximity distances. The audit record carries</w:t>
+      </w:r>
+      <w:r>
+        <w:t xml:space="preserve"> </w:t>
+      </w:r>
+      <m:oMath>
+        <m:r>
+          <m:t>I</m:t>
+        </m:r>
+        <m:r>
+          <m:rPr>
+            <m:sty m:val="p"/>
+          </m:rPr>
+          <m:t>/</m:t>
+        </m:r>
+        <m:r>
+          <m:t>Q</m:t>
+        </m:r>
+      </m:oMath>
+      <w:r>
+        <w:t xml:space="preserve"> </w:t>
+      </w:r>
+      <w:r>
+        <w:t xml:space="preserve">and</w:t>
+      </w:r>
+      <w:r>
+        <w:t xml:space="preserve"> </w:t>
+      </w:r>
+      <m:oMath>
+        <m:sSubSup>
+          <m:e>
+            <m:r>
+              <m:t>P</m:t>
+            </m:r>
+          </m:e>
+          <m:sub>
+            <m:r>
+              <m:t>0</m:t>
+            </m:r>
+          </m:sub>
+          <m:sup>
+            <m:r>
+              <m:rPr>
+                <m:sty m:val="p"/>
+              </m:rPr>
+              <m:t>∗</m:t>
+            </m:r>
+          </m:sup>
+        </m:sSubSup>
+      </m:oMath>
+      <w:r>
+        <w:t xml:space="preserve"> </w:t>
+      </w:r>
+      <w:r>
+        <w:t xml:space="preserve">with the registry identifiers, so a past release can be reconstructed on its original price axis.</w:t>
       </w:r>
     </w:p>
     <w:p>
@@ -25149,7 +25649,7 @@
         <w:pStyle w:val="BodyText"/>
       </w:pPr>
       <w:r>
-        <w:t xml:space="preserve">The benchmark may be requested at any gate, and the registry governs only its omission. Affine-only reporting requires four conditions. (i) The calibration and the canonical radius key are registered exactly. (ii) The radius is at most 10%. (iii) The reference value satisfies</w:t>
+        <w:t xml:space="preserve">The registry decides only when the benchmark may be omitted, and a committee may still request the benchmark at any gate. Affine-only reporting requires four conditions. (i) The calibration and the canonical radius key are registered exactly. (ii) The radius is at most 10%. (iii) The reference value satisfies</w:t>
       </w:r>
       <w:r>
         <w:t xml:space="preserve"> </w:t>
@@ -25211,7 +25711,7 @@
         </m:sSub>
       </m:oMath>
       <w:r>
-        <w:t xml:space="preserve">. If any condition fails, or if the solver or envelope version is unregistered, the gate recomputes the benchmark and issues a dual report. The reporting interface passes the member-threshold vector and the fallback status. A match must come from the frozen serialized key. Rounded display values and values reparsed from the upstream signal file do not qualify. Interpolation is excluded, because no certified release envelope exists between evaluated radius keys. The cap is a hard cutoff, so a rounded configuration constant can fall on the wrong side of it. One low-radius scenario targeted exactly 10% and yielded 10.30% at its rounded constant, outside the affine-only region. Exact-key matching guards against this error. An institution may prespecify a rule mapping each gate radius to a registered key. The release guarantee then applies to the discretized ambiguity set. The audit record retains both the original radius and the registered radius.</w:t>
+        <w:t xml:space="preserve">. If any condition fails, or if the solver or envelope version is unregistered, the gate recomputes the benchmark and issues a dual report. In either mode, the reporting interface passes on the member-threshold vector and the fallback status. A registry match under condition (i) must come from the frozen serialized key. Rounded display values and values reparsed from the upstream signal file do not qualify. Interpolation is excluded, because no certified release envelope exists between evaluated radius keys. The 10% radius cap is a hard cutoff, so rounding a configuration constant can move a radius to the wrong side of it. One low-radius scenario targeted exactly 10% and yielded 10.30% at its rounded constant, outside the affine-only region. Exact-key matching guards against this error. An institution may prespecify a rule mapping each gate radius to a registered key, and the release guarantee then applies to the discretized ambiguity set. The audit record retains both the original radius and the registered radius.</w:t>
       </w:r>
     </w:p>
     <w:p>
@@ -25219,7 +25719,7 @@
         <w:pStyle w:val="BodyText"/>
       </w:pPr>
       <w:r>
-        <w:t xml:space="preserve">When the benchmark is recomputed, the gate first evaluates the uniqueness condition (14). This sufficient condition guarantees a single stationary point of the benchmark objective. When it holds, the maximizer is the unique stationary point on</w:t>
+        <w:t xml:space="preserve">When the benchmark is recomputed, the gate first evaluates the uniqueness condition (14). When this sufficient condition holds, the maximizer is the unique stationary point on</w:t>
       </w:r>
       <w:r>
         <w:t xml:space="preserve"> </w:t>
@@ -25321,7 +25821,7 @@
         </m:r>
       </m:oMath>
       <w:r>
-        <w:t xml:space="preserve">, and a bounded solve suffices. When it fails, the gate isolates every stationary point. It then compares the objective at all of them and at both endpoints before releasing a benchmark classification. Condition (15) is recorded separately, because it governs the one-sided reading of the dual report. Recomputation costs one bounded scalar solve per member. The algorithm fixes the number of solves, and the wall-clock time depends on the computing environment. In prospective institutional use, the registry should be append-only. Algorithm 1 states the matching, versioning, and solver rules.</w:t>
+        <w:t xml:space="preserve">, and a bounded solve suffices. When it fails, the gate isolates every stationary point and compares the objective at each and at both endpoints before releasing a benchmark classification. Condition (15) is recorded separately, because it governs the one-sided reading of the dual report. Algorithm 1 states the matching, versioning, and solver rules.</w:t>
       </w:r>
     </w:p>
     <w:p>
@@ -25329,7 +25829,7 @@
         <w:pStyle w:val="BodyText"/>
       </w:pPr>
       <w:r>
-        <w:t xml:space="preserve">The registry makes a released classification auditable after the fact. A registry cell is indexed by the economic calibration, the radius key, and the reference value. It carries the envelope version and the solver version. The gate audit record adds the recorded weights, the prevailing price, and the cost-to-volume inputs. A later reviewer can then identify the inputs behind a past classification. The reviewer can also recompute it without re-eliciting any weight. Under the append-only rule, a revised input opens a new dated cell. The earlier cell stays readable with its original guarantee. The rule also isolated the disagreement cells in the registry. Across the 3,960 registered configurations, the two formulations disagreed in 57 cells. None of these cells cleared the radius cap and both proximity conditions together. Two of the 57 lay at a 10% radius, where a proximity flag caught them. The envelopes were constructed at all 3,960 domain-valid configurations with</w:t>
+        <w:t xml:space="preserve">The registry makes a released classification auditable after the fact. Each registry cell is indexed by the economic calibration, the radius key, and the reference value, and it carries the envelope and solver versions. The gate audit record also holds the recorded weights and the prevailing price. A later reviewer can then identify the inputs behind a past classification and recompute it without re-eliciting any weight. In prospective use, the registry should be append-only, so a revised input opens a new dated cell. The earlier cell then stays readable with its original guarantee. The release rule also isolated the configurations in which the two formulations disagreed. Across the 3,960 registered configurations, such disagreement occurred in 57. None of these 57 passed the radius cap and both proximity conditions together. Two of them lay at a 10% radius, where a proximity flag routed them to benchmark recomputation. The envelopes behind these flags were constructed at all 3,960 domain-valid configurations with</w:t>
       </w:r>
       <w:r>
         <w:t xml:space="preserve"> </w:t>
@@ -25367,7 +25867,7 @@
         </m:r>
       </m:oMath>
       <w:r>
-        <w:t xml:space="preserve">, and two checks bounded their numerical error. A denser</w:t>
+        <w:t xml:space="preserve">, and two checks bounded their numerical error. First, a denser</w:t>
       </w:r>
       <w:r>
         <w:t xml:space="preserve"> </w:t>
@@ -25381,7 +25881,7 @@
         <w:t xml:space="preserve"> </w:t>
       </w:r>
       <w:r>
-        <w:t xml:space="preserve">grid detected no exceedance in the 165 calibration-radius cells. A second check compared the finite weight grid with a certified upper bound on the discrepancy over</w:t>
+        <w:t xml:space="preserve">grid detected no exceedance of the registered envelope in any of the 165 calibration-radius cells. Second, the maximum on the finite weight grid was compared with a certified upper bound on the discrepancy over</w:t>
       </w:r>
       <w:r>
         <w:t xml:space="preserve"> </w:t>
@@ -25459,7 +25959,7 @@
         <w:pStyle w:val="BodyText"/>
       </w:pPr>
       <w:r>
-        <w:t xml:space="preserve">The 10% cap follows from the deterministic fidelity evaluation. It is the largest evaluated radius at which both criteria held. A refinement at intermediate radii located the failure just above the cap. C2 failed first, at 11%. There, the 95th percentile of the omitted mixed share reached 5.4%, against the 5% limit. At the 10% radius, the same quantity was 4.96%, so the binding radius passed C2 by 0.04 percentage points. The breach at 11% was 0.4 percentage points, which suggests a gradual loss of accuracy across the cap. By Proposition 4(i), raising the cap from 10% to 22% would multiply the leading error term by about five.</w:t>
+        <w:t xml:space="preserve">The 10% radius cap in condition (ii) is the largest evaluated radius at which both fidelity criteria held in the deterministic design. A refinement at intermediate radii located the failure just above the cap. C2 failed first, at 11%, where the 95th percentile of the omitted mixed share reached 5.4% against the 5% limit. At the 10% radius, the same quantity was 4.96%, so C2 held at the cap by 0.04 percentage points. The breach at 11% was 0.4 percentage points, which suggests a gradual loss of accuracy across the cap. By Proposition 4(i), the leading error term grows with the squared radius, so raising the cap from 10% to 22% multiplies it by about five.</w:t>
       </w:r>
     </w:p>
     <w:p>
@@ -25467,7 +25967,7 @@
         <w:pStyle w:val="BodyText"/>
       </w:pPr>
       <w:r>
-        <w:t xml:space="preserve">The cap was also tested on 18 calibrations and five weight profiles absent from the evaluated grid, with six calibrations outside its range. The release quantity behaved similarly on this held-out set. The largest within-cell member-threshold deviation had a 95th percentile across cells of 0.5141 CNY/t on the held-out set. The corresponding value on the evaluated grid was 0.5143 CNY/t. The normalized fidelity criteria were more sensitive to the weight profile. They held on four of the five held-out profiles. They failed on one profile with weights clustered within 0.06 of one half. For this profile, the benchmark interval shrank to 0.72% of the anchor threshold. A similar absolute discrepancy then became a much larger relative one. IoU normalizes by the union of the two intervals, and the omitted mixed share normalizes by the benchmark width. Both registered this effect, although the absolute deviation stayed the same. For this reason, the release rule conditions on absolute price-axis distances.</w:t>
+        <w:t xml:space="preserve">The cap was also tested on 18 calibrations and five weight profiles absent from the evaluated grid, six of these calibrations lying outside its range. The price-axis quantity used for release behaved similarly on this held-out set. The 95th percentile across cells of the largest within-cell member-threshold deviation was 0.5141 CNY/t, against 0.5143 CNY/t on the evaluated grid. The normalized fidelity criteria were more sensitive to the weight profile and held on four of the five held-out profiles. They failed on one profile with weights clustered within 0.06 of one half, for which the benchmark interval shrank to 0.72% of the anchor threshold. A similar absolute discrepancy then became a much larger relative one. Both criteria registered this effect, because IoU normalizes by the union of the two intervals and the omitted mixed share by the benchmark width. For this reason, the release rule conditions on absolute price-axis distances.</w:t>
       </w:r>
     </w:p>
     <w:p>
@@ -25475,7 +25975,7 @@
         <w:pStyle w:val="BodyText"/>
       </w:pPr>
       <w:r>
-        <w:t xml:space="preserve">Above the cap, the dual report is mandatory. The differences between the two rules there ran in one direction. Across the three larger radii and the weakest profiles, member-level classifications agreed in more than nine cases in ten. In no evaluated cell did the affine rule classify a price as invest while the benchmark classified it as wait. Proposition 3(ii) explains this pattern. Under the one-sidedness condition, the affine report errs toward deferral. The condition held throughout the affine-only region.</w:t>
+        <w:t xml:space="preserve">Above the cap, the dual report is mandatory. Across the three radii above the cap and the weakest profiles, member-level classifications agreed in more than nine cases in ten. The remaining differences ran in one direction. In no evaluated cell did the affine rule classify a price as invest while the benchmark classified it as wait. Proposition 3(ii) explains this pattern, because under the one-sidedness condition the affine report errs toward deferral. The condition held throughout the affine-only region as well, so any residual affine error there also leans toward deferral.</w:t>
       </w:r>
     </w:p>
     <w:p>
@@ -25483,38 +25983,12 @@
         <w:pStyle w:val="BodyText"/>
       </w:pPr>
       <w:r>
-        <w:t xml:space="preserve">Figure 4 shows the release decision as a single pass over the four registered conditions. These conditions bound the member thresholds and thus the released classification. They bound the released interval width</w:t>
+        <w:t xml:space="preserve">Figure 4 shows the release decision as a single pass over the four release conditions. When all four hold,</w:t>
       </w:r>
       <w:r>
         <w:t xml:space="preserve"> </w:t>
       </w:r>
       <m:oMath>
-        <m:sSub>
-          <m:e>
-            <m:r>
-              <m:t>B</m:t>
-            </m:r>
-          </m:e>
-          <m:sub>
-            <m:r>
-              <m:t>t</m:t>
-            </m:r>
-          </m:sub>
-        </m:sSub>
-      </m:oMath>
-      <w:r>
-        <w:t xml:space="preserve"> </w:t>
-      </w:r>
-      <w:r>
-        <w:t xml:space="preserve">only in absolute terms, within</w:t>
-      </w:r>
-      <w:r>
-        <w:t xml:space="preserve"> </w:t>
-      </w:r>
-      <m:oMath>
-        <m:r>
-          <m:t>2</m:t>
-        </m:r>
         <m:sSub>
           <m:e>
             <m:r>
@@ -25533,7 +26007,57 @@
         </m:sSub>
       </m:oMath>
       <w:r>
-        <w:t xml:space="preserve">. At the reference project value of the release rule, the width error for the four-member reference profile was 1.29%. The larger 2.25% figure came from other tested reference values, outside the release region. The width shrinks as the recorded weights cluster. On tightly clustered profiles, the same absolute error is therefore a larger fraction of the width. Input validity is checked on a separate branch. A failed upstream acceptance check blocks the threshold report.</w:t>
+        <w:t xml:space="preserve"> </w:t>
+      </w:r>
+      <w:r>
+        <w:t xml:space="preserve">bounds the error of every member threshold, so the released classification matches the benchmark classification. The released interval width</w:t>
+      </w:r>
+      <w:r>
+        <w:t xml:space="preserve"> </w:t>
+      </w:r>
+      <m:oMath>
+        <m:sSub>
+          <m:e>
+            <m:r>
+              <m:t>B</m:t>
+            </m:r>
+          </m:e>
+          <m:sub>
+            <m:r>
+              <m:t>t</m:t>
+            </m:r>
+          </m:sub>
+        </m:sSub>
+      </m:oMath>
+      <w:r>
+        <w:t xml:space="preserve">, however, is bounded only in absolute terms, within</w:t>
+      </w:r>
+      <w:r>
+        <w:t xml:space="preserve"> </w:t>
+      </w:r>
+      <m:oMath>
+        <m:r>
+          <m:t>2</m:t>
+        </m:r>
+        <m:sSub>
+          <m:e>
+            <m:r>
+              <m:t>E</m:t>
+            </m:r>
+          </m:e>
+          <m:sub>
+            <m:r>
+              <m:rPr>
+                <m:scr m:val="script"/>
+                <m:sty m:val="p"/>
+              </m:rPr>
+              <m:t>R</m:t>
+            </m:r>
+          </m:sub>
+        </m:sSub>
+      </m:oMath>
+      <w:r>
+        <w:t xml:space="preserve">. In relative terms, the width error for the four-member reference profile was 1.29% at the reference project value of the release rule. The 2.25% maximum across tested reference values arose outside the release region. The width shrinks as the recorded weights cluster, so the same absolute error is a larger fraction of the width on tightly clustered profiles. In Figure 4, input validity is checked on a separate branch, and a failed upstream acceptance check blocks the threshold report.</w:t>
       </w:r>
     </w:p>
     <w:p>
@@ -25541,7 +26065,7 @@
         <w:pStyle w:val="BodyText"/>
       </w:pPr>
       <w:r>
-        <w:t xml:space="preserve">The model results fall into two groups. The analytical group holds wherever the maintained model holds. A unique critical weight splits the members around the no-ambiguity anchor, and trigger curvature in the declared coordinate locates it relative to one half. The numerical group rests on a finite registry. The affine rule stayed close to the benchmark on the evaluated grid, yet small trigger errors could still change a classification. The release rule therefore ties affine-only reporting to registered configurations and price-axis distances. The practical relevance of these properties depends on the inputs of a specific project.</w:t>
+        <w:t xml:space="preserve">With the release rule in place, the model results fall into two groups with different scopes. The analytical group, covering the critical weight and its location relative to one half, holds wherever the maintained model holds. The numerical group, covering the accuracy of the affine rule and its release conditions, holds only on the finite registry of evaluated configurations. The practical relevance of both groups depends on the inputs of a specific project.</w:t>
       </w:r>
     </w:p>
     <w:p>
@@ -25551,7 +26075,7 @@
       <w:r>
         <w:drawing>
           <wp:inline>
-            <wp:extent cx="5334000" cy="1459744"/>
+            <wp:extent cx="5334000" cy="1506654"/>
             <wp:effectExtent b="0" l="0" r="0" t="0"/>
             <wp:docPr descr="" title="" id="43" name="Picture"/>
             <a:graphic>
@@ -25572,7 +26096,7 @@
                   <pic:spPr bwMode="auto">
                     <a:xfrm>
                       <a:off x="0" y="0"/>
-                      <a:ext cx="5334000" cy="1459744"/>
+                      <a:ext cx="5334000" cy="1506654"/>
                     </a:xfrm>
                     <a:prstGeom prst="rect">
                       <a:avLst/>
@@ -25596,7 +26120,7 @@
         <w:pStyle w:val="ImageCaption"/>
       </w:pPr>
       <w:r>
-        <w:t xml:space="preserve">Figure 4. Release decision for one gate. The gate first verifies the registered input acceptance checks, and a failure blocks the threshold report. Four registered conditions are then checked in sequence. The calibration and radius key must be registered exactly. The relative radius must be at most 10%. The reference project value must satisfy</w:t>
+        <w:t xml:space="preserve">Figure 4. Release decision for one gate. The gate first runs the registered input acceptance checks, and a failure blocks the threshold report. Four release conditions are then checked in sequence. The calibration and radius key must be registered exactly, and the relative radius must be at most 10%. The reference project value must satisfy</w:t>
       </w:r>
       <w:r>
         <w:t xml:space="preserve"> </w:t>
@@ -25634,7 +26158,7 @@
         </m:r>
       </m:oMath>
       <w:r>
-        <w:t xml:space="preserve">. Both</w:t>
+        <w:t xml:space="preserve">, and both</w:t>
       </w:r>
       <w:r>
         <w:t xml:space="preserve"> </w:t>
@@ -25734,7 +26258,7 @@
         <w:t xml:space="preserve"> </w:t>
       </w:r>
       <w:r>
-        <w:t xml:space="preserve">must exceed the registered envelope</w:t>
+        <w:t xml:space="preserve">must exceed the envelope</w:t>
       </w:r>
       <w:r>
         <w:t xml:space="preserve"> </w:t>
@@ -25818,7 +26342,7 @@
         <w:t xml:space="preserve"> </w:t>
       </w:r>
       <w:r>
-        <w:t xml:space="preserve">benchmark recomputed at every recorded weight. Both member tables are issued in this mode. A gate-level classification is released only when the two three-state summaries agree, and individual member assignments may still differ. A discrepancy triggers a benchmark-model review, with no precedence for either rule.</w:t>
+        <w:t xml:space="preserve">benchmark recomputed at every recorded weight. In this mode, both member-threshold vectors are issued. A gate-level classification is released only when the two three-state summaries agree, although individual member classifications may still differ. A discrepancy between the summaries leads to a benchmark-model review, with no precedence for either rule.</w:t>
       </w:r>
     </w:p>
     <w:bookmarkEnd w:id="45"/>
@@ -25847,7 +26371,7 @@
         <w:pStyle w:val="FirstParagraph"/>
       </w:pPr>
       <w:r>
-        <w:t xml:space="preserve">A 600-MW coal-fired CCUS retrofit supplies such project inputs. The application uses four inputs. The first is the economic calibration with the project inputs. The second is an ambiguity radius from a date-reconstructed policy-text signal. The third and fourth are a four-member reference profile of recorded weights and the archived price series. The construction returns member thresholds and quarterly contested-price intervals. Daily China Emission Allowance (CEA) prices are compared with the corresponding quarterly intervals, and each archived price is classified retrospectively. The anchor, corpus, and encoder are fixed ex post. For example, the volatility anchor estimated on 2024 and 2025 data applies to the entire historical signal path. Sensitivity checks varied the profiles, inputs, anchors, and scaling constants.</w:t>
+        <w:t xml:space="preserve">A 600-MW coal-fired CCUS retrofit supplies the inputs of a specific project for this illustration. The application combines the economic calibration of this retrofit with an ambiguity radius from a date-reconstructed policy-text signal. A four-member reference profile of recorded weights and the archived price series complete its four inputs. From these inputs, the method returns member thresholds and quarterly contested-price intervals, against which each archived daily China Emission Allowance (CEA) price is classified. The classification is retrospective, because the anchor, corpus, and encoder are fixed ex post. For example, the volatility anchor estimated on 2024 and 2025 data applies to the entire historical signal path. Sensitivity checks varied the weight profiles, economic inputs, volatility anchors, and scaling constants.</w:t>
       </w:r>
     </w:p>
     <w:bookmarkStart w:id="50" w:name="numerical-setting-and-policy-text-signal"/>
@@ -25891,7 +26415,7 @@
         <w:pStyle w:val="FirstParagraph"/>
       </w:pPr>
       <w:r>
-        <w:t xml:space="preserve">The corpus comprises 682 central-government energy and climate policy records. Four bodies issued these records. They are the National Development and Reform Commission, the National Energy Administration, the State Council, and the Ministry of Ecology and Environment. Of these records, 678 fell inside the analysis window from 2016Q1 to 2025Q4. The records were retrieved from the PKULaw database, which assigns each one a stable document number.</w:t>
+        <w:t xml:space="preserve">The corpus comprises 682 central-government energy and climate policy records from four issuing bodies. These bodies are the National Development and Reform Commission, the National Energy Administration, the State Council, and the Ministry of Ecology and Environment. Of these records, 678 fell inside the analysis window from 2016Q1 to 2025Q4. The records were retrieved from the PKULaw database, which assigns each one a stable document number.</w:t>
       </w:r>
     </w:p>
     <w:p>
@@ -25899,7 +26423,7 @@
         <w:pStyle w:val="BodyText"/>
       </w:pPr>
       <w:r>
-        <w:t xml:space="preserve">The retrieval targeted the years 2016 to 2025. A thematic screen retained records classified under energy, climate, carbon markets, or emissions trading, based on source tags and a title keyword filter. A document-type screen kept substantive plans, notices, guidance, and formal responses. It excluded press releases, routine administrative notices without policy content, and non-Chinese texts.</w:t>
+        <w:t xml:space="preserve">The retrieval targeted the years 2016 to 2025. A thematic screen based on source tags and a title keyword filter retained records classified under energy, climate, carbon markets, or emissions trading. A document-type screen kept substantive plans, notices, guidance, and formal responses while excluding press releases, routine administrative notices without policy content, and non-Chinese texts.</w:t>
       </w:r>
     </w:p>
     <w:p>
@@ -25907,7 +26431,7 @@
         <w:pStyle w:val="BodyText"/>
       </w:pPr>
       <w:r>
-        <w:t xml:space="preserve">The dispersion signal is quarterly, so incorrect document dates distort its path. Dates in the database may differ from official issuance dates. An audit therefore matched each record to an official agency page where possible. It resolved such a page for 414 of the 682 records. Two date assignments were compared. The reference assignment uses the date printed in each archived record and is reproducible from the archive alone. The page-date assignment uses a verified agency page date where available and the printed date otherwise. The two assignments produced different paths for the quarterly signal and the interval width. Four records bear 2015 printed dates and fall outside the window, so they are excluded. Four other records carry month-only dates. A month identifies the quarter, and these four records lie inside the window and are retained.</w:t>
+        <w:t xml:space="preserve">The policy-text signal is quarterly, so an incorrect document date can place a record in the wrong quarter and distort the signal path. Dates in the database may differ from official issuance dates. An audit therefore matched each record to an official agency page where possible and located such a page for 414 of the 682 records. Of the two date assignments compared, the reference assignment uses the date printed in each archived record and is reproducible from the archive alone. The page-date assignment uses a verified agency page date where available and the printed date otherwise. The two assignments produced different paths for the quarterly signal and the interval width. Window membership also follows the printed dates: four records bear 2015 dates and fall outside the window, so they are excluded. Four other records carry month-only dates inside the window and are retained, because a month identifies the quarter.</w:t>
       </w:r>
     </w:p>
     <w:p>
@@ -25915,7 +26439,7 @@
         <w:pStyle w:val="BodyText"/>
       </w:pPr>
       <w:r>
-        <w:t xml:space="preserve">Each document is represented by precomputed layer-14 embeddings from the Qwen3-0.6B model (Yang et al., 2025). The embeddings are pooled across subword tokens with term frequency-inverse document frequency (TF-IDF) weights and normalized to unit length. This primary representation, Qwen3-L14, was fixed before the signal was compared with realized volatility. The policy-semantic-dispersion index is</w:t>
+        <w:t xml:space="preserve">Each document is represented by precomputed layer-14 embeddings from the Qwen3-0.6B model (Yang et al., 2025). The embeddings are pooled across subword tokens with term frequency-inverse document frequency (TF-IDF) weights and normalized to unit length. This primary representation, Qwen3-L14, was fixed before the signal was compared with realized volatility. From these unit vectors, the policy-semantic-dispersion index is</w:t>
       </w:r>
     </w:p>
     <w:p>
@@ -26124,7 +26648,7 @@
         <w:t xml:space="preserve"> </w:t>
       </w:r>
       <w:r>
-        <w:t xml:space="preserve">indicates greater dispersion around the period centroid. The signal tracks temporal variation in dispersion through the rolling four-quarter standard deviation</w:t>
+        <w:t xml:space="preserve">indicates greater dispersion around the period centroid. The rolling variability signal tracks the temporal variation of this dispersion through the four-quarter standard deviation</w:t>
       </w:r>
     </w:p>
     <w:p>
@@ -26443,7 +26967,7 @@
         <w:t xml:space="preserve"> </w:t>
       </w:r>
       <w:r>
-        <w:t xml:space="preserve">is the population standard deviation, with divisor four, over the current and previous three quarters. Figure 1 writes this window as</w:t>
+        <w:t xml:space="preserve">is the population standard deviation, with divisor four, over the current and previous three quarters. Figure 1 abbreviates this window as</w:t>
       </w:r>
       <w:r>
         <w:t xml:space="preserve"> </w:t>
@@ -26510,7 +27034,7 @@
         <w:pStyle w:val="BodyText"/>
       </w:pPr>
       <w:r>
-        <w:t xml:space="preserve">Six alternative dispersion statistics on the same vectors moved the peak quarter in two cases. None of them changed the gate outcome. One corpus-composition check moved both the peak quarter and the peak width. Excluding documents longer than 2,000 characters before truncation retained 384 of the 678 records. The peak quarter shifted from 2024Q4 to 2023Q1, and the peak interval width rose from 6.63 to 8.59 CNY/t. The Spearman rank correlation between this length-filtered path and the reference path was 0.61. One of two replacement encoders also moved the peak. MacBERT-base placed the peak in 2019Q2 at a width of 5.42 CNY/t. Its quarterly signal had a Spearman rank correlation of 0.305 with the reference.</w:t>
+        <w:t xml:space="preserve">Replacing the dispersion index by six alternative statistics on the same vectors moved the peak quarter in two cases, although none changed the gate outcome. One corpus-composition check moved both the peak quarter and the peak width. This check excluded documents longer than 2,000 characters before truncation and retained 384 of the 678 records. The peak quarter shifted from 2024Q4 to 2023Q1, and the peak interval width rose from 6.63 to 8.59 CNY/t. The Spearman rank correlation between this length-filtered path and the reference path was 0.61. One of two replacement encoders, MacBERT-base, also moved the peak, placing it in 2019Q2 at a width of 5.42 CNY/t. Its quarterly signal had a Spearman rank correlation of 0.305 with the reference path.</w:t>
       </w:r>
     </w:p>
     <w:bookmarkEnd w:id="48"/>
@@ -26537,7 +27061,7 @@
         <w:pStyle w:val="FirstParagraph"/>
       </w:pPr>
       <w:r>
-        <w:t xml:space="preserve">Algorithm 1 summarizes the gate update from the registered radius source through the release rule to the reported object. Its cost depends on the radius source. With a declared radius, the affine branch is</w:t>
+        <w:t xml:space="preserve">Algorithm 1 summarizes the gate update from the registered radius source through the release rule to the reported object. Its computational cost depends on the radius source, and with a declared radius the affine branch is</w:t>
       </w:r>
       <w:r>
         <w:t xml:space="preserve"> </w:t>
@@ -26682,7 +27206,7 @@
         </m:r>
       </m:oMath>
       <w:r>
-        <w:t xml:space="preserve">. This count assumes a fixed embedding dimension and a four-quarter history. The fallback adds one benchmark optimization per member. One release envelope on the 2,001-point weight grid took about 0.2 seconds per calibration-radius cell. This wall-clock figure varies with machine load.</w:t>
+        <w:t xml:space="preserve">. This bound assumes a fixed embedding dimension and a four-quarter history. The fallback adds one benchmark optimization per member. Computing the release envelope of one calibration-radius cell on the 2,001-point weight grid took about 0.2 seconds, a wall-clock figure varying with machine load.</w:t>
       </w:r>
     </w:p>
     <w:p>
@@ -26690,7 +27214,7 @@
         <w:pStyle w:val="BodyText"/>
       </w:pPr>
       <w:r>
-        <w:t xml:space="preserve">The proportional map</w:t>
+        <w:t xml:space="preserve">In the text branch of Algorithm 1, the proportional map</w:t>
       </w:r>
       <w:r>
         <w:t xml:space="preserve"> </w:t>
@@ -26789,68 +27313,7 @@
         <w:t xml:space="preserve"> </w:t>
       </w:r>
       <w:r>
-        <w:t xml:space="preserve">to one. The ambiguity radius then equals the signal before the admissibility cap. Before the national emissions trading scheme (ETS), the lagged signal showed a positive but imprecise association with realized volatility. During the national ETS period, the estimated slope changed sign. Over the 18 quarters of this period, the slope was</w:t>
-      </w:r>
-      <w:r>
-        <w:t xml:space="preserve"> </w:t>
-      </w:r>
-      <m:oMath>
-        <m:r>
-          <m:rPr>
-            <m:sty m:val="p"/>
-          </m:rPr>
-          <m:t>−</m:t>
-        </m:r>
-        <m:r>
-          <m:t>18.07</m:t>
-        </m:r>
-      </m:oMath>
-      <w:r>
-        <w:t xml:space="preserve">, with a 95% confidence interval of</w:t>
-      </w:r>
-      <w:r>
-        <w:t xml:space="preserve"> </w:t>
-      </w:r>
-      <m:oMath>
-        <m:r>
-          <m:rPr>
-            <m:sty m:val="p"/>
-          </m:rPr>
-          <m:t>[</m:t>
-        </m:r>
-        <m:r>
-          <m:rPr>
-            <m:sty m:val="p"/>
-          </m:rPr>
-          <m:t>−</m:t>
-        </m:r>
-        <m:r>
-          <m:t>34.57</m:t>
-        </m:r>
-        <m:r>
-          <m:rPr>
-            <m:sty m:val="p"/>
-          </m:rPr>
-          <m:t>,</m:t>
-        </m:r>
-        <m:r>
-          <m:rPr>
-            <m:sty m:val="p"/>
-          </m:rPr>
-          <m:t>−</m:t>
-        </m:r>
-        <m:r>
-          <m:t>1.57</m:t>
-        </m:r>
-        <m:r>
-          <m:rPr>
-            <m:sty m:val="p"/>
-          </m:rPr>
-          <m:t>]</m:t>
-        </m:r>
-      </m:oMath>
-      <w:r>
-        <w:t xml:space="preserve">. The interval for the shorter estimation window spanned zero. Neither subsample identified a stable value for</w:t>
+        <w:t xml:space="preserve">to one, so the ambiguity radius equals the signal before the admissibility cap. An estimated</w:t>
       </w:r>
       <w:r>
         <w:t xml:space="preserve"> </w:t>
@@ -26870,7 +27333,91 @@
         </m:sSub>
       </m:oMath>
       <w:r>
-        <w:t xml:space="preserve">. Five further diagnostics covered directional association, temporal-order permutation, construct validity, an event-style check, and national ETS stability. None of them supported a stable mapping. The series therefore serves as a scenario input configuring the radius.</w:t>
+        <w:t xml:space="preserve"> </w:t>
+      </w:r>
+      <w:r>
+        <w:t xml:space="preserve">would need a stable association between the lagged signal and realized volatility. Before the national emissions trading scheme (ETS), this association was positive but imprecise. Over the 18 quarters of the national ETS period, the estimated slope turned negative at</w:t>
+      </w:r>
+      <w:r>
+        <w:t xml:space="preserve"> </w:t>
+      </w:r>
+      <m:oMath>
+        <m:r>
+          <m:rPr>
+            <m:sty m:val="p"/>
+          </m:rPr>
+          <m:t>−</m:t>
+        </m:r>
+        <m:r>
+          <m:t>18.07</m:t>
+        </m:r>
+      </m:oMath>
+      <w:r>
+        <w:t xml:space="preserve">, with a 95% confidence interval of</w:t>
+      </w:r>
+      <w:r>
+        <w:t xml:space="preserve"> </w:t>
+      </w:r>
+      <m:oMath>
+        <m:r>
+          <m:rPr>
+            <m:sty m:val="p"/>
+          </m:rPr>
+          <m:t>[</m:t>
+        </m:r>
+        <m:r>
+          <m:rPr>
+            <m:sty m:val="p"/>
+          </m:rPr>
+          <m:t>−</m:t>
+        </m:r>
+        <m:r>
+          <m:t>34.57</m:t>
+        </m:r>
+        <m:r>
+          <m:rPr>
+            <m:sty m:val="p"/>
+          </m:rPr>
+          <m:t>,</m:t>
+        </m:r>
+        <m:r>
+          <m:rPr>
+            <m:sty m:val="p"/>
+          </m:rPr>
+          <m:t>−</m:t>
+        </m:r>
+        <m:r>
+          <m:t>1.57</m:t>
+        </m:r>
+        <m:r>
+          <m:rPr>
+            <m:sty m:val="p"/>
+          </m:rPr>
+          <m:t>]</m:t>
+        </m:r>
+      </m:oMath>
+      <w:r>
+        <w:t xml:space="preserve">. The confidence interval for the shorter estimation window spanned zero. Neither subsample identified a stable value for</w:t>
+      </w:r>
+      <w:r>
+        <w:t xml:space="preserve"> </w:t>
+      </w:r>
+      <m:oMath>
+        <m:sSub>
+          <m:e>
+            <m:r>
+              <m:t>c</m:t>
+            </m:r>
+          </m:e>
+          <m:sub>
+            <m:r>
+              <m:t>w</m:t>
+            </m:r>
+          </m:sub>
+        </m:sSub>
+      </m:oMath>
+      <w:r>
+        <w:t xml:space="preserve">. Five further diagnostics, covering directional association, temporal-order permutation, construct validity, an event-style check, and national ETS stability, supported no stable mapping either. The signal therefore serves as a scenario input configuring the radius.</w:t>
       </w:r>
     </w:p>
     <w:p>
@@ -26878,10 +27425,24 @@
         <w:pStyle w:val="BodyText"/>
       </w:pPr>
       <w:r>
-        <w:t xml:space="preserve">The signal was also compared with an established policy-uncertainty measure, the log China Economic Policy Uncertainty (EPU) index of Baker et al. (2016). Over 2017 to 2024, the Pearson correlation was 0.265 (</w:t>
+        <w:t xml:space="preserve">Slope estimates distinguishable from zero, such as the national ETS slope, still left the scale of the radius open. Propagating the pre-ETS slope to the thresholds gave a width envelope of up to 19.2 CNY/t. This value was about 2.9 times the configured peak width of 6.63 CNY/t. The pre-ETS slope and the national ETS slope differed by 61.08, with a standard error of 30.94. The 95% confidence interval for this difference, based on the</w:t>
+      </w:r>
+      <w:r>
+        <w:t xml:space="preserve"> </w:t>
       </w:r>
       <m:oMath>
         <m:r>
+          <m:t>t</m:t>
+        </m:r>
+      </m:oMath>
+      <w:r>
+        <w:t xml:space="preserve"> </w:t>
+      </w:r>
+      <w:r>
+        <w:t xml:space="preserve">distribution with 23 Welch degrees of freedom, contained zero. With slopes of opposite sign and a difference indistinguishable from zero, the data did not fix even the direction of a rescaling. A mapping re-estimated on the national ETS window explained none of the out-of-sample variation in 2024 and 2025. Separately, the signal was compared with an established policy-uncertainty measure, the log China Economic Policy Uncertainty (EPU) index of Baker et al. (2016). Over 2017 to 2024, the Pearson correlation was 0.265 (</w:t>
+      </w:r>
+      <m:oMath>
+        <m:r>
           <m:t>n</m:t>
         </m:r>
         <m:r>
@@ -26906,21 +27467,7 @@
         </m:r>
       </m:oMath>
       <w:r>
-        <w:t xml:space="preserve">-value of 0.036. Over the 14 national ETS quarters covered by the EPU sample, it was 0.264. Slope estimates distinguishable from zero still left the scale open. Propagating the pre-ETS slope to the thresholds gave a width envelope of up to 19.2 CNY/t. This value was about 2.9 times the configured peak width of 6.63 CNY/t. The pre-ETS slope and the national ETS slope differed by 61.08, with a standard error of 30.94. The 95% interval for this difference, based on the</w:t>
-      </w:r>
-      <w:r>
-        <w:t xml:space="preserve"> </w:t>
-      </w:r>
-      <m:oMath>
-        <m:r>
-          <m:t>t</m:t>
-        </m:r>
-      </m:oMath>
-      <w:r>
-        <w:t xml:space="preserve"> </w:t>
-      </w:r>
-      <w:r>
-        <w:t xml:space="preserve">distribution with 23 Welch degrees of freedom, contained zero. The data therefore did not fix even the direction of a rescaling. A mapping re-estimated on the national ETS window explained none of the out-of-sample variation in 2024 and 2025.</w:t>
+        <w:t xml:space="preserve">-value of 0.036. Over the 14 national ETS quarters covered by the EPU sample, it was 0.264.</w:t>
       </w:r>
     </w:p>
     <w:p>
@@ -26928,7 +27475,7 @@
         <w:pStyle w:val="BodyText"/>
       </w:pPr>
       <w:r>
-        <w:t xml:space="preserve">Two properties suit this series to its illustrative role. First, an institution can archive and re-encode the documents. With the corpus, encoding pipeline, and scaling convention recorded, a past radius can be recomputed without re-eliciting any expert input. Second, the documents come from the same regulatory process whose ambiguity the gate considers.</w:t>
+        <w:t xml:space="preserve">Although the data left the radius scale open, two properties suit the signal to its illustrative role. First, an institution can archive and re-encode the documents. With the corpus, encoding pipeline, and scaling convention recorded, a past radius can be recomputed without re-eliciting any expert input. Second, the documents come from the same regulatory process whose ambiguity the committee evaluates at each gate.</w:t>
       </w:r>
     </w:p>
     <w:p>
@@ -26936,7 +27483,7 @@
         <w:pStyle w:val="BodyText"/>
       </w:pPr>
       <w:r>
-        <w:t xml:space="preserve">Two calibration routes could replace the convention with an estimate. A forward-looking route would set the endpoints from option-implied volatility bounds. This route requires a traded allowance option, and the national market had none over the sample period. A survey route would use the forecast dispersion elicited from allowance-price forecasters with a documented track record. Each source would need its own validation and an explicit mapping to the declared radius. Combining the two would need an aggregation rule for their overlapping information.</w:t>
+        <w:t xml:space="preserve">Two calibration routes could replace the scaling convention with an estimate. A forward-looking route would set the endpoints from option-implied volatility bounds. This route requires a traded allowance option, and the national market had none over the sample period. A survey route would use the forecast dispersion elicited from allowance-price forecasters with a documented track record. Each source would need its own validation and an explicit mapping to the declared radius. Combining the two would need an aggregation rule for their overlapping information.</w:t>
       </w:r>
     </w:p>
     <w:p>
@@ -26944,7 +27491,7 @@
         <w:pStyle w:val="BodyText"/>
       </w:pPr>
       <w:r>
-        <w:t xml:space="preserve">For prospective use, an institution should set a calibration cutoff and use only information available by this date. Before later gate outcomes are observed, it should also register several items. These are a target radius</w:t>
+        <w:t xml:space="preserve">For prospective use, an institution should set a calibration cutoff and use only information available by this date. Before later gate outcomes are observed, it should also register a target radius</w:t>
       </w:r>
       <w:r>
         <w:t xml:space="preserve"> </w:t>
@@ -27017,7 +27564,7 @@
         </m:sSub>
       </m:oMath>
       <w:r>
-        <w:t xml:space="preserve">. They also include the volatility-anchor window, the encoder version, the admissibility cap, and the review cadence. The scaling constant is then</w:t>
+        <w:t xml:space="preserve">, which fix</w:t>
       </w:r>
       <w:r>
         <w:t xml:space="preserve"> </w:t>
@@ -27103,7 +27650,7 @@
         </m:sSub>
       </m:oMath>
       <w:r>
-        <w:t xml:space="preserve">. The target radius, achieved radius, rounded display value, and canonical registry key are distinct fields. Release matching follows the exact-key rule. Under exact matching, an unseen radius triggers benchmark recomputation. Prospective affine-only use therefore requires a radius discretization declared in advance or a release envelope certified over a continuous radius interval. Later gate outcomes do not retune</w:t>
+        <w:t xml:space="preserve">. The registration also covers the volatility-anchor window, the encoder version, the admissibility cap, and the review cadence. Later gate outcomes do not retune</w:t>
       </w:r>
       <w:r>
         <w:t xml:space="preserve"> </w:t>
@@ -27126,7 +27673,7 @@
         <w:t xml:space="preserve"> </w:t>
       </w:r>
       <w:r>
-        <w:t xml:space="preserve">or the reference statistic. A documented drift or regime review opens a new dated configuration under the append-only rule. A stable forward-volatility series may later support statistical calibration. The institution should then prespecify training and holdout windows and register the fitted map as a new configuration.</w:t>
+        <w:t xml:space="preserve">or the reference statistic. A documented drift or regime review opens a new dated configuration under the append-only rule. The target radius, achieved radius, rounded display value, and canonical registry key are distinct fields, because release matching follows the exact-key rule. Under this rule, an unseen radius sends the gate to benchmark recomputation. Prospective affine-only use therefore requires a radius discretization declared in advance or a release envelope certified over a continuous radius interval. A stable forward-volatility series may later support statistical calibration. The institution should then prespecify training and holdout windows and register the fitted map as a new configuration.</w:t>
       </w:r>
     </w:p>
     <w:p>
@@ -27292,7 +27839,7 @@
         </m:r>
       </m:oMath>
       <w:r>
-        <w:t xml:space="preserve">, and registry-versioning requirements</w:t>
+        <w:t xml:space="preserve">, and registry-versioning rules</w:t>
       </w:r>
     </w:p>
     <w:p>
@@ -27527,7 +28074,7 @@
         </m:sSub>
       </m:oMath>
       <w:r>
-        <w:t xml:space="preserve">, and benchmark reference</w:t>
+        <w:t xml:space="preserve">, and reference project value</w:t>
       </w:r>
       <w:r>
         <w:t xml:space="preserve"> </w:t>
@@ -32747,7 +33294,7 @@
         <w:pStyle w:val="FirstParagraph"/>
       </w:pPr>
       <w:r>
-        <w:t xml:space="preserve">Table 7 lists the baseline calibration for the 600-MW retrofit. The investment cost and annual captured emissions follow Sun et al. (2024). The discount rate follows the Chinese national appraisal standard (National Development and Reform Commission [NDRC] and Ministry of Construction, 2006). The annual carbon-price growth scenario is set to 0.04. The volatility anchor is the annualized standard deviation of 474 within-market log returns. These returns come from 475 daily national CEA closing prices in 2024 and 2025. The Shanghai pilot and national CEA data are separate series, so no return spans the market boundary. The annualized estimate was 0.249. No liquid CEA options market existed over the sample period, so this historical estimate serves as the forward-volatility anchor.</w:t>
+        <w:t xml:space="preserve">Table 7 lists the baseline calibration for the 600-MW retrofit. The investment cost and annual captured emissions follow Sun et al. (2024). The discount rate follows the Chinese national appraisal standard (National Development and Reform Commission [NDRC] and Ministry of Construction, 2006). The annual carbon-price growth scenario is set to 0.04. The volatility anchor is the annualized standard deviation of 474 within-market log returns from 475 daily national CEA closing prices in 2024 and 2025. The Shanghai pilot and national CEA data are separate series, so no return in any anchor window spans the market boundary. No liquid CEA options market existed over the sample period, so the historical estimate of 0.249 serves as the forward-volatility anchor.</w:t>
       </w:r>
     </w:p>
     <w:p>
@@ -32755,7 +33302,7 @@
         <w:pStyle w:val="BodyText"/>
       </w:pPr>
       <w:r>
-        <w:t xml:space="preserve">Table 8 places the anchor threshold beside external capture-cost references for context. The anchor threshold was 117.7 CNY/t, and a demonstration reference lies near 250 CNY/t.</w:t>
+        <w:t xml:space="preserve">This calibration gave an anchor threshold of 117.7 CNY/t, and Table 8 places it beside external capture-cost references, including a demonstration reference near 250 CNY/t.</w:t>
       </w:r>
       <w:r>
         <w:t xml:space="preserve"> </w:t>
@@ -32781,7 +33328,7 @@
         <w:t xml:space="preserve"> </w:t>
       </w:r>
       <w:r>
-        <w:t xml:space="preserve">is a marginal threshold, and the references are technology costs. The common-adjustment identity gives the amount a committee adds to the reported basis before comparing the two. Table 9 evaluates this identity at illustrative values of</w:t>
+        <w:t xml:space="preserve">is a marginal threshold, whereas the references are technology costs. A committee comparing the two therefore first shifts the reported basis by a common per-tonne adjustment. Table 9 evaluates the common-adjustment identity at illustrative values of</w:t>
       </w:r>
       <w:r>
         <w:t xml:space="preserve"> </w:t>
@@ -32856,7 +33403,7 @@
         </m:r>
       </m:oMath>
       <w:r>
-        <w:t xml:space="preserve"> CNY/t. A committee comparing against a figure with these components reads the gate at this adjusted level.</w:t>
+        <w:t xml:space="preserve"> CNY/t.</w:t>
       </w:r>
     </w:p>
     <w:p>
@@ -32864,7 +33411,7 @@
         <w:pStyle w:val="BodyText"/>
       </w:pPr>
       <w:r>
-        <w:t xml:space="preserve">The cost adjustment enters the thresholds additively, and the calibrated inputs</w:t>
+        <w:t xml:space="preserve">The per-tonne cost adjustment enters the thresholds additively, whereas the calibrated inputs</w:t>
       </w:r>
       <w:r>
         <w:t xml:space="preserve"> </w:t>
@@ -32948,7 +33495,7 @@
         </m:r>
       </m:oMath>
       <w:r>
-        <w:t xml:space="preserve">. A different cost or captured-volume assumption is therefore a common-factor adjustment. The trigger-to-cost ratios stay unchanged, because</w:t>
+        <w:t xml:space="preserve">. A different investment-cost or captured-volume assumption is therefore a common-factor adjustment. The trigger-to-cost ratios stay unchanged, because</w:t>
       </w:r>
       <w:r>
         <w:t xml:space="preserve"> </w:t>
@@ -32999,7 +33546,7 @@
         </m:r>
       </m:oMath>
       <w:r>
-        <w:t xml:space="preserve">. The threshold levels, the interval width, and the price-unit envelope rescale with the common factor. The classification at a fixed prevailing price may move with them. Both inputs may carry considerable appraisal uncertainty. The reconstructed reference path peaked in 2024Q4 at a radius of 6.057% of the volatility anchor. At this radius, the baseline lower interval edge was 113.38 CNY/t. This edge lay above the highest archived price of 105.65 CNY/t. A 10% reduction in</w:t>
+        <w:t xml:space="preserve">. The threshold levels, the interval width, and the price-unit envelope rescale with the common factor, so the classification at a fixed prevailing price may move. Both inputs may carry considerable appraisal uncertainty. The 2024Q4 peak of the reconstructed reference path, at a radius of 6.057% of the volatility anchor, shows the effect of this uncertainty. At this radius, the baseline lower interval edge of 113.38 CNY/t lay above the highest archived price of 105.65 CNY/t. A 10% reduction in</w:t>
       </w:r>
       <w:r>
         <w:t xml:space="preserve"> </w:t>
@@ -33022,7 +33569,7 @@
         <w:t xml:space="preserve"> </w:t>
       </w:r>
       <w:r>
-        <w:t xml:space="preserve">moved the edge to 102.04 CNY/t. The same archived price then entered the interval, and the gate became mixed. A 20% reduction moved the edge to 90.70 CNY/t and placed the price above the whole interval. The critical weight and the member ordering stayed unchanged in all these cases.</w:t>
+        <w:t xml:space="preserve">moved the edge to 102.04 CNY/t, so the same archived price entered the interval and the gate became mixed. A 20% reduction moved the edge to 90.70 CNY/t and placed the price above the whole interval. The critical weight and the member ordering stayed unchanged in all these cases.</w:t>
       </w:r>
     </w:p>
     <w:p>
@@ -33673,7 +34220,7 @@
               <w:jc w:val="left"/>
             </w:pPr>
             <w:r>
-              <w:t xml:space="preserve">Marginal carbon-price threshold implied by the option trigger. It excludes capture OPEX, the energy penalty, transport, storage, and subsidies.</w:t>
+              <w:t xml:space="preserve">Marginal carbon-price threshold implied by the anchor trigger. It excludes capture operating costs, the energy penalty, transport, storage, and subsidies.</w:t>
             </w:r>
           </w:p>
         </w:tc>
@@ -34367,7 +34914,7 @@
         <w:t xml:space="preserve"> </w:t>
       </w:r>
       <w:r>
-        <w:t xml:space="preserve">The first row is the basis of every other result in this paper. The remaining rows apply the common-adjustment identity. The</w:t>
+        <w:t xml:space="preserve">The first row is the reported basis used for every other result in this paper. The remaining rows apply the common-adjustment identity at illustrative</w:t>
       </w:r>
       <w:r>
         <w:t xml:space="preserve"> </w:t>
@@ -34384,7 +34931,7 @@
         <w:t xml:space="preserve"> </w:t>
       </w:r>
       <w:r>
-        <w:t xml:space="preserve">values are illustrative settings spanning the external references of Table 8.</w:t>
+        <w:t xml:space="preserve">values spanning the external references of Table 8. The identity holds for adjustments common across members and constant per tonne.</w:t>
       </w:r>
       <w:r>
         <w:t xml:space="preserve"> </w:t>
@@ -34433,7 +34980,7 @@
         </m:sSub>
       </m:oMath>
       <w:r>
-        <w:t xml:space="preserve">, and a positive value means every member classifies this price as wait. The identity holds for adjustments common across members and constant per tonne.</w:t>
+        <w:t xml:space="preserve">, and a positive value means every member classifies this price as wait.</w:t>
       </w:r>
     </w:p>
     <w:bookmarkEnd w:id="51"/>
@@ -34460,7 +35007,30 @@
         <w:pStyle w:val="FirstParagraph"/>
       </w:pPr>
       <w:r>
-        <w:t xml:space="preserve">Table 10 compares four component configurations under a common economic calibration. The first two configurations yield a single trigger and no member-level dispersion. The third introduces member-level dispersion with the relative radius fixed at 10% of the volatility anchor. Its interval width is therefore the same at every gate. The full method updates the interval at every gate. Its quarterly widths ranged from 1.67 to 6.63 CNY/t under the reference scaling convention.</w:t>
+        <w:t xml:space="preserve">Table 10 compares four configurations, which switch the text-derived radius and the heterogeneous recorded weights on or off under a common economic calibration. The first two configurations yield a single trigger, because the first sets</w:t>
+      </w:r>
+      <w:r>
+        <w:t xml:space="preserve"> </w:t>
+      </w:r>
+      <m:oMath>
+        <m:r>
+          <m:t>h</m:t>
+        </m:r>
+        <m:r>
+          <m:rPr>
+            <m:sty m:val="p"/>
+          </m:rPr>
+          <m:t>=</m:t>
+        </m:r>
+        <m:r>
+          <m:t>0</m:t>
+        </m:r>
+      </m:oMath>
+      <w:r>
+        <w:t xml:space="preserve"> </w:t>
+      </w:r>
+      <w:r>
+        <w:t xml:space="preserve">and the second gives all members the same weight. The third fixes the relative radius at 10% of the volatility anchor, so its member-level interval has the same width at every gate. The full method updates the interval at each gate, and its quarterly widths ranged from 1.67 to 6.63 CNY/t under the reference scaling convention.</w:t>
       </w:r>
     </w:p>
     <w:p>
@@ -34962,7 +35532,15 @@
         <w:pStyle w:val="FirstParagraph"/>
       </w:pPr>
       <w:r>
-        <w:t xml:space="preserve">The reconstructed path stayed below the 10% release cap, so its intervals were narrower than at the cap. Across the 37 quarterly gates, the relative radius ran from 1.524% to 6.057%. The cap bound at none of them. Exact key matching was the binding constraint. The 2024Q4 peak radius was a registered key, and the other 36 gate radii were not. The release rule therefore sent these 36 gates to benchmark recomputation. With a radius discretization registered in advance, an institution rounds all 37 radii to registered keys at or below the cap. Table 11 fixes the relative radius at the cap, the upper limit of affine-only eligibility, and reports member triggers and thresholds. The reference profile contains four equally spaced recorded weights from 0.25 to 1. These weights are design inputs for the illustration.00. Its weight range of 0.750 was the widest among five profiles compared at a common radius. Under the affine, strictly decreasing map, it therefore produced the largest interval width among the five. The weight</w:t>
+        <w:t xml:space="preserve">The reconstructed path stayed below the 10% release cap, so its intervals were narrower than at the cap. Across the 37 quarterly gates, the relative radius ran from 1.524% to 6.057%. For release, the binding constraint was exact-key matching. The 2024Q4 peak radius was a registered key, and the other 36 gate radii were not. The release rule therefore sent these 36 gates to benchmark recomputation. With a radius discretization registered in advance, an institution could round all 37 radii to registered keys at or under the cap.</w:t>
+      </w:r>
+    </w:p>
+    <w:p>
+      <w:pPr>
+        <w:pStyle w:val="BodyText"/>
+      </w:pPr>
+      <w:r>
+        <w:t xml:space="preserve">At the cap, the upper limit of affine-only eligibility, Table 11 reports the member triggers and thresholds. The reference profile contains four equally spaced recorded weights from 0.25 to 1.00, which are design inputs for the illustration. Its weight range of 0.750 was the widest among five profiles compared at a common radius. Under the affine, strictly decreasing map, it therefore produced the largest interval width among the five. Within this profile, the weight</w:t>
       </w:r>
       <w:r>
         <w:t xml:space="preserve"> </w:t>
@@ -34985,7 +35563,7 @@
         <w:t xml:space="preserve"> </w:t>
       </w:r>
       <w:r>
-        <w:t xml:space="preserve">lay just below the critical weight. The affine rule labeled this weight delay-oriented by a narrow margin, and the benchmark labeled it acceleration-oriented. The thresholds barely moved across formulations. At the reference-peak radius, the affine, recursive, and pre-commitment widths were 6.630, 6.660, and 6.545 CNY/t. The latter two differed from the reported width by</w:t>
+        <w:t xml:space="preserve">lay just under the critical weight. The affine rule labeled this weight delay-oriented by a narrow margin, and the benchmark labeled it acceleration-oriented. The thresholds, by contrast, changed little across formulations. At the reference-peak radius, the affine, recursive, and pre-commitment widths were 6.630, 6.660, and 6.545 CNY/t. The recursive and pre-commitment widths differed from the affine width by</w:t>
       </w:r>
       <w:r>
         <w:t xml:space="preserve"> </w:t>
@@ -35034,7 +35612,7 @@
         </m:r>
       </m:oMath>
       <w:r>
-        <w:t xml:space="preserve">. A gate may therefore read the thresholds first and treat the directional label as secondary.</w:t>
+        <w:t xml:space="preserve">. A committee may therefore read the thresholds first and treat the directional label as secondary.</w:t>
       </w:r>
     </w:p>
     <w:p>
@@ -35684,7 +36262,7 @@
         <w:pStyle w:val="FirstParagraph"/>
       </w:pPr>
       <w:r>
-        <w:t xml:space="preserve">Figure 5 lets the radius vary across review gates and shows the contested-price interval under the reference configuration. The volatility anchor stays fixed at its estimated value, so all width variation comes from the reconstructed radius path. The shaded band lies between the two extreme member thresholds. The width reached 6.63 CNY/t in 2024Q4. The reconstruction applies the anchor retrospectively. An as-of anchor, estimated only from prices available at each gate, could be computed at 14 gates. Over these gates, the peak quarter and the unanimous-wait outcome stayed unchanged. The lower panel compares the observed daily CEA price with the lower interval edge on the same time axis.</w:t>
+        <w:t xml:space="preserve">Whereas Table 11 fixes the radius, Figure 5 lets it vary across review gates and shows the contested-price interval under the reference configuration. The volatility anchor stays fixed at its estimated value, so all width variation comes from the reconstructed radius path. The shaded band spans the two extreme member thresholds, and its width reached 6.63 CNY/t in 2024Q4. The lower panel compares the observed daily CEA price with the lower interval edge on the same time axis. To check the retrospective anchor, an as-of anchor estimated only from prices available at each gate was computed at the 14 feasible gates. Over these gates, the peak quarter and the unanimous-wait outcome stayed unchanged.</w:t>
       </w:r>
     </w:p>
     <w:p>
@@ -35739,7 +36317,7 @@
         <w:pStyle w:val="ImageCaption"/>
       </w:pPr>
       <w:r>
-        <w:t xml:space="preserve">Figure 5. Retrospective fixed-anchor reconstruction of the contested-price interval for the four-member reference profile. Dashed threshold segments mark the period before the national ETS, and solid segments mark the national ETS period. The vertical dashed line marks the ETS launch, and the horizontal dotted line marks the anchor threshold. The lower panel plots archived daily prices from two markets. The dotted series is the Shanghai pilot price before the national market, and the solid series is the national CEA price. The closest-approach annotation compares the lower edge with the national CEA observations only. On the reported path, the lowest lower edge and the highest archived price both fell in 2024Q4. This difference is therefore the contemporaneous closest approach.</w:t>
+        <w:t xml:space="preserve">Figure 5. Retrospective fixed-anchor reconstruction of the contested-price interval for the four-member reference profile. Dashed threshold segments mark the period before the national ETS, and solid segments mark the national ETS period. The vertical dashed line marks the ETS launch, and the horizontal dotted line marks the anchor threshold. The lower panel plots archived daily prices from two markets: the Shanghai pilot price before the national market (dotted) and the national CEA price (solid). The closest-approach annotation compares the lower edge with the national CEA observations only. On the reported path, the lowest lower edge and the highest archived price both fell in 2024Q4, so their difference is the contemporaneous closest approach.</w:t>
       </w:r>
     </w:p>
     <w:bookmarkStart w:id="57" w:name="archived-price-classification"/>
@@ -35828,7 +36406,7 @@
         </m:r>
       </m:oMath>
       <w:r>
-        <w:t xml:space="preserve">. The highest archived price, 105.65 CNY/t, lay 7.73 CNY/t below the lowest member threshold along the reconstructed path. The reference configuration is therefore a nonbinding baseline. Retaining the member-threshold vector and its interval therefore left the three-state classification unchanged along this price path. Changing the radius alone, or one economic primitive alone, produced binding configurations. Of 32 sensitivity configurations evaluated against the same price record, 15 placed the highest archived price at or above the lower edge. Ten of these were released as mixed and four as unanimous invest. The remaining one went to benchmark-model review because the two rules disagreed.</w:t>
+        <w:t xml:space="preserve">. The highest archived price, 105.65 CNY/t, lay 7.73 CNY/t below the lowest member threshold along the reconstructed path. The reference configuration is therefore a nonbinding baseline: retaining the member-threshold vector and its interval left the three-state classification unchanged along this price path. By contrast, changing the radius alone, or one economic primitive alone, produced binding configurations. Of 32 sensitivity configurations evaluated against the same price record, 15 placed the highest archived price at or above the lower edge. Ten of these were released as mixed and four as unanimous invest. The remaining one went to benchmark-model review because the two rules disagreed.</w:t>
       </w:r>
     </w:p>
     <w:bookmarkEnd w:id="57"/>
@@ -35856,7 +36434,7 @@
         <w:pStyle w:val="FirstParagraph"/>
       </w:pPr>
       <w:r>
-        <w:t xml:space="preserve">The sensitivity configurations perturb the baseline calibration, and the archived price history is the same in each. Any change in classification therefore comes from the threshold side.</w:t>
+        <w:t xml:space="preserve">The sensitivity configurations perturb the baseline calibration against the same archived price history, so any change in classification comes from the threshold side.</w:t>
       </w:r>
     </w:p>
     <w:bookmarkStart w:id="59" w:name="worked-gate-reports"/>
@@ -35882,7 +36460,7 @@
         <w:pStyle w:val="FirstParagraph"/>
       </w:pPr>
       <w:r>
-        <w:t xml:space="preserve">Table 12 renders two cells of the 32-cell design as complete gate reports. These two cells exercise the two branches of the release rule. Both use the lower volatility anchor</w:t>
+        <w:t xml:space="preserve">Table 12 renders two cells of the 32-cell sensitivity design as complete gate reports, which exercise the two branches of the release rule. Both use the lower volatility anchor</w:t>
       </w:r>
       <w:r>
         <w:t xml:space="preserve"> </w:t>
@@ -35947,7 +36525,7 @@
         </m:r>
       </m:oMath>
       <w:r>
-        <w:t xml:space="preserve">. They differ only in the evaluated radius.</w:t>
+        <w:t xml:space="preserve">, and they differ only in the evaluated radius.</w:t>
       </w:r>
     </w:p>
     <w:p>
@@ -35955,7 +36533,7 @@
         <w:pStyle w:val="BodyText"/>
       </w:pPr>
       <w:r>
-        <w:t xml:space="preserve">In Configuration A, the radius was the frozen reference peak, and the interval was 4.56 CNY/t wide. Its upper edge lay 0.002 CNY/t below the prevailing price. All four members classified this price as invest, and the gate was unanimous. The member with the smallest recorded weight holds the upper edge, so the edge margin equals the nearest-member distance. This distance of 0.002 CNY/t was far below the registered envelope of 0.059 CNY/t. The proximity conditions failed, and the gate issued a dual report after benchmark recomputation. The benchmark placed the upper threshold at 105.60 CNY/t, against an affine value of 105.65 CNY/t, and the price cleared both. The conservative proximity rule fired, although the recomputation confirmed unanimous investment. In Configuration B, at the 10% radius, the interval widened to 7.53 CNY/t and contained the unchanged prevailing price. Three members classified the price as invest. The member with the smallest recorded weight classified it as wait, so the gate was mixed. Both proximity distances rose to 1.092 CNY/t, against an envelope of 0.160 CNY/t. The affine-only report was released.</w:t>
+        <w:t xml:space="preserve">In Configuration A, the radius was the frozen reference peak, and the interval was 4.56 CNY/t wide. The prevailing price exceeded its upper edge by 0.002 CNY/t, so all four members classified this price as invest and the gate was unanimous. The member with the smallest recorded weight holds the upper edge, so the edge distance equals the nearest-member distance. This distance of 0.002 CNY/t was far below the registered envelope of 0.059 CNY/t. The proximity conditions therefore failed, and the gate issued a dual report after benchmark recomputation. The benchmark placed the upper threshold at 105.60 CNY/t, against an affine value of 105.65 CNY/t, and the price cleared both. The proximity rule thus acted conservatively, since the recomputation confirmed unanimous investment. In Configuration B, at the 10% radius, the interval widened to 7.53 CNY/t and contained the unchanged prevailing price. Three members classified the price as invest, whereas the member with the smallest recorded weight classified it as wait, so the gate was mixed. Both proximity distances rose to 1.092 CNY/t, above the envelope of 0.160 CNY/t, so the affine-only report was released.</w:t>
       </w:r>
     </w:p>
     <w:p>
@@ -35963,7 +36541,7 @@
         <w:pStyle w:val="BodyText"/>
       </w:pPr>
       <w:r>
-        <w:t xml:space="preserve">In this pair, the wider interval eased release, because the test depends on the distance from the prevailing price to the nearest threshold. Widening carried the upper threshold past the price.</w:t>
+        <w:t xml:space="preserve">In this pair, the wider interval permitted affine-only release, because the release test depends on the distance from the prevailing price to the nearest threshold. Widening carried the upper threshold past the price and raised this distance from 0.002 to 1.092 CNY/t.</w:t>
       </w:r>
     </w:p>
     <w:p>
@@ -35971,7 +36549,7 @@
         <w:pStyle w:val="TableCaption"/>
       </w:pPr>
       <w:r>
-        <w:t xml:space="preserve">Table 12. Worked reports for two cells of the 32-cell robustness design, both at the</w:t>
+        <w:t xml:space="preserve">Table 12. Worked reports for two cells of the 32-cell sensitivity design, both at the</w:t>
       </w:r>
       <w:r>
         <w:t xml:space="preserve"> </w:t>
@@ -36018,7 +36596,7 @@
         <w:tblStyle w:val="Table"/>
         <w:tblW w:type="auto" w:w="0"/>
         <w:tblLook w:firstRow="0" w:lastRow="0" w:firstColumn="0" w:lastColumn="0" w:noHBand="0" w:noVBand="0" w:val="0000"/>
-        <w:tblCaption w:val="Table 12. Worked reports for two cells of the 32-cell robustness design, both at the \overline{\sigma}_0=0.199 calibration."/>
+        <w:tblCaption w:val="Table 12. Worked reports for two cells of the 32-cell sensitivity design, both at the \overline{\sigma}_0=0.199 calibration."/>
       </w:tblPr>
       <w:tblGrid>
         <w:gridCol w:w="1584"/>
@@ -37361,7 +37939,7 @@
               <w:jc w:val="left"/>
             </w:pPr>
             <w:r>
-              <w:t xml:space="preserve">Price-date sensitivity flag, margin below the 1.97 CNY/t buffer (diagnostic only)</w:t>
+              <w:t xml:space="preserve">Price-recording buffer flag, distance within the 1.97 CNY/t buffer (diagnostic only)</w:t>
             </w:r>
           </w:p>
         </w:tc>
@@ -37621,7 +38199,7 @@
         </m:r>
       </m:oMath>
       <w:r>
-        <w:t xml:space="preserve">, at the reference value</w:t>
+        <w:t xml:space="preserve">, with the reference project value</w:t>
       </w:r>
       <w:r>
         <w:t xml:space="preserve"> </w:t>
@@ -37735,7 +38313,7 @@
         <w:pStyle w:val="FirstParagraph"/>
       </w:pPr>
       <w:r>
-        <w:t xml:space="preserve">Table 13 evaluates the baseline calibration, five economic-parameter perturbations, and two additional volatility anchors from Table 14. Each configuration is compared with the highest of the 1,073 archived observations, which minimizes both signed margins. The release test uses absolute distances, and the highest price need not minimize them. For each cell, the table reports the signed margin of each interval edge, defined as the edge minus the price. A non-positive lower-edge margin means at least one member classifies the price as invest. Unanimous investment also requires a non-positive upper-edge margin, with the whole interval at or below the price.</w:t>
+        <w:t xml:space="preserve">Beyond the two worked cells, Table 13 evaluates the baseline calibration, five economic-parameter perturbations, and two additional volatility anchors from Table 14. For each cell, the table reports the signed margin of each interval edge, defined as the edge minus the highest of the 1,073 archived observations. This price minimizes both signed margins, whereas the release test uses absolute distances, which the highest price need not minimize. A non-positive lower-edge margin means at least one member classifies the price as invest. Unanimous investment also requires a non-positive upper-edge margin, with the price at or above the whole interval.</w:t>
       </w:r>
     </w:p>
     <w:p>
@@ -37743,7 +38321,7 @@
         <w:pStyle w:val="BodyText"/>
       </w:pPr>
       <w:r>
-        <w:t xml:space="preserve">The lower-edge margin was negative in 15 of the 32 cells. Both margins were negative in four cells across two rows. Three of these lay in the</w:t>
+        <w:t xml:space="preserve">Under the baseline calibration, the highest archived price entered the interval at the 22% radius, the upper bound of the primary range. Among the 15 cells with a negative lower-edge margin, both margins were negative in four cells across two rows. Three of these lay in the</w:t>
       </w:r>
       <w:r>
         <w:t xml:space="preserve"> </w:t>
@@ -37766,7 +38344,7 @@
         <w:t xml:space="preserve"> </w:t>
       </w:r>
       <w:r>
-        <w:t xml:space="preserve">row. At this discount rate, the upper edge fell below the highest archived price at radii up to 22%. At the 33% stress radius, the interval widened enough to contain this price again. Two opposing channels drive the level shift. The smaller characteristic root raises the project-value trigger, and the thinner net discount margin shrinks the price conversion. The margin channel dominated, so every threshold fell. The fourth cell is the lower volatility anchor at the frozen reference-peak radius. There, the upper edge fell 0.002 CNY/t below the price. This cell is Configuration A of Table 12, routed by the safeguard to benchmark recomputation. The upper-edge margin also depends on the estimation window of the volatility anchor. The thresholds were recomputed at the reference-peak radius under five national and two pilot windows. Either the relative or the absolute radius was held fixed across anchors. The archived price stayed outside the interval in every window. The two pilot windows gave a volatility anchor of about 0.95 and thresholds above 500 CNY/t.</w:t>
+        <w:t xml:space="preserve">row, where the highest archived price exceeded the upper edge at radii up to 22%. At the 33% stress radius, the interval widened enough to contain this price. Two opposing channels shift the threshold level at this discount rate. The smaller characteristic root raises the project-value trigger, whereas the thinner net discount margin lowers the factor converting triggers into prices. The discount-margin channel dominated, so every threshold fell. The fourth cell, routed by the safeguard to benchmark recomputation, is Configuration A of Table 12, the lower volatility anchor at the frozen reference-peak radius. Beyond these perturbations, the upper-edge margin also depends on the estimation window of the volatility anchor. The thresholds were recomputed at the reference-peak radius under five national and two pilot windows, with either the relative or the absolute radius held fixed. The archived price stayed outside the interval in every window. The two pilot windows gave a volatility anchor of about 0.95 and thresholds above 500 CNY/t.</w:t>
       </w:r>
     </w:p>
     <w:p>
@@ -37774,7 +38352,7 @@
         <w:pStyle w:val="BodyText"/>
       </w:pPr>
       <w:r>
-        <w:t xml:space="preserve">Under the baseline calibration, the highest archived price entered the interval at the 22% radius, the upper bound of the primary range. The operational rule of Eq. (18) raised an edge or member proximity flag in five cells. Four of these lay at the 22% and 33% radii, where the mandatory wide-radius branch already covers all 16 cells. The fifth was the narrow-radius cell of Table 12. The 16 mandatory cells and this flag gave 17 benchmark fallbacks across the 32 cells. These fallbacks captured every disagreement on the fixed cells. One gate-state disagreement occurred at the 33% radius under</w:t>
+        <w:t xml:space="preserve">The release rule of Eq. (18) raised an edge or member proximity flag in five of the 32 cells. Four of these lay at the 22% and 33% radii, where the mandatory wide-radius branch already covers all 16 cells. The fifth was Configuration A of Table 12. The 16 mandatory cells and this flagged cell gave 17 benchmark fallbacks. These fallbacks captured every disagreement between the two rules across the 32 cells. One gate-state disagreement occurred at the 33% radius under</w:t>
       </w:r>
       <w:r>
         <w:t xml:space="preserve"> </w:t>
@@ -37794,7 +38372,7 @@
         </m:r>
       </m:oMath>
       <w:r>
-        <w:t xml:space="preserve">. There, the affine rule reported a mixed gate, and the benchmark reported unanimous invest. Two member-label disagreements also occurred. Six of the 32 cells placed the highest archived price within 1.97 CNY/t of an interval edge. This buffer represents the recording granularity of the archived price series. Three of these six cells were among the five flagged cells.</w:t>
+        <w:t xml:space="preserve">, where the affine rule reported a mixed gate and the benchmark reported unanimous invest. Two member-label disagreements also occurred. A separate diagnostic uses the 1.97 CNY/t price-recording buffer, which represents the recording granularity of the archived price series. Six of the 32 cells placed the highest archived price within this buffer of an interval edge. Three of these six cells were among the five flagged cells.</w:t>
       </w:r>
     </w:p>
     <w:p>
@@ -37802,7 +38380,7 @@
         <w:pStyle w:val="TableCaption"/>
       </w:pPr>
       <w:r>
-        <w:t xml:space="preserve">Table 13. Distance from the highest archived carbon price to each edge of the contested-price interval. The configurations are the economic perturbations and volatility anchors of the sensitivity analysis. SHEA denotes the Shanghai Emission Allowance pilot market.</w:t>
+        <w:t xml:space="preserve">Table 13. Signed margin of each edge of the contested-price interval relative to the highest archived carbon price. The configurations are the economic perturbations and volatility anchors of the sensitivity analysis. SHEA denotes the Shanghai Emission Allowance pilot market.</w:t>
       </w:r>
     </w:p>
     <w:tbl>
@@ -37810,7 +38388,7 @@
         <w:tblStyle w:val="Table"/>
         <w:tblW w:type="auto" w:w="0"/>
         <w:tblLook w:firstRow="0" w:lastRow="0" w:firstColumn="0" w:lastColumn="0" w:noHBand="0" w:noVBand="0" w:val="0000"/>
-        <w:tblCaption w:val="Table 13. Distance from the highest archived carbon price to each edge of the contested-price interval. The configurations are the economic perturbations and volatility anchors of the sensitivity analysis. SHEA denotes the Shanghai Emission Allowance pilot market."/>
+        <w:tblCaption w:val="Table 13. Signed margin of each edge of the contested-price interval relative to the highest archived carbon price. The configurations are the economic perturbations and volatility anchors of the sensitivity analysis. SHEA denotes the Shanghai Emission Allowance pilot market."/>
       </w:tblPr>
       <w:tblGrid>
         <w:gridCol w:w="880"/>
@@ -39704,7 +40282,7 @@
         <w:t xml:space="preserve"> </w:t>
       </w:r>
       <w:r>
-        <w:t xml:space="preserve">Each margin is the stated interval edge minus the highest archived national CEA closing price over 2021Q3 to 2025Q4 (105.65 CNY/t, 1,073 observations). A positive lower-edge margin means every member classifies every archived price as wait. A negative lower-edge margin with a positive upper-edge margin means a mixed gate. When both margins are negative, every member classifies the price as invest. The radius is fixed within each column. The 6.057% value is the displayed peak of the reconstructed signal path. The 10% and 22% radii bracket the primary radius range, and 33% is the stress radius. The first radius uses the frozen archived canonical serialized key, and its displayed value is rounded for the table only. Classifications and release decisions use unrounded values. A margin below 0.05 CNY/t in absolute value is shown at four decimals, so its sign remains legible. The difference between the two margin columns equals the interval width up to rounding. It equaled 6.63 CNY/t only in the baseline row at the reference-peak radius. Each configuration matches the corresponding row of Table 14. The underlying edge values are in data/observed_margin_both_edges.csv of the replication archive.</w:t>
+        <w:t xml:space="preserve">Each margin is the stated interval edge minus the highest archived national CEA closing price over 2021Q3 to 2025Q4 (105.65 CNY/t, 1,073 observations). A positive lower-edge margin means every member classifies every archived price as wait. A negative lower-edge margin with a positive upper-edge margin means a mixed gate. When both margins are negative, every member classifies the price as invest. The radius is fixed within each column. The 6.057% value is the displayed peak of the reconstructed signal path. This radius uses the frozen archived canonical serialized key, and its displayed value is rounded for the table only. The 10% radius is the affine-only cap, 22% is the upper bound of the primary radius range, and 33% is the stress radius. Classifications and release decisions use unrounded values. A margin below 0.05 CNY/t in absolute value is shown at four decimals, so its sign remains legible. At a given radius, the upper-edge margin minus the lower-edge margin equals the interval width up to rounding. It equaled 6.63 CNY/t only in the baseline row at the reference-peak radius. Each configuration matches the corresponding row of Table 14. The underlying edge values are in data/observed_margin_both_edges.csv of the replication archive.</w:t>
       </w:r>
     </w:p>
     <w:bookmarkEnd w:id="60"/>
@@ -39732,7 +40310,7 @@
         <w:pStyle w:val="FirstParagraph"/>
       </w:pPr>
       <w:r>
-        <w:t xml:space="preserve">The economic-parameter perturbations also moved the critical weight. Table 14 summarizes them with the historical volatility anchors. Across all positive-radius cases, the critical weight stayed above one half, and its value moved with the volatility anchor and the economic primitives. The member-threshold ordering stayed unchanged throughout.</w:t>
+        <w:t xml:space="preserve">Besides shifting the interval edges, the economic-parameter perturbations and the historical volatility anchors also moved the critical weight, as Table 14 reports. In every positive-radius case, the critical weight stayed above one half, and the member-threshold ordering was unchanged.</w:t>
       </w:r>
     </w:p>
     <w:p>
@@ -39740,7 +40318,7 @@
         <w:pStyle w:val="TableCaption"/>
       </w:pPr>
       <w:r>
-        <w:t xml:space="preserve">Table 14. Sensitivity of the critical weight within the volatility-channel model.</w:t>
+        <w:t xml:space="preserve">Table 14. Sensitivity of the critical weight under the volatility-only ambiguity declaration.</w:t>
       </w:r>
     </w:p>
     <w:tbl>
@@ -39748,7 +40326,7 @@
         <w:tblStyle w:val="Table"/>
         <w:tblW w:type="auto" w:w="0"/>
         <w:tblLook w:firstRow="0" w:lastRow="0" w:firstColumn="0" w:lastColumn="0" w:noHBand="0" w:noVBand="0" w:val="0000"/>
-        <w:tblCaption w:val="Table 14. Sensitivity of the critical weight within the volatility-channel model."/>
+        <w:tblCaption w:val="Table 14. Sensitivity of the critical weight under the volatility-only ambiguity declaration."/>
       </w:tblPr>
       <w:tblGrid>
         <w:gridCol w:w="1584"/>
@@ -39829,7 +40407,7 @@
               <w:jc w:val="left"/>
             </w:pPr>
             <w:r>
-              <w:t xml:space="preserve">Baseline analytical calibration</w:t>
+              <w:t xml:space="preserve">Baseline calibration</w:t>
             </w:r>
           </w:p>
         </w:tc>
@@ -40725,7 +41303,7 @@
         <w:t xml:space="preserve"> </w:t>
       </w:r>
       <w:r>
-        <w:t xml:space="preserve">A prospective implementation should prespecify standardized administration and checks of attention and comprehension. It should also prespecify a test-retest assessment of rank-order reliability and an assessment of scale comparability across cycles. A matching-probability task in the style of Dimmock et al. (2016) is one option. A discrete-choice format such as best-worst scaling could also serve, with its output mapped onto</w:t>
+        <w:t xml:space="preserve">An elicitation instrument for the recorded weights must meet three requirements. It must return a number in</w:t>
       </w:r>
       <w:r>
         <w:t xml:space="preserve"> </w:t>
@@ -40760,7 +41338,42 @@
         <w:t xml:space="preserve"> </w:t>
       </w:r>
       <w:r>
-        <w:t xml:space="preserve">by a rule fixed in advance. The instrument version, acceptance rule, and recorded weights should be frozen before later gate outcomes are observed. Extreme weights setting interval edges should prompt a documented review before any exclusion. Two further choices belong to institutional policy. The first is reporting granularity. The edges, the width, and the three-state summary are symmetric functions of the member thresholds. They stay unchanged if the thresholds circulate as a sorted list without member labels. A sorted list, however, removes the member-level reading. An identified table keeps this reading but also exposes the most divergent member in the minutes, as the documented review does. The second choice is the elicitation schedule. The extreme recorded weights alone determine both edges. A member aware of this mapping could move the reported interval through the choice of weight. The method assumes weights recorded in advance. Collection before project materials circulate establishes a pre-disclosure reference, provided the elicitation names the common information behind the weights. A project-specific adjustment would require a second elicitation under a documented information set.</w:t>
+        <w:t xml:space="preserve">on the adverse endpoint of the declared ambiguity set. A calibration to a different object needs a stated mapping. It must be reproducible at the same gate, because the recorded weight enters the gate audit record. Its precision must also be assessed against the review band around the critical weight. A prospective implementation should therefore prespecify standardized administration with attention and comprehension checks. It should also prespecify a test-retest assessment of rank-order reliability and a check of scale comparability across gates. Candidate instruments include matching-probability tasks in the style of Dimmock et al. (2016), lottery equivalents, and structured vignettes. A discrete-choice format such as best-worst scaling could also serve, with its output mapped onto</w:t>
+      </w:r>
+      <w:r>
+        <w:t xml:space="preserve"> </w:t>
+      </w:r>
+      <m:oMath>
+        <m:r>
+          <m:rPr>
+            <m:sty m:val="p"/>
+          </m:rPr>
+          <m:t>[</m:t>
+        </m:r>
+        <m:r>
+          <m:t>0</m:t>
+        </m:r>
+        <m:r>
+          <m:rPr>
+            <m:sty m:val="p"/>
+          </m:rPr>
+          <m:t>,</m:t>
+        </m:r>
+        <m:r>
+          <m:t>1</m:t>
+        </m:r>
+        <m:r>
+          <m:rPr>
+            <m:sty m:val="p"/>
+          </m:rPr>
+          <m:t>]</m:t>
+        </m:r>
+      </m:oMath>
+      <w:r>
+        <w:t xml:space="preserve"> </w:t>
+      </w:r>
+      <w:r>
+        <w:t xml:space="preserve">by a rule fixed in advance. The instrument version, acceptance rule, and recorded weights should be frozen before later gate outcomes are observed. An extreme weight sets an interval edge, so it should prompt a documented review before any exclusion. Two further choices belong to institutional policy, and the first is reporting granularity. The edges, the width, and the three-state summary are symmetric functions of the member thresholds, so a sorted list without member identities preserves them. A sorted list, however, removes the link between each threshold and its member. An identified table keeps this link, although it also exposes the most divergent member in the minutes, as the documented review of extreme weights does. The second choice is the elicitation schedule, which matters because the extreme recorded weights alone determine both edges. A member aware of this mapping could move the reported interval through the choice of weight, so the method assumes weights recorded in advance. Collecting the weights before project materials circulate establishes a pre-disclosure reference, provided the elicitation names the common information behind them. A project-specific adjustment of the weights would require a second elicitation under a documented information set.</w:t>
       </w:r>
     </w:p>
     <w:p>
@@ -40768,12 +41381,35 @@
         <w:pStyle w:val="BodyText"/>
       </w:pPr>
       <w:r>
-        <w:t xml:space="preserve">The model yields one acceptance threshold for elicitation precision. Under the classical error model, consider a member whose recorded weight lies a distance</w:t>
+        <w:t xml:space="preserve">The acceptance rule for the instrument can rest on a precision target derived from the model. Under the classical error model, measurement noise with standard deviation</w:t>
       </w:r>
       <w:r>
         <w:t xml:space="preserve"> </w:t>
       </w:r>
       <m:oMath>
+        <m:sSub>
+          <m:e>
+            <m:r>
+              <m:t>σ</m:t>
+            </m:r>
+          </m:e>
+          <m:sub>
+            <m:r>
+              <m:t>α</m:t>
+            </m:r>
+          </m:sub>
+        </m:sSub>
+      </m:oMath>
+      <w:r>
+        <w:t xml:space="preserve"> </w:t>
+      </w:r>
+      <w:r>
+        <w:t xml:space="preserve">enters each recorded weight. A member whose recorded weight lies a distance</w:t>
+      </w:r>
+      <w:r>
+        <w:t xml:space="preserve"> </w:t>
+      </w:r>
+      <m:oMath>
         <m:r>
           <m:t>d</m:t>
         </m:r>
@@ -40782,7 +41418,7 @@
         <w:t xml:space="preserve"> </w:t>
       </w:r>
       <w:r>
-        <w:t xml:space="preserve">from the critical weight. This member receives the opposite directional label with probability</w:t>
+        <w:t xml:space="preserve">from the critical weight then receives the opposite directional label with probability</w:t>
       </w:r>
       <w:r>
         <w:t xml:space="preserve"> </w:t>
@@ -40929,7 +41565,21 @@
         </m:r>
       </m:oMath>
       <w:r>
-        <w:t xml:space="preserve">. At the illustrative review band, this gives</w:t>
+        <w:t xml:space="preserve">. With</w:t>
+      </w:r>
+      <w:r>
+        <w:t xml:space="preserve"> </w:t>
+      </w:r>
+      <m:oMath>
+        <m:r>
+          <m:t>d</m:t>
+        </m:r>
+      </m:oMath>
+      <w:r>
+        <w:t xml:space="preserve"> </w:t>
+      </w:r>
+      <w:r>
+        <w:t xml:space="preserve">set to the illustrative review band of 0.05, the condition gives</w:t>
       </w:r>
       <w:r>
         <w:t xml:space="preserve"> </w:t>
@@ -41007,7 +41657,7 @@
         <w:t xml:space="preserve"> </w:t>
       </w:r>
       <w:r>
-        <w:t xml:space="preserve">to the critical weight remain subject to the review band. No instrument precision can secure a stable label arbitrarily close to this weight. Recorded weights can also drift between gates. When the recorded weights of simulated panels drifted by 0.05 per gate, the three-state summary changed in 28.9% of the panels. The re-elicitation cadence is therefore a design parameter.</w:t>
+        <w:t xml:space="preserve">to the critical weight keep de-emphasized labels, since no instrument precision secures a stable label arbitrarily close to it. Beyond noise within a gate, recorded weights can also drift between gates. When the recorded weights of simulated panels drifted by 0.05 per gate, the three-state summary changed in 28.9% of the panels. The re-elicitation cadence is therefore a design parameter.</w:t>
       </w:r>
     </w:p>
     <w:p>
@@ -41015,7 +41665,7 @@
         <w:pStyle w:val="BodyText"/>
       </w:pPr>
       <w:r>
-        <w:t xml:space="preserve">Table 15 collects the configuration decisions a prospective gate must record, organized by the three layers of Figure 1. The text items of the input layer are needed only for a radius derived from documents. These items are the encoder, layer, pooling, normalization, truncation, corpus screen, and the constant</w:t>
+        <w:t xml:space="preserve">These elicitation choices join the other configuration decisions a prospective gate must record, which Table 15 organizes by the three layers of Figure 1. The text-pipeline items and the constant</w:t>
       </w:r>
       <w:r>
         <w:t xml:space="preserve"> </w:t>
@@ -41035,7 +41685,10 @@
         </m:sSub>
       </m:oMath>
       <w:r>
-        <w:t xml:space="preserve">. A committee declaring its radii directly drops all of them. Its threshold report stays reproducible from the recorded radius. The expert reasoning behind this radius, however, cannot be regenerated from a text pipeline. The registry snapshot authorizes affine-only release. An institution always issuing the dual report therefore needs no registry. It then loses the option to omit the benchmark and the record of the configuration authorizing a past release. It can still retain and replay the inputs and outputs of each gate.</w:t>
+        <w:t xml:space="preserve"> </w:t>
+      </w:r>
+      <w:r>
+        <w:t xml:space="preserve">serve only a radius derived from documents, so a committee declaring its radii directly drops them. Its threshold report stays reproducible from the recorded radius, although the expert reasoning behind this radius cannot be regenerated from a text pipeline. In the interface layer, the registry snapshot authorizes affine-only release, so an institution always issuing the dual report needs no registry. It then loses both the option to omit the benchmark and the record of the configuration authorizing a past release. It can still retain and replay the inputs and outputs of each gate.</w:t>
       </w:r>
     </w:p>
     <w:p>
@@ -41043,7 +41696,7 @@
         <w:pStyle w:val="BodyText"/>
       </w:pPr>
       <w:r>
-        <w:t xml:space="preserve">The irreducible configuration is shorter than Table 15 suggests. A prospective configuration fixes four items. These are the economic primitives, the volatility anchor, the declared coordinate, and the weight-recording protocol. Each gate then supplies its declared radius, the recorded member weights, and the prevailing price. Benchmark recomputation also requires the registered reference project value. The declared coordinate belongs to this core, because the directional labels are unreadable without it. Weights assigned to a hypothetical profile still yield a well-defined interval, which serves as a sensitivity band over a stipulated grid.</w:t>
+        <w:t xml:space="preserve">The irreducible configuration is shorter than Table 15 suggests. At minimum, a prospective configuration fixes four items: the economic primitives, the volatility anchor, the declared coordinate, and the weight-recording protocol. Each gate then supplies its declared radius, the recorded member weights, and the prevailing price. Benchmark recomputation also requires the registered reference project value. The declared coordinate cannot be dropped, because the directional labels are unreadable without it. Where no member weights are recorded, a hypothetical profile still yields a well-defined interval, which serves as a sensitivity band over a stipulated grid.</w:t>
       </w:r>
     </w:p>
     <w:p>
@@ -42095,7 +42748,7 @@
         <w:pStyle w:val="FirstParagraph"/>
       </w:pPr>
       <w:r>
-        <w:t xml:space="preserve">Five preconditions govern whether the interval rests on a basis the gate accepts. Each precondition names an accounting choice, a model assumption, or an input-validity question. Each is documented before the report is interpreted.</w:t>
+        <w:t xml:space="preserve">Beyond the recorded configuration, five preconditions govern whether the gate can accept the basis of the reported interval. Each precondition names an accounting choice, a model assumption, or an input-validity question, and each is documented before the report is interpreted.</w:t>
       </w:r>
     </w:p>
     <w:p>
@@ -42103,7 +42756,7 @@
         <w:pStyle w:val="BodyText"/>
       </w:pPr>
       <w:r>
-        <w:t xml:space="preserve">The first precondition is the cost basis. The reported threshold is marginal. A committee comparing it with a figure including operating costs first applies the common adjustment. Across the 18 national ETS gates with archived prices, no net cost changed the reported classification, because these prices already lay below the interval. A net subsidy changed it only at scale. One gate turned mixed at</w:t>
+        <w:t xml:space="preserve">The first precondition is the cost basis, because the reported threshold is marginal. A committee comparing it with a figure including operating costs first applies the common adjustment. Across the 18 national ETS gates with archived prices, no net cost changed the reported classification, because these prices already lay below the interval. A net subsidy changed the classification only at tens of CNY/t, a scale specific to the reference configuration. One gate turned mixed at</w:t>
       </w:r>
       <w:r>
         <w:t xml:space="preserve"> </w:t>
@@ -42190,7 +42843,7 @@
         </m:r>
       </m:oMath>
       <w:r>
-        <w:t xml:space="preserve"> CNY/t, all 18 read invest. In this sweep, the classification changed only for adjustments of tens of CNY/t, a scale specific to the reference configuration. The reported thresholds also carry basis risk against the realized carbon cost of a plant. Two common components deserve mention. A per-tonne transport and storage charge is the additive adjustment</w:t>
+        <w:t xml:space="preserve"> CNY/t, all 18 read unanimous invest. The reported thresholds also carry basis risk against the realized carbon cost of a plant. Two common cost components map onto the adjustments of the reported basis. A per-tonne transport and storage charge is the additive adjustment</w:t>
       </w:r>
       <w:r>
         <w:t xml:space="preserve"> </w:t>
@@ -42212,7 +42865,7 @@
         <w:pStyle w:val="BodyText"/>
       </w:pPr>
       <w:r>
-        <w:t xml:space="preserve">The second precondition is the horizon. Replacing the perpetuity with a finite-horizon annuity multiplies every member threshold, the interval width, and every price-unit envelope by one common factor. The member ordering, the directional labels, and the relative spread survive, while the classification of a given price may change. Solving the stopping problem on a finite horizon moved the critical weight by less than 0.03 at every examined radius. This bound held between a five-year horizon and the perpetuity. A gate reporting on an annuity basis rescales the envelope with the thresholds.</w:t>
+        <w:t xml:space="preserve">The second precondition is the horizon. Replacing the perpetuity with a finite-horizon annuity multiplies every member threshold, the interval width, and every price-unit envelope by one common factor. The member ordering, the directional labels, and the relative spread survive, while the classification of a given price may change. A gate reporting on an annuity basis therefore rescales the envelope with the thresholds. A finite horizon can also enter the stopping problem. Between a five-year horizon and the perpetuity, it moved the critical weight by less than 0.03 at every examined radius.</w:t>
       </w:r>
     </w:p>
     <w:p>
@@ -42220,7 +42873,7 @@
         <w:pStyle w:val="BodyText"/>
       </w:pPr>
       <w:r>
-        <w:t xml:space="preserve">The third precondition is the ambiguity channel. At a 10% volatility radius, adding drift ambiguity of the same relative size multiplied the interval width by 2.41. It also raised the maximum relative trigger error from 0.26% to 1.48%. The volatility-only declaration reached at most 1.26% on the primary grid, at any radius up to 22%. The joint value at a 10% radius therefore already exceeded this maximum. A gate under a joint declaration therefore re-evaluates accuracy before release.</w:t>
+        <w:t xml:space="preserve">The third precondition is the ambiguity channel, since the model places ambiguity on volatility alone and holds drift fixed. At a 10% volatility radius, adding drift ambiguity of the same relative size multiplied the interval width by 2.41. It also raised the maximum relative trigger error from 0.26% to 1.48%. This joint value at a 10% radius already exceeded the 1.26% maximum of the volatility-only declaration at radii up to 22%. A gate under a joint declaration therefore re-evaluates accuracy before release.</w:t>
       </w:r>
     </w:p>
     <w:p>
@@ -42228,7 +42881,7 @@
         <w:pStyle w:val="BodyText"/>
       </w:pPr>
       <w:r>
-        <w:t xml:space="preserve">The fourth precondition is the price process. On the log of the 1,073 archived observations, an augmented Dickey-Fuller regression did not reject a unit root, with or without a trend. The Lo-MacKinlay variance ratio did not reject a random walk at two, five, ten, or twenty days. These tests did not reject the persistence assumed by the geometric Brownian motion for the price level. The same returns rejected Gaussian increments. The implied mean-reversion speed was 0.818 per year, with an interval containing zero. The series therefore did not identify a speed. The point estimate still lay above the largest speed in the departure check. On this grid, a positive speed moved the anchor threshold from 116.88 CNY/t to between 97.16 and 99.81 CNY/t. The level shift alone exceeded the 7.73 CNY/t reference margin. The figure of 116.88 CNY/t is the anchor threshold recomputed on the same Crank-Nicolson grid. This comparison isolates mean reversion from the level bias of the solver. A gate expecting mean reversion should therefore recalibrate. Moving half the declared variance into jumps, at the same total, had a smaller effect. The anchor threshold moved from 116.88 to 115.41 CNY/t, and the interval width moved by at most 1.04%. The critical weight moved up. On the evaluated grids, the reported object moved under mean reversion and stayed nearly in place under the specified jumps.</w:t>
+        <w:t xml:space="preserve">The fourth precondition is the price process. On the 1,073 archived log prices, an augmented Dickey-Fuller regression did not reject a unit root, with or without a trend. The Lo-MacKinlay variance-ratio test did not reject a random walk at two, five, ten, or twenty days. These tests did not reject the persistence assumed by the geometric Brownian motion for the price level. Gaussian increments, however, were rejected for the returns of the same series. The implied mean-reversion speed was 0.818 per year, but its confidence interval contained zero, so the series did not identify a speed. The point estimate still lay above the largest reversion speed in Table 3. On this grid, a positive speed moved the anchor threshold from 116.88 CNY/t to between 97.16 and 99.81 CNY/t. The anchor threshold of 116.88 CNY/t was recomputed on the same Crank-Nicolson grid, so the comparison isolates mean reversion from the solver’s level bias. The level shift alone exceeded the 7.73 CNY/t reference margin, so a gate expecting mean reversion should recalibrate. Moving half the declared variance into jumps, at the same total, had a smaller effect. The anchor threshold moved from 116.88 to 115.41 CNY/t, the interval width changed by at most 1.04%, and the critical weight rose.</w:t>
       </w:r>
     </w:p>
     <w:p>
@@ -42236,7 +42889,7 @@
         <w:pStyle w:val="BodyText"/>
       </w:pPr>
       <w:r>
-        <w:t xml:space="preserve">The fifth precondition is the radius input. The policy-text series is an application input. Its mapping to realized volatility was unstable in the available record. A registered constant sets the radius scale, and the reference result is sensitive to this constant. A radius based on the sampling uncertainty of the volatility anchor was 6.37%, close to the 6.057% peak of the reference path. It left the archived price outside the interval. A radius based on the dispersion of quarterly realized volatility was about seven times wider and made the gate mixed. Every evaluated input alternative changing the classification lay outside the 10% cap.</w:t>
+        <w:t xml:space="preserve">The fifth precondition is the radius input, because the mapping of the policy-text series to realized volatility was unstable in the available record. A registered constant therefore sets the radius scale, and the reference result is sensitive to this constant. An alternative radius based on the sampling uncertainty of the volatility anchor was 6.37%, close to the 6.057% peak of the reference path. It left the archived price outside the interval. A radius based on the dispersion of quarterly realized volatility was about seven times larger and made the gate mixed. Every evaluated input alternative changing the classification lay outside the 10% cap.</w:t>
       </w:r>
     </w:p>
     <w:p>
@@ -42244,7 +42897,7 @@
         <w:pStyle w:val="BodyText"/>
       </w:pPr>
       <w:r>
-        <w:t xml:space="preserve">A transfer to a new application takes six steps. Three steps rebuild the theory. The first defines a common ordered uncertainty set and the meaning of the recorded weight on its adverse endpoint. The second derives the stopping object and verifies the existence of a unique scalar boundary. The third identifies the adverse endpoint as the endpoint with the lower trigger. It then rederives trigger monotonicity, curvature, and the critical weight. Three further steps rebuild the reporting apparatus. The fourth maps the member objects to a common operational scale. The fifth reconstructs the finite benchmark comparison and the versioned release registry. The sixth validates the input, the elicitation, and the scale before deployment. The workflow carries over across applications, and the formulas and signs obtained here need rederivation or checking.</w:t>
+        <w:t xml:space="preserve">Outside the CCUS setting, a transfer to a new application takes six steps, and the first three rebuild the theory. The first defines a common ordered uncertainty set and the meaning of the recorded weight on its adverse endpoint. The second derives the stopping object and verifies the existence of a unique scalar boundary. The third identifies the adverse endpoint as the endpoint with the lower trigger and then rederives trigger monotonicity, curvature, and the critical weight. Three further steps rebuild the reporting apparatus. The fourth maps the member triggers to a common operational scale. The fifth reconstructs the finite benchmark comparison and the versioned release registry. The sixth validates the input, the elicitation, and the scale before deployment. The workflow carries over across applications, whereas the formulas and signs obtained here need rederivation or checking.</w:t>
       </w:r>
     </w:p>
     <w:p>
@@ -42252,7 +42905,7 @@
         <w:pStyle w:val="BodyText"/>
       </w:pPr>
       <w:r>
-        <w:t xml:space="preserve">The application suggests three conclusions. First, the reference configuration kept every gate unanimous. In 15 of the 32 sensitivity configurations, the highest archived price reached or exceeded the lower interval edge. Second, the common appraisal inputs moved the interval edges more than member disagreement did. Third, the cost basis, horizon, ambiguity channel, price process, and radius input shaped the reading of the reported thresholds. These patterns come from one retrospective reconstruction and may differ in other projects. They nonetheless indicate where a committee might focus before reading the member-threshold vector. They also inform the conclusions of the study.</w:t>
+        <w:t xml:space="preserve">The CCUS reconstruction points to three patterns. First, the reference configuration kept every gate at unanimous wait, whereas changing one threshold-side input could produce binding configurations. Second, the common appraisal inputs moved the interval edges more than member disagreement did. Third, the five preconditions on the reported basis shaped the reading of the thresholds. These patterns come from one retrospective reconstruction and may differ in other projects. They nonetheless indicate where a committee might focus before reading the member-threshold vector.</w:t>
       </w:r>
     </w:p>
     <w:bookmarkEnd w:id="63"/>
@@ -42280,7 +42933,7 @@
         <w:pStyle w:val="FirstParagraph"/>
       </w:pPr>
       <w:r>
-        <w:t xml:space="preserve">The model and the CCUS application together addressed one stage-gate reporting problem. Members sharing the same project information may weight adverse scenarios differently and classify the prevailing price differently. A compressed report hides whether they do. The analytical results, the benchmark evaluation, and the CCUS reconstruction jointly support one central finding. Within the maintained model, the member-threshold vector and the contested-price interval showed at each gate whether all members classified the prevailing price alike. A unique critical weight partitioned these thresholds around the no-ambiguity anchor, and trigger curvature determined its location.</w:t>
+        <w:t xml:space="preserve">This study addressed one stage-gate reporting problem. Members sharing the same project information may weight adverse scenarios differently, and a compressed report hides whether their classifications of the prevailing price diverge. The analytical results, the benchmark evaluation, and the CCUS reconstruction jointly support one central finding. Within the maintained model, the member-threshold vector and the contested-price interval showed at each gate whether all members classified the prevailing price alike. A unique critical weight partitions these thresholds around the no-ambiguity anchor, and trigger curvature determines its location.</w:t>
       </w:r>
     </w:p>
     <w:p>
@@ -42288,7 +42941,7 @@
         <w:pStyle w:val="BodyText"/>
       </w:pPr>
       <w:r>
-        <w:t xml:space="preserve">Under the affine rule, the side of one half on which the critical weight fell followed from trigger curvature in the declared ambiguity coordinate. Under the pre-commitment benchmark, it also depended on the reference project value. In standard-deviation units, the affine critical weight lay above one half throughout the domain. A symmetric declaration in variance units at the same relative radius selected different endpoint volatilities and reversed this placement. Evaluating the pre-commitment benchmark at</w:t>
+        <w:t xml:space="preserve">Trigger curvature changes sign with the declared ambiguity coordinate, so the affine critical weight falls on a coordinate-dependent side of one half. Under the pre-commitment benchmark, this side also depends on the reference project value. In standard-deviation units, the affine critical weight lies above one half throughout the domain. A symmetric declaration in variance units at the same relative radius selects different endpoint volatilities and reverses this placement. Evaluating the pre-commitment benchmark at</w:t>
       </w:r>
       <w:r>
         <w:t xml:space="preserve"> </w:t>
@@ -42328,7 +42981,7 @@
         <w:pStyle w:val="BodyText"/>
       </w:pPr>
       <w:r>
-        <w:t xml:space="preserve">Across the 33 admissible calibrations, the maximum member-trigger error was 2.74% of the benchmark over the primary radius range up to 22%. It reached 6.15% with the 33% stress radius included. Small trigger errors did not guarantee identical classifications. The two fidelity criteria held only at the evaluated radii up to 10%. On held-out configurations, the price-axis distance used for release behaved as on the evaluated grid. The normalized criteria failed on one weight profile clustered near one half. There, a similar absolute displacement formed a much larger fraction of the narrow benchmark interval. The release rule therefore conditions on absolute distances.</w:t>
+        <w:t xml:space="preserve">Beyond the direction of each member shift, the benchmark comparison measured the size of the affine error. Across the 33 admissible calibrations, the maximum member-trigger error was 2.74% of the benchmark over the primary radius range up to 22%. This maximum reached 6.15% with the 33% stress radius included. Small trigger errors could still change classifications, and the two classification-fidelity criteria held only at the evaluated radii up to 10%. This radius therefore caps affine-only release. On held-out configurations, the price-axis release distance behaved as on the evaluated grid, whereas both normalized criteria failed on one profile clustered near one half. There, a similar absolute displacement formed a much larger fraction of the narrow benchmark interval. The release rule therefore conditions on absolute distances.</w:t>
       </w:r>
     </w:p>
     <w:p>
@@ -42336,7 +42989,7 @@
         <w:pStyle w:val="BodyText"/>
       </w:pPr>
       <w:r>
-        <w:t xml:space="preserve">In the CCUS application, baseline unanimity depended on the configuration. Under the reference configuration, none of the 1,073 archived allowance prices reached the interval in force at the time. One classification summary would therefore have sufficed at every gate. With the price record fixed and only the threshold side perturbed, this outcome failed in 15 of the 32 sensitivity configurations. Eleven of these 15 cells went to benchmark recomputation, ten of them at radii above the affine-only cap. The remaining four were binding and releasable on the affine report alone. The results have two practical implications. In this illustration, member disagreement moved the reported edges less than the common appraisal inputs did. A committee with an unsettled cost basis would weigh member attitudes inside an interval narrower than the shift from a 10% cost revision. Repeated unanimous classifications may also arise with dispersed member thresholds, because the prevailing price can stay outside the contested interval. Unanimity alone therefore says little about the closeness of the thresholds. These implications hold under the maintained model, the reference profile, and the declared ambiguity coordinate.</w:t>
+        <w:t xml:space="preserve">In the CCUS application, the unanimous-wait outcome depended on the configuration. Under the reference configuration, none of the 1,073 archived allowance prices reached the interval in force at the time. One classification summary would therefore have sufficed at every gate. With the price record fixed and only the threshold side perturbed, this outcome did not hold in 15 of the 32 sensitivity configurations. Eleven of these 15 cells went to benchmark recomputation, ten of them at radii above the affine-only cap. The remaining four cleared the release rule on the affine report alone. These results have two practical implications. First, member disagreement moved the reported edges less than the common appraisal inputs did in this illustration. A committee with an unsettled cost basis would thus weigh member attitudes inside an interval narrower than the shift from a 10% cost revision. Second, repeated unanimous classifications may arise even with dispersed member thresholds, because the prevailing price can stay outside the contested-price interval. Unanimity alone therefore says little about the closeness of the thresholds. These implications hold under the maintained model, the reference profile, and the declared ambiguity coordinate.</w:t>
       </w:r>
     </w:p>
     <w:p>
@@ -42344,7 +42997,7 @@
         <w:pStyle w:val="BodyText"/>
       </w:pPr>
       <w:r>
-        <w:t xml:space="preserve">The most important limitation is the maintained price model. Every member threshold is derived under a perpetual geometric Brownian motion. This assumption matters because the threshold levels and the interval edges depend on the price process. Under mean reversion, the anchor threshold moved by more than the reference margin. The limitation is acceptable here because the archived prices did not reject the persistence assumed by the model. In the robustness grids, the critical weight also stayed above one half under mean reversion, a finite horizon, and jumps at fixed declared variance. A gate expecting another process recalibrates before release.</w:t>
+        <w:t xml:space="preserve">The most important limitation is the maintained price model. Every member threshold is derived under a perpetual geometric Brownian motion. This assumption matters because the threshold levels and the interval edges depend on the price process. Under mean reversion, the anchor threshold moved by more than the 7.73 CNY/t margin between the highest archived price and the lower edge. The limitation is acceptable here because unit-root and variance-ratio tests on the archived prices did not reject the persistence assumed by the model. In the robustness grids, the critical weight also stayed above one half under mean reversion, a finite horizon, and jumps at fixed declared variance. A gate expecting another process recalibrates before release.</w:t>
       </w:r>
     </w:p>
     <w:p>
@@ -42352,7 +43005,7 @@
         <w:pStyle w:val="BodyText"/>
       </w:pPr>
       <w:r>
-        <w:t xml:space="preserve">The proposed report moves the detection of member disagreement from the vote to the screening step before it. By using one recorded weight per member, it lets the committee decide before any aggregation whether one classification summary suffices. Where the members disagree, the report locates the disagreement in price units and states whether the affine rule can stand alone.</w:t>
+        <w:t xml:space="preserve">Within these limits, the proposed report moves the detection of member disagreement from the vote to the screening step before it. By using one recorded weight per member, it allows the committee to examine member differences before any aggregation rule is applied. Where the members disagree, the report locates the disagreement in price units, and at every gate it states whether the affine rule can stand alone.</w:t>
       </w:r>
     </w:p>
     <w:bookmarkEnd w:id="65"/>
@@ -42388,7 +43041,7 @@
         <w:pStyle w:val="FirstParagraph"/>
       </w:pPr>
       <w:r>
-        <w:t xml:space="preserve">The anonymized replication archive accompanying this submission contains the processed data and the code. Its README itemizes the contents, and a per-file SHA-256 manifest lists every file. The 74 commands listed in the README were run from a clean copy. Of these, 68 completed, and 5 were skipped because their inputs are not redistributed. One legacy diagnostic returned its expected nonzero status. The code is released under the MIT License and the processed data under CC BY 4.0. The archive is a static snapshot of the evaluated registry cells and the fallback logic. The 682 policy documents are third-party material from the PKULaw database and are not redistributed. The archive lists the stable PKULaw document number of each record, so a reader with database access can retrieve the same set. One environment variable points the pipeline to a local copy. The carbon prices are published CEA and Shanghai pilot closing prices. The encoder weights are publicly released models used under their own licenses. The archive includes the processed price series and the derived document vectors. The submission-stage archive has no permanent external repository identifier yet.</w:t>
+        <w:t xml:space="preserve">The anonymized replication archive accompanying this submission contains the code and the processed data, including the price series and the derived document vectors. Its README itemizes the contents, and a per-file SHA-256 manifest lists every file. The 74 commands listed in the README were run from a clean copy, and 68 of them completed. Of the rest, 5 were skipped because their inputs are not redistributed, and one legacy diagnostic returned its expected nonzero status. The code is released under the MIT License and the processed data under CC BY 4.0. The archive is a static snapshot of the evaluated registry cells and the fallback logic. The 682 policy documents are third-party material from the PKULaw database and are not redistributed. The archive lists the stable PKULaw document number of each record, so a reader with database access can retrieve the same set. One environment variable then points the pipeline to the local copy of these documents. The carbon prices are published CEA and Shanghai pilot closing prices. The encoder weights come from publicly released models used under their own licenses. The submission-stage archive has no permanent external repository identifier yet.</w:t>
       </w:r>
     </w:p>
     <w:bookmarkEnd w:id="67"/>

--- a/revised/CAIE_main_revised.docx
+++ b/revised/CAIE_main_revised.docx
@@ -34,7 +34,7 @@
         </m:r>
       </m:oMath>
       <w:r>
-        <w:t xml:space="preserve">-maxmin expected utility benchmark, the largest relative trigger error over the primary radii was 2.74%. Because small trigger errors did not guarantee identical classifications, affine-only release is capped at 10%, the largest evaluated radius at which two fidelity criteria held. Monte Carlo committee panels showed the member-threshold vector retaining investment-timing information, with 88.5% lower median price-axis loss than the ex post best of four single-trigger summaries. In a carbon capture, utilization, and storage retrofit, all archived prices stayed below the lower edge under the reference configuration. In 15 of 32 sensitivity configurations, however, the highest archived price reached or exceeded this edge. Unanimity at a gate therefore depended on the recorded inputs, and the member-level report made this dependence visible.</w:t>
+        <w:t xml:space="preserve">-maxmin expected utility benchmark, the largest relative trigger error over the primary radii was 2.74%. Because small trigger errors did not guarantee identical classifications, affine-only release is capped at 10%, the largest evaluated radius at which two fidelity criteria held. In Monte Carlo committee panels, the member-threshold vector retained investment-timing information, with 88.5% lower median loss than the ex post best of four single-trigger summaries. In a carbon capture, utilization, and storage retrofit, all archived prices stayed below the lower edge under the reference configuration. In 15 of 32 sensitivity configurations, however, the highest archived price reached or exceeded this edge. Unanimity at a gate therefore depended on the recorded inputs, and the member-level report made this dependence visible.</w:t>
       </w:r>
     </w:p>
     <w:p>
@@ -311,7 +311,7 @@
         <w:pStyle w:val="BodyText"/>
       </w:pPr>
       <w:r>
-        <w:t xml:space="preserve">By treating member disagreement as a reported quantity with stated accuracy limits, the study addresses a reporting gap between real-options analysis and committee decision support. The same gap separates a trigger computed for the project from a decision taken by its committee.</w:t>
+        <w:t xml:space="preserve">By treating member disagreement as a reported quantity with stated accuracy limits, the study addresses a reporting gap between real-options analysis and committee decision support. This gap separates a trigger computed for the project from a decision taken by its committee.</w:t>
       </w:r>
     </w:p>
     <w:p>
@@ -4855,7 +4855,7 @@
         <w:pStyle w:val="BodyText"/>
       </w:pPr>
       <w:r>
-        <w:t xml:space="preserve">By contrast, one line of theory indexes the option by the individual. Garlappi et al. (2017, 2022) examined group real options in which members hold heterogeneous beliefs and decide by voting. In their model, a representative median member cannot reproduce group behavior. Their analysis concerns group behavior after a vote, whereas the present report precedes any vote. The present setting differs from this literature in three further respects. Heterogeneity enters through ambiguity attitudes, all members share the same information set, and ambiguity falls on volatility. Cardenas (2025) extended this line to the timing of group investment decisions. In this model, members hold heterogeneous beliefs, and the rule of each member has a double continuation region. Disagreement can produce inertia and underinvestment even when every member would invest individually. The two boundaries delimit the continuation region of one member, whereas the interval reported here spans the one-sided thresholds of different members. The gate reports this interval without resolving the disagreement. Across this stream, the reported objects are project-level triggers, values, policies, stopping regions, robust decisions, and group behavior after a vote. In the reviewed work, member-level rules appear only inside group models of voting or joint timing (Garlappi et al., 2017; Cardenas, 2025). The first gap is therefore the absence of a gate-level vector of one-sided member thresholds indexed by ambiguity attitude. This gap includes the position of such thresholds relative to the no-ambiguity anchor under volatility ambiguity.</w:t>
+        <w:t xml:space="preserve">By contrast, one line of theory indexes the option by the individual. Garlappi et al. (2017, 2022) examined group real options in which members hold heterogeneous beliefs and decide by voting. In their model, a representative median member cannot reproduce group behavior. Their analysis concerns group behavior after a vote, whereas the present report precedes any vote. The present setting differs from this literature in three further respects. Heterogeneity enters through ambiguity attitudes, all members share the same information set, and ambiguity falls on volatility. Cardenas (2025) extended this line to the timing of group investment decisions. In this model, members hold heterogeneous beliefs, and the rule of each member has a double continuation region. Disagreement can produce inertia and underinvestment even when every member would invest individually. The two boundaries delimit the continuation region of one member, whereas the interval reported here spans the one-sided thresholds of different members. The gate reports this interval without resolving the disagreement. Across this stream, the reported objects are project-level triggers, values, policies, stopping regions, robust decisions, and group behavior after a vote. In the reviewed work, member-level rules appear inside group models of voting or joint timing (Garlappi et al., 2017; Cardenas, 2025). The first gap is therefore the absence of a gate-level vector of one-sided member thresholds indexed by ambiguity attitude. This gap includes the position of such thresholds relative to the no-ambiguity anchor under volatility ambiguity.</w:t>
       </w:r>
     </w:p>
     <w:bookmarkEnd w:id="10"/>
@@ -5195,7 +5195,7 @@
         <w:pStyle w:val="FirstParagraph"/>
       </w:pPr>
       <w:r>
-        <w:t xml:space="preserve">The member-threshold vector answering these gaps is built from the gate decision and its inputs. These inputs are of two kinds: inputs shared by all members and one recorded weight per member. Each reported threshold combines the shared model inputs with the weight of one member.</w:t>
+        <w:t xml:space="preserve">The member-threshold vector addressing the first two gaps is built from the gate decision and its inputs. These inputs are of two kinds: inputs shared by all members and one recorded weight per member. Each reported threshold combines the shared model inputs with the weight of one member.</w:t>
       </w:r>
     </w:p>
     <w:bookmarkStart w:id="17" w:name="the-gate-level-decision-problem"/>
@@ -6279,7 +6279,7 @@
         <w:pStyle w:val="BodyText"/>
       </w:pPr>
       <w:r>
-        <w:t xml:space="preserve">With these definitions, all members share the calibration, the project inputs, the ambiguity set, and the prevailing price, and each member carries one recorded weight. The remaining task is analytical: mapping each weight to a trigger, converting the triggers into price thresholds, and stating when the report may be released.</w:t>
+        <w:t xml:space="preserve">These definitions complete the inputs of the gate. The remaining task is analytical: mapping each weight to a trigger, converting the triggers into price thresholds, and stating when the report may be released.</w:t>
       </w:r>
     </w:p>
     <w:bookmarkEnd w:id="18"/>
@@ -8666,7 +8666,7 @@
         <w:pStyle w:val="BodyText"/>
       </w:pPr>
       <w:r>
-        <w:t xml:space="preserve">Given the recorded weights, the affine rule also supports a directional reading of each member trigger. At a positive radius, a member trigger below the anchor trigger is acceleration-oriented, and one above it is delay-oriented. These directional labels complement the invest-or-wait classifications. These shifts can be checked against the drift-ambiguity result of Nishimura and Ozaki (2007). At</w:t>
+        <w:t xml:space="preserve">Given the recorded weights, the affine rule also supports a directional reading of each member trigger. At a positive radius, a member trigger below the anchor trigger is acceleration-oriented, and one above it is delay-oriented. These directional labels complement the invest-or-wait classifications. The direction of these labels can be checked against the drift-ambiguity result of Nishimura and Ozaki (2007). At</w:t>
       </w:r>
       <w:r>
         <w:t xml:space="preserve"> </w:t>
@@ -18768,7 +18768,7 @@
         <w:t xml:space="preserve"> </w:t>
       </w:r>
       <w:r>
-        <w:t xml:space="preserve">lay below it and decreased in the radius. Under the benchmark at this reference value, both the sign of Corollary 1 and the monotonicity of Corollary 2 therefore reversed. The four-member reference profile has equally spaced recorded weights from 0.25 to 1. At the baseline calibration of Table 7 and this profile, the formulations disagreed far less on the interval width than on the directional labels. At a 10% radius, the widths were 10.945 CNY/t (affine), 11.027 CNY/t (recursive), and 10.717 CNY/t (pre-commitment). The two comparators lay within 2.1% of the affine width, and this distance grew with the radius to 6.4% at the 33% stress radius.</w:t>
+        <w:t xml:space="preserve">lay below it and decreased in the radius. Under the benchmark at this reference value, both the sign of Corollary 1 and the monotonicity of Corollary 2 therefore reversed. The four-member reference profile has equally spaced recorded weights from 0.25 to 1.00. At the baseline calibration of Table 7 and this profile, the formulations disagreed far less on the interval width than on the directional labels. At a 10% radius, the widths were 10.945 CNY/t (affine), 11.027 CNY/t (recursive), and 10.717 CNY/t (pre-commitment). The two comparators lay within 2.1% of the affine width, and this distance grew with the radius to 6.4% at the 33% stress radius.</w:t>
       </w:r>
     </w:p>
     <w:p>
@@ -21567,7 +21567,7 @@
         <w:pStyle w:val="BodyText"/>
       </w:pPr>
       <w:r>
-        <w:t xml:space="preserve">Regarding location, the benchmark critical weight fell on both sides of one half over the baseline grid. It exceeded one half only for reference values below roughly</w:t>
+        <w:t xml:space="preserve">Over the baseline grid, the benchmark critical weight fell on both sides of one half, depending on the reference project value. It exceeded one half only for reference values below roughly</w:t>
       </w:r>
       <w:r>
         <w:t xml:space="preserve"> </w:t>
@@ -22076,7 +22076,7 @@
         <w:pStyle w:val="BodyText"/>
       </w:pPr>
       <w:r>
-        <w:t xml:space="preserve">The accuracy figures fix</w:t>
+        <w:t xml:space="preserve">Fixing</w:t>
       </w:r>
       <w:r>
         <w:t xml:space="preserve"> </w:t>
@@ -22105,7 +22105,10 @@
         </m:r>
       </m:oMath>
       <w:r>
-        <w:t xml:space="preserve">, which removes the dependence of the benchmark vector on</w:t>
+        <w:t xml:space="preserve"> </w:t>
+      </w:r>
+      <w:r>
+        <w:t xml:space="preserve">removes the dependence of the benchmark vector on</w:t>
       </w:r>
       <w:r>
         <w:t xml:space="preserve"> </w:t>
@@ -23658,7 +23661,7 @@
         <w:pStyle w:val="FirstParagraph"/>
       </w:pPr>
       <w:r>
-        <w:t xml:space="preserve">The affine trigger errors are small, yet they can still change a classification when a price lies between the affine and benchmark thresholds. The comparison is therefore made on the price axis, and two quantities are computed for each configuration from the affine and benchmark member-threshold vectors. The first is the intersection over union (IoU) of the affine and benchmark contested-price intervals. The second is the omitted mixed share, the length of the benchmark interval outside the affine interval divided by the benchmark width. For prices in this omitted region, the affine rule reports a unanimous classification, whereas the benchmark reports a mixed one. Both diagnostics are geometric, so they require no assumption on the distribution of the prevailing price.</w:t>
+        <w:t xml:space="preserve">Small trigger errors can still change a classification when a price lies between the affine and benchmark thresholds. The comparison is therefore made on the price axis, and two quantities are computed for each configuration from the affine and benchmark member-threshold vectors. The first is the intersection over union (IoU) of the affine and benchmark contested-price intervals. The second is the omitted mixed share, the length of the benchmark interval outside the affine interval divided by the benchmark width. For prices in this omitted region, the affine rule reports a unanimous classification, whereas the benchmark reports a mixed one. Both diagnostics are geometric, so they require no assumption on the distribution of the prevailing price.</w:t>
       </w:r>
     </w:p>
     <w:p>
@@ -23757,7 +23760,7 @@
         <w:pStyle w:val="BodyText"/>
       </w:pPr>
       <w:r>
-        <w:t xml:space="preserve">The same panels supply two reference quantities for an institution setting its own release criteria. The first is a length in price units, the omitted mixed share multiplied by the benchmark interval width. Table 6 reports this length normalized by the anchor threshold, from 0.09% at a 5% radius to 3.60% at the stress radius. At the baseline anchor threshold, these values equaled about 0.10 and 4.24 CNY/t. The second is panel dependence. Fidelity improved monotonically with panel size and degraded under one-sided weight skew. A skewed profile brings the two interval edges closer together, so a given threshold error removes a larger share of the benchmark interval. The weakest cell was a three-member panel under skew. A committee can compare these lengths with the price band over which it regards the gate decision as open. Given the panel dependence, it can then set its own release cap.</w:t>
+        <w:t xml:space="preserve">The same panels supply two inputs for an institution setting its own release criteria. The first is a length in price units, the omitted mixed share multiplied by the benchmark interval width. Table 6 reports this length normalized by the anchor threshold, from 0.09% at a 5% radius to 3.60% at the stress radius. At the baseline anchor threshold, these values equaled about 0.10 and 4.24 CNY/t. The second is panel dependence. Fidelity improved monotonically with panel size and degraded under one-sided weight skew. A skewed profile brings the two interval edges closer together, so a given threshold error removes a larger share of the benchmark interval. The weakest cell was a three-member panel under skew. A committee can compare these lengths with the price band over which it regards the gate decision as open. Given the panel dependence, it can then set its own release cap.</w:t>
       </w:r>
     </w:p>
     <w:p>
@@ -23765,7 +23768,7 @@
         <w:pStyle w:val="BodyText"/>
       </w:pPr>
       <w:r>
-        <w:t xml:space="preserve">The weakest configuration, a three-member panel under skew, is visible at the gate without the benchmark. A dispersion statistic of the recorded weights might therefore serve as an escalation rule for benchmark recomputation. One natural candidate is the ratio of the range of the recorded weights to their interquartile range. This ratio failed as an escalation rule. For three-member panels, it equals two for every profile. Their classification fidelity nonetheless ranged from 48.5% to 99.2%, measured as the share of configurations with an IoU of at least 0.90. For larger panels, the correlation between the ratio and fidelity stayed below 0.25. The weight profile and the panel size did separate passing cells from failing cells, and a gate records both. The release rule nonetheless conditions on the distances between the prevailing price and the thresholds, because these distances catch the affected gates directly.</w:t>
+        <w:t xml:space="preserve">This weakest cell is visible at the gate without the benchmark. A dispersion statistic of the recorded weights might therefore serve as an escalation rule for benchmark recomputation. One natural candidate is the ratio of the range of the recorded weights to their interquartile range. This ratio failed as an escalation rule. For three-member panels, it equals two for every profile. Their classification fidelity nonetheless ranged from 48.5% to 99.2%, measured as the share of configurations with an IoU of at least 0.90. For larger panels, the correlation between the ratio and fidelity stayed below 0.25. The weight profile and the panel size did separate passing cells from failing cells, and a gate records both. The release rule nonetheless conditions on the distances between the prevailing price and the thresholds, because these distances catch the affected gates directly.</w:t>
       </w:r>
     </w:p>
     <w:p>
@@ -25959,7 +25962,7 @@
         <w:pStyle w:val="BodyText"/>
       </w:pPr>
       <w:r>
-        <w:t xml:space="preserve">The 10% radius cap in condition (ii) is the largest evaluated radius at which both fidelity criteria held in the deterministic design. A refinement at intermediate radii located the failure just above the cap. C2 failed first, at 11%, where the 95th percentile of the omitted mixed share reached 5.4% against the 5% limit. At the 10% radius, the same quantity was 4.96%, so C2 held at the cap by 0.04 percentage points. The breach at 11% was 0.4 percentage points, which suggests a gradual loss of accuracy across the cap. By Proposition 4(i), the leading error term grows with the squared radius, so raising the cap from 10% to 22% multiplies it by about five.</w:t>
+        <w:t xml:space="preserve">The 10% radius cap in condition (ii) is the largest evaluated radius at which both fidelity criteria held in the deterministic design. A refinement at intermediate radii located the failure just above the cap. C2 failed first, at 11%, where the 95th percentile of the omitted mixed share reached 5.4% against the 5% limit. At the 10% radius, the same quantity was 4.96%, so C2 held at the cap by 0.04 percentage points. The breach at 11% was 0.4 percentage points, which suggests a gradual loss of accuracy across the cap. By Proposition 4(i), the leading error term grows with the squared radius, so raising the cap to 22% would multiply it by about five.</w:t>
       </w:r>
     </w:p>
     <w:p>
@@ -27475,7 +27478,7 @@
         <w:pStyle w:val="BodyText"/>
       </w:pPr>
       <w:r>
-        <w:t xml:space="preserve">Although the data left the radius scale open, two properties suit the signal to its illustrative role. First, an institution can archive and re-encode the documents. With the corpus, encoding pipeline, and scaling convention recorded, a past radius can be recomputed without re-eliciting any expert input. Second, the documents come from the same regulatory process whose ambiguity the committee evaluates at each gate.</w:t>
+        <w:t xml:space="preserve">Although the slope estimates left the radius scale open, two properties suit the signal to its illustrative role. First, an institution can archive and re-encode the documents. With the corpus, encoding pipeline, and scaling convention recorded, a past radius can be recomputed without re-eliciting any expert input. Second, the documents come from the same regulatory process whose ambiguity the committee evaluates at each gate.</w:t>
       </w:r>
     </w:p>
     <w:p>
@@ -35540,7 +35543,7 @@
         <w:pStyle w:val="BodyText"/>
       </w:pPr>
       <w:r>
-        <w:t xml:space="preserve">At the cap, the upper limit of affine-only eligibility, Table 11 reports the member triggers and thresholds. The reference profile contains four equally spaced recorded weights from 0.25 to 1.00, which are design inputs for the illustration. Its weight range of 0.750 was the widest among five profiles compared at a common radius. Under the affine, strictly decreasing map, it therefore produced the largest interval width among the five. Within this profile, the weight</w:t>
+        <w:t xml:space="preserve">At the cap, the upper limit of affine-only eligibility, Table 11 reports the member triggers and thresholds. The recorded weights of the reference profile, from 0.25 to 1.00, are design inputs for the illustration. Its weight range of 0.750 was the widest among five profiles compared at a common radius. Under the affine, strictly decreasing map, it therefore produced the largest interval width among the five. Within this profile, the weight</w:t>
       </w:r>
       <w:r>
         <w:t xml:space="preserve"> </w:t>
@@ -38344,7 +38347,7 @@
         <w:t xml:space="preserve"> </w:t>
       </w:r>
       <w:r>
-        <w:t xml:space="preserve">row, where the highest archived price exceeded the upper edge at radii up to 22%. At the 33% stress radius, the interval widened enough to contain this price. Two opposing channels shift the threshold level at this discount rate. The smaller characteristic root raises the project-value trigger, whereas the thinner net discount margin lowers the factor converting triggers into prices. The discount-margin channel dominated, so every threshold fell. The fourth cell, routed by the safeguard to benchmark recomputation, is Configuration A of Table 12, the lower volatility anchor at the frozen reference-peak radius. Beyond these perturbations, the upper-edge margin also depends on the estimation window of the volatility anchor. The thresholds were recomputed at the reference-peak radius under five national and two pilot windows, with either the relative or the absolute radius held fixed. The archived price stayed outside the interval in every window. The two pilot windows gave a volatility anchor of about 0.95 and thresholds above 500 CNY/t.</w:t>
+        <w:t xml:space="preserve">row, where the highest archived price exceeded the upper edge at radii up to 22%. At the 33% stress radius, the interval widened enough to contain this price. Two opposing channels shift the threshold level at this discount rate. The smaller characteristic root raises the project-value trigger, whereas the thinner net discount margin lowers the factor converting triggers into prices. The discount-margin channel dominated, so every threshold fell. The fourth cell is Configuration A of Table 12, the lower volatility anchor at the frozen reference-peak radius. Beyond these perturbations, the upper-edge margin also depends on the estimation window of the volatility anchor. The thresholds were recomputed at the reference-peak radius under five national and two pilot windows, with either the relative or the absolute radius held fixed. The archived price stayed outside the interval in every window. The two pilot windows gave a volatility anchor of about 0.95 and thresholds above 500 CNY/t.</w:t>
       </w:r>
     </w:p>
     <w:p>
@@ -41338,7 +41341,7 @@
         <w:t xml:space="preserve"> </w:t>
       </w:r>
       <w:r>
-        <w:t xml:space="preserve">on the adverse endpoint of the declared ambiguity set. A calibration to a different object needs a stated mapping. It must be reproducible at the same gate, because the recorded weight enters the gate audit record. Its precision must also be assessed against the review band around the critical weight. A prospective implementation should therefore prespecify standardized administration with attention and comprehension checks. It should also prespecify a test-retest assessment of rank-order reliability and a check of scale comparability across gates. Candidate instruments include matching-probability tasks in the style of Dimmock et al. (2016), lottery equivalents, and structured vignettes. A discrete-choice format such as best-worst scaling could also serve, with its output mapped onto</w:t>
+        <w:t xml:space="preserve">on the adverse endpoint of the declared ambiguity set. A calibration to a different object needs a stated mapping. The instrument must be reproducible at the same gate, because the recorded weight enters the gate audit record. Its precision must also be assessed against the review band around the critical weight. A prospective implementation should therefore prespecify standardized administration with attention and comprehension checks. It should also prespecify a test-retest assessment of rank-order reliability and a check of scale comparability across gates. Candidate instruments include matching-probability tasks in the style of Dimmock et al. (2016), lottery equivalents, and structured vignettes. A discrete-choice format such as best-worst scaling could also serve, with its output mapped onto</w:t>
       </w:r>
       <w:r>
         <w:t xml:space="preserve"> </w:t>
@@ -43005,7 +43008,7 @@
         <w:pStyle w:val="BodyText"/>
       </w:pPr>
       <w:r>
-        <w:t xml:space="preserve">Within these limits, the proposed report moves the detection of member disagreement from the vote to the screening step before it. By using one recorded weight per member, it allows the committee to examine member differences before any aggregation rule is applied. Where the members disagree, the report locates the disagreement in price units, and at every gate it states whether the affine rule can stand alone.</w:t>
+        <w:t xml:space="preserve">Within these limits, the proposed report moves the detection of member disagreement from the vote to the screening step before it. By using one recorded weight per member, it allows the committee to determine before any aggregation whether one classification summary suffices. Where the members disagree, the report locates the disagreement in price units, and at every gate it states whether the affine rule can stand alone.</w:t>
       </w:r>
     </w:p>
     <w:bookmarkEnd w:id="65"/>
